--- a/zht/docx/094.content.docx
+++ b/zht/docx/094.content.docx
@@ -149,27 +149,7 @@
         <w:rPr>
           <w:lang w:val="zh_TW" w:bidi="zh_TW"/>
         </w:rPr>
-        <w:t>rao</w:t>
-      </w:r>
-      <w:r>
-        <w:rPr>
-          <w:lang w:val="zh_TW" w:bidi="zh_TW"/>
-        </w:rPr>
-      </w:r>
-    </w:p>
-    <w:p>
-      <w:pPr/>
-      <w:r>
-        <w:rPr>
-          <w:lang w:val="zh_TW" w:bidi="zh_TW"/>
-        </w:rPr>
-      </w:r>
-      <w:r>
-        <w:rPr>
-          <w:i/>
-          <w:lang w:val="zh_TW" w:bidi="zh_TW"/>
-        </w:rPr>
-        <w:t>饒恕</w:t>
+        <w:t>mu</w:t>
       </w:r>
       <w:r>
         <w:rPr>
@@ -232,7 +212,7 @@
         <w:rPr>
           <w:lang w:val="zh_TW" w:bidi="zh_TW"/>
         </w:rPr>
-        <w:t>饒恕</w:t>
+        <w:t>木匠</w:t>
       </w:r>
       <w:r>
         <w:rPr>
@@ -251,7 +231,7 @@
         <w:rPr>
           <w:lang w:val="zh_TW" w:bidi="zh_TW"/>
         </w:rPr>
-        <w:t>饒恕，涉及修復破裂的關係；不再對錯誤和冒犯感到怨恨。饒恕主要是神的行為，祂赦免罪人免受審判，並使他們免於因犯罪而受到神的懲罰。由於只有神是聖潔的，只有神能夠赦免罪（</w:t>
+        <w:t>從事木工工作的人，負責建造房屋的框架、屋頂、窗戶和門。小型結構如房屋，通常由屋主自行建造；而神廟和宮殿等大型建築，則需要熟練工匠參與。建造這些較大的建築物，需要木匠與石匠合作，後者專門切割和準備建築用的石材（</w:t>
       </w:r>
       <w:hyperlink r:id="rId13">
         <w:r>
@@ -262,15 +242,9 @@
             <w:color w:val="0000EE"/>
             <w:u w:val="single"/>
           </w:rPr>
-          <w:t>可2:7</w:t>
+          <w:t>王下12:11，</w:t>
         </w:r>
       </w:hyperlink>
-      <w:r>
-        <w:rPr>
-          <w:lang w:val="zh_TW" w:bidi="zh_TW"/>
-        </w:rPr>
-        <w:t>；</w:t>
-      </w:r>
       <w:hyperlink r:id="rId14">
         <w:r>
           <w:rPr>
@@ -280,14 +254,138 @@
             <w:color w:val="0000EE"/>
             <w:u w:val="single"/>
           </w:rPr>
-          <w:t>路5:21</w:t>
+          <w:t>22:6</w:t>
         </w:r>
       </w:hyperlink>
       <w:r>
         <w:rPr>
           <w:lang w:val="zh_TW" w:bidi="zh_TW"/>
         </w:rPr>
-        <w:t>）。饒恕也是一種人類行為，延伸到對鄰舍的饒恕——這是人們意識到並接受神饒恕的表現。因此，饒恕是基督教獨有的教義。</w:t>
+        <w:t>；</w:t>
+      </w:r>
+      <w:hyperlink r:id="rId15">
+        <w:r>
+          <w:rPr>
+            <w:lang w:val="zh_TW" w:bidi="zh_TW"/>
+          </w:rPr>
+          <w:rPr>
+            <w:color w:val="0000EE"/>
+            <w:u w:val="single"/>
+          </w:rPr>
+          <w:t>代上14:1，</w:t>
+        </w:r>
+      </w:hyperlink>
+      <w:hyperlink r:id="rId16">
+        <w:r>
+          <w:rPr>
+            <w:lang w:val="zh_TW" w:bidi="zh_TW"/>
+          </w:rPr>
+          <w:rPr>
+            <w:color w:val="0000EE"/>
+            <w:u w:val="single"/>
+          </w:rPr>
+          <w:t>22:15</w:t>
+        </w:r>
+      </w:hyperlink>
+      <w:r>
+        <w:rPr>
+          <w:lang w:val="zh_TW" w:bidi="zh_TW"/>
+        </w:rPr>
+        <w:t>；</w:t>
+      </w:r>
+      <w:hyperlink r:id="rId17">
+        <w:r>
+          <w:rPr>
+            <w:lang w:val="zh_TW" w:bidi="zh_TW"/>
+          </w:rPr>
+          <w:rPr>
+            <w:color w:val="0000EE"/>
+            <w:u w:val="single"/>
+          </w:rPr>
+          <w:t>代下24:12，</w:t>
+        </w:r>
+      </w:hyperlink>
+      <w:hyperlink r:id="rId18">
+        <w:r>
+          <w:rPr>
+            <w:lang w:val="zh_TW" w:bidi="zh_TW"/>
+          </w:rPr>
+          <w:rPr>
+            <w:color w:val="0000EE"/>
+            <w:u w:val="single"/>
+          </w:rPr>
+          <w:t>34:11</w:t>
+        </w:r>
+      </w:hyperlink>
+      <w:r>
+        <w:rPr>
+          <w:lang w:val="zh_TW" w:bidi="zh_TW"/>
+        </w:rPr>
+        <w:t>；</w:t>
+      </w:r>
+      <w:hyperlink r:id="rId19">
+        <w:r>
+          <w:rPr>
+            <w:lang w:val="zh_TW" w:bidi="zh_TW"/>
+          </w:rPr>
+          <w:rPr>
+            <w:color w:val="0000EE"/>
+            <w:u w:val="single"/>
+          </w:rPr>
+          <w:t>拉3:7</w:t>
+        </w:r>
+      </w:hyperlink>
+      <w:r>
+        <w:rPr>
+          <w:lang w:val="zh_TW" w:bidi="zh_TW"/>
+        </w:rPr>
+        <w:t>）。新約中很少提及木工工作，但耶穌和祂的父親約瑟正是從事此行業（</w:t>
+      </w:r>
+      <w:hyperlink r:id="rId20">
+        <w:r>
+          <w:rPr>
+            <w:lang w:val="zh_TW" w:bidi="zh_TW"/>
+          </w:rPr>
+          <w:rPr>
+            <w:color w:val="0000EE"/>
+            <w:u w:val="single"/>
+          </w:rPr>
+          <w:t>太13:55</w:t>
+        </w:r>
+      </w:hyperlink>
+      <w:r>
+        <w:rPr>
+          <w:lang w:val="zh_TW" w:bidi="zh_TW"/>
+        </w:rPr>
+        <w:t>；</w:t>
+      </w:r>
+      <w:hyperlink r:id="rId21">
+        <w:r>
+          <w:rPr>
+            <w:lang w:val="zh_TW" w:bidi="zh_TW"/>
+          </w:rPr>
+          <w:rPr>
+            <w:color w:val="0000EE"/>
+            <w:u w:val="single"/>
+          </w:rPr>
+          <w:t>可6:3</w:t>
+        </w:r>
+      </w:hyperlink>
+      <w:r>
+        <w:rPr>
+          <w:lang w:val="zh_TW" w:bidi="zh_TW"/>
+        </w:rPr>
+        <w:t>）。</w:t>
+      </w:r>
+      <w:r>
+        <w:rPr>
+          <w:lang w:val="zh_TW" w:bidi="zh_TW"/>
+        </w:rPr>
+      </w:r>
+      <w:r>
+        <w:rPr>
+          <w:lang w:val="zh_TW" w:bidi="zh_TW"/>
+        </w:rPr>
       </w:r>
     </w:p>
     <w:p>
@@ -297,22 +395,21 @@
           <w:lang w:val="zh_TW" w:bidi="zh_TW"/>
         </w:rPr>
       </w:r>
-      <w:r>
-        <w:rPr>
-          <w:lang w:val="zh_TW" w:bidi="zh_TW"/>
-        </w:rPr>
-        <w:t>在其他宗教中，饒恕並不具有同樣的力量。在萬物有靈論（animism）中，人與神之間沒有個人的關係意識。在印度教中，每個人都必須承擔業力（Karma）的必然後果，並在輪迴中不斷償還。佛教同樣沒有一位饒恕的神。伊斯蘭教中雖然有饒恕的觀念，但沒有與個人有關係的神或父神。即使在猶太教中，饒恕的經歷也是有限的，然而新約中對饒恕的發展，為舊約的教導增添了更深的層次。</w:t>
-      </w:r>
     </w:p>
     <w:p>
       <w:pPr>
-        <w:pStyle w:val="Heading3"/>
-      </w:pPr>
-      <w:r>
-        <w:rPr>
-          <w:lang w:val="zh_TW" w:bidi="zh_TW"/>
-        </w:rPr>
-        <w:t>舊約中關於饒恕的表達</w:t>
+        <w:pStyle w:val="Heading2"/>
+      </w:pPr>
+      <w:r>
+        <w:rPr>
+          <w:lang w:val="zh_TW" w:bidi="zh_TW"/>
+        </w:rPr>
+        <w:t>牧人</w:t>
+      </w:r>
+      <w:r>
+        <w:rPr>
+          <w:lang w:val="zh_TW" w:bidi="zh_TW"/>
+        </w:rPr>
       </w:r>
     </w:p>
     <w:p>
@@ -326,22 +423,9 @@
         <w:rPr>
           <w:lang w:val="zh_TW" w:bidi="zh_TW"/>
         </w:rPr>
-        <w:t>關於饒恕的概念是以各種不同的隱喻來表達的。命令是nasa</w:t>
-      </w:r>
-      <w:r>
-        <w:rPr>
-          <w:i/>
-          <w:lang w:val="zh_TW" w:bidi="zh_TW"/>
-        </w:rPr>
-        <w:t>，</w:t>
-      </w:r>
-      <w:r>
-        <w:rPr>
-          <w:lang w:val="zh_TW" w:bidi="zh_TW"/>
-        </w:rPr>
-        <w:t>意為「送走」，就像替罪羊被送到曠野去承擔以色列人的罪一樣。它也被解釋為「憐憫」（</w:t>
-      </w:r>
-      <w:hyperlink r:id="rId15">
+        <w:t>照顧家畜的男人，如牛、羊和山羊（</w:t>
+      </w:r>
+      <w:hyperlink r:id="rId22">
         <w:r>
           <w:rPr>
             <w:lang w:val="zh_TW" w:bidi="zh_TW"/>
@@ -350,16 +434,16 @@
             <w:color w:val="0000EE"/>
             <w:u w:val="single"/>
           </w:rPr>
-          <w:t>利4:20</w:t>
+          <w:t>創13:7–8</w:t>
         </w:r>
       </w:hyperlink>
       <w:r>
         <w:rPr>
           <w:lang w:val="zh_TW" w:bidi="zh_TW"/>
         </w:rPr>
-        <w:t>；</w:t>
-      </w:r>
-      <w:hyperlink r:id="rId16">
+        <w:t>，</w:t>
+      </w:r>
+      <w:hyperlink r:id="rId23">
         <w:r>
           <w:rPr>
             <w:lang w:val="zh_TW" w:bidi="zh_TW"/>
@@ -368,7 +452,7 @@
             <w:color w:val="0000EE"/>
             <w:u w:val="single"/>
           </w:rPr>
-          <w:t>王上8:30、34</w:t>
+          <w:t>26:20</w:t>
         </w:r>
       </w:hyperlink>
       <w:r>
@@ -377,7 +461,7 @@
         </w:rPr>
         <w:t>；</w:t>
       </w:r>
-      <w:hyperlink r:id="rId17">
+      <w:hyperlink r:id="rId24">
         <w:r>
           <w:rPr>
             <w:lang w:val="zh_TW" w:bidi="zh_TW"/>
@@ -386,10 +470,16 @@
             <w:color w:val="0000EE"/>
             <w:u w:val="single"/>
           </w:rPr>
-          <w:t>詩86:5，</w:t>
+          <w:t>撒上21:7</w:t>
         </w:r>
       </w:hyperlink>
-      <w:hyperlink r:id="rId18">
+      <w:r>
+        <w:rPr>
+          <w:lang w:val="zh_TW" w:bidi="zh_TW"/>
+        </w:rPr>
+        <w:t>）。他們也包括牧羊人。在新約聖經中，牧羊人是一個眾所周知的詞語。耶穌使用了牧羊人和祂的羊的隱喻（</w:t>
+      </w:r>
+      <w:hyperlink r:id="rId25">
         <w:r>
           <w:rPr>
             <w:lang w:val="zh_TW" w:bidi="zh_TW"/>
@@ -398,16 +488,16 @@
             <w:color w:val="0000EE"/>
             <w:u w:val="single"/>
           </w:rPr>
-          <w:t>103:3</w:t>
+          <w:t>約10:1–16</w:t>
         </w:r>
       </w:hyperlink>
       <w:r>
         <w:rPr>
           <w:lang w:val="zh_TW" w:bidi="zh_TW"/>
         </w:rPr>
-        <w:t>）。希伯來文kapar通常用於贖罪，意思是「遮蓋」，就像獻祭是為了遮蓋敬拜者的不足（</w:t>
-      </w:r>
-      <w:hyperlink r:id="rId19">
+        <w:t>）。一些牧人養豬（</w:t>
+      </w:r>
+      <w:hyperlink r:id="rId26">
         <w:r>
           <w:rPr>
             <w:lang w:val="zh_TW" w:bidi="zh_TW"/>
@@ -416,7 +506,7 @@
             <w:color w:val="0000EE"/>
             <w:u w:val="single"/>
           </w:rPr>
-          <w:t>出29:36</w:t>
+          <w:t>太8:33</w:t>
         </w:r>
       </w:hyperlink>
       <w:r>
@@ -425,7 +515,7 @@
         </w:rPr>
         <w:t>；</w:t>
       </w:r>
-      <w:hyperlink r:id="rId20">
+      <w:hyperlink r:id="rId27">
         <w:r>
           <w:rPr>
             <w:lang w:val="zh_TW" w:bidi="zh_TW"/>
@@ -434,7 +524,7 @@
             <w:color w:val="0000EE"/>
             <w:u w:val="single"/>
           </w:rPr>
-          <w:t>申21:8</w:t>
+          <w:t>可5:14</w:t>
         </w:r>
       </w:hyperlink>
       <w:r>
@@ -443,7 +533,7 @@
         </w:rPr>
         <w:t>；</w:t>
       </w:r>
-      <w:hyperlink r:id="rId21">
+      <w:hyperlink r:id="rId28">
         <w:r>
           <w:rPr>
             <w:lang w:val="zh_TW" w:bidi="zh_TW"/>
@@ -452,189 +542,24 @@
             <w:color w:val="0000EE"/>
             <w:u w:val="single"/>
           </w:rPr>
-          <w:t>耶18:23</w:t>
+          <w:t>路8:34</w:t>
         </w:r>
       </w:hyperlink>
       <w:r>
         <w:rPr>
           <w:lang w:val="zh_TW" w:bidi="zh_TW"/>
         </w:rPr>
-        <w:t>；</w:t>
-      </w:r>
-      <w:hyperlink r:id="rId22">
-        <w:r>
-          <w:rPr>
-            <w:lang w:val="zh_TW" w:bidi="zh_TW"/>
-          </w:rPr>
-          <w:rPr>
-            <w:color w:val="0000EE"/>
-            <w:u w:val="single"/>
-          </w:rPr>
-          <w:t>結43:20</w:t>
-        </w:r>
-      </w:hyperlink>
-      <w:r>
-        <w:rPr>
-          <w:lang w:val="zh_TW" w:bidi="zh_TW"/>
-        </w:rPr>
-        <w:t>，</w:t>
-      </w:r>
-      <w:hyperlink r:id="rId23">
-        <w:r>
-          <w:rPr>
-            <w:lang w:val="zh_TW" w:bidi="zh_TW"/>
-          </w:rPr>
-          <w:rPr>
-            <w:color w:val="0000EE"/>
-            <w:u w:val="single"/>
-          </w:rPr>
-          <w:t>45:20</w:t>
-        </w:r>
-      </w:hyperlink>
-      <w:r>
-        <w:rPr>
-          <w:lang w:val="zh_TW" w:bidi="zh_TW"/>
-        </w:rPr>
-        <w:t>）。salah的同源詞總是指神的饒恕行為（</w:t>
-      </w:r>
-      <w:hyperlink r:id="rId24">
-        <w:r>
-          <w:rPr>
-            <w:lang w:val="zh_TW" w:bidi="zh_TW"/>
-          </w:rPr>
-          <w:rPr>
-            <w:color w:val="0000EE"/>
-            <w:u w:val="single"/>
-          </w:rPr>
-          <w:t>民30:5、8、12</w:t>
-        </w:r>
-      </w:hyperlink>
-      <w:r>
-        <w:rPr>
-          <w:lang w:val="zh_TW" w:bidi="zh_TW"/>
-        </w:rPr>
-        <w:t>；</w:t>
-      </w:r>
-      <w:hyperlink r:id="rId17">
-        <w:r>
-          <w:rPr>
-            <w:lang w:val="zh_TW" w:bidi="zh_TW"/>
-          </w:rPr>
-          <w:rPr>
-            <w:color w:val="0000EE"/>
-            <w:u w:val="single"/>
-          </w:rPr>
-          <w:t>詩86:5</w:t>
-        </w:r>
-      </w:hyperlink>
-      <w:r>
-        <w:rPr>
-          <w:lang w:val="zh_TW" w:bidi="zh_TW"/>
-        </w:rPr>
-        <w:t>，</w:t>
-      </w:r>
-      <w:hyperlink r:id="rId25">
-        <w:r>
-          <w:rPr>
-            <w:lang w:val="zh_TW" w:bidi="zh_TW"/>
-          </w:rPr>
-          <w:rPr>
-            <w:color w:val="0000EE"/>
-            <w:u w:val="single"/>
-          </w:rPr>
-          <w:t>130:4</w:t>
-        </w:r>
-      </w:hyperlink>
-      <w:r>
-        <w:rPr>
-          <w:lang w:val="zh_TW" w:bidi="zh_TW"/>
-        </w:rPr>
-        <w:t>；</w:t>
-      </w:r>
-      <w:hyperlink r:id="rId26">
-        <w:r>
-          <w:rPr>
-            <w:lang w:val="zh_TW" w:bidi="zh_TW"/>
-          </w:rPr>
-          <w:rPr>
-            <w:color w:val="0000EE"/>
-            <w:u w:val="single"/>
-          </w:rPr>
-          <w:t>但9:9</w:t>
-        </w:r>
-      </w:hyperlink>
-      <w:r>
-        <w:rPr>
-          <w:lang w:val="zh_TW" w:bidi="zh_TW"/>
-        </w:rPr>
-        <w:t>）。神會放過罪，將其除去。另一個表達是maha</w:t>
-      </w:r>
-      <w:r>
-        <w:rPr>
-          <w:i/>
-          <w:lang w:val="zh_TW" w:bidi="zh_TW"/>
-        </w:rPr>
-        <w:t>，</w:t>
-      </w:r>
-      <w:r>
-        <w:rPr>
-          <w:lang w:val="zh_TW" w:bidi="zh_TW"/>
-        </w:rPr>
-        <w:t>意為「塗抹（wipe away）」（</w:t>
-      </w:r>
-      <w:hyperlink r:id="rId27">
-        <w:r>
-          <w:rPr>
-            <w:lang w:val="zh_TW" w:bidi="zh_TW"/>
-          </w:rPr>
-          <w:rPr>
-            <w:color w:val="0000EE"/>
-            <w:u w:val="single"/>
-          </w:rPr>
-          <w:t>詩51:1、7</w:t>
-        </w:r>
-      </w:hyperlink>
-      <w:r>
-        <w:rPr>
-          <w:lang w:val="zh_TW" w:bidi="zh_TW"/>
-        </w:rPr>
-        <w:t>；</w:t>
-      </w:r>
-      <w:hyperlink r:id="rId28">
-        <w:r>
-          <w:rPr>
-            <w:lang w:val="zh_TW" w:bidi="zh_TW"/>
-          </w:rPr>
-          <w:rPr>
-            <w:color w:val="0000EE"/>
-            <w:u w:val="single"/>
-          </w:rPr>
-          <w:t>賽43:25</w:t>
-        </w:r>
-      </w:hyperlink>
-      <w:r>
-        <w:rPr>
-          <w:lang w:val="zh_TW" w:bidi="zh_TW"/>
-        </w:rPr>
-        <w:t>，</w:t>
-      </w:r>
-      <w:hyperlink r:id="rId29">
-        <w:r>
-          <w:rPr>
-            <w:lang w:val="zh_TW" w:bidi="zh_TW"/>
-          </w:rPr>
-          <w:rPr>
-            <w:color w:val="0000EE"/>
-            <w:u w:val="single"/>
-          </w:rPr>
-          <w:t>44:22</w:t>
-        </w:r>
-      </w:hyperlink>
-      <w:r>
-        <w:rPr>
-          <w:lang w:val="zh_TW" w:bidi="zh_TW"/>
-        </w:rPr>
         <w:t>）。</w:t>
+      </w:r>
+      <w:r>
+        <w:rPr>
+          <w:lang w:val="zh_TW" w:bidi="zh_TW"/>
+        </w:rPr>
+      </w:r>
+      <w:r>
+        <w:rPr>
+          <w:lang w:val="zh_TW" w:bidi="zh_TW"/>
+        </w:rPr>
       </w:r>
     </w:p>
     <w:p>
@@ -644,209 +569,21 @@
           <w:lang w:val="zh_TW" w:bidi="zh_TW"/>
         </w:rPr>
       </w:r>
-      <w:r>
-        <w:rPr>
-          <w:lang w:val="zh_TW" w:bidi="zh_TW"/>
-        </w:rPr>
-        <w:t>舊約教導我們，神是寬恕的神（</w:t>
-      </w:r>
-      <w:hyperlink r:id="rId30">
-        <w:r>
-          <w:rPr>
-            <w:lang w:val="zh_TW" w:bidi="zh_TW"/>
-          </w:rPr>
-          <w:rPr>
-            <w:color w:val="0000EE"/>
-            <w:u w:val="single"/>
-          </w:rPr>
-          <w:t>出34:6–7</w:t>
-        </w:r>
-      </w:hyperlink>
-      <w:r>
-        <w:rPr>
-          <w:lang w:val="zh_TW" w:bidi="zh_TW"/>
-        </w:rPr>
-        <w:t>；</w:t>
-      </w:r>
-      <w:hyperlink r:id="rId31">
-        <w:r>
-          <w:rPr>
-            <w:lang w:val="zh_TW" w:bidi="zh_TW"/>
-          </w:rPr>
-          <w:rPr>
-            <w:color w:val="0000EE"/>
-            <w:u w:val="single"/>
-          </w:rPr>
-          <w:t>尼9:17</w:t>
-        </w:r>
-      </w:hyperlink>
-      <w:r>
-        <w:rPr>
-          <w:lang w:val="zh_TW" w:bidi="zh_TW"/>
-        </w:rPr>
-        <w:t>；</w:t>
-      </w:r>
-      <w:hyperlink r:id="rId26">
-        <w:r>
-          <w:rPr>
-            <w:lang w:val="zh_TW" w:bidi="zh_TW"/>
-          </w:rPr>
-          <w:rPr>
-            <w:color w:val="0000EE"/>
-            <w:u w:val="single"/>
-          </w:rPr>
-          <w:t>但9:9</w:t>
-        </w:r>
-      </w:hyperlink>
-      <w:r>
-        <w:rPr>
-          <w:lang w:val="zh_TW" w:bidi="zh_TW"/>
-        </w:rPr>
-        <w:t>），但祂也是公義的，並會懲罰罪惡。許多經文記載，當適當的條件未滿足，或犯下嚴重罪行時，神拒絕饒恕（</w:t>
-      </w:r>
-      <w:hyperlink r:id="rId32">
-        <w:r>
-          <w:rPr>
-            <w:lang w:val="zh_TW" w:bidi="zh_TW"/>
-          </w:rPr>
-          <w:rPr>
-            <w:color w:val="0000EE"/>
-            <w:u w:val="single"/>
-          </w:rPr>
-          <w:t>申29:20</w:t>
-        </w:r>
-      </w:hyperlink>
-      <w:r>
-        <w:rPr>
-          <w:lang w:val="zh_TW" w:bidi="zh_TW"/>
-        </w:rPr>
-        <w:t>；</w:t>
-      </w:r>
-      <w:hyperlink r:id="rId33">
-        <w:r>
-          <w:rPr>
-            <w:lang w:val="zh_TW" w:bidi="zh_TW"/>
-          </w:rPr>
-          <w:rPr>
-            <w:color w:val="0000EE"/>
-            <w:u w:val="single"/>
-          </w:rPr>
-          <w:t>王下24:4</w:t>
-        </w:r>
-      </w:hyperlink>
-      <w:r>
-        <w:rPr>
-          <w:lang w:val="zh_TW" w:bidi="zh_TW"/>
-        </w:rPr>
-        <w:t>；</w:t>
-      </w:r>
-      <w:hyperlink r:id="rId34">
-        <w:r>
-          <w:rPr>
-            <w:lang w:val="zh_TW" w:bidi="zh_TW"/>
-          </w:rPr>
-          <w:rPr>
-            <w:color w:val="0000EE"/>
-            <w:u w:val="single"/>
-          </w:rPr>
-          <w:t>耶5:7</w:t>
-        </w:r>
-      </w:hyperlink>
-      <w:r>
-        <w:rPr>
-          <w:lang w:val="zh_TW" w:bidi="zh_TW"/>
-        </w:rPr>
-        <w:t>）。饒恕根植於神的品格，但祂的饒恕從不是無區別的，因為人們也必須悔改。舊約使用生動的比喻來表明神饒恕宏大的程度。罪被「投於深海」（</w:t>
-      </w:r>
-      <w:hyperlink r:id="rId35">
-        <w:r>
-          <w:rPr>
-            <w:lang w:val="zh_TW" w:bidi="zh_TW"/>
-          </w:rPr>
-          <w:rPr>
-            <w:color w:val="0000EE"/>
-            <w:u w:val="single"/>
-          </w:rPr>
-          <w:t>彌7:19</w:t>
-        </w:r>
-      </w:hyperlink>
-      <w:r>
-        <w:rPr>
-          <w:lang w:val="zh_TW" w:bidi="zh_TW"/>
-        </w:rPr>
-        <w:t>），罪被移除就像「東離西有多遠」（</w:t>
-      </w:r>
-      <w:hyperlink r:id="rId36">
-        <w:r>
-          <w:rPr>
-            <w:lang w:val="zh_TW" w:bidi="zh_TW"/>
-          </w:rPr>
-          <w:rPr>
-            <w:color w:val="0000EE"/>
-            <w:u w:val="single"/>
-          </w:rPr>
-          <w:t>詩103:12</w:t>
-        </w:r>
-      </w:hyperlink>
-      <w:r>
-        <w:rPr>
-          <w:lang w:val="zh_TW" w:bidi="zh_TW"/>
-        </w:rPr>
-        <w:t>），扔在神的背後（</w:t>
-      </w:r>
-      <w:hyperlink r:id="rId37">
-        <w:r>
-          <w:rPr>
-            <w:lang w:val="zh_TW" w:bidi="zh_TW"/>
-          </w:rPr>
-          <w:rPr>
-            <w:color w:val="0000EE"/>
-            <w:u w:val="single"/>
-          </w:rPr>
-          <w:t>賽38:17</w:t>
-        </w:r>
-      </w:hyperlink>
-      <w:r>
-        <w:rPr>
-          <w:lang w:val="zh_TW" w:bidi="zh_TW"/>
-        </w:rPr>
-        <w:t>），「不再記念」（</w:t>
-      </w:r>
-      <w:hyperlink r:id="rId38">
-        <w:r>
-          <w:rPr>
-            <w:lang w:val="zh_TW" w:bidi="zh_TW"/>
-          </w:rPr>
-          <w:rPr>
-            <w:color w:val="0000EE"/>
-            <w:u w:val="single"/>
-          </w:rPr>
-          <w:t>耶31:34</w:t>
-        </w:r>
-      </w:hyperlink>
-      <w:r>
-        <w:rPr>
-          <w:lang w:val="zh_TW" w:bidi="zh_TW"/>
-        </w:rPr>
-        <w:t>）。罪的污點和污垢被漂白成白色（</w:t>
-      </w:r>
-      <w:hyperlink r:id="rId39">
-        <w:r>
-          <w:rPr>
-            <w:lang w:val="zh_TW" w:bidi="zh_TW"/>
-          </w:rPr>
-          <w:rPr>
-            <w:color w:val="0000EE"/>
-            <w:u w:val="single"/>
-          </w:rPr>
-          <w:t>賽1:18</w:t>
-        </w:r>
-      </w:hyperlink>
-      <w:r>
-        <w:rPr>
-          <w:lang w:val="zh_TW" w:bidi="zh_TW"/>
-        </w:rPr>
-        <w:t>）。像重擔一樣壓迫著人的罪，被永遠解除和赦免。</w:t>
+    </w:p>
+    <w:p>
+      <w:pPr>
+        <w:pStyle w:val="Heading2"/>
+      </w:pPr>
+      <w:r>
+        <w:rPr>
+          <w:lang w:val="zh_TW" w:bidi="zh_TW"/>
+        </w:rPr>
+        <w:t>牧人</w:t>
+      </w:r>
+      <w:r>
+        <w:rPr>
+          <w:lang w:val="zh_TW" w:bidi="zh_TW"/>
+        </w:rPr>
       </w:r>
     </w:p>
     <w:p>
@@ -860,18 +597,79 @@
         <w:rPr>
           <w:lang w:val="zh_TW" w:bidi="zh_TW"/>
         </w:rPr>
-        <w:t>舊約中饒恕的動力，在於使人從過去中釋放出來。過去的行為和罪行並未被否認，但再也不會成為束縛。饒恕帶來自由。</w:t>
-      </w:r>
-    </w:p>
-    <w:p>
-      <w:pPr>
-        <w:pStyle w:val="Heading3"/>
-      </w:pPr>
-      <w:r>
-        <w:rPr>
-          <w:lang w:val="zh_TW" w:bidi="zh_TW"/>
-        </w:rPr>
-        <w:t>新約中的饒恕</w:t>
+        <w:t>全方位照顧羊群的人。他的任務是為羊尋找草和水，保護牠們免受野生動物的侵害（</w:t>
+      </w:r>
+      <w:hyperlink r:id="rId29">
+        <w:r>
+          <w:rPr>
+            <w:lang w:val="zh_TW" w:bidi="zh_TW"/>
+          </w:rPr>
+          <w:rPr>
+            <w:color w:val="0000EE"/>
+            <w:u w:val="single"/>
+          </w:rPr>
+          <w:t>阿摩司書3:12</w:t>
+        </w:r>
+      </w:hyperlink>
+      <w:r>
+        <w:rPr>
+          <w:lang w:val="zh_TW" w:bidi="zh_TW"/>
+        </w:rPr>
+        <w:t>），尋找並恢復那些迷失的羊（</w:t>
+      </w:r>
+      <w:hyperlink r:id="rId30">
+        <w:r>
+          <w:rPr>
+            <w:lang w:val="zh_TW" w:bidi="zh_TW"/>
+          </w:rPr>
+          <w:rPr>
+            <w:color w:val="0000EE"/>
+            <w:u w:val="single"/>
+          </w:rPr>
+          <w:t>以西結書34:8</w:t>
+        </w:r>
+      </w:hyperlink>
+      <w:r>
+        <w:rPr>
+          <w:lang w:val="zh_TW" w:bidi="zh_TW"/>
+        </w:rPr>
+        <w:t>；</w:t>
+      </w:r>
+      <w:hyperlink r:id="rId31">
+        <w:r>
+          <w:rPr>
+            <w:lang w:val="zh_TW" w:bidi="zh_TW"/>
+          </w:rPr>
+          <w:rPr>
+            <w:color w:val="0000EE"/>
+            <w:u w:val="single"/>
+          </w:rPr>
+          <w:t>馬太福音18:12</w:t>
+        </w:r>
+      </w:hyperlink>
+      <w:r>
+        <w:rPr>
+          <w:lang w:val="zh_TW" w:bidi="zh_TW"/>
+        </w:rPr>
+        <w:t>），每天帶領羊群出羊圈，並在白天結束時將羊群帶回圈中（</w:t>
+      </w:r>
+      <w:hyperlink r:id="rId32">
+        <w:r>
+          <w:rPr>
+            <w:lang w:val="zh_TW" w:bidi="zh_TW"/>
+          </w:rPr>
+          <w:rPr>
+            <w:color w:val="0000EE"/>
+            <w:u w:val="single"/>
+          </w:rPr>
+          <w:t>約翰福音10:2–4</w:t>
+        </w:r>
+      </w:hyperlink>
+      <w:r>
+        <w:rPr>
+          <w:lang w:val="zh_TW" w:bidi="zh_TW"/>
+        </w:rPr>
+        <w:t>）。</w:t>
       </w:r>
     </w:p>
     <w:p>
@@ -885,9 +683,9 @@
         <w:rPr>
           <w:lang w:val="zh_TW" w:bidi="zh_TW"/>
         </w:rPr>
-        <w:t>在新約中，當基督為我們死時，神饒恕了我們的罪，這更加強化了神白白饒恕這一概念。每個人都是無力償還的欠債者（</w:t>
-      </w:r>
-      <w:hyperlink r:id="rId40">
+        <w:t>牧人和他的羊的形象在新約聖經中非常重要。耶穌是好牧人，為羊捨命（</w:t>
+      </w:r>
+      <w:hyperlink r:id="rId33">
         <w:r>
           <w:rPr>
             <w:lang w:val="zh_TW" w:bidi="zh_TW"/>
@@ -896,16 +694,16 @@
             <w:color w:val="0000EE"/>
             <w:u w:val="single"/>
           </w:rPr>
-          <w:t>太18:23–35</w:t>
+          <w:t>馬太福音18:10–14</w:t>
         </w:r>
       </w:hyperlink>
       <w:r>
         <w:rPr>
           <w:lang w:val="zh_TW" w:bidi="zh_TW"/>
         </w:rPr>
-        <w:t>），沒有償還的希望。我們都是罪人，無法遵守律法或拯救自己（</w:t>
-      </w:r>
-      <w:hyperlink r:id="rId41">
+        <w:t>；</w:t>
+      </w:r>
+      <w:hyperlink r:id="rId34">
         <w:r>
           <w:rPr>
             <w:lang w:val="zh_TW" w:bidi="zh_TW"/>
@@ -914,16 +712,16 @@
             <w:color w:val="0000EE"/>
             <w:u w:val="single"/>
           </w:rPr>
-          <w:t>可10:26–27</w:t>
+          <w:t>馬可福音6:34</w:t>
         </w:r>
       </w:hyperlink>
       <w:r>
         <w:rPr>
           <w:lang w:val="zh_TW" w:bidi="zh_TW"/>
         </w:rPr>
-        <w:t>）。這突顯了新約的教導，即唯有在基督裡才有饒恕。只有祂有權赦免罪（</w:t>
-      </w:r>
-      <w:hyperlink r:id="rId42">
+        <w:t>；</w:t>
+      </w:r>
+      <w:hyperlink r:id="rId35">
         <w:r>
           <w:rPr>
             <w:lang w:val="zh_TW" w:bidi="zh_TW"/>
@@ -932,16 +730,16 @@
             <w:color w:val="0000EE"/>
             <w:u w:val="single"/>
           </w:rPr>
-          <w:t>2:5–10</w:t>
+          <w:t>約翰福音10</w:t>
         </w:r>
       </w:hyperlink>
       <w:r>
         <w:rPr>
           <w:lang w:val="zh_TW" w:bidi="zh_TW"/>
         </w:rPr>
-        <w:t>），是祂的死具有救贖的意義（</w:t>
-      </w:r>
-      <w:hyperlink r:id="rId43">
+        <w:t>；</w:t>
+      </w:r>
+      <w:hyperlink r:id="rId36">
         <w:r>
           <w:rPr>
             <w:lang w:val="zh_TW" w:bidi="zh_TW"/>
@@ -950,16 +748,16 @@
             <w:color w:val="0000EE"/>
             <w:u w:val="single"/>
           </w:rPr>
-          <w:t>太26:28</w:t>
+          <w:t>希伯來書13:20</w:t>
         </w:r>
       </w:hyperlink>
       <w:r>
         <w:rPr>
           <w:lang w:val="zh_TW" w:bidi="zh_TW"/>
         </w:rPr>
-        <w:t>；</w:t>
-      </w:r>
-      <w:hyperlink r:id="rId44">
+        <w:t>）。牧人和羊群的類比在</w:t>
+      </w:r>
+      <w:hyperlink r:id="rId37">
         <w:r>
           <w:rPr>
             <w:lang w:val="zh_TW" w:bidi="zh_TW"/>
@@ -968,16 +766,16 @@
             <w:color w:val="0000EE"/>
             <w:u w:val="single"/>
           </w:rPr>
-          <w:t>可10:45</w:t>
+          <w:t>詩篇二十三篇</w:t>
         </w:r>
       </w:hyperlink>
       <w:r>
         <w:rPr>
           <w:lang w:val="zh_TW" w:bidi="zh_TW"/>
         </w:rPr>
-        <w:t>），祂的寶血是新約的基礎（</w:t>
-      </w:r>
-      <w:hyperlink r:id="rId45">
+        <w:t>、</w:t>
+      </w:r>
+      <w:hyperlink r:id="rId38">
         <w:r>
           <w:rPr>
             <w:lang w:val="zh_TW" w:bidi="zh_TW"/>
@@ -986,16 +784,16 @@
             <w:color w:val="0000EE"/>
             <w:u w:val="single"/>
           </w:rPr>
-          <w:t>林前11:25</w:t>
+          <w:t>以西結書三十四章</w:t>
         </w:r>
       </w:hyperlink>
       <w:r>
         <w:rPr>
           <w:lang w:val="zh_TW" w:bidi="zh_TW"/>
         </w:rPr>
-        <w:t>）。唯有藉著祂，才能進入真正的饒恕經歷（</w:t>
-      </w:r>
-      <w:hyperlink r:id="rId46">
+        <w:t>和</w:t>
+      </w:r>
+      <w:hyperlink r:id="rId35">
         <w:r>
           <w:rPr>
             <w:lang w:val="zh_TW" w:bidi="zh_TW"/>
@@ -1004,16 +802,16 @@
             <w:color w:val="0000EE"/>
             <w:u w:val="single"/>
           </w:rPr>
-          <w:t>來9:15、22</w:t>
+          <w:t>約翰福音十章</w:t>
         </w:r>
       </w:hyperlink>
       <w:r>
         <w:rPr>
           <w:lang w:val="zh_TW" w:bidi="zh_TW"/>
         </w:rPr>
-        <w:t>）。因此，饒恕與耶穌基督的宣告密不可分（</w:t>
-      </w:r>
-      <w:hyperlink r:id="rId47">
+        <w:t>中得到了豐富的表達。神是以色列的牧人（</w:t>
+      </w:r>
+      <w:hyperlink r:id="rId39">
         <w:r>
           <w:rPr>
             <w:lang w:val="zh_TW" w:bidi="zh_TW"/>
@@ -1022,7 +820,7 @@
             <w:color w:val="0000EE"/>
             <w:u w:val="single"/>
           </w:rPr>
-          <w:t>徒13:38</w:t>
+          <w:t>創世記49:24</w:t>
         </w:r>
       </w:hyperlink>
       <w:r>
@@ -1031,7 +829,7 @@
         </w:rPr>
         <w:t>；</w:t>
       </w:r>
-      <w:hyperlink r:id="rId48">
+      <w:hyperlink r:id="rId40">
         <w:r>
           <w:rPr>
             <w:lang w:val="zh_TW" w:bidi="zh_TW"/>
@@ -1040,16 +838,16 @@
             <w:color w:val="0000EE"/>
             <w:u w:val="single"/>
           </w:rPr>
-          <w:t>弗1:7</w:t>
+          <w:t>詩篇23:1</w:t>
         </w:r>
       </w:hyperlink>
       <w:r>
         <w:rPr>
           <w:lang w:val="zh_TW" w:bidi="zh_TW"/>
         </w:rPr>
-        <w:t>；</w:t>
-      </w:r>
-      <w:hyperlink r:id="rId49">
+        <w:t>，</w:t>
+      </w:r>
+      <w:hyperlink r:id="rId41">
         <w:r>
           <w:rPr>
             <w:lang w:val="zh_TW" w:bidi="zh_TW"/>
@@ -1058,7 +856,7 @@
             <w:color w:val="0000EE"/>
             <w:u w:val="single"/>
           </w:rPr>
-          <w:t>西1:14</w:t>
+          <w:t>80:1</w:t>
         </w:r>
       </w:hyperlink>
       <w:r>
@@ -1067,7 +865,7 @@
         </w:rPr>
         <w:t>；</w:t>
       </w:r>
-      <w:hyperlink r:id="rId50">
+      <w:hyperlink r:id="rId42">
         <w:r>
           <w:rPr>
             <w:lang w:val="zh_TW" w:bidi="zh_TW"/>
@@ -1076,7 +874,25 @@
             <w:color w:val="0000EE"/>
             <w:u w:val="single"/>
           </w:rPr>
-          <w:t>約一2:12</w:t>
+          <w:t>以賽亞書40:11</w:t>
+        </w:r>
+      </w:hyperlink>
+      <w:r>
+        <w:rPr>
+          <w:lang w:val="zh_TW" w:bidi="zh_TW"/>
+        </w:rPr>
+        <w:t>）。當不忠的牧人辜負了以色列時，神介入並立祂的僕人大衛作他們忠心的牧人（</w:t>
+      </w:r>
+      <w:hyperlink r:id="rId43">
+        <w:r>
+          <w:rPr>
+            <w:lang w:val="zh_TW" w:bidi="zh_TW"/>
+          </w:rPr>
+          <w:rPr>
+            <w:color w:val="0000EE"/>
+            <w:u w:val="single"/>
+          </w:rPr>
+          <w:t>以西結34:11–16、23–24</w:t>
         </w:r>
       </w:hyperlink>
       <w:r>
@@ -1097,9 +913,9 @@
         <w:rPr>
           <w:lang w:val="zh_TW" w:bidi="zh_TW"/>
         </w:rPr>
-        <w:t>新約中還有其它獨特的饒恕概念。希臘文charizomai的意思是「赦免罪」，在保羅的著作中被獨特地發展為神的恩典赦免（</w:t>
-      </w:r>
-      <w:hyperlink r:id="rId51">
+        <w:t>新約聖經的意象來自舊約聖經和巴勒斯坦的背景。在猶太人的經濟發展中，牧人負責管理綿羊或山羊，擔任著重要的職位。大群的羊需要從一個地方移動到另一個地方，也需要防範野生動物和強盜。由於畜牧業在古代世界中扮演重要的角色，「牧人」這個詞成為統治者的常用詞語。亞述、巴比倫和埃及的王常被稱為保護百姓的牧人。這個意象構成了舊約聖經的背景，其中也有相同的用法。神被描繪成以色列的牧人，關心祂百姓福祉的各個方面。統治者和百姓的領袖常被稱為牧人（</w:t>
+      </w:r>
+      <w:hyperlink r:id="rId44">
         <w:r>
           <w:rPr>
             <w:lang w:val="zh_TW" w:bidi="zh_TW"/>
@@ -1108,16 +924,16 @@
             <w:color w:val="0000EE"/>
             <w:u w:val="single"/>
           </w:rPr>
-          <w:t>林後2:7</w:t>
+          <w:t>民數記27:17</w:t>
         </w:r>
       </w:hyperlink>
       <w:r>
         <w:rPr>
           <w:lang w:val="zh_TW" w:bidi="zh_TW"/>
         </w:rPr>
-        <w:t>，</w:t>
-      </w:r>
-      <w:hyperlink r:id="rId52">
+        <w:t>；</w:t>
+      </w:r>
+      <w:hyperlink r:id="rId45">
         <w:r>
           <w:rPr>
             <w:lang w:val="zh_TW" w:bidi="zh_TW"/>
@@ -1126,7 +942,7 @@
             <w:color w:val="0000EE"/>
             <w:u w:val="single"/>
           </w:rPr>
-          <w:t>12:13</w:t>
+          <w:t>列王紀上22:17</w:t>
         </w:r>
       </w:hyperlink>
       <w:r>
@@ -1135,7 +951,7 @@
         </w:rPr>
         <w:t>；</w:t>
       </w:r>
-      <w:hyperlink r:id="rId53">
+      <w:hyperlink r:id="rId46">
         <w:r>
           <w:rPr>
             <w:lang w:val="zh_TW" w:bidi="zh_TW"/>
@@ -1144,10 +960,16 @@
             <w:color w:val="0000EE"/>
             <w:u w:val="single"/>
           </w:rPr>
-          <w:t>弗4:32；</w:t>
+          <w:t>耶利米書10:21</w:t>
         </w:r>
       </w:hyperlink>
-      <w:hyperlink r:id="rId54">
+      <w:r>
+        <w:rPr>
+          <w:lang w:val="zh_TW" w:bidi="zh_TW"/>
+        </w:rPr>
+        <w:t>，</w:t>
+      </w:r>
+      <w:hyperlink r:id="rId47">
         <w:r>
           <w:rPr>
             <w:lang w:val="zh_TW" w:bidi="zh_TW"/>
@@ -1156,7 +978,7 @@
             <w:color w:val="0000EE"/>
             <w:u w:val="single"/>
           </w:rPr>
-          <w:t>西2:13</w:t>
+          <w:t>12:10</w:t>
         </w:r>
       </w:hyperlink>
       <w:r>
@@ -1165,7 +987,7 @@
         </w:rPr>
         <w:t>，</w:t>
       </w:r>
-      <w:hyperlink r:id="rId55">
+      <w:hyperlink r:id="rId48">
         <w:r>
           <w:rPr>
             <w:lang w:val="zh_TW" w:bidi="zh_TW"/>
@@ -1174,16 +996,16 @@
             <w:color w:val="0000EE"/>
             <w:u w:val="single"/>
           </w:rPr>
-          <w:t>3:13</w:t>
+          <w:t>22:22</w:t>
         </w:r>
       </w:hyperlink>
       <w:r>
         <w:rPr>
           <w:lang w:val="zh_TW" w:bidi="zh_TW"/>
         </w:rPr>
-        <w:t>）。罪被視為一種債務，而aphesis表示債務的清償（「把它除掉〔putting it away〕」——見</w:t>
-      </w:r>
-      <w:hyperlink r:id="rId56">
+        <w:t>，</w:t>
+      </w:r>
+      <w:hyperlink r:id="rId49">
         <w:r>
           <w:rPr>
             <w:lang w:val="zh_TW" w:bidi="zh_TW"/>
@@ -1192,50 +1014,14 @@
             <w:color w:val="0000EE"/>
             <w:u w:val="single"/>
           </w:rPr>
-          <w:t>路6:37</w:t>
+          <w:t>23:1–2</w:t>
         </w:r>
       </w:hyperlink>
       <w:r>
         <w:rPr>
           <w:lang w:val="zh_TW" w:bidi="zh_TW"/>
         </w:rPr>
-        <w:t>）。饒恕也被視為赦免，paresis（「略過（passing over）」）。神沒有按照罪應得的全部報應來審判（</w:t>
-      </w:r>
-      <w:hyperlink r:id="rId57">
-        <w:r>
-          <w:rPr>
-            <w:lang w:val="zh_TW" w:bidi="zh_TW"/>
-          </w:rPr>
-          <w:rPr>
-            <w:color w:val="0000EE"/>
-            <w:u w:val="single"/>
-          </w:rPr>
-          <w:t>徒14:16</w:t>
-        </w:r>
-      </w:hyperlink>
-      <w:r>
-        <w:rPr>
-          <w:lang w:val="zh_TW" w:bidi="zh_TW"/>
-        </w:rPr>
-        <w:t>，</w:t>
-      </w:r>
-      <w:hyperlink r:id="rId58">
-        <w:r>
-          <w:rPr>
-            <w:lang w:val="zh_TW" w:bidi="zh_TW"/>
-          </w:rPr>
-          <w:rPr>
-            <w:color w:val="0000EE"/>
-            <w:u w:val="single"/>
-          </w:rPr>
-          <w:t>17:30</w:t>
-        </w:r>
-      </w:hyperlink>
-      <w:r>
-        <w:rPr>
-          <w:lang w:val="zh_TW" w:bidi="zh_TW"/>
-        </w:rPr>
-        <w:t>），而是顯示了憐憫。</w:t>
+        <w:t>）。</w:t>
       </w:r>
     </w:p>
     <w:p>
@@ -1249,9 +1035,9 @@
         <w:rPr>
           <w:lang w:val="zh_TW" w:bidi="zh_TW"/>
         </w:rPr>
-        <w:t>然而，新約提到兩個饒恕的限制。一個是不得赦免的罪（</w:t>
-      </w:r>
-      <w:hyperlink r:id="rId59">
+        <w:t>到了耶利米的時代，「牧人」開始被用作稱呼即將到來的彌賽亞。神自己會牧養祂的羊群（</w:t>
+      </w:r>
+      <w:hyperlink r:id="rId50">
         <w:r>
           <w:rPr>
             <w:lang w:val="zh_TW" w:bidi="zh_TW"/>
@@ -1260,16 +1046,16 @@
             <w:color w:val="0000EE"/>
             <w:u w:val="single"/>
           </w:rPr>
-          <w:t>太12:31–32</w:t>
+          <w:t>耶利米書23:3</w:t>
         </w:r>
       </w:hyperlink>
       <w:r>
         <w:rPr>
           <w:lang w:val="zh_TW" w:bidi="zh_TW"/>
         </w:rPr>
-        <w:t>；</w:t>
-      </w:r>
-      <w:hyperlink r:id="rId60">
+        <w:t>，</w:t>
+      </w:r>
+      <w:hyperlink r:id="rId51">
         <w:r>
           <w:rPr>
             <w:lang w:val="zh_TW" w:bidi="zh_TW"/>
@@ -1278,7 +1064,7 @@
             <w:color w:val="0000EE"/>
             <w:u w:val="single"/>
           </w:rPr>
-          <w:t>可3:28–30</w:t>
+          <w:t>31:10</w:t>
         </w:r>
       </w:hyperlink>
       <w:r>
@@ -1287,7 +1073,7 @@
         </w:rPr>
         <w:t>；</w:t>
       </w:r>
-      <w:hyperlink r:id="rId61">
+      <w:hyperlink r:id="rId52">
         <w:r>
           <w:rPr>
             <w:lang w:val="zh_TW" w:bidi="zh_TW"/>
@@ -1296,16 +1082,16 @@
             <w:color w:val="0000EE"/>
             <w:u w:val="single"/>
           </w:rPr>
-          <w:t>路12:10</w:t>
+          <w:t>以西結書34:11–22</w:t>
         </w:r>
       </w:hyperlink>
       <w:r>
         <w:rPr>
           <w:lang w:val="zh_TW" w:bidi="zh_TW"/>
         </w:rPr>
-        <w:t>）。在這方面，基督提到那些像法利賽人一樣，在道德判斷上如此扭曲，以至於無法區分撒但的作行和基督的善行的人。另一種是「褻瀆聖靈的罪」，即「至於死的罪」（</w:t>
-      </w:r>
-      <w:hyperlink r:id="rId62">
+        <w:t>），並應許膏立忠心的牧人，關心祂的百姓（</w:t>
+      </w:r>
+      <w:hyperlink r:id="rId53">
         <w:r>
           <w:rPr>
             <w:lang w:val="zh_TW" w:bidi="zh_TW"/>
@@ -1314,14 +1100,204 @@
             <w:color w:val="0000EE"/>
             <w:u w:val="single"/>
           </w:rPr>
-          <w:t>約一5:16</w:t>
+          <w:t>耶利米書3:15</w:t>
         </w:r>
       </w:hyperlink>
       <w:r>
         <w:rPr>
           <w:lang w:val="zh_TW" w:bidi="zh_TW"/>
         </w:rPr>
-        <w:t>）。這種罪並未具體定義，但其本質似乎是持續拒絕神的恩典。</w:t>
+        <w:t>，</w:t>
+      </w:r>
+      <w:hyperlink r:id="rId54">
+        <w:r>
+          <w:rPr>
+            <w:lang w:val="zh_TW" w:bidi="zh_TW"/>
+          </w:rPr>
+          <w:rPr>
+            <w:color w:val="0000EE"/>
+            <w:u w:val="single"/>
+          </w:rPr>
+          <w:t>23:4</w:t>
+        </w:r>
+      </w:hyperlink>
+      <w:r>
+        <w:rPr>
+          <w:lang w:val="zh_TW" w:bidi="zh_TW"/>
+        </w:rPr>
+        <w:t>）。神明確應許祂將作他們的神，並將彌賽亞大衛的子孫設立為他們的牧人（</w:t>
+      </w:r>
+      <w:hyperlink r:id="rId55">
+        <w:r>
+          <w:rPr>
+            <w:lang w:val="zh_TW" w:bidi="zh_TW"/>
+          </w:rPr>
+          <w:rPr>
+            <w:color w:val="0000EE"/>
+            <w:u w:val="single"/>
+          </w:rPr>
+          <w:t>以西結書34:23–24</w:t>
+        </w:r>
+      </w:hyperlink>
+      <w:r>
+        <w:rPr>
+          <w:lang w:val="zh_TW" w:bidi="zh_TW"/>
+        </w:rPr>
+        <w:t>）。在新約聖經中，耶穌自稱為應許中的彌賽亞牧人（</w:t>
+      </w:r>
+      <w:hyperlink r:id="rId56">
+        <w:r>
+          <w:rPr>
+            <w:lang w:val="zh_TW" w:bidi="zh_TW"/>
+          </w:rPr>
+          <w:rPr>
+            <w:color w:val="0000EE"/>
+            <w:u w:val="single"/>
+          </w:rPr>
+          <w:t>馬太福音10:16</w:t>
+        </w:r>
+      </w:hyperlink>
+      <w:r>
+        <w:rPr>
+          <w:lang w:val="zh_TW" w:bidi="zh_TW"/>
+        </w:rPr>
+        <w:t>，</w:t>
+      </w:r>
+      <w:hyperlink r:id="rId57">
+        <w:r>
+          <w:rPr>
+            <w:lang w:val="zh_TW" w:bidi="zh_TW"/>
+          </w:rPr>
+          <w:rPr>
+            <w:color w:val="0000EE"/>
+            <w:u w:val="single"/>
+          </w:rPr>
+          <w:t>25:32</w:t>
+        </w:r>
+      </w:hyperlink>
+      <w:r>
+        <w:rPr>
+          <w:lang w:val="zh_TW" w:bidi="zh_TW"/>
+        </w:rPr>
+        <w:t>；</w:t>
+      </w:r>
+      <w:hyperlink r:id="rId58">
+        <w:r>
+          <w:rPr>
+            <w:lang w:val="zh_TW" w:bidi="zh_TW"/>
+          </w:rPr>
+          <w:rPr>
+            <w:color w:val="0000EE"/>
+            <w:u w:val="single"/>
+          </w:rPr>
+          <w:t>馬可福音14:27</w:t>
+        </w:r>
+      </w:hyperlink>
+      <w:r>
+        <w:rPr>
+          <w:lang w:val="zh_TW" w:bidi="zh_TW"/>
+        </w:rPr>
+        <w:t>；</w:t>
+      </w:r>
+      <w:hyperlink r:id="rId59">
+        <w:r>
+          <w:rPr>
+            <w:lang w:val="zh_TW" w:bidi="zh_TW"/>
+          </w:rPr>
+          <w:rPr>
+            <w:color w:val="0000EE"/>
+            <w:u w:val="single"/>
+          </w:rPr>
+          <w:t>約翰福音10:1–30</w:t>
+        </w:r>
+      </w:hyperlink>
+      <w:r>
+        <w:rPr>
+          <w:lang w:val="zh_TW" w:bidi="zh_TW"/>
+        </w:rPr>
+        <w:t>；參</w:t>
+      </w:r>
+      <w:hyperlink r:id="rId36">
+        <w:r>
+          <w:rPr>
+            <w:lang w:val="zh_TW" w:bidi="zh_TW"/>
+          </w:rPr>
+          <w:rPr>
+            <w:color w:val="0000EE"/>
+            <w:u w:val="single"/>
+          </w:rPr>
+          <w:t>希伯來書13:20</w:t>
+        </w:r>
+      </w:hyperlink>
+      <w:r>
+        <w:rPr>
+          <w:lang w:val="zh_TW" w:bidi="zh_TW"/>
+        </w:rPr>
+        <w:t>；</w:t>
+      </w:r>
+      <w:hyperlink r:id="rId60">
+        <w:r>
+          <w:rPr>
+            <w:lang w:val="zh_TW" w:bidi="zh_TW"/>
+          </w:rPr>
+          <w:rPr>
+            <w:color w:val="0000EE"/>
+            <w:u w:val="single"/>
+          </w:rPr>
+          <w:t>彼得前書2:25</w:t>
+        </w:r>
+      </w:hyperlink>
+      <w:r>
+        <w:rPr>
+          <w:lang w:val="zh_TW" w:bidi="zh_TW"/>
+        </w:rPr>
+        <w:t>）。</w:t>
+      </w:r>
+      <w:hyperlink r:id="rId61">
+        <w:r>
+          <w:rPr>
+            <w:lang w:val="zh_TW" w:bidi="zh_TW"/>
+          </w:rPr>
+          <w:rPr>
+            <w:color w:val="0000EE"/>
+            <w:u w:val="single"/>
+          </w:rPr>
+          <w:t>以弗所書四章11節</w:t>
+        </w:r>
+      </w:hyperlink>
+      <w:r>
+        <w:rPr>
+          <w:lang w:val="zh_TW" w:bidi="zh_TW"/>
+        </w:rPr>
+        <w:t>提到教會的領袖為牧人或牧師。這種用法在早期教會中持續，直到今天。保羅說他們是神賜給教會的特殊人物，像牧人一樣照顧神的百姓，以神的道路引導並教導他們。彼得也提到領袖們是牧人。他鼓勵牧人忠心，直到大牧人耶穌基督顯現的時候（</w:t>
+      </w:r>
+      <w:hyperlink r:id="rId62">
+        <w:r>
+          <w:rPr>
+            <w:lang w:val="zh_TW" w:bidi="zh_TW"/>
+          </w:rPr>
+          <w:rPr>
+            <w:color w:val="0000EE"/>
+            <w:u w:val="single"/>
+          </w:rPr>
+          <w:t>彼得前書5:1–4</w:t>
+        </w:r>
+      </w:hyperlink>
+      <w:r>
+        <w:rPr>
+          <w:lang w:val="zh_TW" w:bidi="zh_TW"/>
+        </w:rPr>
+        <w:t>）。</w:t>
+      </w:r>
+      <w:r>
+        <w:rPr>
+          <w:lang w:val="zh_TW" w:bidi="zh_TW"/>
+        </w:rPr>
+      </w:r>
+      <w:r>
+        <w:rPr>
+          <w:lang w:val="zh_TW" w:bidi="zh_TW"/>
+        </w:rPr>
       </w:r>
     </w:p>
     <w:p>
@@ -1331,119 +1307,21 @@
           <w:lang w:val="zh_TW" w:bidi="zh_TW"/>
         </w:rPr>
       </w:r>
-      <w:r>
-        <w:rPr>
-          <w:lang w:val="zh_TW" w:bidi="zh_TW"/>
-        </w:rPr>
-        <w:t>新約中的饒恕倫理強調，悔改是饒恕的條件（</w:t>
-      </w:r>
-      <w:hyperlink r:id="rId63">
-        <w:r>
-          <w:rPr>
-            <w:lang w:val="zh_TW" w:bidi="zh_TW"/>
-          </w:rPr>
-          <w:rPr>
-            <w:color w:val="0000EE"/>
-            <w:u w:val="single"/>
-          </w:rPr>
-          <w:t>林後7:10</w:t>
-        </w:r>
-      </w:hyperlink>
-      <w:r>
-        <w:rPr>
-          <w:lang w:val="zh_TW" w:bidi="zh_TW"/>
-        </w:rPr>
-        <w:t>），還包括需要饒恕他人（</w:t>
-      </w:r>
-      <w:hyperlink r:id="rId64">
-        <w:r>
-          <w:rPr>
-            <w:lang w:val="zh_TW" w:bidi="zh_TW"/>
-          </w:rPr>
-          <w:rPr>
-            <w:color w:val="0000EE"/>
-            <w:u w:val="single"/>
-          </w:rPr>
-          <w:t>太6:14–15</w:t>
-        </w:r>
-      </w:hyperlink>
-      <w:r>
-        <w:rPr>
-          <w:lang w:val="zh_TW" w:bidi="zh_TW"/>
-        </w:rPr>
-        <w:t>）。如果在接受饒恕的同時不饒恕他人，這顯然表明悔改並不徹底。主多次在比喻中強調，願意饒恕他人是真正悔改的標誌（</w:t>
-      </w:r>
-      <w:hyperlink r:id="rId40">
-        <w:r>
-          <w:rPr>
-            <w:lang w:val="zh_TW" w:bidi="zh_TW"/>
-          </w:rPr>
-          <w:rPr>
-            <w:color w:val="0000EE"/>
-            <w:u w:val="single"/>
-          </w:rPr>
-          <w:t>太18:23–35</w:t>
-        </w:r>
-      </w:hyperlink>
-      <w:r>
-        <w:rPr>
-          <w:lang w:val="zh_TW" w:bidi="zh_TW"/>
-        </w:rPr>
-        <w:t>；</w:t>
-      </w:r>
-      <w:hyperlink r:id="rId56">
-        <w:r>
-          <w:rPr>
-            <w:lang w:val="zh_TW" w:bidi="zh_TW"/>
-          </w:rPr>
-          <w:rPr>
-            <w:color w:val="0000EE"/>
-            <w:u w:val="single"/>
-          </w:rPr>
-          <w:t>路6:37</w:t>
-        </w:r>
-      </w:hyperlink>
-      <w:r>
-        <w:rPr>
-          <w:lang w:val="zh_TW" w:bidi="zh_TW"/>
-        </w:rPr>
-        <w:t>）。因此，基督教導我們，饒恕是一種責任，沒有任何限制。必須毫無保留地饒恕，甚至要到70個7次（</w:t>
-      </w:r>
-      <w:hyperlink r:id="rId65">
-        <w:r>
-          <w:rPr>
-            <w:lang w:val="zh_TW" w:bidi="zh_TW"/>
-          </w:rPr>
-          <w:rPr>
-            <w:color w:val="0000EE"/>
-            <w:u w:val="single"/>
-          </w:rPr>
-          <w:t>太18:21–22</w:t>
-        </w:r>
-      </w:hyperlink>
-      <w:r>
-        <w:rPr>
-          <w:lang w:val="zh_TW" w:bidi="zh_TW"/>
-        </w:rPr>
-        <w:t>）。饒恕是信徒之間相互關係的一部分：既然所有人都依賴於神的饒恕，那麼所有人也都必須彼此饒恕。「主怎樣饒恕了你們，你們也要怎樣饒恕人」（</w:t>
-      </w:r>
-      <w:hyperlink r:id="rId55">
-        <w:r>
-          <w:rPr>
-            <w:lang w:val="zh_TW" w:bidi="zh_TW"/>
-          </w:rPr>
-          <w:rPr>
-            <w:color w:val="0000EE"/>
-            <w:u w:val="single"/>
-          </w:rPr>
-          <w:t>西3:13</w:t>
-        </w:r>
-      </w:hyperlink>
-      <w:r>
-        <w:rPr>
-          <w:lang w:val="zh_TW" w:bidi="zh_TW"/>
-        </w:rPr>
-        <w:t>）。</w:t>
+    </w:p>
+    <w:p>
+      <w:pPr>
+        <w:pStyle w:val="Heading2"/>
+      </w:pPr>
+      <w:r>
+        <w:rPr>
+          <w:lang w:val="zh_TW" w:bidi="zh_TW"/>
+        </w:rPr>
+        <w:t>牧師</w:t>
+      </w:r>
+      <w:r>
+        <w:rPr>
+          <w:lang w:val="zh_TW" w:bidi="zh_TW"/>
+        </w:rPr>
       </w:r>
     </w:p>
     <w:p>
@@ -1455,6 +1333,228 @@
       </w:r>
       <w:r>
         <w:rPr>
+          <w:lang w:val="zh_TW" w:bidi="zh_TW"/>
+        </w:rPr>
+        <w:t>這個詞字面意思是「牧羊人」。在舊約和新約中，這個詞以比喻的方式用來指代統治者和領袖。這個詞在新約聖經中有12次被用來比喻「領袖」，但只有在</w:t>
+      </w:r>
+      <w:hyperlink r:id="rId61">
+        <w:r>
+          <w:rPr>
+            <w:lang w:val="zh_TW" w:bidi="zh_TW"/>
+          </w:rPr>
+          <w:rPr>
+            <w:color w:val="0000EE"/>
+            <w:u w:val="single"/>
+          </w:rPr>
+          <w:t>以弗所書四章11節</w:t>
+        </w:r>
+      </w:hyperlink>
+      <w:r>
+        <w:rPr>
+          <w:lang w:val="zh_TW" w:bidi="zh_TW"/>
+        </w:rPr>
+        <w:t>中被翻譯為「牧師」。</w:t>
+      </w:r>
+    </w:p>
+    <w:p>
+      <w:pPr/>
+      <w:r>
+        <w:rPr>
+          <w:lang w:val="zh_TW" w:bidi="zh_TW"/>
+        </w:rPr>
+      </w:r>
+      <w:r>
+        <w:rPr>
+          <w:lang w:val="zh_TW" w:bidi="zh_TW"/>
+        </w:rPr>
+        <w:t>牧師和教師共同組成一個團體，與使徒、先知和傳福音者的工作相輔相成。「監督」和「長老」這兩個稱號在新約中指的是同一個職分（參</w:t>
+      </w:r>
+      <w:hyperlink r:id="rId63">
+        <w:r>
+          <w:rPr>
+            <w:lang w:val="zh_TW" w:bidi="zh_TW"/>
+          </w:rPr>
+          <w:rPr>
+            <w:color w:val="0000EE"/>
+            <w:u w:val="single"/>
+          </w:rPr>
+          <w:t>徒20:17、28</w:t>
+        </w:r>
+      </w:hyperlink>
+      <w:r>
+        <w:rPr>
+          <w:lang w:val="zh_TW" w:bidi="zh_TW"/>
+        </w:rPr>
+        <w:t>；</w:t>
+      </w:r>
+      <w:hyperlink r:id="rId64">
+        <w:r>
+          <w:rPr>
+            <w:lang w:val="zh_TW" w:bidi="zh_TW"/>
+          </w:rPr>
+          <w:rPr>
+            <w:color w:val="0000EE"/>
+            <w:u w:val="single"/>
+          </w:rPr>
+          <w:t>多1:5–7</w:t>
+        </w:r>
+      </w:hyperlink>
+      <w:r>
+        <w:rPr>
+          <w:lang w:val="zh_TW" w:bidi="zh_TW"/>
+        </w:rPr>
+        <w:t>）。「牧師」似乎與「監督」和「長老」具有相同的含義，正如耶穌被稱為「你們靈魂的牧人監督」（</w:t>
+      </w:r>
+      <w:hyperlink r:id="rId60">
+        <w:r>
+          <w:rPr>
+            <w:lang w:val="zh_TW" w:bidi="zh_TW"/>
+          </w:rPr>
+          <w:rPr>
+            <w:color w:val="0000EE"/>
+            <w:u w:val="single"/>
+          </w:rPr>
+          <w:t>彼前2:25</w:t>
+        </w:r>
+      </w:hyperlink>
+      <w:r>
+        <w:rPr>
+          <w:lang w:val="zh_TW" w:bidi="zh_TW"/>
+        </w:rPr>
+        <w:t>）所顯示。</w:t>
+      </w:r>
+    </w:p>
+    <w:p>
+      <w:pPr/>
+      <w:r>
+        <w:rPr>
+          <w:lang w:val="zh_TW" w:bidi="zh_TW"/>
+        </w:rPr>
+      </w:r>
+      <w:r>
+        <w:rPr>
+          <w:lang w:val="zh_TW" w:bidi="zh_TW"/>
+        </w:rPr>
+        <w:t>動詞「牧養」被用來描述地方教會領袖的工作（</w:t>
+      </w:r>
+      <w:hyperlink r:id="rId65">
+        <w:r>
+          <w:rPr>
+            <w:lang w:val="zh_TW" w:bidi="zh_TW"/>
+          </w:rPr>
+          <w:rPr>
+            <w:color w:val="0000EE"/>
+            <w:u w:val="single"/>
+          </w:rPr>
+          <w:t>約音21:16</w:t>
+        </w:r>
+      </w:hyperlink>
+      <w:r>
+        <w:rPr>
+          <w:lang w:val="zh_TW" w:bidi="zh_TW"/>
+        </w:rPr>
+        <w:t>；</w:t>
+      </w:r>
+      <w:hyperlink r:id="rId66">
+        <w:r>
+          <w:rPr>
+            <w:lang w:val="zh_TW" w:bidi="zh_TW"/>
+          </w:rPr>
+          <w:rPr>
+            <w:color w:val="0000EE"/>
+            <w:u w:val="single"/>
+          </w:rPr>
+          <w:t>徒20:28</w:t>
+        </w:r>
+      </w:hyperlink>
+      <w:r>
+        <w:rPr>
+          <w:lang w:val="zh_TW" w:bidi="zh_TW"/>
+        </w:rPr>
+        <w:t>；</w:t>
+      </w:r>
+      <w:hyperlink r:id="rId67">
+        <w:r>
+          <w:rPr>
+            <w:lang w:val="zh_TW" w:bidi="zh_TW"/>
+          </w:rPr>
+          <w:rPr>
+            <w:color w:val="0000EE"/>
+            <w:u w:val="single"/>
+          </w:rPr>
+          <w:t>彼前5:2</w:t>
+        </w:r>
+      </w:hyperlink>
+      <w:r>
+        <w:rPr>
+          <w:lang w:val="zh_TW" w:bidi="zh_TW"/>
+        </w:rPr>
+        <w:t>），會眾經常被稱為羊群。牧師的責任是建立基督的身體。牧師通過監督會眾（</w:t>
+      </w:r>
+      <w:hyperlink r:id="rId66">
+        <w:r>
+          <w:rPr>
+            <w:lang w:val="zh_TW" w:bidi="zh_TW"/>
+          </w:rPr>
+          <w:rPr>
+            <w:color w:val="0000EE"/>
+            <w:u w:val="single"/>
+          </w:rPr>
+          <w:t>徒20:28</w:t>
+        </w:r>
+      </w:hyperlink>
+      <w:r>
+        <w:rPr>
+          <w:lang w:val="zh_TW" w:bidi="zh_TW"/>
+        </w:rPr>
+        <w:t>；</w:t>
+      </w:r>
+      <w:hyperlink r:id="rId68">
+        <w:r>
+          <w:rPr>
+            <w:lang w:val="zh_TW" w:bidi="zh_TW"/>
+          </w:rPr>
+          <w:rPr>
+            <w:color w:val="0000EE"/>
+            <w:u w:val="single"/>
+          </w:rPr>
+          <w:t>來13:7</w:t>
+        </w:r>
+      </w:hyperlink>
+      <w:r>
+        <w:rPr>
+          <w:lang w:val="zh_TW" w:bidi="zh_TW"/>
+        </w:rPr>
+        <w:t>）和反對虛假教導（</w:t>
+      </w:r>
+      <w:hyperlink r:id="rId69">
+        <w:r>
+          <w:rPr>
+            <w:lang w:val="zh_TW" w:bidi="zh_TW"/>
+          </w:rPr>
+          <w:rPr>
+            <w:color w:val="0000EE"/>
+            <w:u w:val="single"/>
+          </w:rPr>
+          <w:t>徒20:29–30</w:t>
+        </w:r>
+      </w:hyperlink>
+      <w:r>
+        <w:rPr>
+          <w:lang w:val="zh_TW" w:bidi="zh_TW"/>
+        </w:rPr>
+        <w:t>）來建立基督的身體。關於牧師職責和責任的更詳細信息見於保羅寫給提摩太和提多的書信，這些書信被稱為教牧書信。</w:t>
+      </w:r>
+    </w:p>
+    <w:p>
+      <w:pPr/>
+      <w:r>
+        <w:rPr>
+          <w:lang w:val="zh_TW" w:bidi="zh_TW"/>
+        </w:rPr>
+      </w:r>
+      <w:r>
+        <w:rPr>
           <w:i/>
           <w:lang w:val="zh_TW" w:bidi="zh_TW"/>
         </w:rPr>
@@ -1470,7 +1570,7 @@
         <w:rPr>
           <w:lang w:val="zh_TW" w:bidi="zh_TW"/>
         </w:rPr>
-        <w:t>承認</w:t>
+        <w:t>監督</w:t>
       </w:r>
       <w:r>
         <w:rPr>
@@ -1482,7 +1582,55 @@
         <w:rPr>
           <w:lang w:val="zh_TW" w:bidi="zh_TW"/>
         </w:rPr>
-        <w:t>悔改</w:t>
+        <w:t>執事、女執事</w:t>
+      </w:r>
+      <w:r>
+        <w:rPr>
+          <w:lang w:val="zh_TW" w:bidi="zh_TW"/>
+        </w:rPr>
+        <w:t>；</w:t>
+      </w:r>
+      <w:r>
+        <w:rPr>
+          <w:lang w:val="zh_TW" w:bidi="zh_TW"/>
+        </w:rPr>
+        <w:t>長老</w:t>
+      </w:r>
+      <w:r>
+        <w:rPr>
+          <w:lang w:val="zh_TW" w:bidi="zh_TW"/>
+        </w:rPr>
+        <w:t>；</w:t>
+      </w:r>
+      <w:r>
+        <w:rPr>
+          <w:lang w:val="zh_TW" w:bidi="zh_TW"/>
+        </w:rPr>
+        <w:t>長老</w:t>
+      </w:r>
+      <w:r>
+        <w:rPr>
+          <w:lang w:val="zh_TW" w:bidi="zh_TW"/>
+        </w:rPr>
+        <w:t>；</w:t>
+      </w:r>
+      <w:r>
+        <w:rPr>
+          <w:lang w:val="zh_TW" w:bidi="zh_TW"/>
+        </w:rPr>
+        <w:t>牧羊人</w:t>
+      </w:r>
+      <w:r>
+        <w:rPr>
+          <w:lang w:val="zh_TW" w:bidi="zh_TW"/>
+        </w:rPr>
+        <w:t>；</w:t>
+      </w:r>
+      <w:r>
+        <w:rPr>
+          <w:lang w:val="zh_TW" w:bidi="zh_TW"/>
+        </w:rPr>
+        <w:t>屬靈恩賜</w:t>
       </w:r>
       <w:r>
         <w:rPr>

--- a/zht/docx/094.content.docx
+++ b/zht/docx/094.content.docx
@@ -19,7 +19,7 @@
         <w:rPr>
           <w:lang w:val="zh_TW" w:bidi="zh_TW"/>
         </w:rPr>
-        <w:t>Resource: 聖經詞典 (Tyndale)</w:t>
+        <w:t>Resource: Tyndale Open Bible Dictionary</w:t>
       </w:r>
       <w:r>
         <w:rPr>
@@ -112,7 +112,7 @@
         <w:rPr>
           <w:lang w:val="zh_TW" w:bidi="zh_TW"/>
         </w:rPr>
-        <w:t>聖經詞典 (Tyndale)</w:t>
+        <w:t>Tyndale Open Bible Dictionary</w:t>
       </w:r>
     </w:p>
     <w:p>
@@ -149,7 +149,7 @@
         <w:rPr>
           <w:lang w:val="zh_TW" w:bidi="zh_TW"/>
         </w:rPr>
-        <w:t>mu</w:t>
+        <w:t>mei</w:t>
       </w:r>
       <w:r>
         <w:rPr>
@@ -212,7 +212,7 @@
         <w:rPr>
           <w:lang w:val="zh_TW" w:bidi="zh_TW"/>
         </w:rPr>
-        <w:t>木匠</w:t>
+        <w:t>美麗</w:t>
       </w:r>
       <w:r>
         <w:rPr>
@@ -231,161 +231,7 @@
         <w:rPr>
           <w:lang w:val="zh_TW" w:bidi="zh_TW"/>
         </w:rPr>
-        <w:t>從事木工工作的人，負責建造房屋的框架、屋頂、窗戶和門。小型結構如房屋，通常由屋主自行建造；而神廟和宮殿等大型建築，則需要熟練工匠參與。建造這些較大的建築物，需要木匠與石匠合作，後者專門切割和準備建築用的石材（</w:t>
-      </w:r>
-      <w:hyperlink r:id="rId13">
-        <w:r>
-          <w:rPr>
-            <w:lang w:val="zh_TW" w:bidi="zh_TW"/>
-          </w:rPr>
-          <w:rPr>
-            <w:color w:val="0000EE"/>
-            <w:u w:val="single"/>
-          </w:rPr>
-          <w:t>王下12:11，</w:t>
-        </w:r>
-      </w:hyperlink>
-      <w:hyperlink r:id="rId14">
-        <w:r>
-          <w:rPr>
-            <w:lang w:val="zh_TW" w:bidi="zh_TW"/>
-          </w:rPr>
-          <w:rPr>
-            <w:color w:val="0000EE"/>
-            <w:u w:val="single"/>
-          </w:rPr>
-          <w:t>22:6</w:t>
-        </w:r>
-      </w:hyperlink>
-      <w:r>
-        <w:rPr>
-          <w:lang w:val="zh_TW" w:bidi="zh_TW"/>
-        </w:rPr>
-        <w:t>；</w:t>
-      </w:r>
-      <w:hyperlink r:id="rId15">
-        <w:r>
-          <w:rPr>
-            <w:lang w:val="zh_TW" w:bidi="zh_TW"/>
-          </w:rPr>
-          <w:rPr>
-            <w:color w:val="0000EE"/>
-            <w:u w:val="single"/>
-          </w:rPr>
-          <w:t>代上14:1，</w:t>
-        </w:r>
-      </w:hyperlink>
-      <w:hyperlink r:id="rId16">
-        <w:r>
-          <w:rPr>
-            <w:lang w:val="zh_TW" w:bidi="zh_TW"/>
-          </w:rPr>
-          <w:rPr>
-            <w:color w:val="0000EE"/>
-            <w:u w:val="single"/>
-          </w:rPr>
-          <w:t>22:15</w:t>
-        </w:r>
-      </w:hyperlink>
-      <w:r>
-        <w:rPr>
-          <w:lang w:val="zh_TW" w:bidi="zh_TW"/>
-        </w:rPr>
-        <w:t>；</w:t>
-      </w:r>
-      <w:hyperlink r:id="rId17">
-        <w:r>
-          <w:rPr>
-            <w:lang w:val="zh_TW" w:bidi="zh_TW"/>
-          </w:rPr>
-          <w:rPr>
-            <w:color w:val="0000EE"/>
-            <w:u w:val="single"/>
-          </w:rPr>
-          <w:t>代下24:12，</w:t>
-        </w:r>
-      </w:hyperlink>
-      <w:hyperlink r:id="rId18">
-        <w:r>
-          <w:rPr>
-            <w:lang w:val="zh_TW" w:bidi="zh_TW"/>
-          </w:rPr>
-          <w:rPr>
-            <w:color w:val="0000EE"/>
-            <w:u w:val="single"/>
-          </w:rPr>
-          <w:t>34:11</w:t>
-        </w:r>
-      </w:hyperlink>
-      <w:r>
-        <w:rPr>
-          <w:lang w:val="zh_TW" w:bidi="zh_TW"/>
-        </w:rPr>
-        <w:t>；</w:t>
-      </w:r>
-      <w:hyperlink r:id="rId19">
-        <w:r>
-          <w:rPr>
-            <w:lang w:val="zh_TW" w:bidi="zh_TW"/>
-          </w:rPr>
-          <w:rPr>
-            <w:color w:val="0000EE"/>
-            <w:u w:val="single"/>
-          </w:rPr>
-          <w:t>拉3:7</w:t>
-        </w:r>
-      </w:hyperlink>
-      <w:r>
-        <w:rPr>
-          <w:lang w:val="zh_TW" w:bidi="zh_TW"/>
-        </w:rPr>
-        <w:t>）。新約中很少提及木工工作，但耶穌和祂的父親約瑟正是從事此行業（</w:t>
-      </w:r>
-      <w:hyperlink r:id="rId20">
-        <w:r>
-          <w:rPr>
-            <w:lang w:val="zh_TW" w:bidi="zh_TW"/>
-          </w:rPr>
-          <w:rPr>
-            <w:color w:val="0000EE"/>
-            <w:u w:val="single"/>
-          </w:rPr>
-          <w:t>太13:55</w:t>
-        </w:r>
-      </w:hyperlink>
-      <w:r>
-        <w:rPr>
-          <w:lang w:val="zh_TW" w:bidi="zh_TW"/>
-        </w:rPr>
-        <w:t>；</w:t>
-      </w:r>
-      <w:hyperlink r:id="rId21">
-        <w:r>
-          <w:rPr>
-            <w:lang w:val="zh_TW" w:bidi="zh_TW"/>
-          </w:rPr>
-          <w:rPr>
-            <w:color w:val="0000EE"/>
-            <w:u w:val="single"/>
-          </w:rPr>
-          <w:t>可6:3</w:t>
-        </w:r>
-      </w:hyperlink>
-      <w:r>
-        <w:rPr>
-          <w:lang w:val="zh_TW" w:bidi="zh_TW"/>
-        </w:rPr>
-        <w:t>）。</w:t>
-      </w:r>
-      <w:r>
-        <w:rPr>
-          <w:lang w:val="zh_TW" w:bidi="zh_TW"/>
-        </w:rPr>
-      </w:r>
-      <w:r>
-        <w:rPr>
-          <w:lang w:val="zh_TW" w:bidi="zh_TW"/>
-        </w:rPr>
+        <w:t>令人賞心悅目的和諧組合。考古資料（來自過去的物品或遺跡）表明，古代希伯來人更關注實用性而非美觀性。例如，希伯來陶器通常比迦南陶器更笨重。然而，這些文物（過去使用的物品）並不意味著希伯來人不欣賞美麗的事物。</w:t>
       </w:r>
     </w:p>
     <w:p>
@@ -395,21 +241,209 @@
           <w:lang w:val="zh_TW" w:bidi="zh_TW"/>
         </w:rPr>
       </w:r>
-    </w:p>
-    <w:p>
-      <w:pPr>
-        <w:pStyle w:val="Heading2"/>
-      </w:pPr>
-      <w:r>
-        <w:rPr>
-          <w:lang w:val="zh_TW" w:bidi="zh_TW"/>
-        </w:rPr>
-        <w:t>牧人</w:t>
-      </w:r>
-      <w:r>
-        <w:rPr>
-          <w:lang w:val="zh_TW" w:bidi="zh_TW"/>
-        </w:rPr>
+      <w:r>
+        <w:rPr>
+          <w:lang w:val="zh_TW" w:bidi="zh_TW"/>
+        </w:rPr>
+        <w:t>舊約聖經談到神的創造是美麗的（</w:t>
+      </w:r>
+      <w:hyperlink r:id="rId13">
+        <w:r>
+          <w:rPr>
+            <w:lang w:val="zh_TW" w:bidi="zh_TW"/>
+          </w:rPr>
+          <w:rPr>
+            <w:color w:val="0000EE"/>
+            <w:u w:val="single"/>
+          </w:rPr>
+          <w:t>創2:9</w:t>
+        </w:r>
+      </w:hyperlink>
+      <w:r>
+        <w:rPr>
+          <w:lang w:val="zh_TW" w:bidi="zh_TW"/>
+        </w:rPr>
+        <w:t>；</w:t>
+      </w:r>
+      <w:hyperlink r:id="rId14">
+        <w:r>
+          <w:rPr>
+            <w:lang w:val="zh_TW" w:bidi="zh_TW"/>
+          </w:rPr>
+          <w:rPr>
+            <w:color w:val="0000EE"/>
+            <w:u w:val="single"/>
+          </w:rPr>
+          <w:t>伯26:13</w:t>
+        </w:r>
+      </w:hyperlink>
+      <w:r>
+        <w:rPr>
+          <w:lang w:val="zh_TW" w:bidi="zh_TW"/>
+        </w:rPr>
+        <w:t>；</w:t>
+      </w:r>
+      <w:hyperlink r:id="rId15">
+        <w:r>
+          <w:rPr>
+            <w:lang w:val="zh_TW" w:bidi="zh_TW"/>
+          </w:rPr>
+          <w:rPr>
+            <w:color w:val="0000EE"/>
+            <w:u w:val="single"/>
+          </w:rPr>
+          <w:t>詩19:1–6</w:t>
+        </w:r>
+      </w:hyperlink>
+      <w:r>
+        <w:rPr>
+          <w:lang w:val="zh_TW" w:bidi="zh_TW"/>
+        </w:rPr>
+        <w:t>；</w:t>
+      </w:r>
+      <w:hyperlink r:id="rId16">
+        <w:r>
+          <w:rPr>
+            <w:lang w:val="zh_TW" w:bidi="zh_TW"/>
+          </w:rPr>
+          <w:rPr>
+            <w:color w:val="0000EE"/>
+            <w:u w:val="single"/>
+          </w:rPr>
+          <w:t>歌6:10</w:t>
+        </w:r>
+      </w:hyperlink>
+      <w:r>
+        <w:rPr>
+          <w:lang w:val="zh_TW" w:bidi="zh_TW"/>
+        </w:rPr>
+        <w:t>）。迦南地是「美地」（</w:t>
+      </w:r>
+      <w:hyperlink r:id="rId17">
+        <w:r>
+          <w:rPr>
+            <w:lang w:val="zh_TW" w:bidi="zh_TW"/>
+          </w:rPr>
+          <w:rPr>
+            <w:color w:val="0000EE"/>
+            <w:u w:val="single"/>
+          </w:rPr>
+          <w:t>耶3:19</w:t>
+        </w:r>
+      </w:hyperlink>
+      <w:r>
+        <w:rPr>
+          <w:lang w:val="zh_TW" w:bidi="zh_TW"/>
+        </w:rPr>
+        <w:t>）。耶路撒冷被稱為「美」（</w:t>
+      </w:r>
+      <w:hyperlink r:id="rId18">
+        <w:r>
+          <w:rPr>
+            <w:lang w:val="zh_TW" w:bidi="zh_TW"/>
+          </w:rPr>
+          <w:rPr>
+            <w:color w:val="0000EE"/>
+            <w:u w:val="single"/>
+          </w:rPr>
+          <w:t>賽52:1</w:t>
+        </w:r>
+      </w:hyperlink>
+      <w:r>
+        <w:rPr>
+          <w:lang w:val="zh_TW" w:bidi="zh_TW"/>
+        </w:rPr>
+        <w:t>；</w:t>
+      </w:r>
+      <w:hyperlink r:id="rId19">
+        <w:r>
+          <w:rPr>
+            <w:lang w:val="zh_TW" w:bidi="zh_TW"/>
+          </w:rPr>
+          <w:rPr>
+            <w:color w:val="0000EE"/>
+            <w:u w:val="single"/>
+          </w:rPr>
+          <w:t>哀2:15</w:t>
+        </w:r>
+      </w:hyperlink>
+      <w:r>
+        <w:rPr>
+          <w:lang w:val="zh_TW" w:bidi="zh_TW"/>
+        </w:rPr>
+        <w:t>），其中一個聖殿門也被稱為「美門」（</w:t>
+      </w:r>
+      <w:hyperlink r:id="rId20">
+        <w:r>
+          <w:rPr>
+            <w:lang w:val="zh_TW" w:bidi="zh_TW"/>
+          </w:rPr>
+          <w:rPr>
+            <w:color w:val="0000EE"/>
+            <w:u w:val="single"/>
+          </w:rPr>
+          <w:t>徒3:2、10</w:t>
+        </w:r>
+      </w:hyperlink>
+      <w:r>
+        <w:rPr>
+          <w:lang w:val="zh_TW" w:bidi="zh_TW"/>
+        </w:rPr>
+        <w:t>）。希伯來人欣賞黎巴嫩山脈的野性之美（</w:t>
+      </w:r>
+      <w:hyperlink r:id="rId21">
+        <w:r>
+          <w:rPr>
+            <w:lang w:val="zh_TW" w:bidi="zh_TW"/>
+          </w:rPr>
+          <w:rPr>
+            <w:color w:val="0000EE"/>
+            <w:u w:val="single"/>
+          </w:rPr>
+          <w:t>詩104:16</w:t>
+        </w:r>
+      </w:hyperlink>
+      <w:r>
+        <w:rPr>
+          <w:lang w:val="zh_TW" w:bidi="zh_TW"/>
+        </w:rPr>
+        <w:t>；</w:t>
+      </w:r>
+      <w:hyperlink r:id="rId22">
+        <w:r>
+          <w:rPr>
+            <w:lang w:val="zh_TW" w:bidi="zh_TW"/>
+          </w:rPr>
+          <w:rPr>
+            <w:color w:val="0000EE"/>
+            <w:u w:val="single"/>
+          </w:rPr>
+          <w:t>賽60:13</w:t>
+        </w:r>
+      </w:hyperlink>
+      <w:r>
+        <w:rPr>
+          <w:lang w:val="zh_TW" w:bidi="zh_TW"/>
+        </w:rPr>
+        <w:t>）。迦南城市得撒是巴沙王在北國的首都（</w:t>
+      </w:r>
+      <w:hyperlink r:id="rId23">
+        <w:r>
+          <w:rPr>
+            <w:lang w:val="zh_TW" w:bidi="zh_TW"/>
+          </w:rPr>
+          <w:rPr>
+            <w:color w:val="0000EE"/>
+            <w:u w:val="single"/>
+          </w:rPr>
+          <w:t>王上15:33</w:t>
+        </w:r>
+      </w:hyperlink>
+      <w:r>
+        <w:rPr>
+          <w:lang w:val="zh_TW" w:bidi="zh_TW"/>
+        </w:rPr>
+        <w:t>），因其迷人的地理位置而得名。「得撒」這個名字來自希伯來文，意思是「美麗」。</w:t>
       </w:r>
     </w:p>
     <w:p>
@@ -423,9 +457,9 @@
         <w:rPr>
           <w:lang w:val="zh_TW" w:bidi="zh_TW"/>
         </w:rPr>
-        <w:t>照顧家畜的男人，如牛、羊和山羊（</w:t>
-      </w:r>
-      <w:hyperlink r:id="rId22">
+        <w:t>雖然希伯來人不像古希臘人那樣崇尚人體之美，但舊約聖經仍然理想化了身體的吸引力。新郎在愛情詩歌中生動地描述了新娘的美麗（</w:t>
+      </w:r>
+      <w:hyperlink r:id="rId24">
         <w:r>
           <w:rPr>
             <w:lang w:val="zh_TW" w:bidi="zh_TW"/>
@@ -434,7 +468,7 @@
             <w:color w:val="0000EE"/>
             <w:u w:val="single"/>
           </w:rPr>
-          <w:t>創13:7–8</w:t>
+          <w:t>歌4:1–15</w:t>
         </w:r>
       </w:hyperlink>
       <w:r>
@@ -443,7 +477,7 @@
         </w:rPr>
         <w:t>，</w:t>
       </w:r>
-      <w:hyperlink r:id="rId23">
+      <w:hyperlink r:id="rId25">
         <w:r>
           <w:rPr>
             <w:lang w:val="zh_TW" w:bidi="zh_TW"/>
@@ -452,16 +486,16 @@
             <w:color w:val="0000EE"/>
             <w:u w:val="single"/>
           </w:rPr>
-          <w:t>26:20</w:t>
+          <w:t>6:4</w:t>
         </w:r>
       </w:hyperlink>
       <w:r>
         <w:rPr>
           <w:lang w:val="zh_TW" w:bidi="zh_TW"/>
         </w:rPr>
-        <w:t>；</w:t>
-      </w:r>
-      <w:hyperlink r:id="rId24">
+        <w:t>）。這種對新娘的讚美，可能是以色列人婚禮的傳統特色。舊約聖經中有幾位傑出的女性被描述為美麗（</w:t>
+      </w:r>
+      <w:hyperlink r:id="rId26">
         <w:r>
           <w:rPr>
             <w:lang w:val="zh_TW" w:bidi="zh_TW"/>
@@ -470,16 +504,16 @@
             <w:color w:val="0000EE"/>
             <w:u w:val="single"/>
           </w:rPr>
-          <w:t>撒上21:7</w:t>
+          <w:t>創29:17</w:t>
         </w:r>
       </w:hyperlink>
       <w:r>
         <w:rPr>
           <w:lang w:val="zh_TW" w:bidi="zh_TW"/>
         </w:rPr>
-        <w:t>）。他們也包括牧羊人。在新約聖經中，牧羊人是一個眾所周知的詞語。耶穌使用了牧羊人和祂的羊的隱喻（</w:t>
-      </w:r>
-      <w:hyperlink r:id="rId25">
+        <w:t>；</w:t>
+      </w:r>
+      <w:hyperlink r:id="rId27">
         <w:r>
           <w:rPr>
             <w:lang w:val="zh_TW" w:bidi="zh_TW"/>
@@ -488,16 +522,16 @@
             <w:color w:val="0000EE"/>
             <w:u w:val="single"/>
           </w:rPr>
-          <w:t>約10:1–16</w:t>
+          <w:t>撒下11:2</w:t>
         </w:r>
       </w:hyperlink>
       <w:r>
         <w:rPr>
           <w:lang w:val="zh_TW" w:bidi="zh_TW"/>
         </w:rPr>
-        <w:t>）。一些牧人養豬（</w:t>
-      </w:r>
-      <w:hyperlink r:id="rId26">
+        <w:t>；</w:t>
+      </w:r>
+      <w:hyperlink r:id="rId28">
         <w:r>
           <w:rPr>
             <w:lang w:val="zh_TW" w:bidi="zh_TW"/>
@@ -506,16 +540,16 @@
             <w:color w:val="0000EE"/>
             <w:u w:val="single"/>
           </w:rPr>
-          <w:t>太8:33</w:t>
+          <w:t>斯2:7</w:t>
         </w:r>
       </w:hyperlink>
       <w:r>
         <w:rPr>
           <w:lang w:val="zh_TW" w:bidi="zh_TW"/>
         </w:rPr>
-        <w:t>；</w:t>
-      </w:r>
-      <w:hyperlink r:id="rId27">
+        <w:t>）。但在女性身上，感官上的美麗遠不及勤勞、機智（resourcefulness）和傳統的敬虔（</w:t>
+      </w:r>
+      <w:hyperlink r:id="rId29">
         <w:r>
           <w:rPr>
             <w:lang w:val="zh_TW" w:bidi="zh_TW"/>
@@ -524,16 +558,16 @@
             <w:color w:val="0000EE"/>
             <w:u w:val="single"/>
           </w:rPr>
-          <w:t>可5:14</w:t>
+          <w:t>箴31:10–31</w:t>
         </w:r>
       </w:hyperlink>
       <w:r>
         <w:rPr>
           <w:lang w:val="zh_TW" w:bidi="zh_TW"/>
         </w:rPr>
-        <w:t>；</w:t>
-      </w:r>
-      <w:hyperlink r:id="rId28">
+        <w:t>）。有幾位男性也因其外表俊美而聞名，例如大衛（</w:t>
+      </w:r>
+      <w:hyperlink r:id="rId30">
         <w:r>
           <w:rPr>
             <w:lang w:val="zh_TW" w:bidi="zh_TW"/>
@@ -542,24 +576,86 @@
             <w:color w:val="0000EE"/>
             <w:u w:val="single"/>
           </w:rPr>
-          <w:t>路8:34</w:t>
+          <w:t>撒上16:12</w:t>
         </w:r>
       </w:hyperlink>
       <w:r>
         <w:rPr>
           <w:lang w:val="zh_TW" w:bidi="zh_TW"/>
         </w:rPr>
+        <w:t>）和押沙龍（</w:t>
+      </w:r>
+      <w:hyperlink r:id="rId31">
+        <w:r>
+          <w:rPr>
+            <w:lang w:val="zh_TW" w:bidi="zh_TW"/>
+          </w:rPr>
+          <w:rPr>
+            <w:color w:val="0000EE"/>
+            <w:u w:val="single"/>
+          </w:rPr>
+          <w:t>撒下14:25</w:t>
+        </w:r>
+      </w:hyperlink>
+      <w:r>
+        <w:rPr>
+          <w:lang w:val="zh_TW" w:bidi="zh_TW"/>
+        </w:rPr>
+        <w:t>）。在舊約時代，化妝品、珠寶和其它配飾被用來提升女性的美麗。先知以賽亞列舉了這些物品（</w:t>
+      </w:r>
+      <w:hyperlink r:id="rId32">
+        <w:r>
+          <w:rPr>
+            <w:lang w:val="zh_TW" w:bidi="zh_TW"/>
+          </w:rPr>
+          <w:rPr>
+            <w:color w:val="0000EE"/>
+            <w:u w:val="single"/>
+          </w:rPr>
+          <w:t>賽3:18–24</w:t>
+        </w:r>
+      </w:hyperlink>
+      <w:r>
+        <w:rPr>
+          <w:lang w:val="zh_TW" w:bidi="zh_TW"/>
+        </w:rPr>
+        <w:t>），以西結提到當時的裝扮習俗（</w:t>
+      </w:r>
+      <w:hyperlink r:id="rId33">
+        <w:r>
+          <w:rPr>
+            <w:lang w:val="zh_TW" w:bidi="zh_TW"/>
+          </w:rPr>
+          <w:rPr>
+            <w:color w:val="0000EE"/>
+            <w:u w:val="single"/>
+          </w:rPr>
+          <w:t>結16:10–13</w:t>
+        </w:r>
+      </w:hyperlink>
+      <w:r>
+        <w:rPr>
+          <w:lang w:val="zh_TW" w:bidi="zh_TW"/>
+        </w:rPr>
+        <w:t>）。以色列人的崇拜也極具美感，大祭司華麗的儀式長袍是為榮耀和美麗而設計的（</w:t>
+      </w:r>
+      <w:hyperlink r:id="rId34">
+        <w:r>
+          <w:rPr>
+            <w:lang w:val="zh_TW" w:bidi="zh_TW"/>
+          </w:rPr>
+          <w:rPr>
+            <w:color w:val="0000EE"/>
+            <w:u w:val="single"/>
+          </w:rPr>
+          <w:t>出28:2、40</w:t>
+        </w:r>
+      </w:hyperlink>
+      <w:r>
+        <w:rPr>
+          <w:lang w:val="zh_TW" w:bidi="zh_TW"/>
+        </w:rPr>
         <w:t>）。</w:t>
-      </w:r>
-      <w:r>
-        <w:rPr>
-          <w:lang w:val="zh_TW" w:bidi="zh_TW"/>
-        </w:rPr>
-      </w:r>
-      <w:r>
-        <w:rPr>
-          <w:lang w:val="zh_TW" w:bidi="zh_TW"/>
-        </w:rPr>
       </w:r>
     </w:p>
     <w:p>
@@ -569,21 +665,101 @@
           <w:lang w:val="zh_TW" w:bidi="zh_TW"/>
         </w:rPr>
       </w:r>
-    </w:p>
-    <w:p>
-      <w:pPr>
-        <w:pStyle w:val="Heading2"/>
-      </w:pPr>
-      <w:r>
-        <w:rPr>
-          <w:lang w:val="zh_TW" w:bidi="zh_TW"/>
-        </w:rPr>
-        <w:t>牧人</w:t>
-      </w:r>
-      <w:r>
-        <w:rPr>
-          <w:lang w:val="zh_TW" w:bidi="zh_TW"/>
-        </w:rPr>
+      <w:r>
+        <w:rPr>
+          <w:lang w:val="zh_TW" w:bidi="zh_TW"/>
+        </w:rPr>
+        <w:t>在舊約中，美麗的概念也應用於神。耶和華的恩惠被稱為祂的「榮美」（</w:t>
+      </w:r>
+      <w:hyperlink r:id="rId35">
+        <w:r>
+          <w:rPr>
+            <w:lang w:val="zh_TW" w:bidi="zh_TW"/>
+          </w:rPr>
+          <w:rPr>
+            <w:color w:val="0000EE"/>
+            <w:u w:val="single"/>
+          </w:rPr>
+          <w:t>詩90:17</w:t>
+        </w:r>
+      </w:hyperlink>
+      <w:r>
+        <w:rPr>
+          <w:lang w:val="zh_TW" w:bidi="zh_TW"/>
+        </w:rPr>
+        <w:t>）。以賽亞記錄了神的應許，將賜給祂的百姓「華……代替灰塵」（</w:t>
+      </w:r>
+      <w:hyperlink r:id="rId36">
+        <w:r>
+          <w:rPr>
+            <w:lang w:val="zh_TW" w:bidi="zh_TW"/>
+          </w:rPr>
+          <w:rPr>
+            <w:color w:val="0000EE"/>
+            <w:u w:val="single"/>
+          </w:rPr>
+          <w:t>賽61:3</w:t>
+        </w:r>
+      </w:hyperlink>
+      <w:r>
+        <w:rPr>
+          <w:lang w:val="zh_TW" w:bidi="zh_TW"/>
+        </w:rPr>
+        <w:t>）。詩篇的作者表達了渴望花時間在聖殿中享受耶和華的美麗，祂的「榮美」（</w:t>
+      </w:r>
+      <w:hyperlink r:id="rId37">
+        <w:r>
+          <w:rPr>
+            <w:lang w:val="zh_TW" w:bidi="zh_TW"/>
+          </w:rPr>
+          <w:rPr>
+            <w:color w:val="0000EE"/>
+            <w:u w:val="single"/>
+          </w:rPr>
+          <w:t>詩27:4</w:t>
+        </w:r>
+      </w:hyperlink>
+      <w:r>
+        <w:rPr>
+          <w:lang w:val="zh_TW" w:bidi="zh_TW"/>
+        </w:rPr>
+        <w:t>）。以賽亞描述神為以色列餘民（那些忠於神的人）的「華冕」（</w:t>
+      </w:r>
+      <w:hyperlink r:id="rId38">
+        <w:r>
+          <w:rPr>
+            <w:lang w:val="zh_TW" w:bidi="zh_TW"/>
+          </w:rPr>
+          <w:rPr>
+            <w:color w:val="0000EE"/>
+            <w:u w:val="single"/>
+          </w:rPr>
+          <w:t>賽28:5</w:t>
+        </w:r>
+      </w:hyperlink>
+      <w:r>
+        <w:rPr>
+          <w:lang w:val="zh_TW" w:bidi="zh_TW"/>
+        </w:rPr>
+        <w:t>）。彌賽亞（神的受膏者）被稱為榮美的王（</w:t>
+      </w:r>
+      <w:hyperlink r:id="rId39">
+        <w:r>
+          <w:rPr>
+            <w:lang w:val="zh_TW" w:bidi="zh_TW"/>
+          </w:rPr>
+          <w:rPr>
+            <w:color w:val="0000EE"/>
+            <w:u w:val="single"/>
+          </w:rPr>
+          <w:t>賽33:17</w:t>
+        </w:r>
+      </w:hyperlink>
+      <w:r>
+        <w:rPr>
+          <w:lang w:val="zh_TW" w:bidi="zh_TW"/>
+        </w:rPr>
+        <w:t>）。因此，在舊約中，美的概念超越了單純的外在吸引力，它成為神學概念，肯定神實質上的榮耀。</w:t>
       </w:r>
     </w:p>
     <w:p>
@@ -597,9 +773,9 @@
         <w:rPr>
           <w:lang w:val="zh_TW" w:bidi="zh_TW"/>
         </w:rPr>
-        <w:t>全方位照顧羊群的人。他的任務是為羊尋找草和水，保護牠們免受野生動物的侵害（</w:t>
-      </w:r>
-      <w:hyperlink r:id="rId29">
+        <w:t>新約聖經勸誡基督的跟隨者過一種「尊榮」救主教導的生活，並使其吸引非信徒（</w:t>
+      </w:r>
+      <w:hyperlink r:id="rId40">
         <w:r>
           <w:rPr>
             <w:lang w:val="zh_TW" w:bidi="zh_TW"/>
@@ -608,16 +784,16 @@
             <w:color w:val="0000EE"/>
             <w:u w:val="single"/>
           </w:rPr>
-          <w:t>阿摩司書3:12</w:t>
+          <w:t>多2:10</w:t>
         </w:r>
       </w:hyperlink>
       <w:r>
         <w:rPr>
           <w:lang w:val="zh_TW" w:bidi="zh_TW"/>
         </w:rPr>
-        <w:t>），尋找並恢復那些迷失的羊（</w:t>
-      </w:r>
-      <w:hyperlink r:id="rId30">
+        <w:t>）。那些傳講基督福音的人被稱為佳美（</w:t>
+      </w:r>
+      <w:hyperlink r:id="rId41">
         <w:r>
           <w:rPr>
             <w:lang w:val="zh_TW" w:bidi="zh_TW"/>
@@ -626,16 +802,16 @@
             <w:color w:val="0000EE"/>
             <w:u w:val="single"/>
           </w:rPr>
-          <w:t>以西結書34:8</w:t>
+          <w:t>羅10:15</w:t>
         </w:r>
       </w:hyperlink>
       <w:r>
         <w:rPr>
           <w:lang w:val="zh_TW" w:bidi="zh_TW"/>
         </w:rPr>
-        <w:t>；</w:t>
-      </w:r>
-      <w:hyperlink r:id="rId31">
+        <w:t>）。使徒保羅和彼得警告婦女不要滿足於外在的美麗（</w:t>
+      </w:r>
+      <w:hyperlink r:id="rId42">
         <w:r>
           <w:rPr>
             <w:lang w:val="zh_TW" w:bidi="zh_TW"/>
@@ -644,16 +820,16 @@
             <w:color w:val="0000EE"/>
             <w:u w:val="single"/>
           </w:rPr>
-          <w:t>馬太福音18:12</w:t>
+          <w:t>提前2:9–10</w:t>
         </w:r>
       </w:hyperlink>
       <w:r>
         <w:rPr>
           <w:lang w:val="zh_TW" w:bidi="zh_TW"/>
         </w:rPr>
-        <w:t>），每天帶領羊群出羊圈，並在白天結束時將羊群帶回圈中（</w:t>
-      </w:r>
-      <w:hyperlink r:id="rId32">
+        <w:t>），提醒她們美好的品格才是敬虔的真正妝飾（</w:t>
+      </w:r>
+      <w:hyperlink r:id="rId43">
         <w:r>
           <w:rPr>
             <w:lang w:val="zh_TW" w:bidi="zh_TW"/>
@@ -662,14 +838,42 @@
             <w:color w:val="0000EE"/>
             <w:u w:val="single"/>
           </w:rPr>
-          <w:t>約翰福音10:2–4</w:t>
+          <w:t>彼前3:3–5</w:t>
         </w:r>
       </w:hyperlink>
       <w:r>
         <w:rPr>
           <w:lang w:val="zh_TW" w:bidi="zh_TW"/>
         </w:rPr>
+        <w:t>）。信徒最終居所的美——天堂——也反映在「新耶路撒冷」如新婦的描述中，以及古代珍貴寶石的象徵意義中（見</w:t>
+      </w:r>
+      <w:hyperlink r:id="rId44">
+        <w:r>
+          <w:rPr>
+            <w:lang w:val="zh_TW" w:bidi="zh_TW"/>
+          </w:rPr>
+          <w:rPr>
+            <w:color w:val="0000EE"/>
+            <w:u w:val="single"/>
+          </w:rPr>
+          <w:t>啟21–22章</w:t>
+        </w:r>
+      </w:hyperlink>
+      <w:r>
+        <w:rPr>
+          <w:lang w:val="zh_TW" w:bidi="zh_TW"/>
+        </w:rPr>
         <w:t>）。</w:t>
+      </w:r>
+      <w:r>
+        <w:rPr>
+          <w:lang w:val="zh_TW" w:bidi="zh_TW"/>
+        </w:rPr>
+      </w:r>
+      <w:r>
+        <w:rPr>
+          <w:lang w:val="zh_TW" w:bidi="zh_TW"/>
+        </w:rPr>
       </w:r>
     </w:p>
     <w:p>
@@ -679,227 +883,21 @@
           <w:lang w:val="zh_TW" w:bidi="zh_TW"/>
         </w:rPr>
       </w:r>
-      <w:r>
-        <w:rPr>
-          <w:lang w:val="zh_TW" w:bidi="zh_TW"/>
-        </w:rPr>
-        <w:t>牧人和他的羊的形象在新約聖經中非常重要。耶穌是好牧人，為羊捨命（</w:t>
-      </w:r>
-      <w:hyperlink r:id="rId33">
-        <w:r>
-          <w:rPr>
-            <w:lang w:val="zh_TW" w:bidi="zh_TW"/>
-          </w:rPr>
-          <w:rPr>
-            <w:color w:val="0000EE"/>
-            <w:u w:val="single"/>
-          </w:rPr>
-          <w:t>馬太福音18:10–14</w:t>
-        </w:r>
-      </w:hyperlink>
-      <w:r>
-        <w:rPr>
-          <w:lang w:val="zh_TW" w:bidi="zh_TW"/>
-        </w:rPr>
-        <w:t>；</w:t>
-      </w:r>
-      <w:hyperlink r:id="rId34">
-        <w:r>
-          <w:rPr>
-            <w:lang w:val="zh_TW" w:bidi="zh_TW"/>
-          </w:rPr>
-          <w:rPr>
-            <w:color w:val="0000EE"/>
-            <w:u w:val="single"/>
-          </w:rPr>
-          <w:t>馬可福音6:34</w:t>
-        </w:r>
-      </w:hyperlink>
-      <w:r>
-        <w:rPr>
-          <w:lang w:val="zh_TW" w:bidi="zh_TW"/>
-        </w:rPr>
-        <w:t>；</w:t>
-      </w:r>
-      <w:hyperlink r:id="rId35">
-        <w:r>
-          <w:rPr>
-            <w:lang w:val="zh_TW" w:bidi="zh_TW"/>
-          </w:rPr>
-          <w:rPr>
-            <w:color w:val="0000EE"/>
-            <w:u w:val="single"/>
-          </w:rPr>
-          <w:t>約翰福音10</w:t>
-        </w:r>
-      </w:hyperlink>
-      <w:r>
-        <w:rPr>
-          <w:lang w:val="zh_TW" w:bidi="zh_TW"/>
-        </w:rPr>
-        <w:t>；</w:t>
-      </w:r>
-      <w:hyperlink r:id="rId36">
-        <w:r>
-          <w:rPr>
-            <w:lang w:val="zh_TW" w:bidi="zh_TW"/>
-          </w:rPr>
-          <w:rPr>
-            <w:color w:val="0000EE"/>
-            <w:u w:val="single"/>
-          </w:rPr>
-          <w:t>希伯來書13:20</w:t>
-        </w:r>
-      </w:hyperlink>
-      <w:r>
-        <w:rPr>
-          <w:lang w:val="zh_TW" w:bidi="zh_TW"/>
-        </w:rPr>
-        <w:t>）。牧人和羊群的類比在</w:t>
-      </w:r>
-      <w:hyperlink r:id="rId37">
-        <w:r>
-          <w:rPr>
-            <w:lang w:val="zh_TW" w:bidi="zh_TW"/>
-          </w:rPr>
-          <w:rPr>
-            <w:color w:val="0000EE"/>
-            <w:u w:val="single"/>
-          </w:rPr>
-          <w:t>詩篇二十三篇</w:t>
-        </w:r>
-      </w:hyperlink>
-      <w:r>
-        <w:rPr>
-          <w:lang w:val="zh_TW" w:bidi="zh_TW"/>
-        </w:rPr>
-        <w:t>、</w:t>
-      </w:r>
-      <w:hyperlink r:id="rId38">
-        <w:r>
-          <w:rPr>
-            <w:lang w:val="zh_TW" w:bidi="zh_TW"/>
-          </w:rPr>
-          <w:rPr>
-            <w:color w:val="0000EE"/>
-            <w:u w:val="single"/>
-          </w:rPr>
-          <w:t>以西結書三十四章</w:t>
-        </w:r>
-      </w:hyperlink>
-      <w:r>
-        <w:rPr>
-          <w:lang w:val="zh_TW" w:bidi="zh_TW"/>
-        </w:rPr>
-        <w:t>和</w:t>
-      </w:r>
-      <w:hyperlink r:id="rId35">
-        <w:r>
-          <w:rPr>
-            <w:lang w:val="zh_TW" w:bidi="zh_TW"/>
-          </w:rPr>
-          <w:rPr>
-            <w:color w:val="0000EE"/>
-            <w:u w:val="single"/>
-          </w:rPr>
-          <w:t>約翰福音十章</w:t>
-        </w:r>
-      </w:hyperlink>
-      <w:r>
-        <w:rPr>
-          <w:lang w:val="zh_TW" w:bidi="zh_TW"/>
-        </w:rPr>
-        <w:t>中得到了豐富的表達。神是以色列的牧人（</w:t>
-      </w:r>
-      <w:hyperlink r:id="rId39">
-        <w:r>
-          <w:rPr>
-            <w:lang w:val="zh_TW" w:bidi="zh_TW"/>
-          </w:rPr>
-          <w:rPr>
-            <w:color w:val="0000EE"/>
-            <w:u w:val="single"/>
-          </w:rPr>
-          <w:t>創世記49:24</w:t>
-        </w:r>
-      </w:hyperlink>
-      <w:r>
-        <w:rPr>
-          <w:lang w:val="zh_TW" w:bidi="zh_TW"/>
-        </w:rPr>
-        <w:t>；</w:t>
-      </w:r>
-      <w:hyperlink r:id="rId40">
-        <w:r>
-          <w:rPr>
-            <w:lang w:val="zh_TW" w:bidi="zh_TW"/>
-          </w:rPr>
-          <w:rPr>
-            <w:color w:val="0000EE"/>
-            <w:u w:val="single"/>
-          </w:rPr>
-          <w:t>詩篇23:1</w:t>
-        </w:r>
-      </w:hyperlink>
-      <w:r>
-        <w:rPr>
-          <w:lang w:val="zh_TW" w:bidi="zh_TW"/>
-        </w:rPr>
-        <w:t>，</w:t>
-      </w:r>
-      <w:hyperlink r:id="rId41">
-        <w:r>
-          <w:rPr>
-            <w:lang w:val="zh_TW" w:bidi="zh_TW"/>
-          </w:rPr>
-          <w:rPr>
-            <w:color w:val="0000EE"/>
-            <w:u w:val="single"/>
-          </w:rPr>
-          <w:t>80:1</w:t>
-        </w:r>
-      </w:hyperlink>
-      <w:r>
-        <w:rPr>
-          <w:lang w:val="zh_TW" w:bidi="zh_TW"/>
-        </w:rPr>
-        <w:t>；</w:t>
-      </w:r>
-      <w:hyperlink r:id="rId42">
-        <w:r>
-          <w:rPr>
-            <w:lang w:val="zh_TW" w:bidi="zh_TW"/>
-          </w:rPr>
-          <w:rPr>
-            <w:color w:val="0000EE"/>
-            <w:u w:val="single"/>
-          </w:rPr>
-          <w:t>以賽亞書40:11</w:t>
-        </w:r>
-      </w:hyperlink>
-      <w:r>
-        <w:rPr>
-          <w:lang w:val="zh_TW" w:bidi="zh_TW"/>
-        </w:rPr>
-        <w:t>）。當不忠的牧人辜負了以色列時，神介入並立祂的僕人大衛作他們忠心的牧人（</w:t>
-      </w:r>
-      <w:hyperlink r:id="rId43">
-        <w:r>
-          <w:rPr>
-            <w:lang w:val="zh_TW" w:bidi="zh_TW"/>
-          </w:rPr>
-          <w:rPr>
-            <w:color w:val="0000EE"/>
-            <w:u w:val="single"/>
-          </w:rPr>
-          <w:t>以西結34:11–16、23–24</w:t>
-        </w:r>
-      </w:hyperlink>
-      <w:r>
-        <w:rPr>
-          <w:lang w:val="zh_TW" w:bidi="zh_TW"/>
-        </w:rPr>
-        <w:t>）。</w:t>
+    </w:p>
+    <w:p>
+      <w:pPr>
+        <w:pStyle w:val="Heading2"/>
+      </w:pPr>
+      <w:r>
+        <w:rPr>
+          <w:lang w:val="zh_TW" w:bidi="zh_TW"/>
+        </w:rPr>
+        <w:t>美索不達米亞</w:t>
+      </w:r>
+      <w:r>
+        <w:rPr>
+          <w:lang w:val="zh_TW" w:bidi="zh_TW"/>
+        </w:rPr>
       </w:r>
     </w:p>
     <w:p>
@@ -913,115 +911,7 @@
         <w:rPr>
           <w:lang w:val="zh_TW" w:bidi="zh_TW"/>
         </w:rPr>
-        <w:t>新約聖經的意象來自舊約聖經和巴勒斯坦的背景。在猶太人的經濟發展中，牧人負責管理綿羊或山羊，擔任著重要的職位。大群的羊需要從一個地方移動到另一個地方，也需要防範野生動物和強盜。由於畜牧業在古代世界中扮演重要的角色，「牧人」這個詞成為統治者的常用詞語。亞述、巴比倫和埃及的王常被稱為保護百姓的牧人。這個意象構成了舊約聖經的背景，其中也有相同的用法。神被描繪成以色列的牧人，關心祂百姓福祉的各個方面。統治者和百姓的領袖常被稱為牧人（</w:t>
-      </w:r>
-      <w:hyperlink r:id="rId44">
-        <w:r>
-          <w:rPr>
-            <w:lang w:val="zh_TW" w:bidi="zh_TW"/>
-          </w:rPr>
-          <w:rPr>
-            <w:color w:val="0000EE"/>
-            <w:u w:val="single"/>
-          </w:rPr>
-          <w:t>民數記27:17</w:t>
-        </w:r>
-      </w:hyperlink>
-      <w:r>
-        <w:rPr>
-          <w:lang w:val="zh_TW" w:bidi="zh_TW"/>
-        </w:rPr>
-        <w:t>；</w:t>
-      </w:r>
-      <w:hyperlink r:id="rId45">
-        <w:r>
-          <w:rPr>
-            <w:lang w:val="zh_TW" w:bidi="zh_TW"/>
-          </w:rPr>
-          <w:rPr>
-            <w:color w:val="0000EE"/>
-            <w:u w:val="single"/>
-          </w:rPr>
-          <w:t>列王紀上22:17</w:t>
-        </w:r>
-      </w:hyperlink>
-      <w:r>
-        <w:rPr>
-          <w:lang w:val="zh_TW" w:bidi="zh_TW"/>
-        </w:rPr>
-        <w:t>；</w:t>
-      </w:r>
-      <w:hyperlink r:id="rId46">
-        <w:r>
-          <w:rPr>
-            <w:lang w:val="zh_TW" w:bidi="zh_TW"/>
-          </w:rPr>
-          <w:rPr>
-            <w:color w:val="0000EE"/>
-            <w:u w:val="single"/>
-          </w:rPr>
-          <w:t>耶利米書10:21</w:t>
-        </w:r>
-      </w:hyperlink>
-      <w:r>
-        <w:rPr>
-          <w:lang w:val="zh_TW" w:bidi="zh_TW"/>
-        </w:rPr>
-        <w:t>，</w:t>
-      </w:r>
-      <w:hyperlink r:id="rId47">
-        <w:r>
-          <w:rPr>
-            <w:lang w:val="zh_TW" w:bidi="zh_TW"/>
-          </w:rPr>
-          <w:rPr>
-            <w:color w:val="0000EE"/>
-            <w:u w:val="single"/>
-          </w:rPr>
-          <w:t>12:10</w:t>
-        </w:r>
-      </w:hyperlink>
-      <w:r>
-        <w:rPr>
-          <w:lang w:val="zh_TW" w:bidi="zh_TW"/>
-        </w:rPr>
-        <w:t>，</w:t>
-      </w:r>
-      <w:hyperlink r:id="rId48">
-        <w:r>
-          <w:rPr>
-            <w:lang w:val="zh_TW" w:bidi="zh_TW"/>
-          </w:rPr>
-          <w:rPr>
-            <w:color w:val="0000EE"/>
-            <w:u w:val="single"/>
-          </w:rPr>
-          <w:t>22:22</w:t>
-        </w:r>
-      </w:hyperlink>
-      <w:r>
-        <w:rPr>
-          <w:lang w:val="zh_TW" w:bidi="zh_TW"/>
-        </w:rPr>
-        <w:t>，</w:t>
-      </w:r>
-      <w:hyperlink r:id="rId49">
-        <w:r>
-          <w:rPr>
-            <w:lang w:val="zh_TW" w:bidi="zh_TW"/>
-          </w:rPr>
-          <w:rPr>
-            <w:color w:val="0000EE"/>
-            <w:u w:val="single"/>
-          </w:rPr>
-          <w:t>23:1–2</w:t>
-        </w:r>
-      </w:hyperlink>
-      <w:r>
-        <w:rPr>
-          <w:lang w:val="zh_TW" w:bidi="zh_TW"/>
-        </w:rPr>
-        <w:t>）。</w:t>
+        <w:t>這個名稱來自希臘文，指位於底格里斯河（Tigris）與幼發拉底河（Euphrates）之間的地區。今天，阿拉伯人稱此地為「al-Jazira」，意即「島嶼」。</w:t>
       </w:r>
     </w:p>
     <w:p>
@@ -1035,269 +925,7 @@
         <w:rPr>
           <w:lang w:val="zh_TW" w:bidi="zh_TW"/>
         </w:rPr>
-        <w:t>到了耶利米的時代，「牧人」開始被用作稱呼即將到來的彌賽亞。神自己會牧養祂的羊群（</w:t>
-      </w:r>
-      <w:hyperlink r:id="rId50">
-        <w:r>
-          <w:rPr>
-            <w:lang w:val="zh_TW" w:bidi="zh_TW"/>
-          </w:rPr>
-          <w:rPr>
-            <w:color w:val="0000EE"/>
-            <w:u w:val="single"/>
-          </w:rPr>
-          <w:t>耶利米書23:3</w:t>
-        </w:r>
-      </w:hyperlink>
-      <w:r>
-        <w:rPr>
-          <w:lang w:val="zh_TW" w:bidi="zh_TW"/>
-        </w:rPr>
-        <w:t>，</w:t>
-      </w:r>
-      <w:hyperlink r:id="rId51">
-        <w:r>
-          <w:rPr>
-            <w:lang w:val="zh_TW" w:bidi="zh_TW"/>
-          </w:rPr>
-          <w:rPr>
-            <w:color w:val="0000EE"/>
-            <w:u w:val="single"/>
-          </w:rPr>
-          <w:t>31:10</w:t>
-        </w:r>
-      </w:hyperlink>
-      <w:r>
-        <w:rPr>
-          <w:lang w:val="zh_TW" w:bidi="zh_TW"/>
-        </w:rPr>
-        <w:t>；</w:t>
-      </w:r>
-      <w:hyperlink r:id="rId52">
-        <w:r>
-          <w:rPr>
-            <w:lang w:val="zh_TW" w:bidi="zh_TW"/>
-          </w:rPr>
-          <w:rPr>
-            <w:color w:val="0000EE"/>
-            <w:u w:val="single"/>
-          </w:rPr>
-          <w:t>以西結書34:11–22</w:t>
-        </w:r>
-      </w:hyperlink>
-      <w:r>
-        <w:rPr>
-          <w:lang w:val="zh_TW" w:bidi="zh_TW"/>
-        </w:rPr>
-        <w:t>），並應許膏立忠心的牧人，關心祂的百姓（</w:t>
-      </w:r>
-      <w:hyperlink r:id="rId53">
-        <w:r>
-          <w:rPr>
-            <w:lang w:val="zh_TW" w:bidi="zh_TW"/>
-          </w:rPr>
-          <w:rPr>
-            <w:color w:val="0000EE"/>
-            <w:u w:val="single"/>
-          </w:rPr>
-          <w:t>耶利米書3:15</w:t>
-        </w:r>
-      </w:hyperlink>
-      <w:r>
-        <w:rPr>
-          <w:lang w:val="zh_TW" w:bidi="zh_TW"/>
-        </w:rPr>
-        <w:t>，</w:t>
-      </w:r>
-      <w:hyperlink r:id="rId54">
-        <w:r>
-          <w:rPr>
-            <w:lang w:val="zh_TW" w:bidi="zh_TW"/>
-          </w:rPr>
-          <w:rPr>
-            <w:color w:val="0000EE"/>
-            <w:u w:val="single"/>
-          </w:rPr>
-          <w:t>23:4</w:t>
-        </w:r>
-      </w:hyperlink>
-      <w:r>
-        <w:rPr>
-          <w:lang w:val="zh_TW" w:bidi="zh_TW"/>
-        </w:rPr>
-        <w:t>）。神明確應許祂將作他們的神，並將彌賽亞大衛的子孫設立為他們的牧人（</w:t>
-      </w:r>
-      <w:hyperlink r:id="rId55">
-        <w:r>
-          <w:rPr>
-            <w:lang w:val="zh_TW" w:bidi="zh_TW"/>
-          </w:rPr>
-          <w:rPr>
-            <w:color w:val="0000EE"/>
-            <w:u w:val="single"/>
-          </w:rPr>
-          <w:t>以西結書34:23–24</w:t>
-        </w:r>
-      </w:hyperlink>
-      <w:r>
-        <w:rPr>
-          <w:lang w:val="zh_TW" w:bidi="zh_TW"/>
-        </w:rPr>
-        <w:t>）。在新約聖經中，耶穌自稱為應許中的彌賽亞牧人（</w:t>
-      </w:r>
-      <w:hyperlink r:id="rId56">
-        <w:r>
-          <w:rPr>
-            <w:lang w:val="zh_TW" w:bidi="zh_TW"/>
-          </w:rPr>
-          <w:rPr>
-            <w:color w:val="0000EE"/>
-            <w:u w:val="single"/>
-          </w:rPr>
-          <w:t>馬太福音10:16</w:t>
-        </w:r>
-      </w:hyperlink>
-      <w:r>
-        <w:rPr>
-          <w:lang w:val="zh_TW" w:bidi="zh_TW"/>
-        </w:rPr>
-        <w:t>，</w:t>
-      </w:r>
-      <w:hyperlink r:id="rId57">
-        <w:r>
-          <w:rPr>
-            <w:lang w:val="zh_TW" w:bidi="zh_TW"/>
-          </w:rPr>
-          <w:rPr>
-            <w:color w:val="0000EE"/>
-            <w:u w:val="single"/>
-          </w:rPr>
-          <w:t>25:32</w:t>
-        </w:r>
-      </w:hyperlink>
-      <w:r>
-        <w:rPr>
-          <w:lang w:val="zh_TW" w:bidi="zh_TW"/>
-        </w:rPr>
-        <w:t>；</w:t>
-      </w:r>
-      <w:hyperlink r:id="rId58">
-        <w:r>
-          <w:rPr>
-            <w:lang w:val="zh_TW" w:bidi="zh_TW"/>
-          </w:rPr>
-          <w:rPr>
-            <w:color w:val="0000EE"/>
-            <w:u w:val="single"/>
-          </w:rPr>
-          <w:t>馬可福音14:27</w:t>
-        </w:r>
-      </w:hyperlink>
-      <w:r>
-        <w:rPr>
-          <w:lang w:val="zh_TW" w:bidi="zh_TW"/>
-        </w:rPr>
-        <w:t>；</w:t>
-      </w:r>
-      <w:hyperlink r:id="rId59">
-        <w:r>
-          <w:rPr>
-            <w:lang w:val="zh_TW" w:bidi="zh_TW"/>
-          </w:rPr>
-          <w:rPr>
-            <w:color w:val="0000EE"/>
-            <w:u w:val="single"/>
-          </w:rPr>
-          <w:t>約翰福音10:1–30</w:t>
-        </w:r>
-      </w:hyperlink>
-      <w:r>
-        <w:rPr>
-          <w:lang w:val="zh_TW" w:bidi="zh_TW"/>
-        </w:rPr>
-        <w:t>；參</w:t>
-      </w:r>
-      <w:hyperlink r:id="rId36">
-        <w:r>
-          <w:rPr>
-            <w:lang w:val="zh_TW" w:bidi="zh_TW"/>
-          </w:rPr>
-          <w:rPr>
-            <w:color w:val="0000EE"/>
-            <w:u w:val="single"/>
-          </w:rPr>
-          <w:t>希伯來書13:20</w:t>
-        </w:r>
-      </w:hyperlink>
-      <w:r>
-        <w:rPr>
-          <w:lang w:val="zh_TW" w:bidi="zh_TW"/>
-        </w:rPr>
-        <w:t>；</w:t>
-      </w:r>
-      <w:hyperlink r:id="rId60">
-        <w:r>
-          <w:rPr>
-            <w:lang w:val="zh_TW" w:bidi="zh_TW"/>
-          </w:rPr>
-          <w:rPr>
-            <w:color w:val="0000EE"/>
-            <w:u w:val="single"/>
-          </w:rPr>
-          <w:t>彼得前書2:25</w:t>
-        </w:r>
-      </w:hyperlink>
-      <w:r>
-        <w:rPr>
-          <w:lang w:val="zh_TW" w:bidi="zh_TW"/>
-        </w:rPr>
-        <w:t>）。</w:t>
-      </w:r>
-      <w:hyperlink r:id="rId61">
-        <w:r>
-          <w:rPr>
-            <w:lang w:val="zh_TW" w:bidi="zh_TW"/>
-          </w:rPr>
-          <w:rPr>
-            <w:color w:val="0000EE"/>
-            <w:u w:val="single"/>
-          </w:rPr>
-          <w:t>以弗所書四章11節</w:t>
-        </w:r>
-      </w:hyperlink>
-      <w:r>
-        <w:rPr>
-          <w:lang w:val="zh_TW" w:bidi="zh_TW"/>
-        </w:rPr>
-        <w:t>提到教會的領袖為牧人或牧師。這種用法在早期教會中持續，直到今天。保羅說他們是神賜給教會的特殊人物，像牧人一樣照顧神的百姓，以神的道路引導並教導他們。彼得也提到領袖們是牧人。他鼓勵牧人忠心，直到大牧人耶穌基督顯現的時候（</w:t>
-      </w:r>
-      <w:hyperlink r:id="rId62">
-        <w:r>
-          <w:rPr>
-            <w:lang w:val="zh_TW" w:bidi="zh_TW"/>
-          </w:rPr>
-          <w:rPr>
-            <w:color w:val="0000EE"/>
-            <w:u w:val="single"/>
-          </w:rPr>
-          <w:t>彼得前書5:1–4</w:t>
-        </w:r>
-      </w:hyperlink>
-      <w:r>
-        <w:rPr>
-          <w:lang w:val="zh_TW" w:bidi="zh_TW"/>
-        </w:rPr>
-        <w:t>）。</w:t>
-      </w:r>
-      <w:r>
-        <w:rPr>
-          <w:lang w:val="zh_TW" w:bidi="zh_TW"/>
-        </w:rPr>
-      </w:r>
-      <w:r>
-        <w:rPr>
-          <w:lang w:val="zh_TW" w:bidi="zh_TW"/>
-        </w:rPr>
+        <w:t>美索不達米亞，意指「兩河之間」，是指靠近底格里斯河和幼發拉底河直到波斯灣的地區。大部份位於現今的伊拉克境內，但部份地區在敘利亞和土耳其。</w:t>
       </w:r>
     </w:p>
     <w:p>
@@ -1307,21 +935,58 @@
           <w:lang w:val="zh_TW" w:bidi="zh_TW"/>
         </w:rPr>
       </w:r>
+      <w:r>
+        <w:rPr>
+          <w:lang w:val="zh_TW" w:bidi="zh_TW"/>
+        </w:rPr>
+        <w:t>美索不達米亞對於舊約歷史非常重要，</w:t>
+      </w:r>
+      <w:hyperlink r:id="rId45">
+        <w:r>
+          <w:rPr>
+            <w:lang w:val="zh_TW" w:bidi="zh_TW"/>
+          </w:rPr>
+          <w:rPr>
+            <w:color w:val="0000EE"/>
+            <w:u w:val="single"/>
+          </w:rPr>
+          <w:t>創世記一至十一章</w:t>
+        </w:r>
+      </w:hyperlink>
+      <w:r>
+        <w:rPr>
+          <w:lang w:val="zh_TW" w:bidi="zh_TW"/>
+        </w:rPr>
+        <w:t>中的很多故事，都在這裡發生。伊甸園被認為位於美索不達米亞，因為</w:t>
+      </w:r>
+      <w:hyperlink r:id="rId46">
+        <w:r>
+          <w:rPr>
+            <w:lang w:val="zh_TW" w:bidi="zh_TW"/>
+          </w:rPr>
+          <w:rPr>
+            <w:color w:val="0000EE"/>
+            <w:u w:val="single"/>
+          </w:rPr>
+          <w:t>創世記二章10至14節</w:t>
+        </w:r>
+      </w:hyperlink>
+      <w:r>
+        <w:rPr>
+          <w:lang w:val="zh_TW" w:bidi="zh_TW"/>
+        </w:rPr>
+        <w:t>提到，伊甸園附近兩條河流為幼發拉底河和底格里斯河。</w:t>
+      </w:r>
     </w:p>
     <w:p>
       <w:pPr>
-        <w:pStyle w:val="Heading2"/>
-      </w:pPr>
-      <w:r>
-        <w:rPr>
-          <w:lang w:val="zh_TW" w:bidi="zh_TW"/>
-        </w:rPr>
-        <w:t>牧師</w:t>
-      </w:r>
-      <w:r>
-        <w:rPr>
-          <w:lang w:val="zh_TW" w:bidi="zh_TW"/>
-        </w:rPr>
+        <w:pStyle w:val="Heading3"/>
+      </w:pPr>
+      <w:r>
+        <w:rPr>
+          <w:lang w:val="zh_TW" w:bidi="zh_TW"/>
+        </w:rPr>
+        <w:t>誰居住在美索不達米亞？</w:t>
       </w:r>
     </w:p>
     <w:p>
@@ -1335,25 +1000,7 @@
         <w:rPr>
           <w:lang w:val="zh_TW" w:bidi="zh_TW"/>
         </w:rPr>
-        <w:t>這個詞字面意思是「牧羊人」。在舊約和新約中，這個詞以比喻的方式用來指代統治者和領袖。這個詞在新約聖經中有12次被用來比喻「領袖」，但只有在</w:t>
-      </w:r>
-      <w:hyperlink r:id="rId61">
-        <w:r>
-          <w:rPr>
-            <w:lang w:val="zh_TW" w:bidi="zh_TW"/>
-          </w:rPr>
-          <w:rPr>
-            <w:color w:val="0000EE"/>
-            <w:u w:val="single"/>
-          </w:rPr>
-          <w:t>以弗所書四章11節</w:t>
-        </w:r>
-      </w:hyperlink>
-      <w:r>
-        <w:rPr>
-          <w:lang w:val="zh_TW" w:bidi="zh_TW"/>
-        </w:rPr>
-        <w:t>中被翻譯為「牧師」。</w:t>
+        <w:t>我們對美索不達米亞的史前文化所知甚少。歷史時期的劃分通常依據最重要的城邦（例如吾珥和伊辛—拉爾薩（Isin-Larsa））或統治王朝（例如吾珥第三王朝（Ur III））來命名。</w:t>
       </w:r>
     </w:p>
     <w:p>
@@ -1367,61 +1014,7 @@
         <w:rPr>
           <w:lang w:val="zh_TW" w:bidi="zh_TW"/>
         </w:rPr>
-        <w:t>牧師和教師共同組成一個團體，與使徒、先知和傳福音者的工作相輔相成。「監督」和「長老」這兩個稱號在新約中指的是同一個職分（參</w:t>
-      </w:r>
-      <w:hyperlink r:id="rId63">
-        <w:r>
-          <w:rPr>
-            <w:lang w:val="zh_TW" w:bidi="zh_TW"/>
-          </w:rPr>
-          <w:rPr>
-            <w:color w:val="0000EE"/>
-            <w:u w:val="single"/>
-          </w:rPr>
-          <w:t>徒20:17、28</w:t>
-        </w:r>
-      </w:hyperlink>
-      <w:r>
-        <w:rPr>
-          <w:lang w:val="zh_TW" w:bidi="zh_TW"/>
-        </w:rPr>
-        <w:t>；</w:t>
-      </w:r>
-      <w:hyperlink r:id="rId64">
-        <w:r>
-          <w:rPr>
-            <w:lang w:val="zh_TW" w:bidi="zh_TW"/>
-          </w:rPr>
-          <w:rPr>
-            <w:color w:val="0000EE"/>
-            <w:u w:val="single"/>
-          </w:rPr>
-          <w:t>多1:5–7</w:t>
-        </w:r>
-      </w:hyperlink>
-      <w:r>
-        <w:rPr>
-          <w:lang w:val="zh_TW" w:bidi="zh_TW"/>
-        </w:rPr>
-        <w:t>）。「牧師」似乎與「監督」和「長老」具有相同的含義，正如耶穌被稱為「你們靈魂的牧人監督」（</w:t>
-      </w:r>
-      <w:hyperlink r:id="rId60">
-        <w:r>
-          <w:rPr>
-            <w:lang w:val="zh_TW" w:bidi="zh_TW"/>
-          </w:rPr>
-          <w:rPr>
-            <w:color w:val="0000EE"/>
-            <w:u w:val="single"/>
-          </w:rPr>
-          <w:t>彼前2:25</w:t>
-        </w:r>
-      </w:hyperlink>
-      <w:r>
-        <w:rPr>
-          <w:lang w:val="zh_TW" w:bidi="zh_TW"/>
-        </w:rPr>
-        <w:t>）所顯示。</w:t>
+        <w:t>美索不達米亞的南部稱為蘇美（Sumer）。蘇美人擁有獨特的文化，他們所說的語言與美索不達米亞其他地區的完全不同。然而，蘇美語與其他語言的書寫符號一樣，是用一系列的楔形文字（cuneiform）來書寫的。</w:t>
       </w:r>
     </w:p>
     <w:p>
@@ -1435,115 +1028,31 @@
         <w:rPr>
           <w:lang w:val="zh_TW" w:bidi="zh_TW"/>
         </w:rPr>
-        <w:t>動詞「牧養」被用來描述地方教會領袖的工作（</w:t>
-      </w:r>
-      <w:hyperlink r:id="rId65">
-        <w:r>
-          <w:rPr>
-            <w:lang w:val="zh_TW" w:bidi="zh_TW"/>
-          </w:rPr>
-          <w:rPr>
-            <w:color w:val="0000EE"/>
-            <w:u w:val="single"/>
-          </w:rPr>
-          <w:t>約音21:16</w:t>
-        </w:r>
-      </w:hyperlink>
-      <w:r>
-        <w:rPr>
-          <w:lang w:val="zh_TW" w:bidi="zh_TW"/>
-        </w:rPr>
-        <w:t>；</w:t>
-      </w:r>
-      <w:hyperlink r:id="rId66">
-        <w:r>
-          <w:rPr>
-            <w:lang w:val="zh_TW" w:bidi="zh_TW"/>
-          </w:rPr>
-          <w:rPr>
-            <w:color w:val="0000EE"/>
-            <w:u w:val="single"/>
-          </w:rPr>
-          <w:t>徒20:28</w:t>
-        </w:r>
-      </w:hyperlink>
-      <w:r>
-        <w:rPr>
-          <w:lang w:val="zh_TW" w:bidi="zh_TW"/>
-        </w:rPr>
-        <w:t>；</w:t>
-      </w:r>
-      <w:hyperlink r:id="rId67">
-        <w:r>
-          <w:rPr>
-            <w:lang w:val="zh_TW" w:bidi="zh_TW"/>
-          </w:rPr>
-          <w:rPr>
-            <w:color w:val="0000EE"/>
-            <w:u w:val="single"/>
-          </w:rPr>
-          <w:t>彼前5:2</w:t>
-        </w:r>
-      </w:hyperlink>
-      <w:r>
-        <w:rPr>
-          <w:lang w:val="zh_TW" w:bidi="zh_TW"/>
-        </w:rPr>
-        <w:t>），會眾經常被稱為羊群。牧師的責任是建立基督的身體。牧師通過監督會眾（</w:t>
-      </w:r>
-      <w:hyperlink r:id="rId66">
-        <w:r>
-          <w:rPr>
-            <w:lang w:val="zh_TW" w:bidi="zh_TW"/>
-          </w:rPr>
-          <w:rPr>
-            <w:color w:val="0000EE"/>
-            <w:u w:val="single"/>
-          </w:rPr>
-          <w:t>徒20:28</w:t>
-        </w:r>
-      </w:hyperlink>
-      <w:r>
-        <w:rPr>
-          <w:lang w:val="zh_TW" w:bidi="zh_TW"/>
-        </w:rPr>
-        <w:t>；</w:t>
-      </w:r>
-      <w:hyperlink r:id="rId68">
-        <w:r>
-          <w:rPr>
-            <w:lang w:val="zh_TW" w:bidi="zh_TW"/>
-          </w:rPr>
-          <w:rPr>
-            <w:color w:val="0000EE"/>
-            <w:u w:val="single"/>
-          </w:rPr>
-          <w:t>來13:7</w:t>
-        </w:r>
-      </w:hyperlink>
-      <w:r>
-        <w:rPr>
-          <w:lang w:val="zh_TW" w:bidi="zh_TW"/>
-        </w:rPr>
-        <w:t>）和反對虛假教導（</w:t>
-      </w:r>
-      <w:hyperlink r:id="rId69">
-        <w:r>
-          <w:rPr>
-            <w:lang w:val="zh_TW" w:bidi="zh_TW"/>
-          </w:rPr>
-          <w:rPr>
-            <w:color w:val="0000EE"/>
-            <w:u w:val="single"/>
-          </w:rPr>
-          <w:t>徒20:29–30</w:t>
-        </w:r>
-      </w:hyperlink>
-      <w:r>
-        <w:rPr>
-          <w:lang w:val="zh_TW" w:bidi="zh_TW"/>
-        </w:rPr>
-        <w:t>）來建立基督的身體。關於牧師職責和責任的更詳細信息見於保羅寫給提摩太和提多的書信，這些書信被稱為教牧書信。</w:t>
+        <w:t>美索不達米亞往北邊的地區稱為亞喀得（Akkad，也稱為阿卡德</w:t>
+      </w:r>
+      <w:r>
+        <w:rPr>
+          <w:lang w:val="zh_TW" w:bidi="zh_TW"/>
+        </w:rPr>
+        <w:t>〔</w:t>
+      </w:r>
+      <w:r>
+        <w:rPr>
+          <w:lang w:val="zh_TW" w:bidi="zh_TW"/>
+        </w:rPr>
+        <w:t>Agade</w:t>
+      </w:r>
+      <w:r>
+        <w:rPr>
+          <w:lang w:val="zh_TW" w:bidi="zh_TW"/>
+        </w:rPr>
+        <w:t>〕</w:t>
+      </w:r>
+      <w:r>
+        <w:rPr>
+          <w:lang w:val="zh_TW" w:bidi="zh_TW"/>
+        </w:rPr>
+        <w:t>），亞喀得人也屬於閃族人；再往北沿著底格里斯河的是亞述地區，更西邊是敘利亞（也稱為亞蘭）。在亞述和敘利亞之間是米坦尼（Mitanni）。</w:t>
       </w:r>
     </w:p>
     <w:p>
@@ -1555,89 +1064,359 @@
       </w:r>
       <w:r>
         <w:rPr>
-          <w:i/>
-          <w:lang w:val="zh_TW" w:bidi="zh_TW"/>
-        </w:rPr>
-        <w:t>另見</w:t>
-      </w:r>
-      <w:r>
-        <w:rPr>
-          <w:lang w:val="zh_TW" w:bidi="zh_TW"/>
-        </w:rPr>
-        <w:t xml:space="preserve"> </w:t>
-      </w:r>
-      <w:r>
-        <w:rPr>
-          <w:lang w:val="zh_TW" w:bidi="zh_TW"/>
-        </w:rPr>
-        <w:t>監督</w:t>
-      </w:r>
-      <w:r>
-        <w:rPr>
-          <w:lang w:val="zh_TW" w:bidi="zh_TW"/>
-        </w:rPr>
-        <w:t>；</w:t>
-      </w:r>
-      <w:r>
-        <w:rPr>
-          <w:lang w:val="zh_TW" w:bidi="zh_TW"/>
-        </w:rPr>
-        <w:t>執事、女執事</w:t>
-      </w:r>
-      <w:r>
-        <w:rPr>
-          <w:lang w:val="zh_TW" w:bidi="zh_TW"/>
-        </w:rPr>
-        <w:t>；</w:t>
-      </w:r>
-      <w:r>
-        <w:rPr>
-          <w:lang w:val="zh_TW" w:bidi="zh_TW"/>
-        </w:rPr>
-        <w:t>長老</w:t>
-      </w:r>
-      <w:r>
-        <w:rPr>
-          <w:lang w:val="zh_TW" w:bidi="zh_TW"/>
-        </w:rPr>
-        <w:t>；</w:t>
-      </w:r>
-      <w:r>
-        <w:rPr>
-          <w:lang w:val="zh_TW" w:bidi="zh_TW"/>
-        </w:rPr>
-        <w:t>長老</w:t>
-      </w:r>
-      <w:r>
-        <w:rPr>
-          <w:lang w:val="zh_TW" w:bidi="zh_TW"/>
-        </w:rPr>
-        <w:t>；</w:t>
-      </w:r>
-      <w:r>
-        <w:rPr>
-          <w:lang w:val="zh_TW" w:bidi="zh_TW"/>
-        </w:rPr>
-        <w:t>牧羊人</w:t>
-      </w:r>
-      <w:r>
-        <w:rPr>
-          <w:lang w:val="zh_TW" w:bidi="zh_TW"/>
-        </w:rPr>
-        <w:t>；</w:t>
-      </w:r>
-      <w:r>
-        <w:rPr>
-          <w:lang w:val="zh_TW" w:bidi="zh_TW"/>
-        </w:rPr>
-        <w:t>屬靈恩賜</w:t>
-      </w:r>
-      <w:r>
-        <w:rPr>
-          <w:lang w:val="zh_TW" w:bidi="zh_TW"/>
-        </w:rPr>
-        <w:t>。</w:t>
-      </w:r>
+          <w:lang w:val="zh_TW" w:bidi="zh_TW"/>
+        </w:rPr>
+        <w:t>美索不達米亞不同地區曾在不同時期先後興起掌權，此地也先後成為多個帝國的一部份，包括：</w:t>
+      </w:r>
+    </w:p>
+    <w:p>
+      <w:pPr>
+        <w:pStyle w:val="ListBullet"/>
+        <w:spacing w:line="240" w:lineRule="auto"/>
+        <w:ind w:left="720"/>
+      </w:pPr>
+      <w:r>
+        <w:rPr>
+          <w:lang w:val="zh_TW" w:bidi="zh_TW"/>
+        </w:rPr>
+      </w:r>
+      <w:r>
+        <w:rPr>
+          <w:lang w:val="zh_TW" w:bidi="zh_TW"/>
+        </w:rPr>
+        <w:t>赫人</w:t>
+      </w:r>
+    </w:p>
+    <w:p>
+      <w:pPr>
+        <w:pStyle w:val="ListBullet"/>
+        <w:spacing w:line="240" w:lineRule="auto"/>
+        <w:ind w:left="720"/>
+      </w:pPr>
+      <w:r>
+        <w:rPr>
+          <w:lang w:val="zh_TW" w:bidi="zh_TW"/>
+        </w:rPr>
+      </w:r>
+      <w:r>
+        <w:rPr>
+          <w:lang w:val="zh_TW" w:bidi="zh_TW"/>
+        </w:rPr>
+        <w:t>亞述</w:t>
+      </w:r>
+    </w:p>
+    <w:p>
+      <w:pPr>
+        <w:pStyle w:val="ListBullet"/>
+        <w:spacing w:line="240" w:lineRule="auto"/>
+        <w:ind w:left="720"/>
+      </w:pPr>
+      <w:r>
+        <w:rPr>
+          <w:lang w:val="zh_TW" w:bidi="zh_TW"/>
+        </w:rPr>
+      </w:r>
+      <w:r>
+        <w:rPr>
+          <w:lang w:val="zh_TW" w:bidi="zh_TW"/>
+        </w:rPr>
+        <w:t>巴比倫</w:t>
+      </w:r>
+    </w:p>
+    <w:p>
+      <w:pPr>
+        <w:pStyle w:val="ListBullet"/>
+        <w:spacing w:line="240" w:lineRule="auto"/>
+        <w:ind w:left="720"/>
+      </w:pPr>
+      <w:r>
+        <w:rPr>
+          <w:lang w:val="zh_TW" w:bidi="zh_TW"/>
+        </w:rPr>
+      </w:r>
+      <w:r>
+        <w:rPr>
+          <w:lang w:val="zh_TW" w:bidi="zh_TW"/>
+        </w:rPr>
+        <w:t>波斯</w:t>
+      </w:r>
+    </w:p>
+    <w:p>
+      <w:pPr>
+        <w:pStyle w:val="ListBullet"/>
+        <w:spacing w:line="240" w:lineRule="auto"/>
+        <w:ind w:left="720"/>
+      </w:pPr>
+      <w:r>
+        <w:rPr>
+          <w:lang w:val="zh_TW" w:bidi="zh_TW"/>
+        </w:rPr>
+      </w:r>
+      <w:r>
+        <w:rPr>
+          <w:lang w:val="zh_TW" w:bidi="zh_TW"/>
+        </w:rPr>
+        <w:t>希臘（也稱為希臘化〔Hellenistic〕）</w:t>
+      </w:r>
+    </w:p>
+    <w:p>
+      <w:pPr>
+        <w:pStyle w:val="ListBullet"/>
+        <w:spacing w:line="240" w:lineRule="auto"/>
+        <w:ind w:left="720"/>
+      </w:pPr>
+      <w:r>
+        <w:rPr>
+          <w:lang w:val="zh_TW" w:bidi="zh_TW"/>
+        </w:rPr>
+      </w:r>
+      <w:r>
+        <w:rPr>
+          <w:lang w:val="zh_TW" w:bidi="zh_TW"/>
+        </w:rPr>
+        <w:t>羅馬</w:t>
+      </w:r>
+    </w:p>
+    <w:p>
+      <w:pPr>
+        <w:pStyle w:val="Heading3"/>
+      </w:pPr>
+      <w:r>
+        <w:rPr>
+          <w:lang w:val="zh_TW" w:bidi="zh_TW"/>
+        </w:rPr>
+        <w:t>聖經中的美索不達米亞</w:t>
+      </w:r>
+    </w:p>
+    <w:p>
+      <w:pPr/>
+      <w:r>
+        <w:rPr>
+          <w:lang w:val="zh_TW" w:bidi="zh_TW"/>
+        </w:rPr>
+      </w:r>
+      <w:r>
+        <w:rPr>
+          <w:lang w:val="zh_TW" w:bidi="zh_TW"/>
+        </w:rPr>
+        <w:t>舊約稱美索不達米亞為「亞蘭一納哈拉音（Aram-naharaim）」，意指「兩河的亞蘭」。亞伯拉罕曾差派僕人往亞蘭一納哈拉音為以撒找妻子（</w:t>
+      </w:r>
+      <w:hyperlink r:id="rId47">
+        <w:r>
+          <w:rPr>
+            <w:lang w:val="zh_TW" w:bidi="zh_TW"/>
+          </w:rPr>
+          <w:rPr>
+            <w:color w:val="0000EE"/>
+            <w:u w:val="single"/>
+          </w:rPr>
+          <w:t>創24:10</w:t>
+        </w:r>
+      </w:hyperlink>
+      <w:r>
+        <w:rPr>
+          <w:lang w:val="zh_TW" w:bidi="zh_TW"/>
+        </w:rPr>
+        <w:t>；譯註：和合本譯美索不達米亞）。有些人認為「兩河」是指幼發拉底河和幼發拉底河中，一條名為哈布爾河（Khabur）的支流。雅各的故事中則並未使用「亞蘭一納哈拉音」這個詞，而是稱該地區為「巴旦‧亞蘭」，即「亞蘭的田野（或花園）」（</w:t>
+      </w:r>
+      <w:hyperlink r:id="rId48">
+        <w:r>
+          <w:rPr>
+            <w:lang w:val="zh_TW" w:bidi="zh_TW"/>
+          </w:rPr>
+          <w:rPr>
+            <w:color w:val="0000EE"/>
+            <w:u w:val="single"/>
+          </w:rPr>
+          <w:t>創28:2</w:t>
+        </w:r>
+      </w:hyperlink>
+      <w:r>
+        <w:rPr>
+          <w:lang w:val="zh_TW" w:bidi="zh_TW"/>
+        </w:rPr>
+        <w:t>）。</w:t>
+      </w:r>
+    </w:p>
+    <w:p>
+      <w:pPr/>
+      <w:r>
+        <w:rPr>
+          <w:lang w:val="zh_TW" w:bidi="zh_TW"/>
+        </w:rPr>
+      </w:r>
+      <w:r>
+        <w:rPr>
+          <w:lang w:val="zh_TW" w:bidi="zh_TW"/>
+        </w:rPr>
+        <w:t>比珥的兒子巴蘭出自美索不達米亞的毗奪（</w:t>
+      </w:r>
+      <w:hyperlink r:id="rId49">
+        <w:r>
+          <w:rPr>
+            <w:lang w:val="zh_TW" w:bidi="zh_TW"/>
+          </w:rPr>
+          <w:rPr>
+            <w:color w:val="0000EE"/>
+            <w:u w:val="single"/>
+          </w:rPr>
+          <w:t>申23:4</w:t>
+        </w:r>
+      </w:hyperlink>
+      <w:r>
+        <w:rPr>
+          <w:lang w:val="zh_TW" w:bidi="zh_TW"/>
+        </w:rPr>
+        <w:t>）。在士師時期，美索不達米亞王古珊‧利薩田（</w:t>
+      </w:r>
+      <w:r>
+        <w:rPr>
+          <w:lang w:val="zh_TW" w:bidi="zh_TW"/>
+        </w:rPr>
+        <w:t>Cushan-rishathaim</w:t>
+      </w:r>
+      <w:r>
+        <w:rPr>
+          <w:lang w:val="zh_TW" w:bidi="zh_TW"/>
+        </w:rPr>
+        <w:t>）曾壓迫以色列人八年，直到神藉著俄陀聶拯救他們（</w:t>
+      </w:r>
+      <w:hyperlink r:id="rId50">
+        <w:r>
+          <w:rPr>
+            <w:lang w:val="zh_TW" w:bidi="zh_TW"/>
+          </w:rPr>
+          <w:rPr>
+            <w:color w:val="0000EE"/>
+            <w:u w:val="single"/>
+          </w:rPr>
+          <w:t>士3:8</w:t>
+        </w:r>
+      </w:hyperlink>
+      <w:r>
+        <w:rPr>
+          <w:lang w:val="zh_TW" w:bidi="zh_TW"/>
+        </w:rPr>
+        <w:t>–</w:t>
+      </w:r>
+      <w:hyperlink r:id="rId50">
+        <w:r>
+          <w:rPr>
+            <w:lang w:val="zh_TW" w:bidi="zh_TW"/>
+          </w:rPr>
+          <w:rPr>
+            <w:color w:val="0000EE"/>
+            <w:u w:val="single"/>
+          </w:rPr>
+          <w:t>10</w:t>
+        </w:r>
+      </w:hyperlink>
+      <w:r>
+        <w:rPr>
+          <w:lang w:val="zh_TW" w:bidi="zh_TW"/>
+        </w:rPr>
+        <w:t>）。</w:t>
+      </w:r>
+    </w:p>
+    <w:p>
+      <w:pPr/>
+      <w:r>
+        <w:rPr>
+          <w:lang w:val="zh_TW" w:bidi="zh_TW"/>
+        </w:rPr>
+      </w:r>
+      <w:r>
+        <w:rPr>
+          <w:lang w:val="zh_TW" w:bidi="zh_TW"/>
+        </w:rPr>
+        <w:t>亞捫人因羞辱大衛的使者，擔心他會入侵，於是從美索不達米亞雇來戰車以增強軍力（</w:t>
+      </w:r>
+      <w:hyperlink r:id="rId51">
+        <w:r>
+          <w:rPr>
+            <w:lang w:val="zh_TW" w:bidi="zh_TW"/>
+          </w:rPr>
+          <w:rPr>
+            <w:color w:val="0000EE"/>
+            <w:u w:val="single"/>
+          </w:rPr>
+          <w:t>代上19:6</w:t>
+        </w:r>
+      </w:hyperlink>
+      <w:r>
+        <w:rPr>
+          <w:lang w:val="zh_TW" w:bidi="zh_TW"/>
+        </w:rPr>
+        <w:t>）。</w:t>
+      </w:r>
+    </w:p>
+    <w:p>
+      <w:pPr/>
+      <w:r>
+        <w:rPr>
+          <w:lang w:val="zh_TW" w:bidi="zh_TW"/>
+        </w:rPr>
+      </w:r>
+      <w:r>
+        <w:rPr>
+          <w:lang w:val="zh_TW" w:bidi="zh_TW"/>
+        </w:rPr>
+        <w:t>在新約中，美索不達米亞僅出現兩次。五旬節那天，有來自美索不達米亞的人在場 （</w:t>
+      </w:r>
+      <w:hyperlink r:id="rId52">
+        <w:r>
+          <w:rPr>
+            <w:lang w:val="zh_TW" w:bidi="zh_TW"/>
+          </w:rPr>
+          <w:rPr>
+            <w:color w:val="0000EE"/>
+            <w:u w:val="single"/>
+          </w:rPr>
+          <w:t>徒2:9</w:t>
+        </w:r>
+      </w:hyperlink>
+      <w:r>
+        <w:rPr>
+          <w:lang w:val="zh_TW" w:bidi="zh_TW"/>
+        </w:rPr>
+        <w:t>）。司提反在公會的辯護中說到，亞伯拉罕在搬到哈蘭之前，曾住在美索不達米亞 （</w:t>
+      </w:r>
+      <w:hyperlink r:id="rId53">
+        <w:r>
+          <w:rPr>
+            <w:lang w:val="zh_TW" w:bidi="zh_TW"/>
+          </w:rPr>
+          <w:rPr>
+            <w:color w:val="0000EE"/>
+            <w:u w:val="single"/>
+          </w:rPr>
+          <w:t>徒7:2；</w:t>
+        </w:r>
+      </w:hyperlink>
+      <w:hyperlink r:id="rId54">
+        <w:r>
+          <w:rPr>
+            <w:lang w:val="zh_TW" w:bidi="zh_TW"/>
+          </w:rPr>
+          <w:rPr>
+            <w:color w:val="0000EE"/>
+            <w:u w:val="single"/>
+          </w:rPr>
+          <w:t>創11:31</w:t>
+        </w:r>
+      </w:hyperlink>
+      <w:hyperlink r:id="rId53">
+        <w:r>
+          <w:rPr>
+            <w:lang w:val="zh_TW" w:bidi="zh_TW"/>
+          </w:rPr>
+          <w:rPr>
+            <w:color w:val="0000EE"/>
+            <w:u w:val="single"/>
+          </w:rPr>
+          <w:t>）。</w:t>
+        </w:r>
+      </w:hyperlink>
       <w:r>
         <w:rPr>
           <w:lang w:val="zh_TW" w:bidi="zh_TW"/>

--- a/zht/docx/094.content.docx
+++ b/zht/docx/094.content.docx
@@ -149,7 +149,7 @@
         <w:rPr>
           <w:lang w:val="zh_TW" w:bidi="zh_TW"/>
         </w:rPr>
-        <w:t>mei</w:t>
+        <w:t>mai</w:t>
       </w:r>
       <w:r>
         <w:rPr>
@@ -212,7 +212,7 @@
         <w:rPr>
           <w:lang w:val="zh_TW" w:bidi="zh_TW"/>
         </w:rPr>
-        <w:t>美麗</w:t>
+        <w:t>麥比拉</w:t>
       </w:r>
       <w:r>
         <w:rPr>
@@ -231,7 +231,79 @@
         <w:rPr>
           <w:lang w:val="zh_TW" w:bidi="zh_TW"/>
         </w:rPr>
-        <w:t>令人賞心悅目的和諧組合。考古資料（來自過去的物品或遺跡）表明，古代希伯來人更關注實用性而非美觀性。例如，希伯來陶器通常比迦南陶器更笨重。然而，這些文物（過去使用的物品）並不意味著希伯來人不欣賞美麗的事物。</w:t>
+        <w:t>這是靠近幔利、在希伯崙境內的一小塊樹林地和一個有兩個洞室的洞穴。亞伯拉罕買下這地方，作為撒拉的墳地。賣地的人是赫人以弗崙，價格是400舍客勒銀子（</w:t>
+      </w:r>
+      <w:hyperlink r:id="rId13">
+        <w:r>
+          <w:rPr>
+            <w:lang w:val="zh_TW" w:bidi="zh_TW"/>
+          </w:rPr>
+          <w:rPr>
+            <w:color w:val="0000EE"/>
+            <w:u w:val="single"/>
+          </w:rPr>
+          <w:t>創23:8–19</w:t>
+        </w:r>
+      </w:hyperlink>
+      <w:r>
+        <w:rPr>
+          <w:lang w:val="zh_TW" w:bidi="zh_TW"/>
+        </w:rPr>
+        <w:t>）。後來，亞伯拉罕（</w:t>
+      </w:r>
+      <w:hyperlink r:id="rId14">
+        <w:r>
+          <w:rPr>
+            <w:lang w:val="zh_TW" w:bidi="zh_TW"/>
+          </w:rPr>
+          <w:rPr>
+            <w:color w:val="0000EE"/>
+            <w:u w:val="single"/>
+          </w:rPr>
+          <w:t>25:9</w:t>
+        </w:r>
+      </w:hyperlink>
+      <w:r>
+        <w:rPr>
+          <w:lang w:val="zh_TW" w:bidi="zh_TW"/>
+        </w:rPr>
+        <w:t>）、以撒和利百加（</w:t>
+      </w:r>
+      <w:hyperlink r:id="rId15">
+        <w:r>
+          <w:rPr>
+            <w:lang w:val="zh_TW" w:bidi="zh_TW"/>
+          </w:rPr>
+          <w:rPr>
+            <w:color w:val="0000EE"/>
+            <w:u w:val="single"/>
+          </w:rPr>
+          <w:t>49:30–31</w:t>
+        </w:r>
+      </w:hyperlink>
+      <w:r>
+        <w:rPr>
+          <w:lang w:val="zh_TW" w:bidi="zh_TW"/>
+        </w:rPr>
+        <w:t>），以及雅各（</w:t>
+      </w:r>
+      <w:hyperlink r:id="rId16">
+        <w:r>
+          <w:rPr>
+            <w:lang w:val="zh_TW" w:bidi="zh_TW"/>
+          </w:rPr>
+          <w:rPr>
+            <w:color w:val="0000EE"/>
+            <w:u w:val="single"/>
+          </w:rPr>
+          <w:t>50:13</w:t>
+        </w:r>
+      </w:hyperlink>
+      <w:r>
+        <w:rPr>
+          <w:lang w:val="zh_TW" w:bidi="zh_TW"/>
+        </w:rPr>
+        <w:t>）也葬在這裡。</w:t>
       </w:r>
     </w:p>
     <w:p>
@@ -245,9 +317,9 @@
         <w:rPr>
           <w:lang w:val="zh_TW" w:bidi="zh_TW"/>
         </w:rPr>
-        <w:t>舊約聖經談到神的創造是美麗的（</w:t>
-      </w:r>
-      <w:hyperlink r:id="rId13">
+        <w:t>如果將亞伯拉罕購買麥比拉的細節與赫人的律法作比較，就能顯示出</w:t>
+      </w:r>
+      <w:hyperlink r:id="rId17">
         <w:r>
           <w:rPr>
             <w:lang w:val="zh_TW" w:bidi="zh_TW"/>
@@ -256,194 +328,24 @@
             <w:color w:val="0000EE"/>
             <w:u w:val="single"/>
           </w:rPr>
-          <w:t>創2:9</w:t>
+          <w:t>創世記二十三章</w:t>
         </w:r>
       </w:hyperlink>
       <w:r>
         <w:rPr>
           <w:lang w:val="zh_TW" w:bidi="zh_TW"/>
         </w:rPr>
-        <w:t>；</w:t>
-      </w:r>
-      <w:hyperlink r:id="rId14">
-        <w:r>
-          <w:rPr>
-            <w:lang w:val="zh_TW" w:bidi="zh_TW"/>
-          </w:rPr>
-          <w:rPr>
-            <w:color w:val="0000EE"/>
-            <w:u w:val="single"/>
-          </w:rPr>
-          <w:t>伯26:13</w:t>
-        </w:r>
-      </w:hyperlink>
-      <w:r>
-        <w:rPr>
-          <w:lang w:val="zh_TW" w:bidi="zh_TW"/>
-        </w:rPr>
-        <w:t>；</w:t>
-      </w:r>
-      <w:hyperlink r:id="rId15">
-        <w:r>
-          <w:rPr>
-            <w:lang w:val="zh_TW" w:bidi="zh_TW"/>
-          </w:rPr>
-          <w:rPr>
-            <w:color w:val="0000EE"/>
-            <w:u w:val="single"/>
-          </w:rPr>
-          <w:t>詩19:1–6</w:t>
-        </w:r>
-      </w:hyperlink>
-      <w:r>
-        <w:rPr>
-          <w:lang w:val="zh_TW" w:bidi="zh_TW"/>
-        </w:rPr>
-        <w:t>；</w:t>
-      </w:r>
-      <w:hyperlink r:id="rId16">
-        <w:r>
-          <w:rPr>
-            <w:lang w:val="zh_TW" w:bidi="zh_TW"/>
-          </w:rPr>
-          <w:rPr>
-            <w:color w:val="0000EE"/>
-            <w:u w:val="single"/>
-          </w:rPr>
-          <w:t>歌6:10</w:t>
-        </w:r>
-      </w:hyperlink>
-      <w:r>
-        <w:rPr>
-          <w:lang w:val="zh_TW" w:bidi="zh_TW"/>
-        </w:rPr>
-        <w:t>）。迦南地是「美地」（</w:t>
-      </w:r>
-      <w:hyperlink r:id="rId17">
-        <w:r>
-          <w:rPr>
-            <w:lang w:val="zh_TW" w:bidi="zh_TW"/>
-          </w:rPr>
-          <w:rPr>
-            <w:color w:val="0000EE"/>
-            <w:u w:val="single"/>
-          </w:rPr>
-          <w:t>耶3:19</w:t>
-        </w:r>
-      </w:hyperlink>
-      <w:r>
-        <w:rPr>
-          <w:lang w:val="zh_TW" w:bidi="zh_TW"/>
-        </w:rPr>
-        <w:t>）。耶路撒冷被稱為「美」（</w:t>
-      </w:r>
-      <w:hyperlink r:id="rId18">
-        <w:r>
-          <w:rPr>
-            <w:lang w:val="zh_TW" w:bidi="zh_TW"/>
-          </w:rPr>
-          <w:rPr>
-            <w:color w:val="0000EE"/>
-            <w:u w:val="single"/>
-          </w:rPr>
-          <w:t>賽52:1</w:t>
-        </w:r>
-      </w:hyperlink>
-      <w:r>
-        <w:rPr>
-          <w:lang w:val="zh_TW" w:bidi="zh_TW"/>
-        </w:rPr>
-        <w:t>；</w:t>
-      </w:r>
-      <w:hyperlink r:id="rId19">
-        <w:r>
-          <w:rPr>
-            <w:lang w:val="zh_TW" w:bidi="zh_TW"/>
-          </w:rPr>
-          <w:rPr>
-            <w:color w:val="0000EE"/>
-            <w:u w:val="single"/>
-          </w:rPr>
-          <w:t>哀2:15</w:t>
-        </w:r>
-      </w:hyperlink>
-      <w:r>
-        <w:rPr>
-          <w:lang w:val="zh_TW" w:bidi="zh_TW"/>
-        </w:rPr>
-        <w:t>），其中一個聖殿門也被稱為「美門」（</w:t>
-      </w:r>
-      <w:hyperlink r:id="rId20">
-        <w:r>
-          <w:rPr>
-            <w:lang w:val="zh_TW" w:bidi="zh_TW"/>
-          </w:rPr>
-          <w:rPr>
-            <w:color w:val="0000EE"/>
-            <w:u w:val="single"/>
-          </w:rPr>
-          <w:t>徒3:2、10</w:t>
-        </w:r>
-      </w:hyperlink>
-      <w:r>
-        <w:rPr>
-          <w:lang w:val="zh_TW" w:bidi="zh_TW"/>
-        </w:rPr>
-        <w:t>）。希伯來人欣賞黎巴嫩山脈的野性之美（</w:t>
-      </w:r>
-      <w:hyperlink r:id="rId21">
-        <w:r>
-          <w:rPr>
-            <w:lang w:val="zh_TW" w:bidi="zh_TW"/>
-          </w:rPr>
-          <w:rPr>
-            <w:color w:val="0000EE"/>
-            <w:u w:val="single"/>
-          </w:rPr>
-          <w:t>詩104:16</w:t>
-        </w:r>
-      </w:hyperlink>
-      <w:r>
-        <w:rPr>
-          <w:lang w:val="zh_TW" w:bidi="zh_TW"/>
-        </w:rPr>
-        <w:t>；</w:t>
-      </w:r>
-      <w:hyperlink r:id="rId22">
-        <w:r>
-          <w:rPr>
-            <w:lang w:val="zh_TW" w:bidi="zh_TW"/>
-          </w:rPr>
-          <w:rPr>
-            <w:color w:val="0000EE"/>
-            <w:u w:val="single"/>
-          </w:rPr>
-          <w:t>賽60:13</w:t>
-        </w:r>
-      </w:hyperlink>
-      <w:r>
-        <w:rPr>
-          <w:lang w:val="zh_TW" w:bidi="zh_TW"/>
-        </w:rPr>
-        <w:t>）。迦南城市得撒是巴沙王在北國的首都（</w:t>
-      </w:r>
-      <w:hyperlink r:id="rId23">
-        <w:r>
-          <w:rPr>
-            <w:lang w:val="zh_TW" w:bidi="zh_TW"/>
-          </w:rPr>
-          <w:rPr>
-            <w:color w:val="0000EE"/>
-            <w:u w:val="single"/>
-          </w:rPr>
-          <w:t>王上15:33</w:t>
-        </w:r>
-      </w:hyperlink>
-      <w:r>
-        <w:rPr>
-          <w:lang w:val="zh_TW" w:bidi="zh_TW"/>
-        </w:rPr>
-        <w:t>），因其迷人的地理位置而得名。「得撒」這個名字來自希伯來文，意思是「美麗」。</w:t>
+        <w:t>這段敘事相當可靠。經文特別提到連田間四圍的樹木也包括在交易之內，又按著當時買賣雙方所認可的估價來秤銀子，並且在城門口有見證人，使這筆交易正式公諸於眾。這些細節都符合赫人的律法；而族長時代之後的人本來很可能已經忘記了這類律法。公元前700年以前，錢幣還不是流通的媒介。敘事暗示亞伯拉罕時代的舍客勒是一種重量單位，而不是錢幣，這也顯示這段買賣的記載寫於相當早的年代。</w:t>
+      </w:r>
+      <w:r>
+        <w:rPr>
+          <w:lang w:val="zh_TW" w:bidi="zh_TW"/>
+        </w:rPr>
+      </w:r>
+      <w:r>
+        <w:rPr>
+          <w:lang w:val="zh_TW" w:bidi="zh_TW"/>
+        </w:rPr>
       </w:r>
     </w:p>
     <w:p>
@@ -453,209 +355,21 @@
           <w:lang w:val="zh_TW" w:bidi="zh_TW"/>
         </w:rPr>
       </w:r>
-      <w:r>
-        <w:rPr>
-          <w:lang w:val="zh_TW" w:bidi="zh_TW"/>
-        </w:rPr>
-        <w:t>雖然希伯來人不像古希臘人那樣崇尚人體之美，但舊約聖經仍然理想化了身體的吸引力。新郎在愛情詩歌中生動地描述了新娘的美麗（</w:t>
-      </w:r>
-      <w:hyperlink r:id="rId24">
-        <w:r>
-          <w:rPr>
-            <w:lang w:val="zh_TW" w:bidi="zh_TW"/>
-          </w:rPr>
-          <w:rPr>
-            <w:color w:val="0000EE"/>
-            <w:u w:val="single"/>
-          </w:rPr>
-          <w:t>歌4:1–15</w:t>
-        </w:r>
-      </w:hyperlink>
-      <w:r>
-        <w:rPr>
-          <w:lang w:val="zh_TW" w:bidi="zh_TW"/>
-        </w:rPr>
-        <w:t>，</w:t>
-      </w:r>
-      <w:hyperlink r:id="rId25">
-        <w:r>
-          <w:rPr>
-            <w:lang w:val="zh_TW" w:bidi="zh_TW"/>
-          </w:rPr>
-          <w:rPr>
-            <w:color w:val="0000EE"/>
-            <w:u w:val="single"/>
-          </w:rPr>
-          <w:t>6:4</w:t>
-        </w:r>
-      </w:hyperlink>
-      <w:r>
-        <w:rPr>
-          <w:lang w:val="zh_TW" w:bidi="zh_TW"/>
-        </w:rPr>
-        <w:t>）。這種對新娘的讚美，可能是以色列人婚禮的傳統特色。舊約聖經中有幾位傑出的女性被描述為美麗（</w:t>
-      </w:r>
-      <w:hyperlink r:id="rId26">
-        <w:r>
-          <w:rPr>
-            <w:lang w:val="zh_TW" w:bidi="zh_TW"/>
-          </w:rPr>
-          <w:rPr>
-            <w:color w:val="0000EE"/>
-            <w:u w:val="single"/>
-          </w:rPr>
-          <w:t>創29:17</w:t>
-        </w:r>
-      </w:hyperlink>
-      <w:r>
-        <w:rPr>
-          <w:lang w:val="zh_TW" w:bidi="zh_TW"/>
-        </w:rPr>
-        <w:t>；</w:t>
-      </w:r>
-      <w:hyperlink r:id="rId27">
-        <w:r>
-          <w:rPr>
-            <w:lang w:val="zh_TW" w:bidi="zh_TW"/>
-          </w:rPr>
-          <w:rPr>
-            <w:color w:val="0000EE"/>
-            <w:u w:val="single"/>
-          </w:rPr>
-          <w:t>撒下11:2</w:t>
-        </w:r>
-      </w:hyperlink>
-      <w:r>
-        <w:rPr>
-          <w:lang w:val="zh_TW" w:bidi="zh_TW"/>
-        </w:rPr>
-        <w:t>；</w:t>
-      </w:r>
-      <w:hyperlink r:id="rId28">
-        <w:r>
-          <w:rPr>
-            <w:lang w:val="zh_TW" w:bidi="zh_TW"/>
-          </w:rPr>
-          <w:rPr>
-            <w:color w:val="0000EE"/>
-            <w:u w:val="single"/>
-          </w:rPr>
-          <w:t>斯2:7</w:t>
-        </w:r>
-      </w:hyperlink>
-      <w:r>
-        <w:rPr>
-          <w:lang w:val="zh_TW" w:bidi="zh_TW"/>
-        </w:rPr>
-        <w:t>）。但在女性身上，感官上的美麗遠不及勤勞、機智（resourcefulness）和傳統的敬虔（</w:t>
-      </w:r>
-      <w:hyperlink r:id="rId29">
-        <w:r>
-          <w:rPr>
-            <w:lang w:val="zh_TW" w:bidi="zh_TW"/>
-          </w:rPr>
-          <w:rPr>
-            <w:color w:val="0000EE"/>
-            <w:u w:val="single"/>
-          </w:rPr>
-          <w:t>箴31:10–31</w:t>
-        </w:r>
-      </w:hyperlink>
-      <w:r>
-        <w:rPr>
-          <w:lang w:val="zh_TW" w:bidi="zh_TW"/>
-        </w:rPr>
-        <w:t>）。有幾位男性也因其外表俊美而聞名，例如大衛（</w:t>
-      </w:r>
-      <w:hyperlink r:id="rId30">
-        <w:r>
-          <w:rPr>
-            <w:lang w:val="zh_TW" w:bidi="zh_TW"/>
-          </w:rPr>
-          <w:rPr>
-            <w:color w:val="0000EE"/>
-            <w:u w:val="single"/>
-          </w:rPr>
-          <w:t>撒上16:12</w:t>
-        </w:r>
-      </w:hyperlink>
-      <w:r>
-        <w:rPr>
-          <w:lang w:val="zh_TW" w:bidi="zh_TW"/>
-        </w:rPr>
-        <w:t>）和押沙龍（</w:t>
-      </w:r>
-      <w:hyperlink r:id="rId31">
-        <w:r>
-          <w:rPr>
-            <w:lang w:val="zh_TW" w:bidi="zh_TW"/>
-          </w:rPr>
-          <w:rPr>
-            <w:color w:val="0000EE"/>
-            <w:u w:val="single"/>
-          </w:rPr>
-          <w:t>撒下14:25</w:t>
-        </w:r>
-      </w:hyperlink>
-      <w:r>
-        <w:rPr>
-          <w:lang w:val="zh_TW" w:bidi="zh_TW"/>
-        </w:rPr>
-        <w:t>）。在舊約時代，化妝品、珠寶和其它配飾被用來提升女性的美麗。先知以賽亞列舉了這些物品（</w:t>
-      </w:r>
-      <w:hyperlink r:id="rId32">
-        <w:r>
-          <w:rPr>
-            <w:lang w:val="zh_TW" w:bidi="zh_TW"/>
-          </w:rPr>
-          <w:rPr>
-            <w:color w:val="0000EE"/>
-            <w:u w:val="single"/>
-          </w:rPr>
-          <w:t>賽3:18–24</w:t>
-        </w:r>
-      </w:hyperlink>
-      <w:r>
-        <w:rPr>
-          <w:lang w:val="zh_TW" w:bidi="zh_TW"/>
-        </w:rPr>
-        <w:t>），以西結提到當時的裝扮習俗（</w:t>
-      </w:r>
-      <w:hyperlink r:id="rId33">
-        <w:r>
-          <w:rPr>
-            <w:lang w:val="zh_TW" w:bidi="zh_TW"/>
-          </w:rPr>
-          <w:rPr>
-            <w:color w:val="0000EE"/>
-            <w:u w:val="single"/>
-          </w:rPr>
-          <w:t>結16:10–13</w:t>
-        </w:r>
-      </w:hyperlink>
-      <w:r>
-        <w:rPr>
-          <w:lang w:val="zh_TW" w:bidi="zh_TW"/>
-        </w:rPr>
-        <w:t>）。以色列人的崇拜也極具美感，大祭司華麗的儀式長袍是為榮耀和美麗而設計的（</w:t>
-      </w:r>
-      <w:hyperlink r:id="rId34">
-        <w:r>
-          <w:rPr>
-            <w:lang w:val="zh_TW" w:bidi="zh_TW"/>
-          </w:rPr>
-          <w:rPr>
-            <w:color w:val="0000EE"/>
-            <w:u w:val="single"/>
-          </w:rPr>
-          <w:t>出28:2、40</w:t>
-        </w:r>
-      </w:hyperlink>
-      <w:r>
-        <w:rPr>
-          <w:lang w:val="zh_TW" w:bidi="zh_TW"/>
-        </w:rPr>
-        <w:t>）。</w:t>
+    </w:p>
+    <w:p>
+      <w:pPr>
+        <w:pStyle w:val="Heading2"/>
+      </w:pPr>
+      <w:r>
+        <w:rPr>
+          <w:lang w:val="zh_TW" w:bidi="zh_TW"/>
+        </w:rPr>
+        <w:t>麥基洗德</w:t>
+      </w:r>
+      <w:r>
+        <w:rPr>
+          <w:lang w:val="zh_TW" w:bidi="zh_TW"/>
+        </w:rPr>
       </w:r>
     </w:p>
     <w:p>
@@ -669,9 +383,9 @@
         <w:rPr>
           <w:lang w:val="zh_TW" w:bidi="zh_TW"/>
         </w:rPr>
-        <w:t>在舊約中，美麗的概念也應用於神。耶和華的恩惠被稱為祂的「榮美」（</w:t>
-      </w:r>
-      <w:hyperlink r:id="rId35">
+        <w:t>一位神秘的聖經人物，其名字意為「公義之王」。麥基洗德既是祭司又是王，他首次在</w:t>
+      </w:r>
+      <w:hyperlink r:id="rId18">
         <w:r>
           <w:rPr>
             <w:lang w:val="zh_TW" w:bidi="zh_TW"/>
@@ -680,16 +394,16 @@
             <w:color w:val="0000EE"/>
             <w:u w:val="single"/>
           </w:rPr>
-          <w:t>詩90:17</w:t>
+          <w:t>創世記十四章18至20節</w:t>
         </w:r>
       </w:hyperlink>
       <w:r>
         <w:rPr>
           <w:lang w:val="zh_TW" w:bidi="zh_TW"/>
         </w:rPr>
-        <w:t>）。以賽亞記錄了神的應許，將賜給祂的百姓「華……代替灰塵」（</w:t>
-      </w:r>
-      <w:hyperlink r:id="rId36">
+        <w:t>出現，也在</w:t>
+      </w:r>
+      <w:hyperlink r:id="rId19">
         <w:r>
           <w:rPr>
             <w:lang w:val="zh_TW" w:bidi="zh_TW"/>
@@ -698,16 +412,16 @@
             <w:color w:val="0000EE"/>
             <w:u w:val="single"/>
           </w:rPr>
-          <w:t>賽61:3</w:t>
+          <w:t>詩篇一百一十篇4節</w:t>
         </w:r>
       </w:hyperlink>
       <w:r>
         <w:rPr>
           <w:lang w:val="zh_TW" w:bidi="zh_TW"/>
         </w:rPr>
-        <w:t>）。詩篇的作者表達了渴望花時間在聖殿中享受耶和華的美麗，祂的「榮美」（</w:t>
-      </w:r>
-      <w:hyperlink r:id="rId37">
+        <w:t>和</w:t>
+      </w:r>
+      <w:hyperlink r:id="rId20">
         <w:r>
           <w:rPr>
             <w:lang w:val="zh_TW" w:bidi="zh_TW"/>
@@ -716,16 +430,16 @@
             <w:color w:val="0000EE"/>
             <w:u w:val="single"/>
           </w:rPr>
-          <w:t>詩27:4</w:t>
+          <w:t>希伯來書五章10節</w:t>
         </w:r>
       </w:hyperlink>
       <w:r>
         <w:rPr>
           <w:lang w:val="zh_TW" w:bidi="zh_TW"/>
         </w:rPr>
-        <w:t>）。以賽亞描述神為以色列餘民（那些忠於神的人）的「華冕」（</w:t>
-      </w:r>
-      <w:hyperlink r:id="rId38">
+        <w:t>，</w:t>
+      </w:r>
+      <w:hyperlink r:id="rId21">
         <w:r>
           <w:rPr>
             <w:lang w:val="zh_TW" w:bidi="zh_TW"/>
@@ -734,16 +448,16 @@
             <w:color w:val="0000EE"/>
             <w:u w:val="single"/>
           </w:rPr>
-          <w:t>賽28:5</w:t>
+          <w:t>六章20節</w:t>
         </w:r>
       </w:hyperlink>
       <w:r>
         <w:rPr>
           <w:lang w:val="zh_TW" w:bidi="zh_TW"/>
         </w:rPr>
-        <w:t>）。彌賽亞（神的受膏者）被稱為榮美的王（</w:t>
-      </w:r>
-      <w:hyperlink r:id="rId39">
+        <w:t>，</w:t>
+      </w:r>
+      <w:hyperlink r:id="rId22">
         <w:r>
           <w:rPr>
             <w:lang w:val="zh_TW" w:bidi="zh_TW"/>
@@ -752,14 +466,37 @@
             <w:color w:val="0000EE"/>
             <w:u w:val="single"/>
           </w:rPr>
-          <w:t>賽33:17</w:t>
+          <w:t>七章1至17節</w:t>
         </w:r>
       </w:hyperlink>
       <w:r>
         <w:rPr>
           <w:lang w:val="zh_TW" w:bidi="zh_TW"/>
         </w:rPr>
-        <w:t>）。因此，在舊約中，美的概念超越了單純的外在吸引力，它成為神學概念，肯定神實質上的榮耀。</w:t>
+        <w:t>中被提及。</w:t>
+      </w:r>
+    </w:p>
+    <w:p>
+      <w:pPr>
+        <w:pStyle w:val="Heading3"/>
+      </w:pPr>
+      <w:hyperlink r:id="rId18">
+        <w:r>
+          <w:rPr>
+            <w:lang w:val="zh_TW" w:bidi="zh_TW"/>
+          </w:rPr>
+          <w:rPr>
+            <w:color w:val="0000EE"/>
+            <w:u w:val="single"/>
+          </w:rPr>
+          <w:t>創世記十四章18至20節</w:t>
+        </w:r>
+      </w:hyperlink>
+      <w:r>
+        <w:rPr>
+          <w:lang w:val="zh_TW" w:bidi="zh_TW"/>
+        </w:rPr>
+        <w:t>中的麥基洗德</w:t>
       </w:r>
     </w:p>
     <w:p>
@@ -773,9 +510,9 @@
         <w:rPr>
           <w:lang w:val="zh_TW" w:bidi="zh_TW"/>
         </w:rPr>
-        <w:t>新約聖經勸誡基督的跟隨者過一種「尊榮」救主教導的生活，並使其吸引非信徒（</w:t>
-      </w:r>
-      <w:hyperlink r:id="rId40">
+        <w:t>基大老瑪王和其他三位來自美索不達米亞的國王，攻擊死海附近的五個城市。在這場戰役中，他們俘虜了亞伯拉罕的侄子羅得，連同他的家人和他們所有的財物（</w:t>
+      </w:r>
+      <w:hyperlink r:id="rId23">
         <w:r>
           <w:rPr>
             <w:lang w:val="zh_TW" w:bidi="zh_TW"/>
@@ -784,16 +521,16 @@
             <w:color w:val="0000EE"/>
             <w:u w:val="single"/>
           </w:rPr>
-          <w:t>多2:10</w:t>
+          <w:t>創14:1–12</w:t>
         </w:r>
       </w:hyperlink>
       <w:r>
         <w:rPr>
           <w:lang w:val="zh_TW" w:bidi="zh_TW"/>
         </w:rPr>
-        <w:t>）。那些傳講基督福音的人被稱為佳美（</w:t>
-      </w:r>
-      <w:hyperlink r:id="rId41">
+        <w:t>）。亞伯拉罕召集了跟從他的人去追擊這些王，便擊敗了他們，救出了羅得和他的家人，並帶回了所有被奪走的財物（</w:t>
+      </w:r>
+      <w:hyperlink r:id="rId24">
         <w:r>
           <w:rPr>
             <w:lang w:val="zh_TW" w:bidi="zh_TW"/>
@@ -802,78 +539,14 @@
             <w:color w:val="0000EE"/>
             <w:u w:val="single"/>
           </w:rPr>
-          <w:t>羅10:15</w:t>
+          <w:t>創14:13–16</w:t>
         </w:r>
       </w:hyperlink>
       <w:r>
         <w:rPr>
           <w:lang w:val="zh_TW" w:bidi="zh_TW"/>
         </w:rPr>
-        <w:t>）。使徒保羅和彼得警告婦女不要滿足於外在的美麗（</w:t>
-      </w:r>
-      <w:hyperlink r:id="rId42">
-        <w:r>
-          <w:rPr>
-            <w:lang w:val="zh_TW" w:bidi="zh_TW"/>
-          </w:rPr>
-          <w:rPr>
-            <w:color w:val="0000EE"/>
-            <w:u w:val="single"/>
-          </w:rPr>
-          <w:t>提前2:9–10</w:t>
-        </w:r>
-      </w:hyperlink>
-      <w:r>
-        <w:rPr>
-          <w:lang w:val="zh_TW" w:bidi="zh_TW"/>
-        </w:rPr>
-        <w:t>），提醒她們美好的品格才是敬虔的真正妝飾（</w:t>
-      </w:r>
-      <w:hyperlink r:id="rId43">
-        <w:r>
-          <w:rPr>
-            <w:lang w:val="zh_TW" w:bidi="zh_TW"/>
-          </w:rPr>
-          <w:rPr>
-            <w:color w:val="0000EE"/>
-            <w:u w:val="single"/>
-          </w:rPr>
-          <w:t>彼前3:3–5</w:t>
-        </w:r>
-      </w:hyperlink>
-      <w:r>
-        <w:rPr>
-          <w:lang w:val="zh_TW" w:bidi="zh_TW"/>
-        </w:rPr>
-        <w:t>）。信徒最終居所的美——天堂——也反映在「新耶路撒冷」如新婦的描述中，以及古代珍貴寶石的象徵意義中（見</w:t>
-      </w:r>
-      <w:hyperlink r:id="rId44">
-        <w:r>
-          <w:rPr>
-            <w:lang w:val="zh_TW" w:bidi="zh_TW"/>
-          </w:rPr>
-          <w:rPr>
-            <w:color w:val="0000EE"/>
-            <w:u w:val="single"/>
-          </w:rPr>
-          <w:t>啟21–22章</w:t>
-        </w:r>
-      </w:hyperlink>
-      <w:r>
-        <w:rPr>
-          <w:lang w:val="zh_TW" w:bidi="zh_TW"/>
-        </w:rPr>
         <w:t>）。</w:t>
-      </w:r>
-      <w:r>
-        <w:rPr>
-          <w:lang w:val="zh_TW" w:bidi="zh_TW"/>
-        </w:rPr>
-      </w:r>
-      <w:r>
-        <w:rPr>
-          <w:lang w:val="zh_TW" w:bidi="zh_TW"/>
-        </w:rPr>
       </w:r>
     </w:p>
     <w:p>
@@ -883,21 +556,47 @@
           <w:lang w:val="zh_TW" w:bidi="zh_TW"/>
         </w:rPr>
       </w:r>
-    </w:p>
-    <w:p>
-      <w:pPr>
-        <w:pStyle w:val="Heading2"/>
-      </w:pPr>
-      <w:r>
-        <w:rPr>
-          <w:lang w:val="zh_TW" w:bidi="zh_TW"/>
-        </w:rPr>
-        <w:t>美索不達米亞</w:t>
-      </w:r>
-      <w:r>
-        <w:rPr>
-          <w:lang w:val="zh_TW" w:bidi="zh_TW"/>
-        </w:rPr>
+      <w:r>
+        <w:rPr>
+          <w:lang w:val="zh_TW" w:bidi="zh_TW"/>
+        </w:rPr>
+        <w:t>當亞伯拉罕從戰鬥中凱旋而歸時，來自死海地區的國王們前來感謝他。麥基洗德這位撒冷王（這是耶路撒冷早期的名字），也來見亞伯拉罕（參</w:t>
+      </w:r>
+      <w:hyperlink r:id="rId25">
+        <w:r>
+          <w:rPr>
+            <w:lang w:val="zh_TW" w:bidi="zh_TW"/>
+          </w:rPr>
+          <w:rPr>
+            <w:color w:val="0000EE"/>
+            <w:u w:val="single"/>
+          </w:rPr>
+          <w:t>詩76:2</w:t>
+        </w:r>
+      </w:hyperlink>
+      <w:r>
+        <w:rPr>
+          <w:lang w:val="zh_TW" w:bidi="zh_TW"/>
+        </w:rPr>
+        <w:t>）。麥基洗德帶來了餅和酒祝福亞伯拉罕，因為他是至高神的祭司（</w:t>
+      </w:r>
+      <w:hyperlink r:id="rId26">
+        <w:r>
+          <w:rPr>
+            <w:lang w:val="zh_TW" w:bidi="zh_TW"/>
+          </w:rPr>
+          <w:rPr>
+            <w:color w:val="0000EE"/>
+            <w:u w:val="single"/>
+          </w:rPr>
+          <w:t>創14:18</w:t>
+        </w:r>
+      </w:hyperlink>
+      <w:r>
+        <w:rPr>
+          <w:lang w:val="zh_TW" w:bidi="zh_TW"/>
+        </w:rPr>
+        <w:t>）。</w:t>
       </w:r>
     </w:p>
     <w:p>
@@ -911,7 +610,128 @@
         <w:rPr>
           <w:lang w:val="zh_TW" w:bidi="zh_TW"/>
         </w:rPr>
-        <w:t>這個名稱來自希臘文，指位於底格里斯河（Tigris）與幼發拉底河（Euphrates）之間的地區。今天，阿拉伯人稱此地為「al-Jazira」，意即「島嶼」。</w:t>
+        <w:t>這個名字「至高神」（希伯來文為：</w:t>
+      </w:r>
+      <w:r>
+        <w:rPr>
+          <w:i/>
+          <w:lang w:val="zh_TW" w:bidi="zh_TW"/>
+        </w:rPr>
+        <w:t>’El ‘Elyon</w:t>
+      </w:r>
+      <w:r>
+        <w:rPr>
+          <w:lang w:val="zh_TW" w:bidi="zh_TW"/>
+        </w:rPr>
+        <w:t>）意指創天造地唯一的真神。這與迦南人所崇拜的假神不同（比較</w:t>
+      </w:r>
+      <w:hyperlink r:id="rId27">
+        <w:r>
+          <w:rPr>
+            <w:lang w:val="zh_TW" w:bidi="zh_TW"/>
+          </w:rPr>
+          <w:rPr>
+            <w:color w:val="0000EE"/>
+            <w:u w:val="single"/>
+          </w:rPr>
+          <w:t>創14:22</w:t>
+        </w:r>
+      </w:hyperlink>
+      <w:r>
+        <w:rPr>
+          <w:lang w:val="zh_TW" w:bidi="zh_TW"/>
+        </w:rPr>
+        <w:t>；</w:t>
+      </w:r>
+      <w:hyperlink r:id="rId28">
+        <w:r>
+          <w:rPr>
+            <w:lang w:val="zh_TW" w:bidi="zh_TW"/>
+          </w:rPr>
+          <w:rPr>
+            <w:color w:val="0000EE"/>
+            <w:u w:val="single"/>
+          </w:rPr>
+          <w:t>詩7:17</w:t>
+        </w:r>
+      </w:hyperlink>
+      <w:r>
+        <w:rPr>
+          <w:lang w:val="zh_TW" w:bidi="zh_TW"/>
+        </w:rPr>
+        <w:t>，</w:t>
+      </w:r>
+      <w:hyperlink r:id="rId29">
+        <w:r>
+          <w:rPr>
+            <w:lang w:val="zh_TW" w:bidi="zh_TW"/>
+          </w:rPr>
+          <w:rPr>
+            <w:color w:val="0000EE"/>
+            <w:u w:val="single"/>
+          </w:rPr>
+          <w:t>47:2</w:t>
+        </w:r>
+      </w:hyperlink>
+      <w:r>
+        <w:rPr>
+          <w:lang w:val="zh_TW" w:bidi="zh_TW"/>
+        </w:rPr>
+        <w:t>，</w:t>
+      </w:r>
+      <w:hyperlink r:id="rId30">
+        <w:r>
+          <w:rPr>
+            <w:lang w:val="zh_TW" w:bidi="zh_TW"/>
+          </w:rPr>
+          <w:rPr>
+            <w:color w:val="0000EE"/>
+            <w:u w:val="single"/>
+          </w:rPr>
+          <w:t>57:2</w:t>
+        </w:r>
+      </w:hyperlink>
+      <w:r>
+        <w:rPr>
+          <w:lang w:val="zh_TW" w:bidi="zh_TW"/>
+        </w:rPr>
+        <w:t>，</w:t>
+      </w:r>
+      <w:hyperlink r:id="rId31">
+        <w:r>
+          <w:rPr>
+            <w:lang w:val="zh_TW" w:bidi="zh_TW"/>
+          </w:rPr>
+          <w:rPr>
+            <w:color w:val="0000EE"/>
+            <w:u w:val="single"/>
+          </w:rPr>
+          <w:t>78:56</w:t>
+        </w:r>
+      </w:hyperlink>
+      <w:r>
+        <w:rPr>
+          <w:lang w:val="zh_TW" w:bidi="zh_TW"/>
+        </w:rPr>
+        <w:t>）。麥基洗德知道亞伯拉罕也崇拜這個真神（</w:t>
+      </w:r>
+      <w:hyperlink r:id="rId27">
+        <w:r>
+          <w:rPr>
+            <w:lang w:val="zh_TW" w:bidi="zh_TW"/>
+          </w:rPr>
+          <w:rPr>
+            <w:color w:val="0000EE"/>
+            <w:u w:val="single"/>
+          </w:rPr>
+          <w:t>創14:22</w:t>
+        </w:r>
+      </w:hyperlink>
+      <w:r>
+        <w:rPr>
+          <w:lang w:val="zh_TW" w:bidi="zh_TW"/>
+        </w:rPr>
+        <w:t>）。</w:t>
       </w:r>
     </w:p>
     <w:p>
@@ -925,7 +745,7 @@
         <w:rPr>
           <w:lang w:val="zh_TW" w:bidi="zh_TW"/>
         </w:rPr>
-        <w:t>美索不達米亞，意指「兩河之間」，是指靠近底格里斯河和幼發拉底河直到波斯灣的地區。大部份位於現今的伊拉克境內，但部份地區在敘利亞和土耳其。</w:t>
+        <w:t>麥基洗德讚美神幫助亞伯拉罕贏得這場爭戰。亞伯拉罕以兩種方式，表明他接受了麥基洗德作為神祭司的角色：他接受了來自麥基洗德的禮物和祝福，並將他所獲得一切的十分之一給了麥基洗德。相反，亞伯拉罕拒絕接受所多瑪王的禮物，因為他不想與那些崇拜假神的人有任何牽連。</w:t>
       </w:r>
     </w:p>
     <w:p>
@@ -939,9 +759,9 @@
         <w:rPr>
           <w:lang w:val="zh_TW" w:bidi="zh_TW"/>
         </w:rPr>
-        <w:t>美索不達米亞對於舊約歷史非常重要，</w:t>
-      </w:r>
-      <w:hyperlink r:id="rId45">
+        <w:t>我們無法完全知道麥基洗德如何認識神。他可能是透過從挪亞洪水時代流傳下來的故事了解神；又或者像亞伯拉罕一樣，神可能直接對他說話，讓他遠離崇拜假神。我們從</w:t>
+      </w:r>
+      <w:hyperlink r:id="rId32">
         <w:r>
           <w:rPr>
             <w:lang w:val="zh_TW" w:bidi="zh_TW"/>
@@ -950,16 +770,21 @@
             <w:color w:val="0000EE"/>
             <w:u w:val="single"/>
           </w:rPr>
-          <w:t>創世記一至十一章</w:t>
+          <w:t>希伯來書七章3節</w:t>
         </w:r>
       </w:hyperlink>
       <w:r>
         <w:rPr>
           <w:lang w:val="zh_TW" w:bidi="zh_TW"/>
         </w:rPr>
-        <w:t>中的很多故事，都在這裡發生。伊甸園被認為位於美索不達米亞，因為</w:t>
-      </w:r>
-      <w:hyperlink r:id="rId46">
+        <w:t>知道的是，麥基洗德與其他祭司不同。他並不是因為父親是祭司而成為祭司，而是以某種聖經未完全解釋的特殊方式成為祭司。</w:t>
+      </w:r>
+    </w:p>
+    <w:p>
+      <w:pPr>
+        <w:pStyle w:val="Heading3"/>
+      </w:pPr>
+      <w:hyperlink r:id="rId19">
         <w:r>
           <w:rPr>
             <w:lang w:val="zh_TW" w:bidi="zh_TW"/>
@@ -968,25 +793,14 @@
             <w:color w:val="0000EE"/>
             <w:u w:val="single"/>
           </w:rPr>
-          <w:t>創世記二章10至14節</w:t>
+          <w:t>詩篇一百一十篇4節</w:t>
         </w:r>
       </w:hyperlink>
       <w:r>
         <w:rPr>
           <w:lang w:val="zh_TW" w:bidi="zh_TW"/>
         </w:rPr>
-        <w:t>提到，伊甸園附近兩條河流為幼發拉底河和底格里斯河。</w:t>
-      </w:r>
-    </w:p>
-    <w:p>
-      <w:pPr>
-        <w:pStyle w:val="Heading3"/>
-      </w:pPr>
-      <w:r>
-        <w:rPr>
-          <w:lang w:val="zh_TW" w:bidi="zh_TW"/>
-        </w:rPr>
-        <w:t>誰居住在美索不達米亞？</w:t>
+        <w:t>中的麥基洗德</w:t>
       </w:r>
     </w:p>
     <w:p>
@@ -1000,7 +814,43 @@
         <w:rPr>
           <w:lang w:val="zh_TW" w:bidi="zh_TW"/>
         </w:rPr>
-        <w:t>我們對美索不達米亞的史前文化所知甚少。歷史時期的劃分通常依據最重要的城邦（例如吾珥和伊辛—拉爾薩（Isin-Larsa））或統治王朝（例如吾珥第三王朝（Ur III））來命名。</w:t>
+        <w:t>在這篇詩篇中，大衛王寫到一位比他自己更偉大的人，稱這個人為「主」（</w:t>
+      </w:r>
+      <w:hyperlink r:id="rId33">
+        <w:r>
+          <w:rPr>
+            <w:lang w:val="zh_TW" w:bidi="zh_TW"/>
+          </w:rPr>
+          <w:rPr>
+            <w:color w:val="0000EE"/>
+            <w:u w:val="single"/>
+          </w:rPr>
+          <w:t>詩11:1</w:t>
+        </w:r>
+      </w:hyperlink>
+      <w:r>
+        <w:rPr>
+          <w:lang w:val="zh_TW" w:bidi="zh_TW"/>
+        </w:rPr>
+        <w:t>；參</w:t>
+      </w:r>
+      <w:hyperlink r:id="rId34">
+        <w:r>
+          <w:rPr>
+            <w:lang w:val="zh_TW" w:bidi="zh_TW"/>
+          </w:rPr>
+          <w:rPr>
+            <w:color w:val="0000EE"/>
+            <w:u w:val="single"/>
+          </w:rPr>
+          <w:t>可12:35–37</w:t>
+        </w:r>
+      </w:hyperlink>
+      <w:r>
+        <w:rPr>
+          <w:lang w:val="zh_TW" w:bidi="zh_TW"/>
+        </w:rPr>
+        <w:t>）。大衛不是在寫自己或他那個時代的其他王。他是在寫未來那將臨、主所應許的彌賽亞。這位彌賽亞將是神的兒子，也是大衛的後裔。</w:t>
       </w:r>
     </w:p>
     <w:p>
@@ -1014,7 +864,66 @@
         <w:rPr>
           <w:lang w:val="zh_TW" w:bidi="zh_TW"/>
         </w:rPr>
-        <w:t>美索不達米亞的南部稱為蘇美（Sumer）。蘇美人擁有獨特的文化，他們所說的語言與美索不達米亞其他地區的完全不同。然而，蘇美語與其他語言的書寫符號一樣，是用一系列的楔形文字（cuneiform）來書寫的。</w:t>
+        <w:t>在</w:t>
+      </w:r>
+      <w:hyperlink r:id="rId19">
+        <w:r>
+          <w:rPr>
+            <w:lang w:val="zh_TW" w:bidi="zh_TW"/>
+          </w:rPr>
+          <w:rPr>
+            <w:color w:val="0000EE"/>
+            <w:u w:val="single"/>
+          </w:rPr>
+          <w:t>詩篇一百一十篇4節</w:t>
+        </w:r>
+      </w:hyperlink>
+      <w:r>
+        <w:rPr>
+          <w:lang w:val="zh_TW" w:bidi="zh_TW"/>
+        </w:rPr>
+        <w:t>中，大衛對彌賽亞說：「你是照著麥基洗德的等次永遠為祭司。」這個應許的完整意義在希伯來書中有進一步解釋。</w:t>
+      </w:r>
+    </w:p>
+    <w:p>
+      <w:pPr>
+        <w:pStyle w:val="Heading3"/>
+      </w:pPr>
+      <w:hyperlink r:id="rId35">
+        <w:r>
+          <w:rPr>
+            <w:lang w:val="zh_TW" w:bidi="zh_TW"/>
+          </w:rPr>
+          <w:rPr>
+            <w:color w:val="0000EE"/>
+            <w:u w:val="single"/>
+          </w:rPr>
+          <w:t>希伯來書五章6至11節</w:t>
+        </w:r>
+      </w:hyperlink>
+      <w:r>
+        <w:rPr>
+          <w:lang w:val="zh_TW" w:bidi="zh_TW"/>
+        </w:rPr>
+        <w:t>，</w:t>
+      </w:r>
+      <w:hyperlink r:id="rId36">
+        <w:r>
+          <w:rPr>
+            <w:lang w:val="zh_TW" w:bidi="zh_TW"/>
+          </w:rPr>
+          <w:rPr>
+            <w:color w:val="0000EE"/>
+            <w:u w:val="single"/>
+          </w:rPr>
+          <w:t>六章20至七章28節</w:t>
+        </w:r>
+      </w:hyperlink>
+      <w:r>
+        <w:rPr>
+          <w:lang w:val="zh_TW" w:bidi="zh_TW"/>
+        </w:rPr>
+        <w:t>中的麥基洗德</w:t>
       </w:r>
     </w:p>
     <w:p>
@@ -1028,31 +937,119 @@
         <w:rPr>
           <w:lang w:val="zh_TW" w:bidi="zh_TW"/>
         </w:rPr>
-        <w:t>美索不達米亞往北邊的地區稱為亞喀得（Akkad，也稱為阿卡德</w:t>
-      </w:r>
-      <w:r>
-        <w:rPr>
-          <w:lang w:val="zh_TW" w:bidi="zh_TW"/>
-        </w:rPr>
-        <w:t>〔</w:t>
-      </w:r>
-      <w:r>
-        <w:rPr>
-          <w:lang w:val="zh_TW" w:bidi="zh_TW"/>
-        </w:rPr>
-        <w:t>Agade</w:t>
-      </w:r>
-      <w:r>
-        <w:rPr>
-          <w:lang w:val="zh_TW" w:bidi="zh_TW"/>
-        </w:rPr>
-        <w:t>〕</w:t>
-      </w:r>
-      <w:r>
-        <w:rPr>
-          <w:lang w:val="zh_TW" w:bidi="zh_TW"/>
-        </w:rPr>
-        <w:t>），亞喀得人也屬於閃族人；再往北沿著底格里斯河的是亞述地區，更西邊是敘利亞（也稱為亞蘭）。在亞述和敘利亞之間是米坦尼（Mitanni）。</w:t>
+        <w:t>希伯來書解釋，為什麼耶穌作為祭司的角色，比來自亞倫家族的祭司更偉大。它將耶穌與麥基洗德進行比較，以下是他們相似的三個方面：</w:t>
+      </w:r>
+    </w:p>
+    <w:p>
+      <w:pPr>
+        <w:pStyle w:val="ListNumber"/>
+        <w:numPr>
+          <w:ilvl w:val="0"/>
+          <w:numId w:val="14"/>
+        </w:numPr>
+        <w:spacing w:line="240" w:lineRule="auto"/>
+        <w:ind w:left="720"/>
+      </w:pPr>
+      <w:r>
+        <w:rPr>
+          <w:lang w:val="zh_TW" w:bidi="zh_TW"/>
+        </w:rPr>
+      </w:r>
+      <w:r>
+        <w:rPr>
+          <w:lang w:val="zh_TW" w:bidi="zh_TW"/>
+        </w:rPr>
+        <w:t>耶穌和麥基洗德都是「公義之王」和「平安之王」（</w:t>
+      </w:r>
+      <w:hyperlink r:id="rId37">
+        <w:r>
+          <w:rPr>
+            <w:lang w:val="zh_TW" w:bidi="zh_TW"/>
+          </w:rPr>
+          <w:rPr>
+            <w:color w:val="0000EE"/>
+            <w:u w:val="single"/>
+          </w:rPr>
+          <w:t>來7:1–2</w:t>
+        </w:r>
+      </w:hyperlink>
+      <w:r>
+        <w:rPr>
+          <w:lang w:val="zh_TW" w:bidi="zh_TW"/>
+        </w:rPr>
+        <w:t>）。</w:t>
+      </w:r>
+    </w:p>
+    <w:p>
+      <w:pPr>
+        <w:pStyle w:val="ListNumber"/>
+        <w:spacing w:line="240" w:lineRule="auto"/>
+        <w:ind w:left="720"/>
+      </w:pPr>
+      <w:r>
+        <w:rPr>
+          <w:lang w:val="zh_TW" w:bidi="zh_TW"/>
+        </w:rPr>
+      </w:r>
+      <w:r>
+        <w:rPr>
+          <w:lang w:val="zh_TW" w:bidi="zh_TW"/>
+        </w:rPr>
+        <w:t>兩人以特別的方式成為祭司，並不是因為他們出生在祭司家族中（</w:t>
+      </w:r>
+      <w:hyperlink r:id="rId32">
+        <w:r>
+          <w:rPr>
+            <w:lang w:val="zh_TW" w:bidi="zh_TW"/>
+          </w:rPr>
+          <w:rPr>
+            <w:color w:val="0000EE"/>
+            <w:u w:val="single"/>
+          </w:rPr>
+          <w:t>來7:3</w:t>
+        </w:r>
+      </w:hyperlink>
+      <w:r>
+        <w:rPr>
+          <w:lang w:val="zh_TW" w:bidi="zh_TW"/>
+        </w:rPr>
+        <w:t>）。</w:t>
+      </w:r>
+    </w:p>
+    <w:p>
+      <w:pPr>
+        <w:pStyle w:val="ListNumber"/>
+        <w:spacing w:line="240" w:lineRule="auto"/>
+        <w:ind w:left="720"/>
+      </w:pPr>
+      <w:r>
+        <w:rPr>
+          <w:lang w:val="zh_TW" w:bidi="zh_TW"/>
+        </w:rPr>
+      </w:r>
+      <w:r>
+        <w:rPr>
+          <w:lang w:val="zh_TW" w:bidi="zh_TW"/>
+        </w:rPr>
+        <w:t>兩人均作祭司直到永遠（</w:t>
+      </w:r>
+      <w:hyperlink r:id="rId32">
+        <w:r>
+          <w:rPr>
+            <w:lang w:val="zh_TW" w:bidi="zh_TW"/>
+          </w:rPr>
+          <w:rPr>
+            <w:color w:val="0000EE"/>
+            <w:u w:val="single"/>
+          </w:rPr>
+          <w:t>來7:3</w:t>
+        </w:r>
+      </w:hyperlink>
+      <w:r>
+        <w:rPr>
+          <w:lang w:val="zh_TW" w:bidi="zh_TW"/>
+        </w:rPr>
+        <w:t>）。</w:t>
       </w:r>
     </w:p>
     <w:p>
@@ -1066,126 +1063,79 @@
         <w:rPr>
           <w:lang w:val="zh_TW" w:bidi="zh_TW"/>
         </w:rPr>
-        <w:t>美索不達米亞不同地區曾在不同時期先後興起掌權，此地也先後成為多個帝國的一部份，包括：</w:t>
-      </w:r>
-    </w:p>
-    <w:p>
-      <w:pPr>
-        <w:pStyle w:val="ListBullet"/>
-        <w:spacing w:line="240" w:lineRule="auto"/>
-        <w:ind w:left="720"/>
-      </w:pPr>
-      <w:r>
-        <w:rPr>
-          <w:lang w:val="zh_TW" w:bidi="zh_TW"/>
-        </w:rPr>
-      </w:r>
-      <w:r>
-        <w:rPr>
-          <w:lang w:val="zh_TW" w:bidi="zh_TW"/>
-        </w:rPr>
-        <w:t>赫人</w:t>
-      </w:r>
-    </w:p>
-    <w:p>
-      <w:pPr>
-        <w:pStyle w:val="ListBullet"/>
-        <w:spacing w:line="240" w:lineRule="auto"/>
-        <w:ind w:left="720"/>
-      </w:pPr>
-      <w:r>
-        <w:rPr>
-          <w:lang w:val="zh_TW" w:bidi="zh_TW"/>
-        </w:rPr>
-      </w:r>
-      <w:r>
-        <w:rPr>
-          <w:lang w:val="zh_TW" w:bidi="zh_TW"/>
-        </w:rPr>
-        <w:t>亞述</w:t>
-      </w:r>
-    </w:p>
-    <w:p>
-      <w:pPr>
-        <w:pStyle w:val="ListBullet"/>
-        <w:spacing w:line="240" w:lineRule="auto"/>
-        <w:ind w:left="720"/>
-      </w:pPr>
-      <w:r>
-        <w:rPr>
-          <w:lang w:val="zh_TW" w:bidi="zh_TW"/>
-        </w:rPr>
-      </w:r>
-      <w:r>
-        <w:rPr>
-          <w:lang w:val="zh_TW" w:bidi="zh_TW"/>
-        </w:rPr>
-        <w:t>巴比倫</w:t>
-      </w:r>
-    </w:p>
-    <w:p>
-      <w:pPr>
-        <w:pStyle w:val="ListBullet"/>
-        <w:spacing w:line="240" w:lineRule="auto"/>
-        <w:ind w:left="720"/>
-      </w:pPr>
-      <w:r>
-        <w:rPr>
-          <w:lang w:val="zh_TW" w:bidi="zh_TW"/>
-        </w:rPr>
-      </w:r>
-      <w:r>
-        <w:rPr>
-          <w:lang w:val="zh_TW" w:bidi="zh_TW"/>
-        </w:rPr>
-        <w:t>波斯</w:t>
-      </w:r>
-    </w:p>
-    <w:p>
-      <w:pPr>
-        <w:pStyle w:val="ListBullet"/>
-        <w:spacing w:line="240" w:lineRule="auto"/>
-        <w:ind w:left="720"/>
-      </w:pPr>
-      <w:r>
-        <w:rPr>
-          <w:lang w:val="zh_TW" w:bidi="zh_TW"/>
-        </w:rPr>
-      </w:r>
-      <w:r>
-        <w:rPr>
-          <w:lang w:val="zh_TW" w:bidi="zh_TW"/>
-        </w:rPr>
-        <w:t>希臘（也稱為希臘化〔Hellenistic〕）</w:t>
-      </w:r>
-    </w:p>
-    <w:p>
-      <w:pPr>
-        <w:pStyle w:val="ListBullet"/>
-        <w:spacing w:line="240" w:lineRule="auto"/>
-        <w:ind w:left="720"/>
-      </w:pPr>
-      <w:r>
-        <w:rPr>
-          <w:lang w:val="zh_TW" w:bidi="zh_TW"/>
-        </w:rPr>
-      </w:r>
-      <w:r>
-        <w:rPr>
-          <w:lang w:val="zh_TW" w:bidi="zh_TW"/>
-        </w:rPr>
-        <w:t>羅馬</w:t>
-      </w:r>
-    </w:p>
-    <w:p>
-      <w:pPr>
-        <w:pStyle w:val="Heading3"/>
-      </w:pPr>
-      <w:r>
-        <w:rPr>
-          <w:lang w:val="zh_TW" w:bidi="zh_TW"/>
-        </w:rPr>
-        <w:t>聖經中的美索不達米亞</w:t>
+        <w:t>麥基洗德比亞伯拉罕（利未的父親）更偉大，因為麥基洗德給予亞伯拉罕禮物並祝福他，並從他那裡接受了什一奉獻（</w:t>
+      </w:r>
+      <w:hyperlink r:id="rId38">
+        <w:r>
+          <w:rPr>
+            <w:lang w:val="zh_TW" w:bidi="zh_TW"/>
+          </w:rPr>
+          <w:rPr>
+            <w:color w:val="0000EE"/>
+            <w:u w:val="single"/>
+          </w:rPr>
+          <w:t>來7:4–10</w:t>
+        </w:r>
+      </w:hyperlink>
+      <w:r>
+        <w:rPr>
+          <w:lang w:val="zh_TW" w:bidi="zh_TW"/>
+        </w:rPr>
+        <w:t>）。大衛王寫道，將會有一種像麥基洗德的新祭司出現，這表明祭司（來自利未的家族）無法滿足神的子民所需的一切（</w:t>
+      </w:r>
+      <w:hyperlink r:id="rId39">
+        <w:r>
+          <w:rPr>
+            <w:lang w:val="zh_TW" w:bidi="zh_TW"/>
+          </w:rPr>
+          <w:rPr>
+            <w:color w:val="0000EE"/>
+            <w:u w:val="single"/>
+          </w:rPr>
+          <w:t>來7:11–19</w:t>
+        </w:r>
+      </w:hyperlink>
+      <w:r>
+        <w:rPr>
+          <w:lang w:val="zh_TW" w:bidi="zh_TW"/>
+        </w:rPr>
+        <w:t>）。神特別應許耶穌將會成為這種祭司，這是神未曾對利未祭司做過的（</w:t>
+      </w:r>
+      <w:hyperlink r:id="rId40">
+        <w:r>
+          <w:rPr>
+            <w:lang w:val="zh_TW" w:bidi="zh_TW"/>
+          </w:rPr>
+          <w:rPr>
+            <w:color w:val="0000EE"/>
+            <w:u w:val="single"/>
+          </w:rPr>
+          <w:t>來7:20–22</w:t>
+        </w:r>
+      </w:hyperlink>
+      <w:r>
+        <w:rPr>
+          <w:lang w:val="zh_TW" w:bidi="zh_TW"/>
+        </w:rPr>
+        <w:t>）。與那些去世並需要被替換的利未祭司截然不同，這種新的祭司職份將永遠持續下去（</w:t>
+      </w:r>
+      <w:hyperlink r:id="rId41">
+        <w:r>
+          <w:rPr>
+            <w:lang w:val="zh_TW" w:bidi="zh_TW"/>
+          </w:rPr>
+          <w:rPr>
+            <w:color w:val="0000EE"/>
+            <w:u w:val="single"/>
+          </w:rPr>
+          <w:t>來7:23–25</w:t>
+        </w:r>
+      </w:hyperlink>
+      <w:r>
+        <w:rPr>
+          <w:lang w:val="zh_TW" w:bidi="zh_TW"/>
+        </w:rPr>
+        <w:t>）。</w:t>
       </w:r>
     </w:p>
     <w:p>
@@ -1199,9 +1149,33 @@
         <w:rPr>
           <w:lang w:val="zh_TW" w:bidi="zh_TW"/>
         </w:rPr>
-        <w:t>舊約稱美索不達米亞為「亞蘭一納哈拉音（Aram-naharaim）」，意指「兩河的亞蘭」。亞伯拉罕曾差派僕人往亞蘭一納哈拉音為以撒找妻子（</w:t>
-      </w:r>
-      <w:hyperlink r:id="rId47">
+        <w:t>一些聖經學者提出，麥基洗德可能是耶穌在成為人之前，於舊約聖經中出現（這被稱為「基督顯現」</w:t>
+      </w:r>
+      <w:r>
+        <w:rPr>
+          <w:lang w:val="zh_TW" w:bidi="zh_TW"/>
+        </w:rPr>
+        <w:t>〔</w:t>
+      </w:r>
+      <w:r>
+        <w:rPr>
+          <w:lang w:val="zh_TW" w:bidi="zh_TW"/>
+        </w:rPr>
+        <w:t>Christophany</w:t>
+      </w:r>
+      <w:r>
+        <w:rPr>
+          <w:lang w:val="zh_TW" w:bidi="zh_TW"/>
+        </w:rPr>
+        <w:t>〕</w:t>
+      </w:r>
+      <w:r>
+        <w:rPr>
+          <w:lang w:val="zh_TW" w:bidi="zh_TW"/>
+        </w:rPr>
+        <w:t>）。他們這樣認為，是因為</w:t>
+      </w:r>
+      <w:hyperlink r:id="rId32">
         <w:r>
           <w:rPr>
             <w:lang w:val="zh_TW" w:bidi="zh_TW"/>
@@ -1210,32 +1184,14 @@
             <w:color w:val="0000EE"/>
             <w:u w:val="single"/>
           </w:rPr>
-          <w:t>創24:10</w:t>
+          <w:t>希伯來書七章3節</w:t>
         </w:r>
       </w:hyperlink>
       <w:r>
         <w:rPr>
           <w:lang w:val="zh_TW" w:bidi="zh_TW"/>
         </w:rPr>
-        <w:t>；譯註：和合本譯美索不達米亞）。有些人認為「兩河」是指幼發拉底河和幼發拉底河中，一條名為哈布爾河（Khabur）的支流。雅各的故事中則並未使用「亞蘭一納哈拉音」這個詞，而是稱該地區為「巴旦‧亞蘭」，即「亞蘭的田野（或花園）」（</w:t>
-      </w:r>
-      <w:hyperlink r:id="rId48">
-        <w:r>
-          <w:rPr>
-            <w:lang w:val="zh_TW" w:bidi="zh_TW"/>
-          </w:rPr>
-          <w:rPr>
-            <w:color w:val="0000EE"/>
-            <w:u w:val="single"/>
-          </w:rPr>
-          <w:t>創28:2</w:t>
-        </w:r>
-      </w:hyperlink>
-      <w:r>
-        <w:rPr>
-          <w:lang w:val="zh_TW" w:bidi="zh_TW"/>
-        </w:rPr>
-        <w:t>）。</w:t>
+        <w:t>提到麥基洗德沒有父母、祖先、出生或死亡的記錄。</w:t>
       </w:r>
     </w:p>
     <w:p>
@@ -1249,73 +1205,7 @@
         <w:rPr>
           <w:lang w:val="zh_TW" w:bidi="zh_TW"/>
         </w:rPr>
-        <w:t>比珥的兒子巴蘭出自美索不達米亞的毗奪（</w:t>
-      </w:r>
-      <w:hyperlink r:id="rId49">
-        <w:r>
-          <w:rPr>
-            <w:lang w:val="zh_TW" w:bidi="zh_TW"/>
-          </w:rPr>
-          <w:rPr>
-            <w:color w:val="0000EE"/>
-            <w:u w:val="single"/>
-          </w:rPr>
-          <w:t>申23:4</w:t>
-        </w:r>
-      </w:hyperlink>
-      <w:r>
-        <w:rPr>
-          <w:lang w:val="zh_TW" w:bidi="zh_TW"/>
-        </w:rPr>
-        <w:t>）。在士師時期，美索不達米亞王古珊‧利薩田（</w:t>
-      </w:r>
-      <w:r>
-        <w:rPr>
-          <w:lang w:val="zh_TW" w:bidi="zh_TW"/>
-        </w:rPr>
-        <w:t>Cushan-rishathaim</w:t>
-      </w:r>
-      <w:r>
-        <w:rPr>
-          <w:lang w:val="zh_TW" w:bidi="zh_TW"/>
-        </w:rPr>
-        <w:t>）曾壓迫以色列人八年，直到神藉著俄陀聶拯救他們（</w:t>
-      </w:r>
-      <w:hyperlink r:id="rId50">
-        <w:r>
-          <w:rPr>
-            <w:lang w:val="zh_TW" w:bidi="zh_TW"/>
-          </w:rPr>
-          <w:rPr>
-            <w:color w:val="0000EE"/>
-            <w:u w:val="single"/>
-          </w:rPr>
-          <w:t>士3:8</w:t>
-        </w:r>
-      </w:hyperlink>
-      <w:r>
-        <w:rPr>
-          <w:lang w:val="zh_TW" w:bidi="zh_TW"/>
-        </w:rPr>
-        <w:t>–</w:t>
-      </w:r>
-      <w:hyperlink r:id="rId50">
-        <w:r>
-          <w:rPr>
-            <w:lang w:val="zh_TW" w:bidi="zh_TW"/>
-          </w:rPr>
-          <w:rPr>
-            <w:color w:val="0000EE"/>
-            <w:u w:val="single"/>
-          </w:rPr>
-          <w:t>10</w:t>
-        </w:r>
-      </w:hyperlink>
-      <w:r>
-        <w:rPr>
-          <w:lang w:val="zh_TW" w:bidi="zh_TW"/>
-        </w:rPr>
-        <w:t>）。</w:t>
+        <w:t>然而，我們宜理解這節經文為麥基洗德以一種特殊的方式成為祭司。神直接揀選了他，不像利未人因為出生在特定的家庭而成為祭司。麥基洗德就像是耶穌後來作為祭司的一個預表或例子。</w:t>
       </w:r>
     </w:p>
     <w:p>
@@ -1329,9 +1219,21 @@
         <w:rPr>
           <w:lang w:val="zh_TW" w:bidi="zh_TW"/>
         </w:rPr>
-        <w:t>亞捫人因羞辱大衛的使者，擔心他會入侵，於是從美索不達米亞雇來戰車以增強軍力（</w:t>
-      </w:r>
-      <w:hyperlink r:id="rId51">
+        <w:t>希伯來書說麥基洗德是「</w:t>
+      </w:r>
+      <w:r>
+        <w:rPr>
+          <w:lang w:val="zh_TW" w:bidi="zh_TW"/>
+        </w:rPr>
+        <w:t>與神的兒子相似</w:t>
+      </w:r>
+      <w:r>
+        <w:rPr>
+          <w:lang w:val="zh_TW" w:bidi="zh_TW"/>
+        </w:rPr>
+        <w:t>」（</w:t>
+      </w:r>
+      <w:hyperlink r:id="rId32">
         <w:r>
           <w:rPr>
             <w:lang w:val="zh_TW" w:bidi="zh_TW"/>
@@ -1340,14 +1242,14 @@
             <w:color w:val="0000EE"/>
             <w:u w:val="single"/>
           </w:rPr>
-          <w:t>代上19:6</w:t>
+          <w:t>來7:3</w:t>
         </w:r>
       </w:hyperlink>
       <w:r>
         <w:rPr>
           <w:lang w:val="zh_TW" w:bidi="zh_TW"/>
         </w:rPr>
-        <w:t>）。</w:t>
+        <w:t>）。這表明麥基洗德與耶穌相似，但實際上並不是耶穌本人。</w:t>
       </w:r>
     </w:p>
     <w:p>
@@ -1359,64 +1261,41 @@
       </w:r>
       <w:r>
         <w:rPr>
-          <w:lang w:val="zh_TW" w:bidi="zh_TW"/>
-        </w:rPr>
-        <w:t>在新約中，美索不達米亞僅出現兩次。五旬節那天，有來自美索不達米亞的人在場 （</w:t>
-      </w:r>
-      <w:hyperlink r:id="rId52">
-        <w:r>
-          <w:rPr>
-            <w:lang w:val="zh_TW" w:bidi="zh_TW"/>
-          </w:rPr>
-          <w:rPr>
-            <w:color w:val="0000EE"/>
-            <w:u w:val="single"/>
-          </w:rPr>
-          <w:t>徒2:9</w:t>
-        </w:r>
-      </w:hyperlink>
-      <w:r>
-        <w:rPr>
-          <w:lang w:val="zh_TW" w:bidi="zh_TW"/>
-        </w:rPr>
-        <w:t>）。司提反在公會的辯護中說到，亞伯拉罕在搬到哈蘭之前，曾住在美索不達米亞 （</w:t>
-      </w:r>
-      <w:hyperlink r:id="rId53">
-        <w:r>
-          <w:rPr>
-            <w:lang w:val="zh_TW" w:bidi="zh_TW"/>
-          </w:rPr>
-          <w:rPr>
-            <w:color w:val="0000EE"/>
-            <w:u w:val="single"/>
-          </w:rPr>
-          <w:t>徒7:2；</w:t>
-        </w:r>
-      </w:hyperlink>
-      <w:hyperlink r:id="rId54">
-        <w:r>
-          <w:rPr>
-            <w:lang w:val="zh_TW" w:bidi="zh_TW"/>
-          </w:rPr>
-          <w:rPr>
-            <w:color w:val="0000EE"/>
-            <w:u w:val="single"/>
-          </w:rPr>
-          <w:t>創11:31</w:t>
-        </w:r>
-      </w:hyperlink>
-      <w:hyperlink r:id="rId53">
-        <w:r>
-          <w:rPr>
-            <w:lang w:val="zh_TW" w:bidi="zh_TW"/>
-          </w:rPr>
-          <w:rPr>
-            <w:color w:val="0000EE"/>
-            <w:u w:val="single"/>
-          </w:rPr>
-          <w:t>）。</w:t>
-        </w:r>
-      </w:hyperlink>
+          <w:i/>
+          <w:lang w:val="zh_TW" w:bidi="zh_TW"/>
+        </w:rPr>
+        <w:t>另見</w:t>
+      </w:r>
+      <w:r>
+        <w:rPr>
+          <w:lang w:val="zh_TW" w:bidi="zh_TW"/>
+        </w:rPr>
+        <w:t xml:space="preserve"> </w:t>
+      </w:r>
+      <w:r>
+        <w:rPr>
+          <w:lang w:val="zh_TW" w:bidi="zh_TW"/>
+        </w:rPr>
+        <w:t>希伯來書</w:t>
+      </w:r>
+      <w:r>
+        <w:rPr>
+          <w:lang w:val="zh_TW" w:bidi="zh_TW"/>
+        </w:rPr>
+        <w:t>，</w:t>
+      </w:r>
+      <w:r>
+        <w:rPr>
+          <w:lang w:val="zh_TW" w:bidi="zh_TW"/>
+        </w:rPr>
+        <w:t>祭司和利未人</w:t>
+      </w:r>
+      <w:r>
+        <w:rPr>
+          <w:lang w:val="zh_TW" w:bidi="zh_TW"/>
+        </w:rPr>
+        <w:t>。</w:t>
+      </w:r>
       <w:r>
         <w:rPr>
           <w:lang w:val="zh_TW" w:bidi="zh_TW"/>
@@ -3317,6 +3196,12 @@
   </w:num>
   <w:num w:numId="13" w16cid:durableId="592781308">
     <w:abstractNumId w:val="11"/>
+  </w:num>
+  <w:num w:numId="14">
+    <w:abstractNumId w:val="3"/>
+    <w:lvlOverride w:ilvl="0">
+      <w:startOverride w:val="1"/>
+    </w:lvlOverride>
   </w:num>
   <w:numIdMacAtCleanup w:val="10"/>
 </w:numbering>

--- a/zht/docx/094.content.docx
+++ b/zht/docx/094.content.docx
@@ -149,7 +149,7 @@
         <w:rPr>
           <w:lang w:val="zh_TW" w:bidi="zh_TW"/>
         </w:rPr>
-        <w:t>mai</w:t>
+        <w:t>lv</w:t>
       </w:r>
       <w:r>
         <w:rPr>
@@ -212,7 +212,7 @@
         <w:rPr>
           <w:lang w:val="zh_TW" w:bidi="zh_TW"/>
         </w:rPr>
-        <w:t>麥比拉</w:t>
+        <w:t>旅行</w:t>
       </w:r>
       <w:r>
         <w:rPr>
@@ -231,79 +231,18 @@
         <w:rPr>
           <w:lang w:val="zh_TW" w:bidi="zh_TW"/>
         </w:rPr>
-        <w:t>這是靠近幔利、在希伯崙境內的一小塊樹林地和一個有兩個洞室的洞穴。亞伯拉罕買下這地方，作為撒拉的墳地。賣地的人是赫人以弗崙，價格是400舍客勒銀子（</w:t>
-      </w:r>
-      <w:hyperlink r:id="rId13">
-        <w:r>
-          <w:rPr>
-            <w:lang w:val="zh_TW" w:bidi="zh_TW"/>
-          </w:rPr>
-          <w:rPr>
-            <w:color w:val="0000EE"/>
-            <w:u w:val="single"/>
-          </w:rPr>
-          <w:t>創23:8–19</w:t>
-        </w:r>
-      </w:hyperlink>
-      <w:r>
-        <w:rPr>
-          <w:lang w:val="zh_TW" w:bidi="zh_TW"/>
-        </w:rPr>
-        <w:t>）。後來，亞伯拉罕（</w:t>
-      </w:r>
-      <w:hyperlink r:id="rId14">
-        <w:r>
-          <w:rPr>
-            <w:lang w:val="zh_TW" w:bidi="zh_TW"/>
-          </w:rPr>
-          <w:rPr>
-            <w:color w:val="0000EE"/>
-            <w:u w:val="single"/>
-          </w:rPr>
-          <w:t>25:9</w:t>
-        </w:r>
-      </w:hyperlink>
-      <w:r>
-        <w:rPr>
-          <w:lang w:val="zh_TW" w:bidi="zh_TW"/>
-        </w:rPr>
-        <w:t>）、以撒和利百加（</w:t>
-      </w:r>
-      <w:hyperlink r:id="rId15">
-        <w:r>
-          <w:rPr>
-            <w:lang w:val="zh_TW" w:bidi="zh_TW"/>
-          </w:rPr>
-          <w:rPr>
-            <w:color w:val="0000EE"/>
-            <w:u w:val="single"/>
-          </w:rPr>
-          <w:t>49:30–31</w:t>
-        </w:r>
-      </w:hyperlink>
-      <w:r>
-        <w:rPr>
-          <w:lang w:val="zh_TW" w:bidi="zh_TW"/>
-        </w:rPr>
-        <w:t>），以及雅各（</w:t>
-      </w:r>
-      <w:hyperlink r:id="rId16">
-        <w:r>
-          <w:rPr>
-            <w:lang w:val="zh_TW" w:bidi="zh_TW"/>
-          </w:rPr>
-          <w:rPr>
-            <w:color w:val="0000EE"/>
-            <w:u w:val="single"/>
-          </w:rPr>
-          <w:t>50:13</w:t>
-        </w:r>
-      </w:hyperlink>
-      <w:r>
-        <w:rPr>
-          <w:lang w:val="zh_TW" w:bidi="zh_TW"/>
-        </w:rPr>
-        <w:t>）也葬在這裡。</w:t>
+        <w:t>在聖經時代，旅行者常見道路崎嶇難行，且無法通行。通常是相對較小的船隻在海上航行，且主要是軍事和商船，極少是為了簡單的旅遊交通而航行的船隻。因為沒有什麼理由需要去旅行，一般公民往往只會留在相當有限的區域內。偶爾會有群體的遷徙，有時人們因宗教節期而旅行，或為了逃避戰爭和饑荒而遷徙。</w:t>
+      </w:r>
+    </w:p>
+    <w:p>
+      <w:pPr>
+        <w:pStyle w:val="Heading3"/>
+      </w:pPr>
+      <w:r>
+        <w:rPr>
+          <w:lang w:val="zh_TW" w:bidi="zh_TW"/>
+        </w:rPr>
+        <w:t>舊約時代的旅行</w:t>
       </w:r>
     </w:p>
     <w:p>
@@ -317,9 +256,9 @@
         <w:rPr>
           <w:lang w:val="zh_TW" w:bidi="zh_TW"/>
         </w:rPr>
-        <w:t>如果將亞伯拉罕購買麥比拉的細節與赫人的律法作比較，就能顯示出</w:t>
-      </w:r>
-      <w:hyperlink r:id="rId17">
+        <w:t>有幾個描繪了以色列百姓為了放牧而在有限區域內移動的記載。約瑟的兄弟們將他們的羊群從南地帶到示劍，後來又到多坍（</w:t>
+      </w:r>
+      <w:hyperlink r:id="rId13">
         <w:r>
           <w:rPr>
             <w:lang w:val="zh_TW" w:bidi="zh_TW"/>
@@ -328,24 +267,50 @@
             <w:color w:val="0000EE"/>
             <w:u w:val="single"/>
           </w:rPr>
-          <w:t>創世記二十三章</w:t>
+          <w:t>創37:12–17</w:t>
         </w:r>
       </w:hyperlink>
       <w:r>
         <w:rPr>
           <w:lang w:val="zh_TW" w:bidi="zh_TW"/>
         </w:rPr>
-        <w:t>這段敘事相當可靠。經文特別提到連田間四圍的樹木也包括在交易之內，又按著當時買賣雙方所認可的估價來秤銀子，並且在城門口有見證人，使這筆交易正式公諸於眾。這些細節都符合赫人的律法；而族長時代之後的人本來很可能已經忘記了這類律法。公元前700年以前，錢幣還不是流通的媒介。敘事暗示亞伯拉罕時代的舍客勒是一種重量單位，而不是錢幣，這也顯示這段買賣的記載寫於相當早的年代。</w:t>
-      </w:r>
-      <w:r>
-        <w:rPr>
-          <w:lang w:val="zh_TW" w:bidi="zh_TW"/>
-        </w:rPr>
-      </w:r>
-      <w:r>
-        <w:rPr>
-          <w:lang w:val="zh_TW" w:bidi="zh_TW"/>
-        </w:rPr>
+        <w:t>），但這不過是60英里（96.5公里）。大衛曾環遊巴勒斯坦，甚至去了摩押地（</w:t>
+      </w:r>
+      <w:hyperlink r:id="rId14">
+        <w:r>
+          <w:rPr>
+            <w:lang w:val="zh_TW" w:bidi="zh_TW"/>
+          </w:rPr>
+          <w:rPr>
+            <w:color w:val="0000EE"/>
+            <w:u w:val="single"/>
+          </w:rPr>
+          <w:t>撒上22:3</w:t>
+        </w:r>
+      </w:hyperlink>
+      <w:r>
+        <w:rPr>
+          <w:lang w:val="zh_TW" w:bidi="zh_TW"/>
+        </w:rPr>
+        <w:t>）。但支派的人從耶路撒冷西南遷到北部——就在黎巴嫩山脈南端（</w:t>
+      </w:r>
+      <w:hyperlink r:id="rId15">
+        <w:r>
+          <w:rPr>
+            <w:lang w:val="zh_TW" w:bidi="zh_TW"/>
+          </w:rPr>
+          <w:rPr>
+            <w:color w:val="0000EE"/>
+            <w:u w:val="single"/>
+          </w:rPr>
+          <w:t>士18章</w:t>
+        </w:r>
+      </w:hyperlink>
+      <w:r>
+        <w:rPr>
+          <w:lang w:val="zh_TW" w:bidi="zh_TW"/>
+        </w:rPr>
+        <w:t>）。</w:t>
       </w:r>
     </w:p>
     <w:p>
@@ -355,21 +320,130 @@
           <w:lang w:val="zh_TW" w:bidi="zh_TW"/>
         </w:rPr>
       </w:r>
+      <w:r>
+        <w:rPr>
+          <w:lang w:val="zh_TW" w:bidi="zh_TW"/>
+        </w:rPr>
+        <w:t>為了放牧、遷徙和保護而旅行的例子可謂多不勝數。這些旅行者通常會步行，但驢也被用來騎乘和作為馱運動物之用。牛用來運送重物，有時也載人（</w:t>
+      </w:r>
+      <w:hyperlink r:id="rId16">
+        <w:r>
+          <w:rPr>
+            <w:lang w:val="zh_TW" w:bidi="zh_TW"/>
+          </w:rPr>
+          <w:rPr>
+            <w:color w:val="0000EE"/>
+            <w:u w:val="single"/>
+          </w:rPr>
+          <w:t>創46:5</w:t>
+        </w:r>
+      </w:hyperlink>
+      <w:r>
+        <w:rPr>
+          <w:lang w:val="zh_TW" w:bidi="zh_TW"/>
+        </w:rPr>
+        <w:t>）。後來駱駝也成為普遍的交通工具（</w:t>
+      </w:r>
+      <w:hyperlink r:id="rId17">
+        <w:r>
+          <w:rPr>
+            <w:lang w:val="zh_TW" w:bidi="zh_TW"/>
+          </w:rPr>
+          <w:rPr>
+            <w:color w:val="0000EE"/>
+            <w:u w:val="single"/>
+          </w:rPr>
+          <w:t>王上10:2</w:t>
+        </w:r>
+      </w:hyperlink>
+      <w:r>
+        <w:rPr>
+          <w:lang w:val="zh_TW" w:bidi="zh_TW"/>
+        </w:rPr>
+        <w:t>；</w:t>
+      </w:r>
+      <w:hyperlink r:id="rId18">
+        <w:r>
+          <w:rPr>
+            <w:lang w:val="zh_TW" w:bidi="zh_TW"/>
+          </w:rPr>
+          <w:rPr>
+            <w:color w:val="0000EE"/>
+            <w:u w:val="single"/>
+          </w:rPr>
+          <w:t>王下8:9</w:t>
+        </w:r>
+      </w:hyperlink>
+      <w:r>
+        <w:rPr>
+          <w:lang w:val="zh_TW" w:bidi="zh_TW"/>
+        </w:rPr>
+        <w:t>）。我們對舊約時代的旅客休息地點所知甚少。舊約只有幾處提到了「住宿的地方（malon）」（</w:t>
+      </w:r>
+      <w:hyperlink r:id="rId19">
+        <w:r>
+          <w:rPr>
+            <w:lang w:val="zh_TW" w:bidi="zh_TW"/>
+          </w:rPr>
+          <w:rPr>
+            <w:color w:val="0000EE"/>
+            <w:u w:val="single"/>
+          </w:rPr>
+          <w:t>創42:27</w:t>
+        </w:r>
+      </w:hyperlink>
+      <w:r>
+        <w:rPr>
+          <w:lang w:val="zh_TW" w:bidi="zh_TW"/>
+        </w:rPr>
+        <w:t>，</w:t>
+      </w:r>
+      <w:hyperlink r:id="rId20">
+        <w:r>
+          <w:rPr>
+            <w:lang w:val="zh_TW" w:bidi="zh_TW"/>
+          </w:rPr>
+          <w:rPr>
+            <w:color w:val="0000EE"/>
+            <w:u w:val="single"/>
+          </w:rPr>
+          <w:t>43:21</w:t>
+        </w:r>
+      </w:hyperlink>
+      <w:r>
+        <w:rPr>
+          <w:lang w:val="zh_TW" w:bidi="zh_TW"/>
+        </w:rPr>
+        <w:t>；</w:t>
+      </w:r>
+      <w:hyperlink r:id="rId21">
+        <w:r>
+          <w:rPr>
+            <w:lang w:val="zh_TW" w:bidi="zh_TW"/>
+          </w:rPr>
+          <w:rPr>
+            <w:color w:val="0000EE"/>
+            <w:u w:val="single"/>
+          </w:rPr>
+          <w:t>出4:24</w:t>
+        </w:r>
+      </w:hyperlink>
+      <w:r>
+        <w:rPr>
+          <w:lang w:val="zh_TW" w:bidi="zh_TW"/>
+        </w:rPr>
+        <w:t>）。</w:t>
+      </w:r>
     </w:p>
     <w:p>
       <w:pPr>
-        <w:pStyle w:val="Heading2"/>
-      </w:pPr>
-      <w:r>
-        <w:rPr>
-          <w:lang w:val="zh_TW" w:bidi="zh_TW"/>
-        </w:rPr>
-        <w:t>麥基洗德</w:t>
-      </w:r>
-      <w:r>
-        <w:rPr>
-          <w:lang w:val="zh_TW" w:bidi="zh_TW"/>
-        </w:rPr>
+        <w:pStyle w:val="Heading3"/>
+      </w:pPr>
+      <w:r>
+        <w:rPr>
+          <w:lang w:val="zh_TW" w:bidi="zh_TW"/>
+        </w:rPr>
+        <w:t>新約時代的旅行</w:t>
       </w:r>
     </w:p>
     <w:p>
@@ -383,120 +457,7 @@
         <w:rPr>
           <w:lang w:val="zh_TW" w:bidi="zh_TW"/>
         </w:rPr>
-        <w:t>一位神秘的聖經人物，其名字意為「公義之王」。麥基洗德既是祭司又是王，他首次在</w:t>
-      </w:r>
-      <w:hyperlink r:id="rId18">
-        <w:r>
-          <w:rPr>
-            <w:lang w:val="zh_TW" w:bidi="zh_TW"/>
-          </w:rPr>
-          <w:rPr>
-            <w:color w:val="0000EE"/>
-            <w:u w:val="single"/>
-          </w:rPr>
-          <w:t>創世記十四章18至20節</w:t>
-        </w:r>
-      </w:hyperlink>
-      <w:r>
-        <w:rPr>
-          <w:lang w:val="zh_TW" w:bidi="zh_TW"/>
-        </w:rPr>
-        <w:t>出現，也在</w:t>
-      </w:r>
-      <w:hyperlink r:id="rId19">
-        <w:r>
-          <w:rPr>
-            <w:lang w:val="zh_TW" w:bidi="zh_TW"/>
-          </w:rPr>
-          <w:rPr>
-            <w:color w:val="0000EE"/>
-            <w:u w:val="single"/>
-          </w:rPr>
-          <w:t>詩篇一百一十篇4節</w:t>
-        </w:r>
-      </w:hyperlink>
-      <w:r>
-        <w:rPr>
-          <w:lang w:val="zh_TW" w:bidi="zh_TW"/>
-        </w:rPr>
-        <w:t>和</w:t>
-      </w:r>
-      <w:hyperlink r:id="rId20">
-        <w:r>
-          <w:rPr>
-            <w:lang w:val="zh_TW" w:bidi="zh_TW"/>
-          </w:rPr>
-          <w:rPr>
-            <w:color w:val="0000EE"/>
-            <w:u w:val="single"/>
-          </w:rPr>
-          <w:t>希伯來書五章10節</w:t>
-        </w:r>
-      </w:hyperlink>
-      <w:r>
-        <w:rPr>
-          <w:lang w:val="zh_TW" w:bidi="zh_TW"/>
-        </w:rPr>
-        <w:t>，</w:t>
-      </w:r>
-      <w:hyperlink r:id="rId21">
-        <w:r>
-          <w:rPr>
-            <w:lang w:val="zh_TW" w:bidi="zh_TW"/>
-          </w:rPr>
-          <w:rPr>
-            <w:color w:val="0000EE"/>
-            <w:u w:val="single"/>
-          </w:rPr>
-          <w:t>六章20節</w:t>
-        </w:r>
-      </w:hyperlink>
-      <w:r>
-        <w:rPr>
-          <w:lang w:val="zh_TW" w:bidi="zh_TW"/>
-        </w:rPr>
-        <w:t>，</w:t>
-      </w:r>
-      <w:hyperlink r:id="rId22">
-        <w:r>
-          <w:rPr>
-            <w:lang w:val="zh_TW" w:bidi="zh_TW"/>
-          </w:rPr>
-          <w:rPr>
-            <w:color w:val="0000EE"/>
-            <w:u w:val="single"/>
-          </w:rPr>
-          <w:t>七章1至17節</w:t>
-        </w:r>
-      </w:hyperlink>
-      <w:r>
-        <w:rPr>
-          <w:lang w:val="zh_TW" w:bidi="zh_TW"/>
-        </w:rPr>
-        <w:t>中被提及。</w:t>
-      </w:r>
-    </w:p>
-    <w:p>
-      <w:pPr>
-        <w:pStyle w:val="Heading3"/>
-      </w:pPr>
-      <w:hyperlink r:id="rId18">
-        <w:r>
-          <w:rPr>
-            <w:lang w:val="zh_TW" w:bidi="zh_TW"/>
-          </w:rPr>
-          <w:rPr>
-            <w:color w:val="0000EE"/>
-            <w:u w:val="single"/>
-          </w:rPr>
-          <w:t>創世記十四章18至20節</w:t>
-        </w:r>
-      </w:hyperlink>
-      <w:r>
-        <w:rPr>
-          <w:lang w:val="zh_TW" w:bidi="zh_TW"/>
-        </w:rPr>
-        <w:t>中的麥基洗德</w:t>
+        <w:t>羅馬世界對旅行的了解非常通透，主要是為了在節期履行宗教義務、為了從事貿易、為了政府行政以及軍事目的。公元一世紀的基督徒傳教士是當時眾多旅行者中的一部分。</w:t>
       </w:r>
     </w:p>
     <w:p>
@@ -510,7 +471,25 @@
         <w:rPr>
           <w:lang w:val="zh_TW" w:bidi="zh_TW"/>
         </w:rPr>
-        <w:t>基大老瑪王和其他三位來自美索不達米亞的國王，攻擊死海附近的五個城市。在這場戰役中，他們俘虜了亞伯拉罕的侄子羅得，連同他的家人和他們所有的財物（</w:t>
+        <w:t>羅馬和平與權威的來臨，以及精心建造的石頭道路，使旅行相對的安全快捷。相比舊約時代，旅行的方式有所改善。在羅馬帝國內，人們可以在良好的道路上長途旅行，而且相對安全。然而，仍有一些危險，特別是在海上旅行，風暴和海盜是常見的威脅（</w:t>
+      </w:r>
+      <w:hyperlink r:id="rId22">
+        <w:r>
+          <w:rPr>
+            <w:lang w:val="zh_TW" w:bidi="zh_TW"/>
+          </w:rPr>
+          <w:rPr>
+            <w:color w:val="0000EE"/>
+            <w:u w:val="single"/>
+          </w:rPr>
+          <w:t>徒15:39</w:t>
+        </w:r>
+      </w:hyperlink>
+      <w:r>
+        <w:rPr>
+          <w:lang w:val="zh_TW" w:bidi="zh_TW"/>
+        </w:rPr>
+        <w:t>，</w:t>
       </w:r>
       <w:hyperlink r:id="rId23">
         <w:r>
@@ -521,14 +500,14 @@
             <w:color w:val="0000EE"/>
             <w:u w:val="single"/>
           </w:rPr>
-          <w:t>創14:1–12</w:t>
+          <w:t>18:18–22</w:t>
         </w:r>
       </w:hyperlink>
       <w:r>
         <w:rPr>
           <w:lang w:val="zh_TW" w:bidi="zh_TW"/>
         </w:rPr>
-        <w:t>）。亞伯拉罕召集了跟從他的人去追擊這些王，便擊敗了他們，救出了羅得和他的家人，並帶回了所有被奪走的財物（</w:t>
+        <w:t>；</w:t>
       </w:r>
       <w:hyperlink r:id="rId24">
         <w:r>
@@ -539,7 +518,43 @@
             <w:color w:val="0000EE"/>
             <w:u w:val="single"/>
           </w:rPr>
-          <w:t>創14:13–16</w:t>
+          <w:t>羅15:24–25</w:t>
+        </w:r>
+      </w:hyperlink>
+      <w:r>
+        <w:rPr>
+          <w:lang w:val="zh_TW" w:bidi="zh_TW"/>
+        </w:rPr>
+        <w:t>；</w:t>
+      </w:r>
+      <w:hyperlink r:id="rId25">
+        <w:r>
+          <w:rPr>
+            <w:lang w:val="zh_TW" w:bidi="zh_TW"/>
+          </w:rPr>
+          <w:rPr>
+            <w:color w:val="0000EE"/>
+            <w:u w:val="single"/>
+          </w:rPr>
+          <w:t>林後11:25–26</w:t>
+        </w:r>
+      </w:hyperlink>
+      <w:r>
+        <w:rPr>
+          <w:lang w:val="zh_TW" w:bidi="zh_TW"/>
+        </w:rPr>
+        <w:t>）。保羅去羅馬的海上旅程便是一個危險的例子（</w:t>
+      </w:r>
+      <w:hyperlink r:id="rId26">
+        <w:r>
+          <w:rPr>
+            <w:lang w:val="zh_TW" w:bidi="zh_TW"/>
+          </w:rPr>
+          <w:rPr>
+            <w:color w:val="0000EE"/>
+            <w:u w:val="single"/>
+          </w:rPr>
+          <w:t>徒27:1–28:14</w:t>
         </w:r>
       </w:hyperlink>
       <w:r>
@@ -560,9 +575,9 @@
         <w:rPr>
           <w:lang w:val="zh_TW" w:bidi="zh_TW"/>
         </w:rPr>
-        <w:t>當亞伯拉罕從戰鬥中凱旋而歸時，來自死海地區的國王們前來感謝他。麥基洗德這位撒冷王（這是耶路撒冷早期的名字），也來見亞伯拉罕（參</w:t>
-      </w:r>
-      <w:hyperlink r:id="rId25">
+        <w:t>新約提到了一些徒步旅行的例子。馬利亞從加利利到猶大去探望伊利莎白（</w:t>
+      </w:r>
+      <w:hyperlink r:id="rId27">
         <w:r>
           <w:rPr>
             <w:lang w:val="zh_TW" w:bidi="zh_TW"/>
@@ -571,16 +586,16 @@
             <w:color w:val="0000EE"/>
             <w:u w:val="single"/>
           </w:rPr>
-          <w:t>詩76:2</w:t>
+          <w:t>路1:39–40、56</w:t>
         </w:r>
       </w:hyperlink>
       <w:r>
         <w:rPr>
           <w:lang w:val="zh_TW" w:bidi="zh_TW"/>
         </w:rPr>
-        <w:t>）。麥基洗德帶來了餅和酒祝福亞伯拉罕，因為他是至高神的祭司（</w:t>
-      </w:r>
-      <w:hyperlink r:id="rId26">
+        <w:t>）。耶穌在人口普查時出生在伯利恆（</w:t>
+      </w:r>
+      <w:hyperlink r:id="rId28">
         <w:r>
           <w:rPr>
             <w:lang w:val="zh_TW" w:bidi="zh_TW"/>
@@ -589,7 +604,235 @@
             <w:color w:val="0000EE"/>
             <w:u w:val="single"/>
           </w:rPr>
-          <w:t>創14:18</w:t>
+          <w:t>2:1–7</w:t>
+        </w:r>
+      </w:hyperlink>
+      <w:r>
+        <w:rPr>
+          <w:lang w:val="zh_TW" w:bidi="zh_TW"/>
+        </w:rPr>
+        <w:t>）；耶穌被帶到耶路撒冷以遵行猶太人潔淨的律法（</w:t>
+      </w:r>
+      <w:hyperlink r:id="rId29">
+        <w:r>
+          <w:rPr>
+            <w:lang w:val="zh_TW" w:bidi="zh_TW"/>
+          </w:rPr>
+          <w:rPr>
+            <w:color w:val="0000EE"/>
+            <w:u w:val="single"/>
+          </w:rPr>
+          <w:t>22</w:t>
+        </w:r>
+      </w:hyperlink>
+      <w:r>
+        <w:rPr>
+          <w:lang w:val="zh_TW" w:bidi="zh_TW"/>
+        </w:rPr>
+        <w:t>節）。因此，從馬利亞聖靈感孕耶穌到馬利亞潔淨的期間，往返三次拿撒勒到耶路撒冷，其距離約70英里（112.6公里）。約瑟和馬利亞每年都去耶路撒冷過逾越節（</w:t>
+      </w:r>
+      <w:hyperlink r:id="rId30">
+        <w:r>
+          <w:rPr>
+            <w:lang w:val="zh_TW" w:bidi="zh_TW"/>
+          </w:rPr>
+          <w:rPr>
+            <w:color w:val="0000EE"/>
+            <w:u w:val="single"/>
+          </w:rPr>
+          <w:t>41–51</w:t>
+        </w:r>
+      </w:hyperlink>
+      <w:r>
+        <w:rPr>
+          <w:lang w:val="zh_TW" w:bidi="zh_TW"/>
+        </w:rPr>
+        <w:t>節）。其它旅行還包括（</w:t>
+      </w:r>
+      <w:hyperlink r:id="rId31">
+        <w:r>
+          <w:rPr>
+            <w:lang w:val="zh_TW" w:bidi="zh_TW"/>
+          </w:rPr>
+          <w:rPr>
+            <w:color w:val="0000EE"/>
+            <w:u w:val="single"/>
+          </w:rPr>
+          <w:t>約2:13</w:t>
+        </w:r>
+      </w:hyperlink>
+      <w:r>
+        <w:rPr>
+          <w:lang w:val="zh_TW" w:bidi="zh_TW"/>
+        </w:rPr>
+        <w:t>，</w:t>
+      </w:r>
+      <w:hyperlink r:id="rId32">
+        <w:r>
+          <w:rPr>
+            <w:lang w:val="zh_TW" w:bidi="zh_TW"/>
+          </w:rPr>
+          <w:rPr>
+            <w:color w:val="0000EE"/>
+            <w:u w:val="single"/>
+          </w:rPr>
+          <w:t>5:1，</w:t>
+        </w:r>
+      </w:hyperlink>
+      <w:hyperlink r:id="rId33">
+        <w:r>
+          <w:rPr>
+            <w:lang w:val="zh_TW" w:bidi="zh_TW"/>
+          </w:rPr>
+          <w:rPr>
+            <w:color w:val="0000EE"/>
+            <w:u w:val="single"/>
+          </w:rPr>
+          <w:t>7:1–10</w:t>
+        </w:r>
+      </w:hyperlink>
+      <w:r>
+        <w:rPr>
+          <w:lang w:val="zh_TW" w:bidi="zh_TW"/>
+        </w:rPr>
+        <w:t>，</w:t>
+      </w:r>
+      <w:hyperlink r:id="rId34">
+        <w:r>
+          <w:rPr>
+            <w:lang w:val="zh_TW" w:bidi="zh_TW"/>
+          </w:rPr>
+          <w:rPr>
+            <w:color w:val="0000EE"/>
+            <w:u w:val="single"/>
+          </w:rPr>
+          <w:t>12:1</w:t>
+        </w:r>
+      </w:hyperlink>
+      <w:r>
+        <w:rPr>
+          <w:lang w:val="zh_TW" w:bidi="zh_TW"/>
+        </w:rPr>
+        <w:t>）耶穌曾步行從加利利到耶利哥（</w:t>
+      </w:r>
+      <w:hyperlink r:id="rId35">
+        <w:r>
+          <w:rPr>
+            <w:lang w:val="zh_TW" w:bidi="zh_TW"/>
+          </w:rPr>
+          <w:rPr>
+            <w:color w:val="0000EE"/>
+            <w:u w:val="single"/>
+          </w:rPr>
+          <w:t>可1:1–11</w:t>
+        </w:r>
+      </w:hyperlink>
+      <w:r>
+        <w:rPr>
+          <w:lang w:val="zh_TW" w:bidi="zh_TW"/>
+        </w:rPr>
+        <w:t>），也去過泰爾和西頓的地區（</w:t>
+      </w:r>
+      <w:hyperlink r:id="rId36">
+        <w:r>
+          <w:rPr>
+            <w:lang w:val="zh_TW" w:bidi="zh_TW"/>
+          </w:rPr>
+          <w:rPr>
+            <w:color w:val="0000EE"/>
+            <w:u w:val="single"/>
+          </w:rPr>
+          <w:t>7:24</w:t>
+        </w:r>
+      </w:hyperlink>
+      <w:r>
+        <w:rPr>
+          <w:lang w:val="zh_TW" w:bidi="zh_TW"/>
+        </w:rPr>
+        <w:t>）。耶穌不止一次到過撒馬利亞（</w:t>
+      </w:r>
+      <w:hyperlink r:id="rId37">
+        <w:r>
+          <w:rPr>
+            <w:lang w:val="zh_TW" w:bidi="zh_TW"/>
+          </w:rPr>
+          <w:rPr>
+            <w:color w:val="0000EE"/>
+            <w:u w:val="single"/>
+          </w:rPr>
+          <w:t>路17:11</w:t>
+        </w:r>
+      </w:hyperlink>
+      <w:r>
+        <w:rPr>
+          <w:lang w:val="zh_TW" w:bidi="zh_TW"/>
+        </w:rPr>
+        <w:t>；</w:t>
+      </w:r>
+      <w:hyperlink r:id="rId38">
+        <w:r>
+          <w:rPr>
+            <w:lang w:val="zh_TW" w:bidi="zh_TW"/>
+          </w:rPr>
+          <w:rPr>
+            <w:color w:val="0000EE"/>
+            <w:u w:val="single"/>
+          </w:rPr>
+          <w:t>約4:4</w:t>
+        </w:r>
+      </w:hyperlink>
+      <w:r>
+        <w:rPr>
+          <w:lang w:val="zh_TW" w:bidi="zh_TW"/>
+        </w:rPr>
+        <w:t>）。耶穌最後一次去耶路撒冷的旅程是經由耶利哥，穿過山路上耶路撒冷（</w:t>
+      </w:r>
+      <w:hyperlink r:id="rId39">
+        <w:r>
+          <w:rPr>
+            <w:lang w:val="zh_TW" w:bidi="zh_TW"/>
+          </w:rPr>
+          <w:rPr>
+            <w:color w:val="0000EE"/>
+            <w:u w:val="single"/>
+          </w:rPr>
+          <w:t>可10:1、46</w:t>
+        </w:r>
+      </w:hyperlink>
+      <w:r>
+        <w:rPr>
+          <w:lang w:val="zh_TW" w:bidi="zh_TW"/>
+        </w:rPr>
+        <w:t>，</w:t>
+      </w:r>
+      <w:hyperlink r:id="rId40">
+        <w:r>
+          <w:rPr>
+            <w:lang w:val="zh_TW" w:bidi="zh_TW"/>
+          </w:rPr>
+          <w:rPr>
+            <w:color w:val="0000EE"/>
+            <w:u w:val="single"/>
+          </w:rPr>
+          <w:t>11:1</w:t>
+        </w:r>
+      </w:hyperlink>
+      <w:r>
+        <w:rPr>
+          <w:lang w:val="zh_TW" w:bidi="zh_TW"/>
+        </w:rPr>
+        <w:t>）。耶穌復活後的最後一次旅程是到以馬忤斯（</w:t>
+      </w:r>
+      <w:hyperlink r:id="rId41">
+        <w:r>
+          <w:rPr>
+            <w:lang w:val="zh_TW" w:bidi="zh_TW"/>
+          </w:rPr>
+          <w:rPr>
+            <w:color w:val="0000EE"/>
+            <w:u w:val="single"/>
+          </w:rPr>
+          <w:t>路24:13–35</w:t>
         </w:r>
       </w:hyperlink>
       <w:r>
@@ -610,22 +853,9 @@
         <w:rPr>
           <w:lang w:val="zh_TW" w:bidi="zh_TW"/>
         </w:rPr>
-        <w:t>這個名字「至高神」（希伯來文為：</w:t>
-      </w:r>
-      <w:r>
-        <w:rPr>
-          <w:i/>
-          <w:lang w:val="zh_TW" w:bidi="zh_TW"/>
-        </w:rPr>
-        <w:t>’El ‘Elyon</w:t>
-      </w:r>
-      <w:r>
-        <w:rPr>
-          <w:lang w:val="zh_TW" w:bidi="zh_TW"/>
-        </w:rPr>
-        <w:t>）意指創天造地唯一的真神。這與迦南人所崇拜的假神不同（比較</w:t>
-      </w:r>
-      <w:hyperlink r:id="rId27">
+        <w:t>保羅每次宣教旅行都乘船（</w:t>
+      </w:r>
+      <w:hyperlink r:id="rId42">
         <w:r>
           <w:rPr>
             <w:lang w:val="zh_TW" w:bidi="zh_TW"/>
@@ -634,16 +864,16 @@
             <w:color w:val="0000EE"/>
             <w:u w:val="single"/>
           </w:rPr>
-          <w:t>創14:22</w:t>
+          <w:t>徒13:1–14</w:t>
         </w:r>
       </w:hyperlink>
       <w:r>
         <w:rPr>
           <w:lang w:val="zh_TW" w:bidi="zh_TW"/>
         </w:rPr>
-        <w:t>；</w:t>
-      </w:r>
-      <w:hyperlink r:id="rId28">
+        <w:t>，</w:t>
+      </w:r>
+      <w:hyperlink r:id="rId43">
         <w:r>
           <w:rPr>
             <w:lang w:val="zh_TW" w:bidi="zh_TW"/>
@@ -652,7 +882,7 @@
             <w:color w:val="0000EE"/>
             <w:u w:val="single"/>
           </w:rPr>
-          <w:t>詩7:17</w:t>
+          <w:t>15:41–18:22</w:t>
         </w:r>
       </w:hyperlink>
       <w:r>
@@ -661,7 +891,7 @@
         </w:rPr>
         <w:t>，</w:t>
       </w:r>
-      <w:hyperlink r:id="rId29">
+      <w:hyperlink r:id="rId44">
         <w:r>
           <w:rPr>
             <w:lang w:val="zh_TW" w:bidi="zh_TW"/>
@@ -670,16 +900,16 @@
             <w:color w:val="0000EE"/>
             <w:u w:val="single"/>
           </w:rPr>
-          <w:t>47:2</w:t>
+          <w:t>18:23–21:17</w:t>
         </w:r>
       </w:hyperlink>
       <w:r>
         <w:rPr>
           <w:lang w:val="zh_TW" w:bidi="zh_TW"/>
         </w:rPr>
-        <w:t>，</w:t>
-      </w:r>
-      <w:hyperlink r:id="rId30">
+        <w:t>），通常有朋友陪伴。他也曾在巴勒斯坦、小亞細亞和希臘半島徒步旅行。但在新約時代並非所有旅行都是徒步進行。驢子常用來馱運貨物，也經常載人。耶穌曾騎驢從伯法其到耶路撒冷，這段路程雖短但象徵意義深遠（</w:t>
+      </w:r>
+      <w:hyperlink r:id="rId45">
         <w:r>
           <w:rPr>
             <w:lang w:val="zh_TW" w:bidi="zh_TW"/>
@@ -688,16 +918,16 @@
             <w:color w:val="0000EE"/>
             <w:u w:val="single"/>
           </w:rPr>
-          <w:t>57:2</w:t>
+          <w:t>太21:2–7</w:t>
         </w:r>
       </w:hyperlink>
       <w:r>
         <w:rPr>
           <w:lang w:val="zh_TW" w:bidi="zh_TW"/>
         </w:rPr>
-        <w:t>，</w:t>
-      </w:r>
-      <w:hyperlink r:id="rId31">
+        <w:t>；</w:t>
+      </w:r>
+      <w:hyperlink r:id="rId46">
         <w:r>
           <w:rPr>
             <w:lang w:val="zh_TW" w:bidi="zh_TW"/>
@@ -706,16 +936,16 @@
             <w:color w:val="0000EE"/>
             <w:u w:val="single"/>
           </w:rPr>
-          <w:t>78:56</w:t>
+          <w:t>可11:1–11</w:t>
         </w:r>
       </w:hyperlink>
       <w:r>
         <w:rPr>
           <w:lang w:val="zh_TW" w:bidi="zh_TW"/>
         </w:rPr>
-        <w:t>）。麥基洗德知道亞伯拉罕也崇拜這個真神（</w:t>
-      </w:r>
-      <w:hyperlink r:id="rId27">
+        <w:t>；</w:t>
+      </w:r>
+      <w:hyperlink r:id="rId47">
         <w:r>
           <w:rPr>
             <w:lang w:val="zh_TW" w:bidi="zh_TW"/>
@@ -724,14 +954,61 @@
             <w:color w:val="0000EE"/>
             <w:u w:val="single"/>
           </w:rPr>
-          <w:t>創14:22</w:t>
+          <w:t>約12:12–15</w:t>
         </w:r>
       </w:hyperlink>
       <w:r>
         <w:rPr>
           <w:lang w:val="zh_TW" w:bidi="zh_TW"/>
         </w:rPr>
+        <w:t>）。當約瑟與懷孕的馬利亞一起去伯利恆人口普查時，馬利亞很可能是騎驢而行。衣索匹亞的太監從耶路撒冷敬拜後，坐在車上，而腓利則徒步與他同行（</w:t>
+      </w:r>
+      <w:hyperlink r:id="rId48">
+        <w:r>
+          <w:rPr>
+            <w:lang w:val="zh_TW" w:bidi="zh_TW"/>
+          </w:rPr>
+          <w:rPr>
+            <w:color w:val="0000EE"/>
+            <w:u w:val="single"/>
+          </w:rPr>
+          <w:t>徒8:26–38</w:t>
+        </w:r>
+      </w:hyperlink>
+      <w:r>
+        <w:rPr>
+          <w:lang w:val="zh_TW" w:bidi="zh_TW"/>
+        </w:rPr>
+        <w:t>）。羅馬士兵既步行也大量使用馬匹。當保羅從耶路撒冷被押送到凱撒利亞時，他們為他準備了坐騎（</w:t>
+      </w:r>
+      <w:hyperlink r:id="rId49">
+        <w:r>
+          <w:rPr>
+            <w:lang w:val="zh_TW" w:bidi="zh_TW"/>
+          </w:rPr>
+          <w:rPr>
+            <w:color w:val="0000EE"/>
+            <w:u w:val="single"/>
+          </w:rPr>
+          <w:t>23:23–24</w:t>
+        </w:r>
+      </w:hyperlink>
+      <w:r>
+        <w:rPr>
+          <w:lang w:val="zh_TW" w:bidi="zh_TW"/>
+        </w:rPr>
         <w:t>）。</w:t>
+      </w:r>
+    </w:p>
+    <w:p>
+      <w:pPr>
+        <w:pStyle w:val="Heading3"/>
+      </w:pPr>
+      <w:r>
+        <w:rPr>
+          <w:lang w:val="zh_TW" w:bidi="zh_TW"/>
+        </w:rPr>
+        <w:t>道路與海上航線</w:t>
       </w:r>
     </w:p>
     <w:p>
@@ -745,7 +1022,18 @@
         <w:rPr>
           <w:lang w:val="zh_TW" w:bidi="zh_TW"/>
         </w:rPr>
-        <w:t>麥基洗德讚美神幫助亞伯拉罕贏得這場爭戰。亞伯拉罕以兩種方式，表明他接受了麥基洗德作為神祭司的角色：他接受了來自麥基洗德的禮物和祝福，並將他所獲得一切的十分之一給了麥基洗德。相反，亞伯拉罕拒絕接受所多瑪王的禮物，因為他不想與那些崇拜假神的人有任何牽連。</w:t>
+        <w:t>聖經時代的道路在巴勒斯坦的地理、地形和歷史中佔有重要地位，這片土地充當了埃及與中東文明和貿易中心之間的橋樑。許多道路在商業和軍事上具有戰略意義。有些道路因為是朝聖路線而變得重要，方便前往像耶路撒冷這樣的宗教中心。聖經時代的道路主要分為三種：遠距離的國際道路、中距離的區域內道路，以及各區域或國家內部的各種道路。</w:t>
+      </w:r>
+    </w:p>
+    <w:p>
+      <w:pPr>
+        <w:pStyle w:val="Heading4"/>
+      </w:pPr>
+      <w:r>
+        <w:rPr>
+          <w:lang w:val="zh_TW" w:bidi="zh_TW"/>
+        </w:rPr>
+        <w:t>國際大路</w:t>
       </w:r>
     </w:p>
     <w:p>
@@ -759,9 +1047,9 @@
         <w:rPr>
           <w:lang w:val="zh_TW" w:bidi="zh_TW"/>
         </w:rPr>
-        <w:t>我們無法完全知道麥基洗德如何認識神。他可能是透過從挪亞洪水時代流傳下來的故事了解神；又或者像亞伯拉罕一樣，神可能直接對他說話，讓他遠離崇拜假神。我們從</w:t>
-      </w:r>
-      <w:hyperlink r:id="rId32">
+        <w:t>這些道路連接了地中海沿岸與北部的底格里斯河谷和南部的美索不達米亞。一些道路將美索不達米亞與小亞細亞連接起來，另一些則通往南方的埃及，或者沿著海岸線，或者穿過約旦河和死海以東，再穿過西奈半島。早在公元前二千年初期，安納托利亞（Anatolia）和亞述之間便已存在貿易路線。顯然，</w:t>
+      </w:r>
+      <w:hyperlink r:id="rId50">
         <w:r>
           <w:rPr>
             <w:lang w:val="zh_TW" w:bidi="zh_TW"/>
@@ -770,37 +1058,43 @@
             <w:color w:val="0000EE"/>
             <w:u w:val="single"/>
           </w:rPr>
-          <w:t>希伯來書七章3節</w:t>
+          <w:t>創世記第十四章</w:t>
         </w:r>
       </w:hyperlink>
       <w:r>
         <w:rPr>
           <w:lang w:val="zh_TW" w:bidi="zh_TW"/>
         </w:rPr>
-        <w:t>知道的是，麥基洗德與其他祭司不同。他並不是因為父親是祭司而成為祭司，而是以某種聖經未完全解釋的特殊方式成為祭司。</w:t>
+        <w:t>中提到的軍事行動旨在確保從美索不達米亞北部通往埃及的大貿易路線——「王的大道（King’s Highway）」的安全。來自巴比倫、亞述和波斯的軍事入侵者和旅行者會穿過敘利亞內陸，然後轉向南方進入巴勒斯坦和埃及。歐洲列強希臘和羅馬進入中東後，為東方人民開闢了另一個龐大的國際道路網絡。在羅馬時代之前，這些道路沒有用石頭鋪設，而只是開闢出來的通路。它們非常粗糙，沒有經過平整，而且在潮濕的天氣裡，許多地方無法通行。然而，這些道路顯然有「路標」和「指路碑」明確標示</w:t>
+      </w:r>
+      <w:hyperlink r:id="rId51">
+        <w:r>
+          <w:rPr>
+            <w:lang w:val="zh_TW" w:bidi="zh_TW"/>
+          </w:rPr>
+          <w:rPr>
+            <w:color w:val="0000EE"/>
+            <w:u w:val="single"/>
+          </w:rPr>
+          <w:t>（耶31:21）</w:t>
+        </w:r>
+      </w:hyperlink>
+      <w:r>
+        <w:rPr>
+          <w:lang w:val="zh_TW" w:bidi="zh_TW"/>
+        </w:rPr>
+        <w:t>。隨著羅馬人到來之後，重要的道路開始有了深厚的地基，並在表面鋪設大塊平坦的石塊。這些道路的遺跡在中東和歐洲的許多地方至今仍然可見。沿途定點設置了距離標記或里程碑。</w:t>
       </w:r>
     </w:p>
     <w:p>
       <w:pPr>
-        <w:pStyle w:val="Heading3"/>
-      </w:pPr>
-      <w:hyperlink r:id="rId19">
-        <w:r>
-          <w:rPr>
-            <w:lang w:val="zh_TW" w:bidi="zh_TW"/>
-          </w:rPr>
-          <w:rPr>
-            <w:color w:val="0000EE"/>
-            <w:u w:val="single"/>
-          </w:rPr>
-          <w:t>詩篇一百一十篇4節</w:t>
-        </w:r>
-      </w:hyperlink>
-      <w:r>
-        <w:rPr>
-          <w:lang w:val="zh_TW" w:bidi="zh_TW"/>
-        </w:rPr>
-        <w:t>中的麥基洗德</w:t>
+        <w:pStyle w:val="Heading4"/>
+      </w:pPr>
+      <w:r>
+        <w:rPr>
+          <w:lang w:val="zh_TW" w:bidi="zh_TW"/>
+        </w:rPr>
+        <w:t>巴勒斯坦的國際南北道路</w:t>
       </w:r>
     </w:p>
     <w:p>
@@ -814,9 +1108,9 @@
         <w:rPr>
           <w:lang w:val="zh_TW" w:bidi="zh_TW"/>
         </w:rPr>
-        <w:t>在這篇詩篇中，大衛王寫到一位比他自己更偉大的人，稱這個人為「主」（</w:t>
-      </w:r>
-      <w:hyperlink r:id="rId33">
+        <w:t>連接北方國家與埃及的道路都經過巴勒斯坦，這裡是一座天然的陸地橋樑。主要有三條重要的道路。沿海道路起自大馬士革，經過夏瑣，穿越以斯得倫平原，經過米吉多隘口，沿著海岸經加薩進入埃及。這很可能是「沿海的路」（</w:t>
+      </w:r>
+      <w:hyperlink r:id="rId52">
         <w:r>
           <w:rPr>
             <w:lang w:val="zh_TW" w:bidi="zh_TW"/>
@@ -825,16 +1119,16 @@
             <w:color w:val="0000EE"/>
             <w:u w:val="single"/>
           </w:rPr>
-          <w:t>詩11:1</w:t>
+          <w:t>賽9:1</w:t>
         </w:r>
       </w:hyperlink>
       <w:r>
         <w:rPr>
           <w:lang w:val="zh_TW" w:bidi="zh_TW"/>
         </w:rPr>
-        <w:t>；參</w:t>
-      </w:r>
-      <w:hyperlink r:id="rId34">
+        <w:t>）。西奈道路從埃及通往南地南部，然後到加低斯巴尼亞、別是巴、希伯崙、耶路撒冷、示劍、亞柯、泰爾和西頓。紅海道路從亞喀巴灣進入巴勒斯坦地區，那裡有古代的港口以拉他和所羅門的港口以旬迦別（</w:t>
+      </w:r>
+      <w:hyperlink r:id="rId53">
         <w:r>
           <w:rPr>
             <w:lang w:val="zh_TW" w:bidi="zh_TW"/>
@@ -843,14 +1137,68 @@
             <w:color w:val="0000EE"/>
             <w:u w:val="single"/>
           </w:rPr>
-          <w:t>可12:35–37</w:t>
+          <w:t>民33:35</w:t>
         </w:r>
       </w:hyperlink>
       <w:r>
         <w:rPr>
           <w:lang w:val="zh_TW" w:bidi="zh_TW"/>
         </w:rPr>
-        <w:t>）。大衛不是在寫自己或他那個時代的其他王。他是在寫未來那將臨、主所應許的彌賽亞。這位彌賽亞將是神的兒子，也是大衛的後裔。</w:t>
+        <w:t>；</w:t>
+      </w:r>
+      <w:hyperlink r:id="rId54">
+        <w:r>
+          <w:rPr>
+            <w:lang w:val="zh_TW" w:bidi="zh_TW"/>
+          </w:rPr>
+          <w:rPr>
+            <w:color w:val="0000EE"/>
+            <w:u w:val="single"/>
+          </w:rPr>
+          <w:t>代下8:17</w:t>
+        </w:r>
+      </w:hyperlink>
+      <w:r>
+        <w:rPr>
+          <w:lang w:val="zh_TW" w:bidi="zh_TW"/>
+        </w:rPr>
+        <w:t>）。從那裡，這條道路經過外約旦的山區，穿過深谷，然後向北穿過哈蘭地區到達大馬士革。這是來自阿拉伯南部到大馬士革的商隊所走的路，也就是古代的「王的大道」（</w:t>
+      </w:r>
+      <w:hyperlink r:id="rId55">
+        <w:r>
+          <w:rPr>
+            <w:lang w:val="zh_TW" w:bidi="zh_TW"/>
+          </w:rPr>
+          <w:rPr>
+            <w:color w:val="0000EE"/>
+            <w:u w:val="single"/>
+          </w:rPr>
+          <w:t>民20:17</w:t>
+        </w:r>
+      </w:hyperlink>
+      <w:r>
+        <w:rPr>
+          <w:lang w:val="zh_TW" w:bidi="zh_TW"/>
+        </w:rPr>
+        <w:t>；</w:t>
+      </w:r>
+      <w:hyperlink r:id="rId56">
+        <w:r>
+          <w:rPr>
+            <w:lang w:val="zh_TW" w:bidi="zh_TW"/>
+          </w:rPr>
+          <w:rPr>
+            <w:color w:val="0000EE"/>
+            <w:u w:val="single"/>
+          </w:rPr>
+          <w:t>21:22</w:t>
+        </w:r>
+      </w:hyperlink>
+      <w:r>
+        <w:rPr>
+          <w:lang w:val="zh_TW" w:bidi="zh_TW"/>
+        </w:rPr>
+        <w:t>）。</w:t>
       </w:r>
     </w:p>
     <w:p>
@@ -864,66 +1212,18 @@
         <w:rPr>
           <w:lang w:val="zh_TW" w:bidi="zh_TW"/>
         </w:rPr>
-        <w:t>在</w:t>
-      </w:r>
-      <w:hyperlink r:id="rId19">
-        <w:r>
-          <w:rPr>
-            <w:lang w:val="zh_TW" w:bidi="zh_TW"/>
-          </w:rPr>
-          <w:rPr>
-            <w:color w:val="0000EE"/>
-            <w:u w:val="single"/>
-          </w:rPr>
-          <w:t>詩篇一百一十篇4節</w:t>
-        </w:r>
-      </w:hyperlink>
-      <w:r>
-        <w:rPr>
-          <w:lang w:val="zh_TW" w:bidi="zh_TW"/>
-        </w:rPr>
-        <w:t>中，大衛對彌賽亞說：「你是照著麥基洗德的等次永遠為祭司。」這個應許的完整意義在希伯來書中有進一步解釋。</w:t>
+        <w:t>還有一些重要性較低的南北道路。其中一條沿海道路從約帕經過凱撒利亞和多珥通往亞柯，與西奈道路相連。顯然，直到羅馬時代，凱撒利亞港口建成後，這條路才變得更為重要。沙崙平原的沼澤地區帶來了許多問題。以斯得倫平原也是沼澤地，在惡劣季節時道路常被中斷。後來在沼澤地段建造了一條高架道路。另一條路從夏瑣向北，分支通往大馬士革的主幹道。約旦谷道路繞過加利利西南部，沿約旦谷地通往耶利哥。</w:t>
       </w:r>
     </w:p>
     <w:p>
       <w:pPr>
-        <w:pStyle w:val="Heading3"/>
-      </w:pPr>
-      <w:hyperlink r:id="rId35">
-        <w:r>
-          <w:rPr>
-            <w:lang w:val="zh_TW" w:bidi="zh_TW"/>
-          </w:rPr>
-          <w:rPr>
-            <w:color w:val="0000EE"/>
-            <w:u w:val="single"/>
-          </w:rPr>
-          <w:t>希伯來書五章6至11節</w:t>
-        </w:r>
-      </w:hyperlink>
-      <w:r>
-        <w:rPr>
-          <w:lang w:val="zh_TW" w:bidi="zh_TW"/>
-        </w:rPr>
-        <w:t>，</w:t>
-      </w:r>
-      <w:hyperlink r:id="rId36">
-        <w:r>
-          <w:rPr>
-            <w:lang w:val="zh_TW" w:bidi="zh_TW"/>
-          </w:rPr>
-          <w:rPr>
-            <w:color w:val="0000EE"/>
-            <w:u w:val="single"/>
-          </w:rPr>
-          <w:t>六章20至七章28節</w:t>
-        </w:r>
-      </w:hyperlink>
-      <w:r>
-        <w:rPr>
-          <w:lang w:val="zh_TW" w:bidi="zh_TW"/>
-        </w:rPr>
-        <w:t>中的麥基洗德</w:t>
+        <w:pStyle w:val="Heading4"/>
+      </w:pPr>
+      <w:r>
+        <w:rPr>
+          <w:lang w:val="zh_TW" w:bidi="zh_TW"/>
+        </w:rPr>
+        <w:t>東西向道路</w:t>
       </w:r>
     </w:p>
     <w:p>
@@ -937,119 +1237,54 @@
         <w:rPr>
           <w:lang w:val="zh_TW" w:bidi="zh_TW"/>
         </w:rPr>
-        <w:t>希伯來書解釋，為什麼耶穌作為祭司的角色，比來自亞倫家族的祭司更偉大。它將耶穌與麥基洗德進行比較，以下是他們相似的三個方面：</w:t>
+        <w:t>有幾條重要的道路呈東西走向，與通往北方的主要道路相交。其中一條道路從加薩通往別是巴，然後沿著亞拉巴平原延伸，並有一條分支通往佩特拉（Petra）。另一條道路則從亞實基倫經過迦特通往希伯崙，然後到死海的隱基底。還有一條道路從約帕往東穿過亞雅崙谷（</w:t>
+      </w:r>
+      <w:hyperlink r:id="rId57">
+        <w:r>
+          <w:rPr>
+            <w:lang w:val="zh_TW" w:bidi="zh_TW"/>
+          </w:rPr>
+          <w:rPr>
+            <w:color w:val="0000EE"/>
+            <w:u w:val="single"/>
+          </w:rPr>
+          <w:t>書10:6–14</w:t>
+        </w:r>
+      </w:hyperlink>
+      <w:r>
+        <w:rPr>
+          <w:lang w:val="zh_TW" w:bidi="zh_TW"/>
+        </w:rPr>
+        <w:t>），到達伯特利，然後前往耶利哥。有一條常用的道路從約帕通往示劍，然後在亞當城（</w:t>
+      </w:r>
+      <w:hyperlink r:id="rId58">
+        <w:r>
+          <w:rPr>
+            <w:lang w:val="zh_TW" w:bidi="zh_TW"/>
+          </w:rPr>
+          <w:rPr>
+            <w:color w:val="0000EE"/>
+            <w:u w:val="single"/>
+          </w:rPr>
+          <w:t>3:16</w:t>
+        </w:r>
+      </w:hyperlink>
+      <w:r>
+        <w:rPr>
+          <w:lang w:val="zh_TW" w:bidi="zh_TW"/>
+        </w:rPr>
+        <w:t>）處穿過約旦河進入外約旦的基列地區。還有一些道路從亞柯向東通往加利利，也沿著海岸線向北通往泰爾和西頓。事實上，有許多東西走向的道路將巴勒斯坦的各個地區聯繫起來。在羅馬時代，由於軍隊的快速移動是至關重要的，因此一些舊道路得到了極大改善，並建造了新的道路。</w:t>
       </w:r>
     </w:p>
     <w:p>
       <w:pPr>
-        <w:pStyle w:val="ListNumber"/>
-        <w:numPr>
-          <w:ilvl w:val="0"/>
-          <w:numId w:val="14"/>
-        </w:numPr>
-        <w:spacing w:line="240" w:lineRule="auto"/>
-        <w:ind w:left="720"/>
-      </w:pPr>
-      <w:r>
-        <w:rPr>
-          <w:lang w:val="zh_TW" w:bidi="zh_TW"/>
-        </w:rPr>
-      </w:r>
-      <w:r>
-        <w:rPr>
-          <w:lang w:val="zh_TW" w:bidi="zh_TW"/>
-        </w:rPr>
-        <w:t>耶穌和麥基洗德都是「公義之王」和「平安之王」（</w:t>
-      </w:r>
-      <w:hyperlink r:id="rId37">
-        <w:r>
-          <w:rPr>
-            <w:lang w:val="zh_TW" w:bidi="zh_TW"/>
-          </w:rPr>
-          <w:rPr>
-            <w:color w:val="0000EE"/>
-            <w:u w:val="single"/>
-          </w:rPr>
-          <w:t>來7:1–2</w:t>
-        </w:r>
-      </w:hyperlink>
-      <w:r>
-        <w:rPr>
-          <w:lang w:val="zh_TW" w:bidi="zh_TW"/>
-        </w:rPr>
-        <w:t>）。</w:t>
-      </w:r>
-    </w:p>
-    <w:p>
-      <w:pPr>
-        <w:pStyle w:val="ListNumber"/>
-        <w:spacing w:line="240" w:lineRule="auto"/>
-        <w:ind w:left="720"/>
-      </w:pPr>
-      <w:r>
-        <w:rPr>
-          <w:lang w:val="zh_TW" w:bidi="zh_TW"/>
-        </w:rPr>
-      </w:r>
-      <w:r>
-        <w:rPr>
-          <w:lang w:val="zh_TW" w:bidi="zh_TW"/>
-        </w:rPr>
-        <w:t>兩人以特別的方式成為祭司，並不是因為他們出生在祭司家族中（</w:t>
-      </w:r>
-      <w:hyperlink r:id="rId32">
-        <w:r>
-          <w:rPr>
-            <w:lang w:val="zh_TW" w:bidi="zh_TW"/>
-          </w:rPr>
-          <w:rPr>
-            <w:color w:val="0000EE"/>
-            <w:u w:val="single"/>
-          </w:rPr>
-          <w:t>來7:3</w:t>
-        </w:r>
-      </w:hyperlink>
-      <w:r>
-        <w:rPr>
-          <w:lang w:val="zh_TW" w:bidi="zh_TW"/>
-        </w:rPr>
-        <w:t>）。</w:t>
-      </w:r>
-    </w:p>
-    <w:p>
-      <w:pPr>
-        <w:pStyle w:val="ListNumber"/>
-        <w:spacing w:line="240" w:lineRule="auto"/>
-        <w:ind w:left="720"/>
-      </w:pPr>
-      <w:r>
-        <w:rPr>
-          <w:lang w:val="zh_TW" w:bidi="zh_TW"/>
-        </w:rPr>
-      </w:r>
-      <w:r>
-        <w:rPr>
-          <w:lang w:val="zh_TW" w:bidi="zh_TW"/>
-        </w:rPr>
-        <w:t>兩人均作祭司直到永遠（</w:t>
-      </w:r>
-      <w:hyperlink r:id="rId32">
-        <w:r>
-          <w:rPr>
-            <w:lang w:val="zh_TW" w:bidi="zh_TW"/>
-          </w:rPr>
-          <w:rPr>
-            <w:color w:val="0000EE"/>
-            <w:u w:val="single"/>
-          </w:rPr>
-          <w:t>來7:3</w:t>
-        </w:r>
-      </w:hyperlink>
-      <w:r>
-        <w:rPr>
-          <w:lang w:val="zh_TW" w:bidi="zh_TW"/>
-        </w:rPr>
-        <w:t>）。</w:t>
+        <w:pStyle w:val="Heading4"/>
+      </w:pPr>
+      <w:r>
+        <w:rPr>
+          <w:lang w:val="zh_TW" w:bidi="zh_TW"/>
+        </w:rPr>
+        <w:t>海上航道</w:t>
       </w:r>
     </w:p>
     <w:p>
@@ -1063,9 +1298,9 @@
         <w:rPr>
           <w:lang w:val="zh_TW" w:bidi="zh_TW"/>
         </w:rPr>
-        <w:t>麥基洗德比亞伯拉罕（利未的父親）更偉大，因為麥基洗德給予亞伯拉罕禮物並祝福他，並從他那裡接受了什一奉獻（</w:t>
-      </w:r>
-      <w:hyperlink r:id="rId38">
+        <w:t>以色列人與腓尼基人不同，以色列人很少使用海上航線。當所羅門計劃派船隊經紅海前往俄斐時（</w:t>
+      </w:r>
+      <w:hyperlink r:id="rId59">
         <w:r>
           <w:rPr>
             <w:lang w:val="zh_TW" w:bidi="zh_TW"/>
@@ -1074,16 +1309,16 @@
             <w:color w:val="0000EE"/>
             <w:u w:val="single"/>
           </w:rPr>
-          <w:t>來7:4–10</w:t>
+          <w:t>王上9:26–28</w:t>
         </w:r>
       </w:hyperlink>
       <w:r>
         <w:rPr>
           <w:lang w:val="zh_TW" w:bidi="zh_TW"/>
         </w:rPr>
-        <w:t>）。大衛王寫道，將會有一種像麥基洗德的新祭司出現，這表明祭司（來自利未的家族）無法滿足神的子民所需的一切（</w:t>
-      </w:r>
-      <w:hyperlink r:id="rId39">
+        <w:t>），他使用了腓尼基的水手。約沙法也計劃了一次類似的遠航，但他的船隻被毀壞了（</w:t>
+      </w:r>
+      <w:hyperlink r:id="rId60">
         <w:r>
           <w:rPr>
             <w:lang w:val="zh_TW" w:bidi="zh_TW"/>
@@ -1092,50 +1327,14 @@
             <w:color w:val="0000EE"/>
             <w:u w:val="single"/>
           </w:rPr>
-          <w:t>來7:11–19</w:t>
+          <w:t>22:48–49</w:t>
         </w:r>
       </w:hyperlink>
       <w:r>
         <w:rPr>
           <w:lang w:val="zh_TW" w:bidi="zh_TW"/>
         </w:rPr>
-        <w:t>）。神特別應許耶穌將會成為這種祭司，這是神未曾對利未祭司做過的（</w:t>
-      </w:r>
-      <w:hyperlink r:id="rId40">
-        <w:r>
-          <w:rPr>
-            <w:lang w:val="zh_TW" w:bidi="zh_TW"/>
-          </w:rPr>
-          <w:rPr>
-            <w:color w:val="0000EE"/>
-            <w:u w:val="single"/>
-          </w:rPr>
-          <w:t>來7:20–22</w:t>
-        </w:r>
-      </w:hyperlink>
-      <w:r>
-        <w:rPr>
-          <w:lang w:val="zh_TW" w:bidi="zh_TW"/>
-        </w:rPr>
-        <w:t>）。與那些去世並需要被替換的利未祭司截然不同，這種新的祭司職份將永遠持續下去（</w:t>
-      </w:r>
-      <w:hyperlink r:id="rId41">
-        <w:r>
-          <w:rPr>
-            <w:lang w:val="zh_TW" w:bidi="zh_TW"/>
-          </w:rPr>
-          <w:rPr>
-            <w:color w:val="0000EE"/>
-            <w:u w:val="single"/>
-          </w:rPr>
-          <w:t>來7:23–25</w:t>
-        </w:r>
-      </w:hyperlink>
-      <w:r>
-        <w:rPr>
-          <w:lang w:val="zh_TW" w:bidi="zh_TW"/>
-        </w:rPr>
-        <w:t>）。</w:t>
+        <w:t>）。在舊約時代，沿海貿易由非利士人和腓尼基人掌控。地中海沿岸有幾個港口，例如加薩、約帕、多珥和亞柯，但都不是很理想的港口。還有一些海上航線將地中海沿岸與埃及和遠至他施（可能是西班牙）相連。另一條沿海水路是亞喀巴灣，擁有兩個港口——服務於外約旦地區的，和服務於約旦河以西地區的以拉。所羅門的船隊以以旬迦別為母港。</w:t>
       </w:r>
     </w:p>
     <w:p>
@@ -1149,33 +1348,9 @@
         <w:rPr>
           <w:lang w:val="zh_TW" w:bidi="zh_TW"/>
         </w:rPr>
-        <w:t>一些聖經學者提出，麥基洗德可能是耶穌在成為人之前，於舊約聖經中出現（這被稱為「基督顯現」</w:t>
-      </w:r>
-      <w:r>
-        <w:rPr>
-          <w:lang w:val="zh_TW" w:bidi="zh_TW"/>
-        </w:rPr>
-        <w:t>〔</w:t>
-      </w:r>
-      <w:r>
-        <w:rPr>
-          <w:lang w:val="zh_TW" w:bidi="zh_TW"/>
-        </w:rPr>
-        <w:t>Christophany</w:t>
-      </w:r>
-      <w:r>
-        <w:rPr>
-          <w:lang w:val="zh_TW" w:bidi="zh_TW"/>
-        </w:rPr>
-        <w:t>〕</w:t>
-      </w:r>
-      <w:r>
-        <w:rPr>
-          <w:lang w:val="zh_TW" w:bidi="zh_TW"/>
-        </w:rPr>
-        <w:t>）。他們這樣認為，是因為</w:t>
-      </w:r>
-      <w:hyperlink r:id="rId32">
+        <w:t>到新約時代，情況發生了顯著變化。中東生產的商品被運往西方，尤其是羅馬人所使用。埃及的亞歷山大和敘利亞的安提阿處理了大量的貨物和旅客。像巴勒斯坦的小港口以及小亞細亞沿海的許多其他港口為船隻提供了避風港。為了避免繞過希臘半島的200英里（約322公里）路程，一種巧妙的計劃，就是使用拖曳小船橫跨科林斯地峽——其寬約5英里（約8公里）。即使是新約時代的最大船隻也難以抵擋海上的風暴（</w:t>
+      </w:r>
+      <w:hyperlink r:id="rId61">
         <w:r>
           <w:rPr>
             <w:lang w:val="zh_TW" w:bidi="zh_TW"/>
@@ -1184,14 +1359,14 @@
             <w:color w:val="0000EE"/>
             <w:u w:val="single"/>
           </w:rPr>
-          <w:t>希伯來書七章3節</w:t>
+          <w:t>徒27章</w:t>
         </w:r>
       </w:hyperlink>
       <w:r>
         <w:rPr>
           <w:lang w:val="zh_TW" w:bidi="zh_TW"/>
         </w:rPr>
-        <w:t>提到麥基洗德沒有父母、祖先、出生或死亡的記錄。</w:t>
+        <w:t>），因此海上旅行最好在風暴風險最小的時候進行，大約是從11月到3月。在適宜航海的季節裡，地中海有大量的海上交通，主要是貿易活動。糧船定期從羅馬駛往埃及和東方。</w:t>
       </w:r>
     </w:p>
     <w:p>
@@ -1205,7 +1380,36 @@
         <w:rPr>
           <w:lang w:val="zh_TW" w:bidi="zh_TW"/>
         </w:rPr>
-        <w:t>然而，我們宜理解這節經文為麥基洗德以一種特殊的方式成為祭司。神直接揀選了他，不像利未人因為出生在特定的家庭而成為祭司。麥基洗德就像是耶穌後來作為祭司的一個預表或例子。</w:t>
+        <w:t>船隻由帆驅動，必要時由奴隸划槳來補充動力。古代沉船的發現以及拉丁文和希臘文的文獻，提供了一些船隻規模大小的資料。在雅典附近發現的一座長130英尺（約39.6米）的古代乾船塢，曾用於希臘戰船，這些戰船比貨船小。羅馬作家路西亞（Lucian）提到了一艘長180英尺（約54.9米）的亞歷山大糧船，估計載重約1,200噸（約1,088.6公噸）。保羅的船上載有276人（</w:t>
+      </w:r>
+      <w:hyperlink r:id="rId62">
+        <w:r>
+          <w:rPr>
+            <w:lang w:val="zh_TW" w:bidi="zh_TW"/>
+          </w:rPr>
+          <w:rPr>
+            <w:color w:val="0000EE"/>
+            <w:u w:val="single"/>
+          </w:rPr>
+          <w:t>徒27:37</w:t>
+        </w:r>
+      </w:hyperlink>
+      <w:r>
+        <w:rPr>
+          <w:lang w:val="zh_TW" w:bidi="zh_TW"/>
+        </w:rPr>
+        <w:t>）。現代水下考古學（underwater archaeology）正在為我們提供關於這些古代船隻的寶貴信息。</w:t>
+      </w:r>
+    </w:p>
+    <w:p>
+      <w:pPr>
+        <w:pStyle w:val="Heading4"/>
+      </w:pPr>
+      <w:r>
+        <w:rPr>
+          <w:lang w:val="zh_TW" w:bidi="zh_TW"/>
+        </w:rPr>
+        <w:t>旅行的原因</w:t>
       </w:r>
     </w:p>
     <w:p>
@@ -1219,37 +1423,7 @@
         <w:rPr>
           <w:lang w:val="zh_TW" w:bidi="zh_TW"/>
         </w:rPr>
-        <w:t>希伯來書說麥基洗德是「</w:t>
-      </w:r>
-      <w:r>
-        <w:rPr>
-          <w:lang w:val="zh_TW" w:bidi="zh_TW"/>
-        </w:rPr>
-        <w:t>與神的兒子相似</w:t>
-      </w:r>
-      <w:r>
-        <w:rPr>
-          <w:lang w:val="zh_TW" w:bidi="zh_TW"/>
-        </w:rPr>
-        <w:t>」（</w:t>
-      </w:r>
-      <w:hyperlink r:id="rId32">
-        <w:r>
-          <w:rPr>
-            <w:lang w:val="zh_TW" w:bidi="zh_TW"/>
-          </w:rPr>
-          <w:rPr>
-            <w:color w:val="0000EE"/>
-            <w:u w:val="single"/>
-          </w:rPr>
-          <w:t>來7:3</w:t>
-        </w:r>
-      </w:hyperlink>
-      <w:r>
-        <w:rPr>
-          <w:lang w:val="zh_TW" w:bidi="zh_TW"/>
-        </w:rPr>
-        <w:t>）。這表明麥基洗德與耶穌相似，但實際上並不是耶穌本人。</w:t>
+        <w:t>在新約時代，旅行的最重要原因是貿易和商業，這不僅僅是運輸貨物。參與這些活動的有貨物代理人、監管員、貨物保險商、兌換銀錢的人，以及整個涉及貨物獲取和安全運送的專業人員隊伍。</w:t>
       </w:r>
     </w:p>
     <w:p>
@@ -1261,40 +1435,73 @@
       </w:r>
       <w:r>
         <w:rPr>
-          <w:i/>
-          <w:lang w:val="zh_TW" w:bidi="zh_TW"/>
-        </w:rPr>
-        <w:t>另見</w:t>
-      </w:r>
-      <w:r>
-        <w:rPr>
-          <w:lang w:val="zh_TW" w:bidi="zh_TW"/>
-        </w:rPr>
-        <w:t xml:space="preserve"> </w:t>
-      </w:r>
-      <w:r>
-        <w:rPr>
-          <w:lang w:val="zh_TW" w:bidi="zh_TW"/>
-        </w:rPr>
-        <w:t>希伯來書</w:t>
-      </w:r>
-      <w:r>
-        <w:rPr>
-          <w:lang w:val="zh_TW" w:bidi="zh_TW"/>
-        </w:rPr>
-        <w:t>，</w:t>
-      </w:r>
-      <w:r>
-        <w:rPr>
-          <w:lang w:val="zh_TW" w:bidi="zh_TW"/>
-        </w:rPr>
-        <w:t>祭司和利未人</w:t>
-      </w:r>
-      <w:r>
-        <w:rPr>
-          <w:lang w:val="zh_TW" w:bidi="zh_TW"/>
-        </w:rPr>
-        <w:t>。</w:t>
+          <w:lang w:val="zh_TW" w:bidi="zh_TW"/>
+        </w:rPr>
+        <w:t>軍事旅行也非常頻繁。這包括偵察、採購物資、為軍隊臨時駐紮地做準備，以及運送軍隊和裝備等各種任務。</w:t>
+      </w:r>
+    </w:p>
+    <w:p>
+      <w:pPr/>
+      <w:r>
+        <w:rPr>
+          <w:lang w:val="zh_TW" w:bidi="zh_TW"/>
+        </w:rPr>
+      </w:r>
+      <w:r>
+        <w:rPr>
+          <w:lang w:val="zh_TW" w:bidi="zh_TW"/>
+        </w:rPr>
+        <w:t>有些旅行者是因工作而變遷的商人，例如亞居拉和百基拉（</w:t>
+      </w:r>
+      <w:hyperlink r:id="rId63">
+        <w:r>
+          <w:rPr>
+            <w:lang w:val="zh_TW" w:bidi="zh_TW"/>
+          </w:rPr>
+          <w:rPr>
+            <w:color w:val="0000EE"/>
+            <w:u w:val="single"/>
+          </w:rPr>
+          <w:t>徒18:2–3</w:t>
+        </w:r>
+      </w:hyperlink>
+      <w:r>
+        <w:rPr>
+          <w:lang w:val="zh_TW" w:bidi="zh_TW"/>
+        </w:rPr>
+        <w:t>）。亞居拉從黑海的本都移居到羅馬，後來在遭遇逼迫時，他與妻子逃往哥林多。許多人也因類似原因而旅行。</w:t>
+      </w:r>
+    </w:p>
+    <w:p>
+      <w:pPr/>
+      <w:r>
+        <w:rPr>
+          <w:lang w:val="zh_TW" w:bidi="zh_TW"/>
+        </w:rPr>
+      </w:r>
+      <w:r>
+        <w:rPr>
+          <w:lang w:val="zh_TW" w:bidi="zh_TW"/>
+        </w:rPr>
+        <w:t>宗教朝聖者們從陸路或海路前往目的地。來自各地的猶太人前往耶路撒冷參加一年一度的逾越節慶典（參</w:t>
+      </w:r>
+      <w:hyperlink r:id="rId64">
+        <w:r>
+          <w:rPr>
+            <w:lang w:val="zh_TW" w:bidi="zh_TW"/>
+          </w:rPr>
+          <w:rPr>
+            <w:color w:val="0000EE"/>
+            <w:u w:val="single"/>
+          </w:rPr>
+          <w:t>徒2:5–11</w:t>
+        </w:r>
+      </w:hyperlink>
+      <w:r>
+        <w:rPr>
+          <w:lang w:val="zh_TW" w:bidi="zh_TW"/>
+        </w:rPr>
+        <w:t>）。外邦人則前往以弗所、雅典和艾盧西斯（Eleusis）的宗教中心，那裡有重要的廟宇。許多較小的廟宇也吸引朝聖者。新廟宇的建造，和各類政府行政建築的建設吸引了遠道而來的工匠，建築材料也常需要運輸到施工現場。建築中使用的材料通常需要運送到工地。一些人則為了健康，前往以醫治神蹟聞名的廟宇，或是享受溫泉的療效，像迦百農或提比哩亞的溫泉。運動員也會前往重要的比賽中心，參加像奧林匹克運動會這樣的重要比賽，大批群眾則聚集觀看盛會。一些旅行者是學生或教師，他們會前往當時的學術中心——相當於古代的大學。此外，還有一些人是政府或商業的官方使者，攜帶重要文件出使。儘管有這些活動，大多數普通公民幾乎從未離開過他們家鄉幾英里以外的地方。</w:t>
       </w:r>
       <w:r>
         <w:rPr>
@@ -3196,12 +3403,6 @@
   </w:num>
   <w:num w:numId="13" w16cid:durableId="592781308">
     <w:abstractNumId w:val="11"/>
-  </w:num>
-  <w:num w:numId="14">
-    <w:abstractNumId w:val="3"/>
-    <w:lvlOverride w:ilvl="0">
-      <w:startOverride w:val="1"/>
-    </w:lvlOverride>
   </w:num>
   <w:numIdMacAtCleanup w:val="10"/>
 </w:numbering>

--- a/zht/docx/094.content.docx
+++ b/zht/docx/094.content.docx
@@ -19,7 +19,7 @@
         <w:rPr>
           <w:lang w:val="zh_TW" w:bidi="zh_TW"/>
         </w:rPr>
-        <w:t>Resource: Tyndale Open Bible Dictionary</w:t>
+        <w:t>Resource: Aquifer Open Bible Dictionary</w:t>
       </w:r>
       <w:r>
         <w:rPr>
@@ -112,7 +112,7 @@
         <w:rPr>
           <w:lang w:val="zh_TW" w:bidi="zh_TW"/>
         </w:rPr>
-        <w:t>Tyndale Open Bible Dictionary</w:t>
+        <w:t>Aquifer Open Bible Dictionary</w:t>
       </w:r>
     </w:p>
     <w:p>

--- a/zht/docx/094.content.docx
+++ b/zht/docx/094.content.docx
@@ -149,7 +149,7 @@
         <w:rPr>
           <w:lang w:val="zh_TW" w:bidi="zh_TW"/>
         </w:rPr>
-        <w:t>lv</w:t>
+        <w:t>long</w:t>
       </w:r>
       <w:r>
         <w:rPr>
@@ -212,7 +212,7 @@
         <w:rPr>
           <w:lang w:val="zh_TW" w:bidi="zh_TW"/>
         </w:rPr>
-        <w:t>旅行</w:t>
+        <w:t>聾（形容詞），聾（名詞）</w:t>
       </w:r>
       <w:r>
         <w:rPr>
@@ -231,32 +231,7 @@
         <w:rPr>
           <w:lang w:val="zh_TW" w:bidi="zh_TW"/>
         </w:rPr>
-        <w:t>在聖經時代，旅行者常見道路崎嶇難行，且無法通行。通常是相對較小的船隻在海上航行，且主要是軍事和商船，極少是為了簡單的旅遊交通而航行的船隻。因為沒有什麼理由需要去旅行，一般公民往往只會留在相當有限的區域內。偶爾會有群體的遷徙，有時人們因宗教節期而旅行，或為了逃避戰爭和饑荒而遷徙。</w:t>
-      </w:r>
-    </w:p>
-    <w:p>
-      <w:pPr>
-        <w:pStyle w:val="Heading3"/>
-      </w:pPr>
-      <w:r>
-        <w:rPr>
-          <w:lang w:val="zh_TW" w:bidi="zh_TW"/>
-        </w:rPr>
-        <w:t>舊約時代的旅行</w:t>
-      </w:r>
-    </w:p>
-    <w:p>
-      <w:pPr/>
-      <w:r>
-        <w:rPr>
-          <w:lang w:val="zh_TW" w:bidi="zh_TW"/>
-        </w:rPr>
-      </w:r>
-      <w:r>
-        <w:rPr>
-          <w:lang w:val="zh_TW" w:bidi="zh_TW"/>
-        </w:rPr>
-        <w:t>有幾個描繪了以色列百姓為了放牧而在有限區域內移動的記載。約瑟的兄弟們將他們的羊群從南地帶到示劍，後來又到多坍（</w:t>
+        <w:t>無法聽見；在聖經中，此術語既指字面上身體的聽力缺陷，也指比喻上的屬靈問題。屬靈的「聾」是指那些拒絕聽取神的信息，或因缺乏屬靈生命而無法領受的人（</w:t>
       </w:r>
       <w:hyperlink r:id="rId13">
         <w:r>
@@ -267,15 +242,27 @@
             <w:color w:val="0000EE"/>
             <w:u w:val="single"/>
           </w:rPr>
-          <w:t>創37:12–17</w:t>
+          <w:t>以賽亞書 42:18</w:t>
         </w:r>
       </w:hyperlink>
       <w:r>
         <w:rPr>
           <w:lang w:val="zh_TW" w:bidi="zh_TW"/>
         </w:rPr>
-        <w:t>），但這不過是60英里（96.5公里）。大衛曾環遊巴勒斯坦，甚至去了摩押地（</w:t>
+        <w:t>）。先知以賽亞嚴正地指出了這兩類聾子的情況（比喻上的聾見於</w:t>
       </w:r>
+      <w:hyperlink r:id="rId13">
+        <w:r>
+          <w:rPr>
+            <w:lang w:val="zh_TW" w:bidi="zh_TW"/>
+          </w:rPr>
+          <w:rPr>
+            <w:color w:val="0000EE"/>
+            <w:u w:val="single"/>
+          </w:rPr>
+          <w:t>賽42:18，</w:t>
+        </w:r>
+      </w:hyperlink>
       <w:hyperlink r:id="rId14">
         <w:r>
           <w:rPr>
@@ -285,14 +272,14 @@
             <w:color w:val="0000EE"/>
             <w:u w:val="single"/>
           </w:rPr>
-          <w:t>撒上22:3</w:t>
+          <w:t>43:8</w:t>
         </w:r>
       </w:hyperlink>
       <w:r>
         <w:rPr>
           <w:lang w:val="zh_TW" w:bidi="zh_TW"/>
         </w:rPr>
-        <w:t>）。但支派的人從耶路撒冷西南遷到北部——就在黎巴嫩山脈南端（</w:t>
+        <w:t>；字面的聾見於</w:t>
       </w:r>
       <w:hyperlink r:id="rId15">
         <w:r>
@@ -303,29 +290,9 @@
             <w:color w:val="0000EE"/>
             <w:u w:val="single"/>
           </w:rPr>
-          <w:t>士18章</w:t>
+          <w:t>賽29:18，</w:t>
         </w:r>
       </w:hyperlink>
-      <w:r>
-        <w:rPr>
-          <w:lang w:val="zh_TW" w:bidi="zh_TW"/>
-        </w:rPr>
-        <w:t>）。</w:t>
-      </w:r>
-    </w:p>
-    <w:p>
-      <w:pPr/>
-      <w:r>
-        <w:rPr>
-          <w:lang w:val="zh_TW" w:bidi="zh_TW"/>
-        </w:rPr>
-      </w:r>
-      <w:r>
-        <w:rPr>
-          <w:lang w:val="zh_TW" w:bidi="zh_TW"/>
-        </w:rPr>
-        <w:t>為了放牧、遷徙和保護而旅行的例子可謂多不勝數。這些旅行者通常會步行，但驢也被用來騎乘和作為馱運動物之用。牛用來運送重物，有時也載人（</w:t>
-      </w:r>
       <w:hyperlink r:id="rId16">
         <w:r>
           <w:rPr>
@@ -335,14 +302,14 @@
             <w:color w:val="0000EE"/>
             <w:u w:val="single"/>
           </w:rPr>
-          <w:t>創46:5</w:t>
+          <w:t>35:5</w:t>
         </w:r>
       </w:hyperlink>
       <w:r>
         <w:rPr>
           <w:lang w:val="zh_TW" w:bidi="zh_TW"/>
         </w:rPr>
-        <w:t>）。後來駱駝也成為普遍的交通工具（</w:t>
+        <w:t>）。在舊約中，雖然聾的狀況被認為是神審判的結果（</w:t>
       </w:r>
       <w:hyperlink r:id="rId17">
         <w:r>
@@ -353,14 +320,14 @@
             <w:color w:val="0000EE"/>
             <w:u w:val="single"/>
           </w:rPr>
-          <w:t>王上10:2</w:t>
+          <w:t>彌7:16</w:t>
         </w:r>
       </w:hyperlink>
       <w:r>
         <w:rPr>
           <w:lang w:val="zh_TW" w:bidi="zh_TW"/>
         </w:rPr>
-        <w:t>；</w:t>
+        <w:t>），但咒罵聾子被認為是錯誤的行為（</w:t>
       </w:r>
       <w:hyperlink r:id="rId18">
         <w:r>
@@ -371,14 +338,14 @@
             <w:color w:val="0000EE"/>
             <w:u w:val="single"/>
           </w:rPr>
-          <w:t>王下8:9</w:t>
+          <w:t>利19:14</w:t>
         </w:r>
       </w:hyperlink>
       <w:r>
         <w:rPr>
           <w:lang w:val="zh_TW" w:bidi="zh_TW"/>
         </w:rPr>
-        <w:t>）。我們對舊約時代的旅客休息地點所知甚少。舊約只有幾處提到了「住宿的地方（malon）」（</w:t>
+        <w:t>）。在新約中，聾子是耶穌所醫治的人之一（</w:t>
       </w:r>
       <w:hyperlink r:id="rId19">
         <w:r>
@@ -389,14 +356,14 @@
             <w:color w:val="0000EE"/>
             <w:u w:val="single"/>
           </w:rPr>
-          <w:t>創42:27</w:t>
+          <w:t>太11:5</w:t>
         </w:r>
       </w:hyperlink>
       <w:r>
         <w:rPr>
           <w:lang w:val="zh_TW" w:bidi="zh_TW"/>
         </w:rPr>
-        <w:t>，</w:t>
+        <w:t>；</w:t>
       </w:r>
       <w:hyperlink r:id="rId20">
         <w:r>
@@ -407,7 +374,7 @@
             <w:color w:val="0000EE"/>
             <w:u w:val="single"/>
           </w:rPr>
-          <w:t>43:21</w:t>
+          <w:t>可7:32–37</w:t>
         </w:r>
       </w:hyperlink>
       <w:r>
@@ -425,25 +392,32 @@
             <w:color w:val="0000EE"/>
             <w:u w:val="single"/>
           </w:rPr>
-          <w:t>出4:24</w:t>
+          <w:t>路7:22</w:t>
         </w:r>
       </w:hyperlink>
       <w:r>
         <w:rPr>
           <w:lang w:val="zh_TW" w:bidi="zh_TW"/>
         </w:rPr>
-        <w:t>）。</w:t>
+        <w:t>）。耶穌所醫治的一名癲癇男孩受到「聾啞的鬼」所折磨（</w:t>
       </w:r>
-    </w:p>
-    <w:p>
-      <w:pPr>
-        <w:pStyle w:val="Heading3"/>
-      </w:pPr>
+      <w:hyperlink r:id="rId22">
+        <w:r>
+          <w:rPr>
+            <w:lang w:val="zh_TW" w:bidi="zh_TW"/>
+          </w:rPr>
+          <w:rPr>
+            <w:color w:val="0000EE"/>
+            <w:u w:val="single"/>
+          </w:rPr>
+          <w:t>可9:25</w:t>
+        </w:r>
+      </w:hyperlink>
       <w:r>
         <w:rPr>
           <w:lang w:val="zh_TW" w:bidi="zh_TW"/>
         </w:rPr>
-        <w:t>新約時代的旅行</w:t>
+        <w:t>）。此類醫治見證了耶穌作為彌賽亞的身分與使命。</w:t>
       </w:r>
     </w:p>
     <w:p>
@@ -455,1053 +429,28 @@
       </w:r>
       <w:r>
         <w:rPr>
+          <w:i/>
           <w:lang w:val="zh_TW" w:bidi="zh_TW"/>
         </w:rPr>
-        <w:t>羅馬世界對旅行的了解非常通透，主要是為了在節期履行宗教義務、為了從事貿易、為了政府行政以及軍事目的。公元一世紀的基督徒傳教士是當時眾多旅行者中的一部分。</w:t>
-      </w:r>
-    </w:p>
-    <w:p>
-      <w:pPr/>
-      <w:r>
-        <w:rPr>
-          <w:lang w:val="zh_TW" w:bidi="zh_TW"/>
-        </w:rPr>
+        <w:t>另見</w:t>
       </w:r>
       <w:r>
         <w:rPr>
           <w:lang w:val="zh_TW" w:bidi="zh_TW"/>
         </w:rPr>
-        <w:t>羅馬和平與權威的來臨，以及精心建造的石頭道路，使旅行相對的安全快捷。相比舊約時代，旅行的方式有所改善。在羅馬帝國內，人們可以在良好的道路上長途旅行，而且相對安全。然而，仍有一些危險，特別是在海上旅行，風暴和海盜是常見的威脅（</w:t>
-      </w:r>
-      <w:hyperlink r:id="rId22">
-        <w:r>
-          <w:rPr>
-            <w:lang w:val="zh_TW" w:bidi="zh_TW"/>
-          </w:rPr>
-          <w:rPr>
-            <w:color w:val="0000EE"/>
-            <w:u w:val="single"/>
-          </w:rPr>
-          <w:t>徒15:39</w:t>
-        </w:r>
-      </w:hyperlink>
-      <w:r>
-        <w:rPr>
-          <w:lang w:val="zh_TW" w:bidi="zh_TW"/>
-        </w:rPr>
-        <w:t>，</w:t>
-      </w:r>
-      <w:hyperlink r:id="rId23">
-        <w:r>
-          <w:rPr>
-            <w:lang w:val="zh_TW" w:bidi="zh_TW"/>
-          </w:rPr>
-          <w:rPr>
-            <w:color w:val="0000EE"/>
-            <w:u w:val="single"/>
-          </w:rPr>
-          <w:t>18:18–22</w:t>
-        </w:r>
-      </w:hyperlink>
-      <w:r>
-        <w:rPr>
-          <w:lang w:val="zh_TW" w:bidi="zh_TW"/>
-        </w:rPr>
-        <w:t>；</w:t>
-      </w:r>
-      <w:hyperlink r:id="rId24">
-        <w:r>
-          <w:rPr>
-            <w:lang w:val="zh_TW" w:bidi="zh_TW"/>
-          </w:rPr>
-          <w:rPr>
-            <w:color w:val="0000EE"/>
-            <w:u w:val="single"/>
-          </w:rPr>
-          <w:t>羅15:24–25</w:t>
-        </w:r>
-      </w:hyperlink>
-      <w:r>
-        <w:rPr>
-          <w:lang w:val="zh_TW" w:bidi="zh_TW"/>
-        </w:rPr>
-        <w:t>；</w:t>
-      </w:r>
-      <w:hyperlink r:id="rId25">
-        <w:r>
-          <w:rPr>
-            <w:lang w:val="zh_TW" w:bidi="zh_TW"/>
-          </w:rPr>
-          <w:rPr>
-            <w:color w:val="0000EE"/>
-            <w:u w:val="single"/>
-          </w:rPr>
-          <w:t>林後11:25–26</w:t>
-        </w:r>
-      </w:hyperlink>
-      <w:r>
-        <w:rPr>
-          <w:lang w:val="zh_TW" w:bidi="zh_TW"/>
-        </w:rPr>
-        <w:t>）。保羅去羅馬的海上旅程便是一個危險的例子（</w:t>
-      </w:r>
-      <w:hyperlink r:id="rId26">
-        <w:r>
-          <w:rPr>
-            <w:lang w:val="zh_TW" w:bidi="zh_TW"/>
-          </w:rPr>
-          <w:rPr>
-            <w:color w:val="0000EE"/>
-            <w:u w:val="single"/>
-          </w:rPr>
-          <w:t>徒27:1–28:14</w:t>
-        </w:r>
-      </w:hyperlink>
-      <w:r>
-        <w:rPr>
-          <w:lang w:val="zh_TW" w:bidi="zh_TW"/>
-        </w:rPr>
-        <w:t>）。</w:t>
-      </w:r>
-    </w:p>
-    <w:p>
-      <w:pPr/>
-      <w:r>
-        <w:rPr>
-          <w:lang w:val="zh_TW" w:bidi="zh_TW"/>
-        </w:rPr>
+        <w:t xml:space="preserve"> </w:t>
       </w:r>
       <w:r>
         <w:rPr>
           <w:lang w:val="zh_TW" w:bidi="zh_TW"/>
         </w:rPr>
-        <w:t>新約提到了一些徒步旅行的例子。馬利亞從加利利到猶大去探望伊利莎白（</w:t>
-      </w:r>
-      <w:hyperlink r:id="rId27">
-        <w:r>
-          <w:rPr>
-            <w:lang w:val="zh_TW" w:bidi="zh_TW"/>
-          </w:rPr>
-          <w:rPr>
-            <w:color w:val="0000EE"/>
-            <w:u w:val="single"/>
-          </w:rPr>
-          <w:t>路1:39–40、56</w:t>
-        </w:r>
-      </w:hyperlink>
-      <w:r>
-        <w:rPr>
-          <w:lang w:val="zh_TW" w:bidi="zh_TW"/>
-        </w:rPr>
-        <w:t>）。耶穌在人口普查時出生在伯利恆（</w:t>
-      </w:r>
-      <w:hyperlink r:id="rId28">
-        <w:r>
-          <w:rPr>
-            <w:lang w:val="zh_TW" w:bidi="zh_TW"/>
-          </w:rPr>
-          <w:rPr>
-            <w:color w:val="0000EE"/>
-            <w:u w:val="single"/>
-          </w:rPr>
-          <w:t>2:1–7</w:t>
-        </w:r>
-      </w:hyperlink>
-      <w:r>
-        <w:rPr>
-          <w:lang w:val="zh_TW" w:bidi="zh_TW"/>
-        </w:rPr>
-        <w:t>）；耶穌被帶到耶路撒冷以遵行猶太人潔淨的律法（</w:t>
-      </w:r>
-      <w:hyperlink r:id="rId29">
-        <w:r>
-          <w:rPr>
-            <w:lang w:val="zh_TW" w:bidi="zh_TW"/>
-          </w:rPr>
-          <w:rPr>
-            <w:color w:val="0000EE"/>
-            <w:u w:val="single"/>
-          </w:rPr>
-          <w:t>22</w:t>
-        </w:r>
-      </w:hyperlink>
-      <w:r>
-        <w:rPr>
-          <w:lang w:val="zh_TW" w:bidi="zh_TW"/>
-        </w:rPr>
-        <w:t>節）。因此，從馬利亞聖靈感孕耶穌到馬利亞潔淨的期間，往返三次拿撒勒到耶路撒冷，其距離約70英里（112.6公里）。約瑟和馬利亞每年都去耶路撒冷過逾越節（</w:t>
-      </w:r>
-      <w:hyperlink r:id="rId30">
-        <w:r>
-          <w:rPr>
-            <w:lang w:val="zh_TW" w:bidi="zh_TW"/>
-          </w:rPr>
-          <w:rPr>
-            <w:color w:val="0000EE"/>
-            <w:u w:val="single"/>
-          </w:rPr>
-          <w:t>41–51</w:t>
-        </w:r>
-      </w:hyperlink>
-      <w:r>
-        <w:rPr>
-          <w:lang w:val="zh_TW" w:bidi="zh_TW"/>
-        </w:rPr>
-        <w:t>節）。其它旅行還包括（</w:t>
-      </w:r>
-      <w:hyperlink r:id="rId31">
-        <w:r>
-          <w:rPr>
-            <w:lang w:val="zh_TW" w:bidi="zh_TW"/>
-          </w:rPr>
-          <w:rPr>
-            <w:color w:val="0000EE"/>
-            <w:u w:val="single"/>
-          </w:rPr>
-          <w:t>約2:13</w:t>
-        </w:r>
-      </w:hyperlink>
-      <w:r>
-        <w:rPr>
-          <w:lang w:val="zh_TW" w:bidi="zh_TW"/>
-        </w:rPr>
-        <w:t>，</w:t>
-      </w:r>
-      <w:hyperlink r:id="rId32">
-        <w:r>
-          <w:rPr>
-            <w:lang w:val="zh_TW" w:bidi="zh_TW"/>
-          </w:rPr>
-          <w:rPr>
-            <w:color w:val="0000EE"/>
-            <w:u w:val="single"/>
-          </w:rPr>
-          <w:t>5:1，</w:t>
-        </w:r>
-      </w:hyperlink>
-      <w:hyperlink r:id="rId33">
-        <w:r>
-          <w:rPr>
-            <w:lang w:val="zh_TW" w:bidi="zh_TW"/>
-          </w:rPr>
-          <w:rPr>
-            <w:color w:val="0000EE"/>
-            <w:u w:val="single"/>
-          </w:rPr>
-          <w:t>7:1–10</w:t>
-        </w:r>
-      </w:hyperlink>
-      <w:r>
-        <w:rPr>
-          <w:lang w:val="zh_TW" w:bidi="zh_TW"/>
-        </w:rPr>
-        <w:t>，</w:t>
-      </w:r>
-      <w:hyperlink r:id="rId34">
-        <w:r>
-          <w:rPr>
-            <w:lang w:val="zh_TW" w:bidi="zh_TW"/>
-          </w:rPr>
-          <w:rPr>
-            <w:color w:val="0000EE"/>
-            <w:u w:val="single"/>
-          </w:rPr>
-          <w:t>12:1</w:t>
-        </w:r>
-      </w:hyperlink>
-      <w:r>
-        <w:rPr>
-          <w:lang w:val="zh_TW" w:bidi="zh_TW"/>
-        </w:rPr>
-        <w:t>）耶穌曾步行從加利利到耶利哥（</w:t>
-      </w:r>
-      <w:hyperlink r:id="rId35">
-        <w:r>
-          <w:rPr>
-            <w:lang w:val="zh_TW" w:bidi="zh_TW"/>
-          </w:rPr>
-          <w:rPr>
-            <w:color w:val="0000EE"/>
-            <w:u w:val="single"/>
-          </w:rPr>
-          <w:t>可1:1–11</w:t>
-        </w:r>
-      </w:hyperlink>
-      <w:r>
-        <w:rPr>
-          <w:lang w:val="zh_TW" w:bidi="zh_TW"/>
-        </w:rPr>
-        <w:t>），也去過泰爾和西頓的地區（</w:t>
-      </w:r>
-      <w:hyperlink r:id="rId36">
-        <w:r>
-          <w:rPr>
-            <w:lang w:val="zh_TW" w:bidi="zh_TW"/>
-          </w:rPr>
-          <w:rPr>
-            <w:color w:val="0000EE"/>
-            <w:u w:val="single"/>
-          </w:rPr>
-          <w:t>7:24</w:t>
-        </w:r>
-      </w:hyperlink>
-      <w:r>
-        <w:rPr>
-          <w:lang w:val="zh_TW" w:bidi="zh_TW"/>
-        </w:rPr>
-        <w:t>）。耶穌不止一次到過撒馬利亞（</w:t>
-      </w:r>
-      <w:hyperlink r:id="rId37">
-        <w:r>
-          <w:rPr>
-            <w:lang w:val="zh_TW" w:bidi="zh_TW"/>
-          </w:rPr>
-          <w:rPr>
-            <w:color w:val="0000EE"/>
-            <w:u w:val="single"/>
-          </w:rPr>
-          <w:t>路17:11</w:t>
-        </w:r>
-      </w:hyperlink>
-      <w:r>
-        <w:rPr>
-          <w:lang w:val="zh_TW" w:bidi="zh_TW"/>
-        </w:rPr>
-        <w:t>；</w:t>
-      </w:r>
-      <w:hyperlink r:id="rId38">
-        <w:r>
-          <w:rPr>
-            <w:lang w:val="zh_TW" w:bidi="zh_TW"/>
-          </w:rPr>
-          <w:rPr>
-            <w:color w:val="0000EE"/>
-            <w:u w:val="single"/>
-          </w:rPr>
-          <w:t>約4:4</w:t>
-        </w:r>
-      </w:hyperlink>
-      <w:r>
-        <w:rPr>
-          <w:lang w:val="zh_TW" w:bidi="zh_TW"/>
-        </w:rPr>
-        <w:t>）。耶穌最後一次去耶路撒冷的旅程是經由耶利哥，穿過山路上耶路撒冷（</w:t>
-      </w:r>
-      <w:hyperlink r:id="rId39">
-        <w:r>
-          <w:rPr>
-            <w:lang w:val="zh_TW" w:bidi="zh_TW"/>
-          </w:rPr>
-          <w:rPr>
-            <w:color w:val="0000EE"/>
-            <w:u w:val="single"/>
-          </w:rPr>
-          <w:t>可10:1、46</w:t>
-        </w:r>
-      </w:hyperlink>
-      <w:r>
-        <w:rPr>
-          <w:lang w:val="zh_TW" w:bidi="zh_TW"/>
-        </w:rPr>
-        <w:t>，</w:t>
-      </w:r>
-      <w:hyperlink r:id="rId40">
-        <w:r>
-          <w:rPr>
-            <w:lang w:val="zh_TW" w:bidi="zh_TW"/>
-          </w:rPr>
-          <w:rPr>
-            <w:color w:val="0000EE"/>
-            <w:u w:val="single"/>
-          </w:rPr>
-          <w:t>11:1</w:t>
-        </w:r>
-      </w:hyperlink>
-      <w:r>
-        <w:rPr>
-          <w:lang w:val="zh_TW" w:bidi="zh_TW"/>
-        </w:rPr>
-        <w:t>）。耶穌復活後的最後一次旅程是到以馬忤斯（</w:t>
-      </w:r>
-      <w:hyperlink r:id="rId41">
-        <w:r>
-          <w:rPr>
-            <w:lang w:val="zh_TW" w:bidi="zh_TW"/>
-          </w:rPr>
-          <w:rPr>
-            <w:color w:val="0000EE"/>
-            <w:u w:val="single"/>
-          </w:rPr>
-          <w:t>路24:13–35</w:t>
-        </w:r>
-      </w:hyperlink>
-      <w:r>
-        <w:rPr>
-          <w:lang w:val="zh_TW" w:bidi="zh_TW"/>
-        </w:rPr>
-        <w:t>）。</w:t>
-      </w:r>
-    </w:p>
-    <w:p>
-      <w:pPr/>
-      <w:r>
-        <w:rPr>
-          <w:lang w:val="zh_TW" w:bidi="zh_TW"/>
-        </w:rPr>
+        <w:t>藥物與醫療實踐</w:t>
       </w:r>
       <w:r>
         <w:rPr>
           <w:lang w:val="zh_TW" w:bidi="zh_TW"/>
         </w:rPr>
-        <w:t>保羅每次宣教旅行都乘船（</w:t>
-      </w:r>
-      <w:hyperlink r:id="rId42">
-        <w:r>
-          <w:rPr>
-            <w:lang w:val="zh_TW" w:bidi="zh_TW"/>
-          </w:rPr>
-          <w:rPr>
-            <w:color w:val="0000EE"/>
-            <w:u w:val="single"/>
-          </w:rPr>
-          <w:t>徒13:1–14</w:t>
-        </w:r>
-      </w:hyperlink>
-      <w:r>
-        <w:rPr>
-          <w:lang w:val="zh_TW" w:bidi="zh_TW"/>
-        </w:rPr>
-        <w:t>，</w:t>
-      </w:r>
-      <w:hyperlink r:id="rId43">
-        <w:r>
-          <w:rPr>
-            <w:lang w:val="zh_TW" w:bidi="zh_TW"/>
-          </w:rPr>
-          <w:rPr>
-            <w:color w:val="0000EE"/>
-            <w:u w:val="single"/>
-          </w:rPr>
-          <w:t>15:41–18:22</w:t>
-        </w:r>
-      </w:hyperlink>
-      <w:r>
-        <w:rPr>
-          <w:lang w:val="zh_TW" w:bidi="zh_TW"/>
-        </w:rPr>
-        <w:t>，</w:t>
-      </w:r>
-      <w:hyperlink r:id="rId44">
-        <w:r>
-          <w:rPr>
-            <w:lang w:val="zh_TW" w:bidi="zh_TW"/>
-          </w:rPr>
-          <w:rPr>
-            <w:color w:val="0000EE"/>
-            <w:u w:val="single"/>
-          </w:rPr>
-          <w:t>18:23–21:17</w:t>
-        </w:r>
-      </w:hyperlink>
-      <w:r>
-        <w:rPr>
-          <w:lang w:val="zh_TW" w:bidi="zh_TW"/>
-        </w:rPr>
-        <w:t>），通常有朋友陪伴。他也曾在巴勒斯坦、小亞細亞和希臘半島徒步旅行。但在新約時代並非所有旅行都是徒步進行。驢子常用來馱運貨物，也經常載人。耶穌曾騎驢從伯法其到耶路撒冷，這段路程雖短但象徵意義深遠（</w:t>
-      </w:r>
-      <w:hyperlink r:id="rId45">
-        <w:r>
-          <w:rPr>
-            <w:lang w:val="zh_TW" w:bidi="zh_TW"/>
-          </w:rPr>
-          <w:rPr>
-            <w:color w:val="0000EE"/>
-            <w:u w:val="single"/>
-          </w:rPr>
-          <w:t>太21:2–7</w:t>
-        </w:r>
-      </w:hyperlink>
-      <w:r>
-        <w:rPr>
-          <w:lang w:val="zh_TW" w:bidi="zh_TW"/>
-        </w:rPr>
-        <w:t>；</w:t>
-      </w:r>
-      <w:hyperlink r:id="rId46">
-        <w:r>
-          <w:rPr>
-            <w:lang w:val="zh_TW" w:bidi="zh_TW"/>
-          </w:rPr>
-          <w:rPr>
-            <w:color w:val="0000EE"/>
-            <w:u w:val="single"/>
-          </w:rPr>
-          <w:t>可11:1–11</w:t>
-        </w:r>
-      </w:hyperlink>
-      <w:r>
-        <w:rPr>
-          <w:lang w:val="zh_TW" w:bidi="zh_TW"/>
-        </w:rPr>
-        <w:t>；</w:t>
-      </w:r>
-      <w:hyperlink r:id="rId47">
-        <w:r>
-          <w:rPr>
-            <w:lang w:val="zh_TW" w:bidi="zh_TW"/>
-          </w:rPr>
-          <w:rPr>
-            <w:color w:val="0000EE"/>
-            <w:u w:val="single"/>
-          </w:rPr>
-          <w:t>約12:12–15</w:t>
-        </w:r>
-      </w:hyperlink>
-      <w:r>
-        <w:rPr>
-          <w:lang w:val="zh_TW" w:bidi="zh_TW"/>
-        </w:rPr>
-        <w:t>）。當約瑟與懷孕的馬利亞一起去伯利恆人口普查時，馬利亞很可能是騎驢而行。衣索匹亞的太監從耶路撒冷敬拜後，坐在車上，而腓利則徒步與他同行（</w:t>
-      </w:r>
-      <w:hyperlink r:id="rId48">
-        <w:r>
-          <w:rPr>
-            <w:lang w:val="zh_TW" w:bidi="zh_TW"/>
-          </w:rPr>
-          <w:rPr>
-            <w:color w:val="0000EE"/>
-            <w:u w:val="single"/>
-          </w:rPr>
-          <w:t>徒8:26–38</w:t>
-        </w:r>
-      </w:hyperlink>
-      <w:r>
-        <w:rPr>
-          <w:lang w:val="zh_TW" w:bidi="zh_TW"/>
-        </w:rPr>
-        <w:t>）。羅馬士兵既步行也大量使用馬匹。當保羅從耶路撒冷被押送到凱撒利亞時，他們為他準備了坐騎（</w:t>
-      </w:r>
-      <w:hyperlink r:id="rId49">
-        <w:r>
-          <w:rPr>
-            <w:lang w:val="zh_TW" w:bidi="zh_TW"/>
-          </w:rPr>
-          <w:rPr>
-            <w:color w:val="0000EE"/>
-            <w:u w:val="single"/>
-          </w:rPr>
-          <w:t>23:23–24</w:t>
-        </w:r>
-      </w:hyperlink>
-      <w:r>
-        <w:rPr>
-          <w:lang w:val="zh_TW" w:bidi="zh_TW"/>
-        </w:rPr>
-        <w:t>）。</w:t>
-      </w:r>
-    </w:p>
-    <w:p>
-      <w:pPr>
-        <w:pStyle w:val="Heading3"/>
-      </w:pPr>
-      <w:r>
-        <w:rPr>
-          <w:lang w:val="zh_TW" w:bidi="zh_TW"/>
-        </w:rPr>
-        <w:t>道路與海上航線</w:t>
-      </w:r>
-    </w:p>
-    <w:p>
-      <w:pPr/>
-      <w:r>
-        <w:rPr>
-          <w:lang w:val="zh_TW" w:bidi="zh_TW"/>
-        </w:rPr>
-      </w:r>
-      <w:r>
-        <w:rPr>
-          <w:lang w:val="zh_TW" w:bidi="zh_TW"/>
-        </w:rPr>
-        <w:t>聖經時代的道路在巴勒斯坦的地理、地形和歷史中佔有重要地位，這片土地充當了埃及與中東文明和貿易中心之間的橋樑。許多道路在商業和軍事上具有戰略意義。有些道路因為是朝聖路線而變得重要，方便前往像耶路撒冷這樣的宗教中心。聖經時代的道路主要分為三種：遠距離的國際道路、中距離的區域內道路，以及各區域或國家內部的各種道路。</w:t>
-      </w:r>
-    </w:p>
-    <w:p>
-      <w:pPr>
-        <w:pStyle w:val="Heading4"/>
-      </w:pPr>
-      <w:r>
-        <w:rPr>
-          <w:lang w:val="zh_TW" w:bidi="zh_TW"/>
-        </w:rPr>
-        <w:t>國際大路</w:t>
-      </w:r>
-    </w:p>
-    <w:p>
-      <w:pPr/>
-      <w:r>
-        <w:rPr>
-          <w:lang w:val="zh_TW" w:bidi="zh_TW"/>
-        </w:rPr>
-      </w:r>
-      <w:r>
-        <w:rPr>
-          <w:lang w:val="zh_TW" w:bidi="zh_TW"/>
-        </w:rPr>
-        <w:t>這些道路連接了地中海沿岸與北部的底格里斯河谷和南部的美索不達米亞。一些道路將美索不達米亞與小亞細亞連接起來，另一些則通往南方的埃及，或者沿著海岸線，或者穿過約旦河和死海以東，再穿過西奈半島。早在公元前二千年初期，安納托利亞（Anatolia）和亞述之間便已存在貿易路線。顯然，</w:t>
-      </w:r>
-      <w:hyperlink r:id="rId50">
-        <w:r>
-          <w:rPr>
-            <w:lang w:val="zh_TW" w:bidi="zh_TW"/>
-          </w:rPr>
-          <w:rPr>
-            <w:color w:val="0000EE"/>
-            <w:u w:val="single"/>
-          </w:rPr>
-          <w:t>創世記第十四章</w:t>
-        </w:r>
-      </w:hyperlink>
-      <w:r>
-        <w:rPr>
-          <w:lang w:val="zh_TW" w:bidi="zh_TW"/>
-        </w:rPr>
-        <w:t>中提到的軍事行動旨在確保從美索不達米亞北部通往埃及的大貿易路線——「王的大道（King’s Highway）」的安全。來自巴比倫、亞述和波斯的軍事入侵者和旅行者會穿過敘利亞內陸，然後轉向南方進入巴勒斯坦和埃及。歐洲列強希臘和羅馬進入中東後，為東方人民開闢了另一個龐大的國際道路網絡。在羅馬時代之前，這些道路沒有用石頭鋪設，而只是開闢出來的通路。它們非常粗糙，沒有經過平整，而且在潮濕的天氣裡，許多地方無法通行。然而，這些道路顯然有「路標」和「指路碑」明確標示</w:t>
-      </w:r>
-      <w:hyperlink r:id="rId51">
-        <w:r>
-          <w:rPr>
-            <w:lang w:val="zh_TW" w:bidi="zh_TW"/>
-          </w:rPr>
-          <w:rPr>
-            <w:color w:val="0000EE"/>
-            <w:u w:val="single"/>
-          </w:rPr>
-          <w:t>（耶31:21）</w:t>
-        </w:r>
-      </w:hyperlink>
-      <w:r>
-        <w:rPr>
-          <w:lang w:val="zh_TW" w:bidi="zh_TW"/>
-        </w:rPr>
-        <w:t>。隨著羅馬人到來之後，重要的道路開始有了深厚的地基，並在表面鋪設大塊平坦的石塊。這些道路的遺跡在中東和歐洲的許多地方至今仍然可見。沿途定點設置了距離標記或里程碑。</w:t>
-      </w:r>
-    </w:p>
-    <w:p>
-      <w:pPr>
-        <w:pStyle w:val="Heading4"/>
-      </w:pPr>
-      <w:r>
-        <w:rPr>
-          <w:lang w:val="zh_TW" w:bidi="zh_TW"/>
-        </w:rPr>
-        <w:t>巴勒斯坦的國際南北道路</w:t>
-      </w:r>
-    </w:p>
-    <w:p>
-      <w:pPr/>
-      <w:r>
-        <w:rPr>
-          <w:lang w:val="zh_TW" w:bidi="zh_TW"/>
-        </w:rPr>
-      </w:r>
-      <w:r>
-        <w:rPr>
-          <w:lang w:val="zh_TW" w:bidi="zh_TW"/>
-        </w:rPr>
-        <w:t>連接北方國家與埃及的道路都經過巴勒斯坦，這裡是一座天然的陸地橋樑。主要有三條重要的道路。沿海道路起自大馬士革，經過夏瑣，穿越以斯得倫平原，經過米吉多隘口，沿著海岸經加薩進入埃及。這很可能是「沿海的路」（</w:t>
-      </w:r>
-      <w:hyperlink r:id="rId52">
-        <w:r>
-          <w:rPr>
-            <w:lang w:val="zh_TW" w:bidi="zh_TW"/>
-          </w:rPr>
-          <w:rPr>
-            <w:color w:val="0000EE"/>
-            <w:u w:val="single"/>
-          </w:rPr>
-          <w:t>賽9:1</w:t>
-        </w:r>
-      </w:hyperlink>
-      <w:r>
-        <w:rPr>
-          <w:lang w:val="zh_TW" w:bidi="zh_TW"/>
-        </w:rPr>
-        <w:t>）。西奈道路從埃及通往南地南部，然後到加低斯巴尼亞、別是巴、希伯崙、耶路撒冷、示劍、亞柯、泰爾和西頓。紅海道路從亞喀巴灣進入巴勒斯坦地區，那裡有古代的港口以拉他和所羅門的港口以旬迦別（</w:t>
-      </w:r>
-      <w:hyperlink r:id="rId53">
-        <w:r>
-          <w:rPr>
-            <w:lang w:val="zh_TW" w:bidi="zh_TW"/>
-          </w:rPr>
-          <w:rPr>
-            <w:color w:val="0000EE"/>
-            <w:u w:val="single"/>
-          </w:rPr>
-          <w:t>民33:35</w:t>
-        </w:r>
-      </w:hyperlink>
-      <w:r>
-        <w:rPr>
-          <w:lang w:val="zh_TW" w:bidi="zh_TW"/>
-        </w:rPr>
-        <w:t>；</w:t>
-      </w:r>
-      <w:hyperlink r:id="rId54">
-        <w:r>
-          <w:rPr>
-            <w:lang w:val="zh_TW" w:bidi="zh_TW"/>
-          </w:rPr>
-          <w:rPr>
-            <w:color w:val="0000EE"/>
-            <w:u w:val="single"/>
-          </w:rPr>
-          <w:t>代下8:17</w:t>
-        </w:r>
-      </w:hyperlink>
-      <w:r>
-        <w:rPr>
-          <w:lang w:val="zh_TW" w:bidi="zh_TW"/>
-        </w:rPr>
-        <w:t>）。從那裡，這條道路經過外約旦的山區，穿過深谷，然後向北穿過哈蘭地區到達大馬士革。這是來自阿拉伯南部到大馬士革的商隊所走的路，也就是古代的「王的大道」（</w:t>
-      </w:r>
-      <w:hyperlink r:id="rId55">
-        <w:r>
-          <w:rPr>
-            <w:lang w:val="zh_TW" w:bidi="zh_TW"/>
-          </w:rPr>
-          <w:rPr>
-            <w:color w:val="0000EE"/>
-            <w:u w:val="single"/>
-          </w:rPr>
-          <w:t>民20:17</w:t>
-        </w:r>
-      </w:hyperlink>
-      <w:r>
-        <w:rPr>
-          <w:lang w:val="zh_TW" w:bidi="zh_TW"/>
-        </w:rPr>
-        <w:t>；</w:t>
-      </w:r>
-      <w:hyperlink r:id="rId56">
-        <w:r>
-          <w:rPr>
-            <w:lang w:val="zh_TW" w:bidi="zh_TW"/>
-          </w:rPr>
-          <w:rPr>
-            <w:color w:val="0000EE"/>
-            <w:u w:val="single"/>
-          </w:rPr>
-          <w:t>21:22</w:t>
-        </w:r>
-      </w:hyperlink>
-      <w:r>
-        <w:rPr>
-          <w:lang w:val="zh_TW" w:bidi="zh_TW"/>
-        </w:rPr>
-        <w:t>）。</w:t>
-      </w:r>
-    </w:p>
-    <w:p>
-      <w:pPr/>
-      <w:r>
-        <w:rPr>
-          <w:lang w:val="zh_TW" w:bidi="zh_TW"/>
-        </w:rPr>
-      </w:r>
-      <w:r>
-        <w:rPr>
-          <w:lang w:val="zh_TW" w:bidi="zh_TW"/>
-        </w:rPr>
-        <w:t>還有一些重要性較低的南北道路。其中一條沿海道路從約帕經過凱撒利亞和多珥通往亞柯，與西奈道路相連。顯然，直到羅馬時代，凱撒利亞港口建成後，這條路才變得更為重要。沙崙平原的沼澤地區帶來了許多問題。以斯得倫平原也是沼澤地，在惡劣季節時道路常被中斷。後來在沼澤地段建造了一條高架道路。另一條路從夏瑣向北，分支通往大馬士革的主幹道。約旦谷道路繞過加利利西南部，沿約旦谷地通往耶利哥。</w:t>
-      </w:r>
-    </w:p>
-    <w:p>
-      <w:pPr>
-        <w:pStyle w:val="Heading4"/>
-      </w:pPr>
-      <w:r>
-        <w:rPr>
-          <w:lang w:val="zh_TW" w:bidi="zh_TW"/>
-        </w:rPr>
-        <w:t>東西向道路</w:t>
-      </w:r>
-    </w:p>
-    <w:p>
-      <w:pPr/>
-      <w:r>
-        <w:rPr>
-          <w:lang w:val="zh_TW" w:bidi="zh_TW"/>
-        </w:rPr>
-      </w:r>
-      <w:r>
-        <w:rPr>
-          <w:lang w:val="zh_TW" w:bidi="zh_TW"/>
-        </w:rPr>
-        <w:t>有幾條重要的道路呈東西走向，與通往北方的主要道路相交。其中一條道路從加薩通往別是巴，然後沿著亞拉巴平原延伸，並有一條分支通往佩特拉（Petra）。另一條道路則從亞實基倫經過迦特通往希伯崙，然後到死海的隱基底。還有一條道路從約帕往東穿過亞雅崙谷（</w:t>
-      </w:r>
-      <w:hyperlink r:id="rId57">
-        <w:r>
-          <w:rPr>
-            <w:lang w:val="zh_TW" w:bidi="zh_TW"/>
-          </w:rPr>
-          <w:rPr>
-            <w:color w:val="0000EE"/>
-            <w:u w:val="single"/>
-          </w:rPr>
-          <w:t>書10:6–14</w:t>
-        </w:r>
-      </w:hyperlink>
-      <w:r>
-        <w:rPr>
-          <w:lang w:val="zh_TW" w:bidi="zh_TW"/>
-        </w:rPr>
-        <w:t>），到達伯特利，然後前往耶利哥。有一條常用的道路從約帕通往示劍，然後在亞當城（</w:t>
-      </w:r>
-      <w:hyperlink r:id="rId58">
-        <w:r>
-          <w:rPr>
-            <w:lang w:val="zh_TW" w:bidi="zh_TW"/>
-          </w:rPr>
-          <w:rPr>
-            <w:color w:val="0000EE"/>
-            <w:u w:val="single"/>
-          </w:rPr>
-          <w:t>3:16</w:t>
-        </w:r>
-      </w:hyperlink>
-      <w:r>
-        <w:rPr>
-          <w:lang w:val="zh_TW" w:bidi="zh_TW"/>
-        </w:rPr>
-        <w:t>）處穿過約旦河進入外約旦的基列地區。還有一些道路從亞柯向東通往加利利，也沿著海岸線向北通往泰爾和西頓。事實上，有許多東西走向的道路將巴勒斯坦的各個地區聯繫起來。在羅馬時代，由於軍隊的快速移動是至關重要的，因此一些舊道路得到了極大改善，並建造了新的道路。</w:t>
-      </w:r>
-    </w:p>
-    <w:p>
-      <w:pPr>
-        <w:pStyle w:val="Heading4"/>
-      </w:pPr>
-      <w:r>
-        <w:rPr>
-          <w:lang w:val="zh_TW" w:bidi="zh_TW"/>
-        </w:rPr>
-        <w:t>海上航道</w:t>
-      </w:r>
-    </w:p>
-    <w:p>
-      <w:pPr/>
-      <w:r>
-        <w:rPr>
-          <w:lang w:val="zh_TW" w:bidi="zh_TW"/>
-        </w:rPr>
-      </w:r>
-      <w:r>
-        <w:rPr>
-          <w:lang w:val="zh_TW" w:bidi="zh_TW"/>
-        </w:rPr>
-        <w:t>以色列人與腓尼基人不同，以色列人很少使用海上航線。當所羅門計劃派船隊經紅海前往俄斐時（</w:t>
-      </w:r>
-      <w:hyperlink r:id="rId59">
-        <w:r>
-          <w:rPr>
-            <w:lang w:val="zh_TW" w:bidi="zh_TW"/>
-          </w:rPr>
-          <w:rPr>
-            <w:color w:val="0000EE"/>
-            <w:u w:val="single"/>
-          </w:rPr>
-          <w:t>王上9:26–28</w:t>
-        </w:r>
-      </w:hyperlink>
-      <w:r>
-        <w:rPr>
-          <w:lang w:val="zh_TW" w:bidi="zh_TW"/>
-        </w:rPr>
-        <w:t>），他使用了腓尼基的水手。約沙法也計劃了一次類似的遠航，但他的船隻被毀壞了（</w:t>
-      </w:r>
-      <w:hyperlink r:id="rId60">
-        <w:r>
-          <w:rPr>
-            <w:lang w:val="zh_TW" w:bidi="zh_TW"/>
-          </w:rPr>
-          <w:rPr>
-            <w:color w:val="0000EE"/>
-            <w:u w:val="single"/>
-          </w:rPr>
-          <w:t>22:48–49</w:t>
-        </w:r>
-      </w:hyperlink>
-      <w:r>
-        <w:rPr>
-          <w:lang w:val="zh_TW" w:bidi="zh_TW"/>
-        </w:rPr>
-        <w:t>）。在舊約時代，沿海貿易由非利士人和腓尼基人掌控。地中海沿岸有幾個港口，例如加薩、約帕、多珥和亞柯，但都不是很理想的港口。還有一些海上航線將地中海沿岸與埃及和遠至他施（可能是西班牙）相連。另一條沿海水路是亞喀巴灣，擁有兩個港口——服務於外約旦地區的，和服務於約旦河以西地區的以拉。所羅門的船隊以以旬迦別為母港。</w:t>
-      </w:r>
-    </w:p>
-    <w:p>
-      <w:pPr/>
-      <w:r>
-        <w:rPr>
-          <w:lang w:val="zh_TW" w:bidi="zh_TW"/>
-        </w:rPr>
-      </w:r>
-      <w:r>
-        <w:rPr>
-          <w:lang w:val="zh_TW" w:bidi="zh_TW"/>
-        </w:rPr>
-        <w:t>到新約時代，情況發生了顯著變化。中東生產的商品被運往西方，尤其是羅馬人所使用。埃及的亞歷山大和敘利亞的安提阿處理了大量的貨物和旅客。像巴勒斯坦的小港口以及小亞細亞沿海的許多其他港口為船隻提供了避風港。為了避免繞過希臘半島的200英里（約322公里）路程，一種巧妙的計劃，就是使用拖曳小船橫跨科林斯地峽——其寬約5英里（約8公里）。即使是新約時代的最大船隻也難以抵擋海上的風暴（</w:t>
-      </w:r>
-      <w:hyperlink r:id="rId61">
-        <w:r>
-          <w:rPr>
-            <w:lang w:val="zh_TW" w:bidi="zh_TW"/>
-          </w:rPr>
-          <w:rPr>
-            <w:color w:val="0000EE"/>
-            <w:u w:val="single"/>
-          </w:rPr>
-          <w:t>徒27章</w:t>
-        </w:r>
-      </w:hyperlink>
-      <w:r>
-        <w:rPr>
-          <w:lang w:val="zh_TW" w:bidi="zh_TW"/>
-        </w:rPr>
-        <w:t>），因此海上旅行最好在風暴風險最小的時候進行，大約是從11月到3月。在適宜航海的季節裡，地中海有大量的海上交通，主要是貿易活動。糧船定期從羅馬駛往埃及和東方。</w:t>
-      </w:r>
-    </w:p>
-    <w:p>
-      <w:pPr/>
-      <w:r>
-        <w:rPr>
-          <w:lang w:val="zh_TW" w:bidi="zh_TW"/>
-        </w:rPr>
-      </w:r>
-      <w:r>
-        <w:rPr>
-          <w:lang w:val="zh_TW" w:bidi="zh_TW"/>
-        </w:rPr>
-        <w:t>船隻由帆驅動，必要時由奴隸划槳來補充動力。古代沉船的發現以及拉丁文和希臘文的文獻，提供了一些船隻規模大小的資料。在雅典附近發現的一座長130英尺（約39.6米）的古代乾船塢，曾用於希臘戰船，這些戰船比貨船小。羅馬作家路西亞（Lucian）提到了一艘長180英尺（約54.9米）的亞歷山大糧船，估計載重約1,200噸（約1,088.6公噸）。保羅的船上載有276人（</w:t>
-      </w:r>
-      <w:hyperlink r:id="rId62">
-        <w:r>
-          <w:rPr>
-            <w:lang w:val="zh_TW" w:bidi="zh_TW"/>
-          </w:rPr>
-          <w:rPr>
-            <w:color w:val="0000EE"/>
-            <w:u w:val="single"/>
-          </w:rPr>
-          <w:t>徒27:37</w:t>
-        </w:r>
-      </w:hyperlink>
-      <w:r>
-        <w:rPr>
-          <w:lang w:val="zh_TW" w:bidi="zh_TW"/>
-        </w:rPr>
-        <w:t>）。現代水下考古學（underwater archaeology）正在為我們提供關於這些古代船隻的寶貴信息。</w:t>
-      </w:r>
-    </w:p>
-    <w:p>
-      <w:pPr>
-        <w:pStyle w:val="Heading4"/>
-      </w:pPr>
-      <w:r>
-        <w:rPr>
-          <w:lang w:val="zh_TW" w:bidi="zh_TW"/>
-        </w:rPr>
-        <w:t>旅行的原因</w:t>
-      </w:r>
-    </w:p>
-    <w:p>
-      <w:pPr/>
-      <w:r>
-        <w:rPr>
-          <w:lang w:val="zh_TW" w:bidi="zh_TW"/>
-        </w:rPr>
-      </w:r>
-      <w:r>
-        <w:rPr>
-          <w:lang w:val="zh_TW" w:bidi="zh_TW"/>
-        </w:rPr>
-        <w:t>在新約時代，旅行的最重要原因是貿易和商業，這不僅僅是運輸貨物。參與這些活動的有貨物代理人、監管員、貨物保險商、兌換銀錢的人，以及整個涉及貨物獲取和安全運送的專業人員隊伍。</w:t>
-      </w:r>
-    </w:p>
-    <w:p>
-      <w:pPr/>
-      <w:r>
-        <w:rPr>
-          <w:lang w:val="zh_TW" w:bidi="zh_TW"/>
-        </w:rPr>
-      </w:r>
-      <w:r>
-        <w:rPr>
-          <w:lang w:val="zh_TW" w:bidi="zh_TW"/>
-        </w:rPr>
-        <w:t>軍事旅行也非常頻繁。這包括偵察、採購物資、為軍隊臨時駐紮地做準備，以及運送軍隊和裝備等各種任務。</w:t>
-      </w:r>
-    </w:p>
-    <w:p>
-      <w:pPr/>
-      <w:r>
-        <w:rPr>
-          <w:lang w:val="zh_TW" w:bidi="zh_TW"/>
-        </w:rPr>
-      </w:r>
-      <w:r>
-        <w:rPr>
-          <w:lang w:val="zh_TW" w:bidi="zh_TW"/>
-        </w:rPr>
-        <w:t>有些旅行者是因工作而變遷的商人，例如亞居拉和百基拉（</w:t>
-      </w:r>
-      <w:hyperlink r:id="rId63">
-        <w:r>
-          <w:rPr>
-            <w:lang w:val="zh_TW" w:bidi="zh_TW"/>
-          </w:rPr>
-          <w:rPr>
-            <w:color w:val="0000EE"/>
-            <w:u w:val="single"/>
-          </w:rPr>
-          <w:t>徒18:2–3</w:t>
-        </w:r>
-      </w:hyperlink>
-      <w:r>
-        <w:rPr>
-          <w:lang w:val="zh_TW" w:bidi="zh_TW"/>
-        </w:rPr>
-        <w:t>）。亞居拉從黑海的本都移居到羅馬，後來在遭遇逼迫時，他與妻子逃往哥林多。許多人也因類似原因而旅行。</w:t>
-      </w:r>
-    </w:p>
-    <w:p>
-      <w:pPr/>
-      <w:r>
-        <w:rPr>
-          <w:lang w:val="zh_TW" w:bidi="zh_TW"/>
-        </w:rPr>
-      </w:r>
-      <w:r>
-        <w:rPr>
-          <w:lang w:val="zh_TW" w:bidi="zh_TW"/>
-        </w:rPr>
-        <w:t>宗教朝聖者們從陸路或海路前往目的地。來自各地的猶太人前往耶路撒冷參加一年一度的逾越節慶典（參</w:t>
-      </w:r>
-      <w:hyperlink r:id="rId64">
-        <w:r>
-          <w:rPr>
-            <w:lang w:val="zh_TW" w:bidi="zh_TW"/>
-          </w:rPr>
-          <w:rPr>
-            <w:color w:val="0000EE"/>
-            <w:u w:val="single"/>
-          </w:rPr>
-          <w:t>徒2:5–11</w:t>
-        </w:r>
-      </w:hyperlink>
-      <w:r>
-        <w:rPr>
-          <w:lang w:val="zh_TW" w:bidi="zh_TW"/>
-        </w:rPr>
-        <w:t>）。外邦人則前往以弗所、雅典和艾盧西斯（Eleusis）的宗教中心，那裡有重要的廟宇。許多較小的廟宇也吸引朝聖者。新廟宇的建造，和各類政府行政建築的建設吸引了遠道而來的工匠，建築材料也常需要運輸到施工現場。建築中使用的材料通常需要運送到工地。一些人則為了健康，前往以醫治神蹟聞名的廟宇，或是享受溫泉的療效，像迦百農或提比哩亞的溫泉。運動員也會前往重要的比賽中心，參加像奧林匹克運動會這樣的重要比賽，大批群眾則聚集觀看盛會。一些旅行者是學生或教師，他們會前往當時的學術中心——相當於古代的大學。此外，還有一些人是政府或商業的官方使者，攜帶重要文件出使。儘管有這些活動，大多數普通公民幾乎從未離開過他們家鄉幾英里以外的地方。</w:t>
+        <w:t>。</w:t>
       </w:r>
       <w:r>
         <w:rPr>

--- a/zht/docx/094.content.docx
+++ b/zht/docx/094.content.docx
@@ -149,7 +149,7 @@
         <w:rPr>
           <w:lang w:val="zh_TW" w:bidi="zh_TW"/>
         </w:rPr>
-        <w:t>long</w:t>
+        <w:t>ling</w:t>
       </w:r>
       <w:r>
         <w:rPr>
@@ -212,7 +212,7 @@
         <w:rPr>
           <w:lang w:val="zh_TW" w:bidi="zh_TW"/>
         </w:rPr>
-        <w:t>聾（形容詞），聾（名詞）</w:t>
+        <w:t>靈魂</w:t>
       </w:r>
       <w:r>
         <w:rPr>
@@ -231,193 +231,33 @@
         <w:rPr>
           <w:lang w:val="zh_TW" w:bidi="zh_TW"/>
         </w:rPr>
-        <w:t>無法聽見；在聖經中，此術語既指字面上身體的聽力缺陷，也指比喻上的屬靈問題。屬靈的「聾」是指那些拒絕聽取神的信息，或因缺乏屬靈生命而無法領受的人（</w:t>
-      </w:r>
-      <w:hyperlink r:id="rId13">
-        <w:r>
-          <w:rPr>
-            <w:lang w:val="zh_TW" w:bidi="zh_TW"/>
-          </w:rPr>
-          <w:rPr>
-            <w:color w:val="0000EE"/>
-            <w:u w:val="single"/>
-          </w:rPr>
-          <w:t>以賽亞書 42:18</w:t>
-        </w:r>
-      </w:hyperlink>
-      <w:r>
-        <w:rPr>
-          <w:lang w:val="zh_TW" w:bidi="zh_TW"/>
-        </w:rPr>
-        <w:t>）。先知以賽亞嚴正地指出了這兩類聾子的情況（比喻上的聾見於</w:t>
-      </w:r>
-      <w:hyperlink r:id="rId13">
-        <w:r>
-          <w:rPr>
-            <w:lang w:val="zh_TW" w:bidi="zh_TW"/>
-          </w:rPr>
-          <w:rPr>
-            <w:color w:val="0000EE"/>
-            <w:u w:val="single"/>
-          </w:rPr>
-          <w:t>賽42:18，</w:t>
-        </w:r>
-      </w:hyperlink>
-      <w:hyperlink r:id="rId14">
-        <w:r>
-          <w:rPr>
-            <w:lang w:val="zh_TW" w:bidi="zh_TW"/>
-          </w:rPr>
-          <w:rPr>
-            <w:color w:val="0000EE"/>
-            <w:u w:val="single"/>
-          </w:rPr>
-          <w:t>43:8</w:t>
-        </w:r>
-      </w:hyperlink>
-      <w:r>
-        <w:rPr>
-          <w:lang w:val="zh_TW" w:bidi="zh_TW"/>
-        </w:rPr>
-        <w:t>；字面的聾見於</w:t>
-      </w:r>
-      <w:hyperlink r:id="rId15">
-        <w:r>
-          <w:rPr>
-            <w:lang w:val="zh_TW" w:bidi="zh_TW"/>
-          </w:rPr>
-          <w:rPr>
-            <w:color w:val="0000EE"/>
-            <w:u w:val="single"/>
-          </w:rPr>
-          <w:t>賽29:18，</w:t>
-        </w:r>
-      </w:hyperlink>
-      <w:hyperlink r:id="rId16">
-        <w:r>
-          <w:rPr>
-            <w:lang w:val="zh_TW" w:bidi="zh_TW"/>
-          </w:rPr>
-          <w:rPr>
-            <w:color w:val="0000EE"/>
-            <w:u w:val="single"/>
-          </w:rPr>
-          <w:t>35:5</w:t>
-        </w:r>
-      </w:hyperlink>
-      <w:r>
-        <w:rPr>
-          <w:lang w:val="zh_TW" w:bidi="zh_TW"/>
-        </w:rPr>
-        <w:t>）。在舊約中，雖然聾的狀況被認為是神審判的結果（</w:t>
-      </w:r>
-      <w:hyperlink r:id="rId17">
-        <w:r>
-          <w:rPr>
-            <w:lang w:val="zh_TW" w:bidi="zh_TW"/>
-          </w:rPr>
-          <w:rPr>
-            <w:color w:val="0000EE"/>
-            <w:u w:val="single"/>
-          </w:rPr>
-          <w:t>彌7:16</w:t>
-        </w:r>
-      </w:hyperlink>
-      <w:r>
-        <w:rPr>
-          <w:lang w:val="zh_TW" w:bidi="zh_TW"/>
-        </w:rPr>
-        <w:t>），但咒罵聾子被認為是錯誤的行為（</w:t>
-      </w:r>
-      <w:hyperlink r:id="rId18">
-        <w:r>
-          <w:rPr>
-            <w:lang w:val="zh_TW" w:bidi="zh_TW"/>
-          </w:rPr>
-          <w:rPr>
-            <w:color w:val="0000EE"/>
-            <w:u w:val="single"/>
-          </w:rPr>
-          <w:t>利19:14</w:t>
-        </w:r>
-      </w:hyperlink>
-      <w:r>
-        <w:rPr>
-          <w:lang w:val="zh_TW" w:bidi="zh_TW"/>
-        </w:rPr>
-        <w:t>）。在新約中，聾子是耶穌所醫治的人之一（</w:t>
-      </w:r>
-      <w:hyperlink r:id="rId19">
-        <w:r>
-          <w:rPr>
-            <w:lang w:val="zh_TW" w:bidi="zh_TW"/>
-          </w:rPr>
-          <w:rPr>
-            <w:color w:val="0000EE"/>
-            <w:u w:val="single"/>
-          </w:rPr>
-          <w:t>太11:5</w:t>
-        </w:r>
-      </w:hyperlink>
-      <w:r>
-        <w:rPr>
-          <w:lang w:val="zh_TW" w:bidi="zh_TW"/>
-        </w:rPr>
-        <w:t>；</w:t>
-      </w:r>
-      <w:hyperlink r:id="rId20">
-        <w:r>
-          <w:rPr>
-            <w:lang w:val="zh_TW" w:bidi="zh_TW"/>
-          </w:rPr>
-          <w:rPr>
-            <w:color w:val="0000EE"/>
-            <w:u w:val="single"/>
-          </w:rPr>
-          <w:t>可7:32–37</w:t>
-        </w:r>
-      </w:hyperlink>
-      <w:r>
-        <w:rPr>
-          <w:lang w:val="zh_TW" w:bidi="zh_TW"/>
-        </w:rPr>
-        <w:t>；</w:t>
-      </w:r>
-      <w:hyperlink r:id="rId21">
-        <w:r>
-          <w:rPr>
-            <w:lang w:val="zh_TW" w:bidi="zh_TW"/>
-          </w:rPr>
-          <w:rPr>
-            <w:color w:val="0000EE"/>
-            <w:u w:val="single"/>
-          </w:rPr>
-          <w:t>路7:22</w:t>
-        </w:r>
-      </w:hyperlink>
-      <w:r>
-        <w:rPr>
-          <w:lang w:val="zh_TW" w:bidi="zh_TW"/>
-        </w:rPr>
-        <w:t>）。耶穌所醫治的一名癲癇男孩受到「聾啞的鬼」所折磨（</w:t>
-      </w:r>
-      <w:hyperlink r:id="rId22">
-        <w:r>
-          <w:rPr>
-            <w:lang w:val="zh_TW" w:bidi="zh_TW"/>
-          </w:rPr>
-          <w:rPr>
-            <w:color w:val="0000EE"/>
-            <w:u w:val="single"/>
-          </w:rPr>
-          <w:t>可9:25</w:t>
-        </w:r>
-      </w:hyperlink>
-      <w:r>
-        <w:rPr>
-          <w:lang w:val="zh_TW" w:bidi="zh_TW"/>
-        </w:rPr>
-        <w:t>）。此類醫治見證了耶穌作為彌賽亞的身分與使命。</w:t>
+        <w:t>用來翻譯希臘文「</w:t>
+      </w:r>
+      <w:r>
+        <w:rPr>
+          <w:i/>
+          <w:lang w:val="zh_TW" w:bidi="zh_TW"/>
+        </w:rPr>
+        <w:t>psuche</w:t>
+      </w:r>
+      <w:r>
+        <w:rPr>
+          <w:lang w:val="zh_TW" w:bidi="zh_TW"/>
+        </w:rPr>
+        <w:t>」和希伯來文「</w:t>
+      </w:r>
+      <w:r>
+        <w:rPr>
+          <w:i/>
+          <w:lang w:val="zh_TW" w:bidi="zh_TW"/>
+        </w:rPr>
+        <w:t>nephesh</w:t>
+      </w:r>
+      <w:r>
+        <w:rPr>
+          <w:lang w:val="zh_TW" w:bidi="zh_TW"/>
+        </w:rPr>
+        <w:t>」的詞。</w:t>
       </w:r>
     </w:p>
     <w:p>
@@ -429,9 +269,1850 @@
       </w:r>
       <w:r>
         <w:rPr>
+          <w:lang w:val="zh_TW" w:bidi="zh_TW"/>
+        </w:rPr>
+        <w:t>希臘哲學家柏拉圖（生活在公元前四世紀）相信靈魂是人類永恆的一部分。雖然身體會死，但靈魂不會。當一個人死去時，他們的靈魂會進入另一個身體。如果他們是壞人，他們的靈魂可能會進入較低等的人、動物或鳥類。隨著時間的推移，通過從一個身體移動到另一個身體，靈魂會從邪惡中被淨化。在基督教早期的幾個世紀中，諾斯底主義也教導身體就像是靈魂的監牢。救贖，或被拯救，發生在人們學習了諾斯底的秘密時，這會使他們的靈魂從身體中解放出來。</w:t>
+      </w:r>
+    </w:p>
+    <w:p>
+      <w:pPr>
+        <w:pStyle w:val="Heading3"/>
+      </w:pPr>
+      <w:r>
+        <w:rPr>
+          <w:lang w:val="zh_TW" w:bidi="zh_TW"/>
+        </w:rPr>
+        <w:t>聖經對靈魂的看法</w:t>
+      </w:r>
+    </w:p>
+    <w:p>
+      <w:pPr/>
+      <w:r>
+        <w:rPr>
+          <w:lang w:val="zh_TW" w:bidi="zh_TW"/>
+        </w:rPr>
+      </w:r>
+      <w:r>
+        <w:rPr>
+          <w:lang w:val="zh_TW" w:bidi="zh_TW"/>
+        </w:rPr>
+        <w:t>聖經對靈魂有不同的看法。</w:t>
+      </w:r>
+    </w:p>
+    <w:p>
+      <w:pPr>
+        <w:pStyle w:val="Heading4"/>
+      </w:pPr>
+      <w:r>
+        <w:rPr>
+          <w:lang w:val="zh_TW" w:bidi="zh_TW"/>
+        </w:rPr>
+        <w:t>舊約聖經中的靈魂</w:t>
+      </w:r>
+    </w:p>
+    <w:p>
+      <w:pPr/>
+      <w:r>
+        <w:rPr>
+          <w:lang w:val="zh_TW" w:bidi="zh_TW"/>
+        </w:rPr>
+      </w:r>
+      <w:r>
+        <w:rPr>
+          <w:lang w:val="zh_TW" w:bidi="zh_TW"/>
+        </w:rPr>
+        <w:t>在舊約聖經中，靈魂對人類生命至關重要。希伯來文和希臘文中的靈魂一詞通常意味著「生命」，有時也可以指動物的生命（</w:t>
+      </w:r>
+      <w:hyperlink r:id="rId13">
+        <w:r>
+          <w:rPr>
+            <w:lang w:val="zh_TW" w:bidi="zh_TW"/>
+          </w:rPr>
+          <w:rPr>
+            <w:color w:val="0000EE"/>
+            <w:u w:val="single"/>
+          </w:rPr>
+          <w:t>創世記1:20</w:t>
+        </w:r>
+      </w:hyperlink>
+      <w:r>
+        <w:rPr>
+          <w:lang w:val="zh_TW" w:bidi="zh_TW"/>
+        </w:rPr>
+        <w:t>；</w:t>
+      </w:r>
+      <w:hyperlink r:id="rId14">
+        <w:r>
+          <w:rPr>
+            <w:lang w:val="zh_TW" w:bidi="zh_TW"/>
+          </w:rPr>
+          <w:rPr>
+            <w:color w:val="0000EE"/>
+            <w:u w:val="single"/>
+          </w:rPr>
+          <w:t>利未記11:10</w:t>
+        </w:r>
+      </w:hyperlink>
+      <w:r>
+        <w:rPr>
+          <w:lang w:val="zh_TW" w:bidi="zh_TW"/>
+        </w:rPr>
+        <w:t>）。「</w:t>
+      </w:r>
+      <w:r>
+        <w:rPr>
+          <w:lang w:val="zh_TW" w:bidi="zh_TW"/>
+        </w:rPr>
+        <w:t>以命償命</w:t>
+      </w:r>
+      <w:r>
+        <w:rPr>
+          <w:lang w:val="zh_TW" w:bidi="zh_TW"/>
+        </w:rPr>
+        <w:t>」意味著「生命換生命」（</w:t>
+      </w:r>
+      <w:hyperlink r:id="rId15">
+        <w:r>
+          <w:rPr>
+            <w:lang w:val="zh_TW" w:bidi="zh_TW"/>
+          </w:rPr>
+          <w:rPr>
+            <w:color w:val="0000EE"/>
+            <w:u w:val="single"/>
+          </w:rPr>
+          <w:t>出埃及記21:23</w:t>
+        </w:r>
+      </w:hyperlink>
+      <w:r>
+        <w:rPr>
+          <w:lang w:val="zh_TW" w:bidi="zh_TW"/>
+        </w:rPr>
+        <w:t>）。在法律文本中，靈魂指的是與法律相關的人（比如，「若有靈魂犯罪……（其它譯本翻譯）」，</w:t>
+      </w:r>
+      <w:hyperlink r:id="rId16">
+        <w:r>
+          <w:rPr>
+            <w:lang w:val="zh_TW" w:bidi="zh_TW"/>
+          </w:rPr>
+          <w:rPr>
+            <w:color w:val="0000EE"/>
+            <w:u w:val="single"/>
+          </w:rPr>
+          <w:t xml:space="preserve">利未記4:2 </w:t>
+        </w:r>
+      </w:hyperlink>
+      <w:r>
+        <w:rPr>
+          <w:lang w:val="zh_TW" w:bidi="zh_TW"/>
+        </w:rPr>
+        <w:t>）。當計算人數時，是以靈魂計算，意味著人（</w:t>
+      </w:r>
+      <w:hyperlink r:id="rId17">
+        <w:r>
+          <w:rPr>
+            <w:lang w:val="zh_TW" w:bidi="zh_TW"/>
+          </w:rPr>
+          <w:rPr>
+            <w:color w:val="0000EE"/>
+            <w:u w:val="single"/>
+          </w:rPr>
+          <w:t>出埃及記1:5</w:t>
+        </w:r>
+      </w:hyperlink>
+      <w:r>
+        <w:rPr>
+          <w:lang w:val="zh_TW" w:bidi="zh_TW"/>
+        </w:rPr>
+        <w:t>；</w:t>
+      </w:r>
+      <w:hyperlink r:id="rId18">
+        <w:r>
+          <w:rPr>
+            <w:lang w:val="zh_TW" w:bidi="zh_TW"/>
+          </w:rPr>
+          <w:rPr>
+            <w:color w:val="0000EE"/>
+            <w:u w:val="single"/>
+          </w:rPr>
+          <w:t>申命記10:22</w:t>
+        </w:r>
+      </w:hyperlink>
+      <w:r>
+        <w:rPr>
+          <w:lang w:val="zh_TW" w:bidi="zh_TW"/>
+        </w:rPr>
+        <w:t>）。</w:t>
+      </w:r>
+    </w:p>
+    <w:p>
+      <w:pPr/>
+      <w:r>
+        <w:rPr>
+          <w:lang w:val="zh_TW" w:bidi="zh_TW"/>
+        </w:rPr>
+      </w:r>
+      <w:r>
+        <w:rPr>
+          <w:lang w:val="zh_TW" w:bidi="zh_TW"/>
+        </w:rPr>
+        <w:t>更狹義地說，靈魂指的是人的情感和內在力量。人們被呼召要盡心盡性來愛神（</w:t>
+      </w:r>
+      <w:hyperlink r:id="rId19">
+        <w:r>
+          <w:rPr>
+            <w:lang w:val="zh_TW" w:bidi="zh_TW"/>
+          </w:rPr>
+          <w:rPr>
+            <w:color w:val="0000EE"/>
+            <w:u w:val="single"/>
+          </w:rPr>
+          <w:t>申命記13:3</w:t>
+        </w:r>
+      </w:hyperlink>
+      <w:r>
+        <w:rPr>
+          <w:lang w:val="zh_TW" w:bidi="zh_TW"/>
+        </w:rPr>
+        <w:t>）。</w:t>
+      </w:r>
+    </w:p>
+    <w:p>
+      <w:pPr/>
+      <w:r>
+        <w:rPr>
+          <w:lang w:val="zh_TW" w:bidi="zh_TW"/>
+        </w:rPr>
+      </w:r>
+      <w:r>
+        <w:rPr>
+          <w:lang w:val="zh_TW" w:bidi="zh_TW"/>
+        </w:rPr>
+        <w:t>生命中的某些部分來自靈魂：</w:t>
+      </w:r>
+    </w:p>
+    <w:p>
+      <w:pPr>
+        <w:pStyle w:val="ListBullet"/>
+        <w:spacing w:line="240" w:lineRule="auto"/>
+        <w:ind w:left="720"/>
+      </w:pPr>
+      <w:r>
+        <w:rPr>
+          <w:lang w:val="zh_TW" w:bidi="zh_TW"/>
+        </w:rPr>
+      </w:r>
+      <w:r>
+        <w:rPr>
+          <w:lang w:val="zh_TW" w:bidi="zh_TW"/>
+        </w:rPr>
+        <w:t>知識和理解（</w:t>
+      </w:r>
+      <w:hyperlink r:id="rId20">
+        <w:r>
+          <w:rPr>
+            <w:lang w:val="zh_TW" w:bidi="zh_TW"/>
+          </w:rPr>
+          <w:rPr>
+            <w:color w:val="0000EE"/>
+            <w:u w:val="single"/>
+          </w:rPr>
+          <w:t>詩篇139:14</w:t>
+        </w:r>
+      </w:hyperlink>
+      <w:r>
+        <w:rPr>
+          <w:lang w:val="zh_TW" w:bidi="zh_TW"/>
+        </w:rPr>
+        <w:t>）</w:t>
+      </w:r>
+    </w:p>
+    <w:p>
+      <w:pPr>
+        <w:pStyle w:val="ListBullet"/>
+        <w:spacing w:line="240" w:lineRule="auto"/>
+        <w:ind w:left="720"/>
+      </w:pPr>
+      <w:r>
+        <w:rPr>
+          <w:lang w:val="zh_TW" w:bidi="zh_TW"/>
+        </w:rPr>
+      </w:r>
+      <w:r>
+        <w:rPr>
+          <w:lang w:val="zh_TW" w:bidi="zh_TW"/>
+        </w:rPr>
+        <w:t>思想（</w:t>
+      </w:r>
+      <w:hyperlink r:id="rId21">
+        <w:r>
+          <w:rPr>
+            <w:lang w:val="zh_TW" w:bidi="zh_TW"/>
+          </w:rPr>
+          <w:rPr>
+            <w:color w:val="0000EE"/>
+            <w:u w:val="single"/>
+          </w:rPr>
+          <w:t>撒母耳記上20:3</w:t>
+        </w:r>
+      </w:hyperlink>
+      <w:r>
+        <w:rPr>
+          <w:lang w:val="zh_TW" w:bidi="zh_TW"/>
+        </w:rPr>
+        <w:t>）</w:t>
+      </w:r>
+    </w:p>
+    <w:p>
+      <w:pPr>
+        <w:pStyle w:val="ListBullet"/>
+        <w:spacing w:line="240" w:lineRule="auto"/>
+        <w:ind w:left="720"/>
+      </w:pPr>
+      <w:r>
+        <w:rPr>
+          <w:lang w:val="zh_TW" w:bidi="zh_TW"/>
+        </w:rPr>
+      </w:r>
+      <w:r>
+        <w:rPr>
+          <w:lang w:val="zh_TW" w:bidi="zh_TW"/>
+        </w:rPr>
+        <w:t>愛（</w:t>
+      </w:r>
+      <w:hyperlink r:id="rId22">
+        <w:r>
+          <w:rPr>
+            <w:lang w:val="zh_TW" w:bidi="zh_TW"/>
+          </w:rPr>
+          <w:rPr>
+            <w:color w:val="0000EE"/>
+            <w:u w:val="single"/>
+          </w:rPr>
+          <w:t>撒母耳記上18:1</w:t>
+        </w:r>
+      </w:hyperlink>
+      <w:r>
+        <w:rPr>
+          <w:lang w:val="zh_TW" w:bidi="zh_TW"/>
+        </w:rPr>
+        <w:t>）</w:t>
+      </w:r>
+    </w:p>
+    <w:p>
+      <w:pPr>
+        <w:pStyle w:val="ListBullet"/>
+        <w:spacing w:line="240" w:lineRule="auto"/>
+        <w:ind w:left="720"/>
+      </w:pPr>
+      <w:r>
+        <w:rPr>
+          <w:lang w:val="zh_TW" w:bidi="zh_TW"/>
+        </w:rPr>
+      </w:r>
+      <w:r>
+        <w:rPr>
+          <w:lang w:val="zh_TW" w:bidi="zh_TW"/>
+        </w:rPr>
+        <w:t>記憶（</w:t>
+      </w:r>
+      <w:hyperlink r:id="rId23">
+        <w:r>
+          <w:rPr>
+            <w:lang w:val="zh_TW" w:bidi="zh_TW"/>
+          </w:rPr>
+          <w:rPr>
+            <w:color w:val="0000EE"/>
+            <w:u w:val="single"/>
+          </w:rPr>
+          <w:t>耶利米哀歌3:20</w:t>
+        </w:r>
+      </w:hyperlink>
+      <w:r>
+        <w:rPr>
+          <w:lang w:val="zh_TW" w:bidi="zh_TW"/>
+        </w:rPr>
+        <w:t>）</w:t>
+      </w:r>
+    </w:p>
+    <w:p>
+      <w:pPr/>
+      <w:r>
+        <w:rPr>
+          <w:lang w:val="zh_TW" w:bidi="zh_TW"/>
+        </w:rPr>
+      </w:r>
+      <w:r>
+        <w:rPr>
+          <w:lang w:val="zh_TW" w:bidi="zh_TW"/>
+        </w:rPr>
+        <w:t>在這裡，靈魂就像自我，即一個人的人性或自我。</w:t>
+      </w:r>
+    </w:p>
+    <w:p>
+      <w:pPr/>
+      <w:r>
+        <w:rPr>
+          <w:lang w:val="zh_TW" w:bidi="zh_TW"/>
+        </w:rPr>
+      </w:r>
+      <w:r>
+        <w:rPr>
+          <w:lang w:val="zh_TW" w:bidi="zh_TW"/>
+        </w:rPr>
+        <w:t>舊約聖經並不暗示靈魂在死後會轉移到另一個身體。人類被視為身體和靈魂的統一體，意味著是從不同角度看待同一個人。在</w:t>
+      </w:r>
+      <w:hyperlink r:id="rId24">
+        <w:r>
+          <w:rPr>
+            <w:lang w:val="zh_TW" w:bidi="zh_TW"/>
+          </w:rPr>
+          <w:rPr>
+            <w:color w:val="0000EE"/>
+            <w:u w:val="single"/>
+          </w:rPr>
+          <w:t>創世記二章7節</w:t>
+        </w:r>
+      </w:hyperlink>
+      <w:r>
+        <w:rPr>
+          <w:lang w:val="zh_TW" w:bidi="zh_TW"/>
+        </w:rPr>
+        <w:t>中，片語「有靈的活人」有時被錯誤地翻譯為「活的靈魂」。這個想法並不是說男人和女人成為</w:t>
+      </w:r>
+      <w:r>
+        <w:rPr>
           <w:i/>
           <w:lang w:val="zh_TW" w:bidi="zh_TW"/>
         </w:rPr>
+        <w:t>靈魂，</w:t>
+      </w:r>
+      <w:r>
+        <w:rPr>
+          <w:lang w:val="zh_TW" w:bidi="zh_TW"/>
+        </w:rPr>
+        <w:t>因為他們顯然有身體。原文中使用這個詞是為了強調人作為「活的生命」的層面。這並不意味著人成為靈，而是突出了作為「活的生命」的重要層面。希伯來思想對統一的人的觀念有助於解釋舊約聖經中對死後生命的陰影看法，因為很難想像沒有身體的存在（</w:t>
+      </w:r>
+      <w:hyperlink r:id="rId25">
+        <w:r>
+          <w:rPr>
+            <w:lang w:val="zh_TW" w:bidi="zh_TW"/>
+          </w:rPr>
+          <w:rPr>
+            <w:color w:val="0000EE"/>
+            <w:u w:val="single"/>
+          </w:rPr>
+          <w:t>詩篇16:10</w:t>
+        </w:r>
+      </w:hyperlink>
+      <w:r>
+        <w:rPr>
+          <w:lang w:val="zh_TW" w:bidi="zh_TW"/>
+        </w:rPr>
+        <w:t>，</w:t>
+      </w:r>
+      <w:hyperlink r:id="rId26">
+        <w:r>
+          <w:rPr>
+            <w:lang w:val="zh_TW" w:bidi="zh_TW"/>
+          </w:rPr>
+          <w:rPr>
+            <w:color w:val="0000EE"/>
+            <w:u w:val="single"/>
+          </w:rPr>
+          <w:t>49:15</w:t>
+        </w:r>
+      </w:hyperlink>
+      <w:r>
+        <w:rPr>
+          <w:lang w:val="zh_TW" w:bidi="zh_TW"/>
+        </w:rPr>
+        <w:t>，</w:t>
+      </w:r>
+      <w:hyperlink r:id="rId27">
+        <w:r>
+          <w:rPr>
+            <w:lang w:val="zh_TW" w:bidi="zh_TW"/>
+          </w:rPr>
+          <w:rPr>
+            <w:color w:val="0000EE"/>
+            <w:u w:val="single"/>
+          </w:rPr>
+          <w:t>88:3–12</w:t>
+        </w:r>
+      </w:hyperlink>
+      <w:r>
+        <w:rPr>
+          <w:lang w:val="zh_TW" w:bidi="zh_TW"/>
+        </w:rPr>
+        <w:t>）。存在死後生命的希望，是由於相信神對死亡的權能，相信與祂的交流在死後會繼續（</w:t>
+      </w:r>
+      <w:hyperlink r:id="rId28">
+        <w:r>
+          <w:rPr>
+            <w:lang w:val="zh_TW" w:bidi="zh_TW"/>
+          </w:rPr>
+          <w:rPr>
+            <w:color w:val="0000EE"/>
+            <w:u w:val="single"/>
+          </w:rPr>
+          <w:t>出埃及記3:6</w:t>
+        </w:r>
+      </w:hyperlink>
+      <w:r>
+        <w:rPr>
+          <w:lang w:val="zh_TW" w:bidi="zh_TW"/>
+        </w:rPr>
+        <w:t>；</w:t>
+      </w:r>
+      <w:hyperlink r:id="rId29">
+        <w:r>
+          <w:rPr>
+            <w:lang w:val="zh_TW" w:bidi="zh_TW"/>
+          </w:rPr>
+          <w:rPr>
+            <w:color w:val="0000EE"/>
+            <w:u w:val="single"/>
+          </w:rPr>
+          <w:t>撒母耳記上2:6</w:t>
+        </w:r>
+      </w:hyperlink>
+      <w:r>
+        <w:rPr>
+          <w:lang w:val="zh_TW" w:bidi="zh_TW"/>
+        </w:rPr>
+        <w:t>；</w:t>
+      </w:r>
+      <w:hyperlink r:id="rId30">
+        <w:r>
+          <w:rPr>
+            <w:lang w:val="zh_TW" w:bidi="zh_TW"/>
+          </w:rPr>
+          <w:rPr>
+            <w:color w:val="0000EE"/>
+            <w:u w:val="single"/>
+          </w:rPr>
+          <w:t>約伯記19:25–26</w:t>
+        </w:r>
+      </w:hyperlink>
+      <w:r>
+        <w:rPr>
+          <w:lang w:val="zh_TW" w:bidi="zh_TW"/>
+        </w:rPr>
+        <w:t>；</w:t>
+      </w:r>
+      <w:hyperlink r:id="rId31">
+        <w:r>
+          <w:rPr>
+            <w:lang w:val="zh_TW" w:bidi="zh_TW"/>
+          </w:rPr>
+          <w:rPr>
+            <w:color w:val="0000EE"/>
+            <w:u w:val="single"/>
+          </w:rPr>
+          <w:t>詩篇16:10–11</w:t>
+        </w:r>
+      </w:hyperlink>
+      <w:r>
+        <w:rPr>
+          <w:lang w:val="zh_TW" w:bidi="zh_TW"/>
+        </w:rPr>
+        <w:t>，</w:t>
+      </w:r>
+      <w:hyperlink r:id="rId32">
+        <w:r>
+          <w:rPr>
+            <w:lang w:val="zh_TW" w:bidi="zh_TW"/>
+          </w:rPr>
+          <w:rPr>
+            <w:color w:val="0000EE"/>
+            <w:u w:val="single"/>
+          </w:rPr>
+          <w:t>73:24–25</w:t>
+        </w:r>
+      </w:hyperlink>
+      <w:r>
+        <w:rPr>
+          <w:lang w:val="zh_TW" w:bidi="zh_TW"/>
+        </w:rPr>
+        <w:t>；</w:t>
+      </w:r>
+      <w:hyperlink r:id="rId33">
+        <w:r>
+          <w:rPr>
+            <w:lang w:val="zh_TW" w:bidi="zh_TW"/>
+          </w:rPr>
+          <w:rPr>
+            <w:color w:val="0000EE"/>
+            <w:u w:val="single"/>
+          </w:rPr>
+          <w:t>以賽亞書25:8</w:t>
+        </w:r>
+      </w:hyperlink>
+      <w:r>
+        <w:rPr>
+          <w:lang w:val="zh_TW" w:bidi="zh_TW"/>
+        </w:rPr>
+        <w:t>，</w:t>
+      </w:r>
+      <w:hyperlink r:id="rId34">
+        <w:r>
+          <w:rPr>
+            <w:lang w:val="zh_TW" w:bidi="zh_TW"/>
+          </w:rPr>
+          <w:rPr>
+            <w:color w:val="0000EE"/>
+            <w:u w:val="single"/>
+          </w:rPr>
+          <w:t>26:19</w:t>
+        </w:r>
+      </w:hyperlink>
+      <w:r>
+        <w:rPr>
+          <w:lang w:val="zh_TW" w:bidi="zh_TW"/>
+        </w:rPr>
+        <w:t>；</w:t>
+      </w:r>
+      <w:hyperlink r:id="rId35">
+        <w:r>
+          <w:rPr>
+            <w:lang w:val="zh_TW" w:bidi="zh_TW"/>
+          </w:rPr>
+          <w:rPr>
+            <w:color w:val="0000EE"/>
+            <w:u w:val="single"/>
+          </w:rPr>
+          <w:t>但以理書12:2</w:t>
+        </w:r>
+      </w:hyperlink>
+      <w:r>
+        <w:rPr>
+          <w:lang w:val="zh_TW" w:bidi="zh_TW"/>
+        </w:rPr>
+        <w:t>；</w:t>
+      </w:r>
+      <w:hyperlink r:id="rId36">
+        <w:r>
+          <w:rPr>
+            <w:lang w:val="zh_TW" w:bidi="zh_TW"/>
+          </w:rPr>
+          <w:rPr>
+            <w:color w:val="0000EE"/>
+            <w:u w:val="single"/>
+          </w:rPr>
+          <w:t>何西阿6:1–3</w:t>
+        </w:r>
+      </w:hyperlink>
+      <w:r>
+        <w:rPr>
+          <w:lang w:val="zh_TW" w:bidi="zh_TW"/>
+        </w:rPr>
+        <w:t>，</w:t>
+      </w:r>
+      <w:hyperlink r:id="rId37">
+        <w:r>
+          <w:rPr>
+            <w:lang w:val="zh_TW" w:bidi="zh_TW"/>
+          </w:rPr>
+          <w:rPr>
+            <w:color w:val="0000EE"/>
+            <w:u w:val="single"/>
+          </w:rPr>
+          <w:t>13:14</w:t>
+        </w:r>
+      </w:hyperlink>
+      <w:r>
+        <w:rPr>
+          <w:lang w:val="zh_TW" w:bidi="zh_TW"/>
+        </w:rPr>
+        <w:t>）。</w:t>
+      </w:r>
+    </w:p>
+    <w:p>
+      <w:pPr>
+        <w:pStyle w:val="Heading4"/>
+      </w:pPr>
+      <w:r>
+        <w:rPr>
+          <w:lang w:val="zh_TW" w:bidi="zh_TW"/>
+        </w:rPr>
+        <w:t>新約聖經中的靈魂</w:t>
+      </w:r>
+    </w:p>
+    <w:p>
+      <w:pPr/>
+      <w:r>
+        <w:rPr>
+          <w:lang w:val="zh_TW" w:bidi="zh_TW"/>
+        </w:rPr>
+      </w:r>
+      <w:r>
+        <w:rPr>
+          <w:lang w:val="zh_TW" w:bidi="zh_TW"/>
+        </w:rPr>
+        <w:t>在新約聖經中，靈魂（</w:t>
+      </w:r>
+      <w:r>
+        <w:rPr>
+          <w:i/>
+          <w:lang w:val="zh_TW" w:bidi="zh_TW"/>
+        </w:rPr>
+        <w:t>psuche</w:t>
+      </w:r>
+      <w:r>
+        <w:rPr>
+          <w:lang w:val="zh_TW" w:bidi="zh_TW"/>
+        </w:rPr>
+        <w:t>）的意義與舊約聖經中相似。通常，它意味著生命本身。耶穌的跟從者為了祂的緣故冒著生命（靈魂）的危險（</w:t>
+      </w:r>
+      <w:hyperlink r:id="rId38">
+        <w:r>
+          <w:rPr>
+            <w:lang w:val="zh_TW" w:bidi="zh_TW"/>
+          </w:rPr>
+          <w:rPr>
+            <w:color w:val="0000EE"/>
+            <w:u w:val="single"/>
+          </w:rPr>
+          <w:t>使徒行傳15:26</w:t>
+        </w:r>
+      </w:hyperlink>
+      <w:r>
+        <w:rPr>
+          <w:lang w:val="zh_TW" w:bidi="zh_TW"/>
+        </w:rPr>
+        <w:t>；比較</w:t>
+      </w:r>
+      <w:hyperlink r:id="rId39">
+        <w:r>
+          <w:rPr>
+            <w:lang w:val="zh_TW" w:bidi="zh_TW"/>
+          </w:rPr>
+          <w:rPr>
+            <w:color w:val="0000EE"/>
+            <w:u w:val="single"/>
+          </w:rPr>
+          <w:t>約翰福音13:37</w:t>
+        </w:r>
+      </w:hyperlink>
+      <w:r>
+        <w:rPr>
+          <w:lang w:val="zh_TW" w:bidi="zh_TW"/>
+        </w:rPr>
+        <w:t>；</w:t>
+      </w:r>
+      <w:hyperlink r:id="rId40">
+        <w:r>
+          <w:rPr>
+            <w:lang w:val="zh_TW" w:bidi="zh_TW"/>
+          </w:rPr>
+          <w:rPr>
+            <w:color w:val="0000EE"/>
+            <w:u w:val="single"/>
+          </w:rPr>
+          <w:t>羅馬書16:4</w:t>
+        </w:r>
+      </w:hyperlink>
+      <w:r>
+        <w:rPr>
+          <w:lang w:val="zh_TW" w:bidi="zh_TW"/>
+        </w:rPr>
+        <w:t>；</w:t>
+      </w:r>
+      <w:hyperlink r:id="rId41">
+        <w:r>
+          <w:rPr>
+            <w:lang w:val="zh_TW" w:bidi="zh_TW"/>
+          </w:rPr>
+          <w:rPr>
+            <w:color w:val="0000EE"/>
+            <w:u w:val="single"/>
+          </w:rPr>
+          <w:t>腓利比書2:30</w:t>
+        </w:r>
+      </w:hyperlink>
+      <w:r>
+        <w:rPr>
+          <w:lang w:val="zh_TW" w:bidi="zh_TW"/>
+        </w:rPr>
+        <w:t>）。耶穌是人子，祂來是要服事人並捨命（靈魂）作多人的贖價（</w:t>
+      </w:r>
+      <w:hyperlink r:id="rId42">
+        <w:r>
+          <w:rPr>
+            <w:lang w:val="zh_TW" w:bidi="zh_TW"/>
+          </w:rPr>
+          <w:rPr>
+            <w:color w:val="0000EE"/>
+            <w:u w:val="single"/>
+          </w:rPr>
+          <w:t>馬太福音20:28</w:t>
+        </w:r>
+      </w:hyperlink>
+      <w:r>
+        <w:rPr>
+          <w:lang w:val="zh_TW" w:bidi="zh_TW"/>
+        </w:rPr>
+        <w:t>；</w:t>
+      </w:r>
+      <w:hyperlink r:id="rId43">
+        <w:r>
+          <w:rPr>
+            <w:lang w:val="zh_TW" w:bidi="zh_TW"/>
+          </w:rPr>
+          <w:rPr>
+            <w:color w:val="0000EE"/>
+            <w:u w:val="single"/>
+          </w:rPr>
+          <w:t>馬可福音10:45</w:t>
+        </w:r>
+      </w:hyperlink>
+      <w:r>
+        <w:rPr>
+          <w:lang w:val="zh_TW" w:bidi="zh_TW"/>
+        </w:rPr>
+        <w:t>）。耶穌是好牧羊人，為羊捨命（靈魂）（</w:t>
+      </w:r>
+      <w:hyperlink r:id="rId44">
+        <w:r>
+          <w:rPr>
+            <w:lang w:val="zh_TW" w:bidi="zh_TW"/>
+          </w:rPr>
+          <w:rPr>
+            <w:color w:val="0000EE"/>
+            <w:u w:val="single"/>
+          </w:rPr>
+          <w:t>約翰福音10:14、17</w:t>
+        </w:r>
+      </w:hyperlink>
+      <w:hyperlink r:id="rId45">
+        <w:r>
+          <w:rPr>
+            <w:lang w:val="zh_TW" w:bidi="zh_TW"/>
+          </w:rPr>
+          <w:rPr>
+            <w:color w:val="0000EE"/>
+            <w:u w:val="single"/>
+          </w:rPr>
+          <w:t>–</w:t>
+        </w:r>
+      </w:hyperlink>
+      <w:hyperlink r:id="rId44">
+        <w:r>
+          <w:rPr>
+            <w:lang w:val="zh_TW" w:bidi="zh_TW"/>
+          </w:rPr>
+          <w:rPr>
+            <w:color w:val="0000EE"/>
+            <w:u w:val="single"/>
+          </w:rPr>
+          <w:t>18</w:t>
+        </w:r>
+      </w:hyperlink>
+      <w:r>
+        <w:rPr>
+          <w:lang w:val="zh_TW" w:bidi="zh_TW"/>
+        </w:rPr>
+        <w:t>）。在</w:t>
+      </w:r>
+      <w:hyperlink r:id="rId46">
+        <w:r>
+          <w:rPr>
+            <w:lang w:val="zh_TW" w:bidi="zh_TW"/>
+          </w:rPr>
+          <w:rPr>
+            <w:color w:val="0000EE"/>
+            <w:u w:val="single"/>
+          </w:rPr>
+          <w:t>路加福音十四章26節</w:t>
+        </w:r>
+      </w:hyperlink>
+      <w:r>
+        <w:rPr>
+          <w:lang w:val="zh_TW" w:bidi="zh_TW"/>
+        </w:rPr>
+        <w:t>，作門徒意味著願意捨己，甚至為基督的緣故捨去自己的生命（比較</w:t>
+      </w:r>
+      <w:hyperlink r:id="rId47">
+        <w:r>
+          <w:rPr>
+            <w:lang w:val="zh_TW" w:bidi="zh_TW"/>
+          </w:rPr>
+          <w:rPr>
+            <w:color w:val="0000EE"/>
+            <w:u w:val="single"/>
+          </w:rPr>
+          <w:t>路加福音9:23</w:t>
+        </w:r>
+      </w:hyperlink>
+      <w:r>
+        <w:rPr>
+          <w:lang w:val="zh_TW" w:bidi="zh_TW"/>
+        </w:rPr>
+        <w:t>、</w:t>
+      </w:r>
+      <w:hyperlink r:id="rId48">
+        <w:r>
+          <w:rPr>
+            <w:lang w:val="zh_TW" w:bidi="zh_TW"/>
+          </w:rPr>
+          <w:rPr>
+            <w:color w:val="0000EE"/>
+            <w:u w:val="single"/>
+          </w:rPr>
+          <w:t>啟示錄12:11</w:t>
+        </w:r>
+      </w:hyperlink>
+      <w:r>
+        <w:rPr>
+          <w:lang w:val="zh_TW" w:bidi="zh_TW"/>
+        </w:rPr>
+        <w:t>）。</w:t>
+      </w:r>
+    </w:p>
+    <w:p>
+      <w:pPr/>
+      <w:r>
+        <w:rPr>
+          <w:lang w:val="zh_TW" w:bidi="zh_TW"/>
+        </w:rPr>
+      </w:r>
+      <w:r>
+        <w:rPr>
+          <w:lang w:val="zh_TW" w:bidi="zh_TW"/>
+        </w:rPr>
+        <w:t>「靈魂」經常可以指「人」（</w:t>
+      </w:r>
+      <w:hyperlink r:id="rId49">
+        <w:r>
+          <w:rPr>
+            <w:lang w:val="zh_TW" w:bidi="zh_TW"/>
+          </w:rPr>
+          <w:rPr>
+            <w:color w:val="0000EE"/>
+            <w:u w:val="single"/>
+          </w:rPr>
+          <w:t>使徒行傳2:43</w:t>
+        </w:r>
+      </w:hyperlink>
+      <w:r>
+        <w:rPr>
+          <w:lang w:val="zh_TW" w:bidi="zh_TW"/>
+        </w:rPr>
+        <w:t>，</w:t>
+      </w:r>
+      <w:hyperlink r:id="rId50">
+        <w:r>
+          <w:rPr>
+            <w:lang w:val="zh_TW" w:bidi="zh_TW"/>
+          </w:rPr>
+          <w:rPr>
+            <w:color w:val="0000EE"/>
+            <w:u w:val="single"/>
+          </w:rPr>
+          <w:t>3:23</w:t>
+        </w:r>
+      </w:hyperlink>
+      <w:r>
+        <w:rPr>
+          <w:lang w:val="zh_TW" w:bidi="zh_TW"/>
+        </w:rPr>
+        <w:t>，</w:t>
+      </w:r>
+      <w:hyperlink r:id="rId51">
+        <w:r>
+          <w:rPr>
+            <w:lang w:val="zh_TW" w:bidi="zh_TW"/>
+          </w:rPr>
+          <w:rPr>
+            <w:color w:val="0000EE"/>
+            <w:u w:val="single"/>
+          </w:rPr>
+          <w:t>7:14</w:t>
+        </w:r>
+      </w:hyperlink>
+      <w:r>
+        <w:rPr>
+          <w:lang w:val="zh_TW" w:bidi="zh_TW"/>
+        </w:rPr>
+        <w:t>；</w:t>
+      </w:r>
+      <w:hyperlink r:id="rId52">
+        <w:r>
+          <w:rPr>
+            <w:lang w:val="zh_TW" w:bidi="zh_TW"/>
+          </w:rPr>
+          <w:rPr>
+            <w:color w:val="0000EE"/>
+            <w:u w:val="single"/>
+          </w:rPr>
+          <w:t>羅馬書2:9</w:t>
+        </w:r>
+      </w:hyperlink>
+      <w:r>
+        <w:rPr>
+          <w:lang w:val="zh_TW" w:bidi="zh_TW"/>
+        </w:rPr>
+        <w:t>，</w:t>
+      </w:r>
+      <w:hyperlink r:id="rId53">
+        <w:r>
+          <w:rPr>
+            <w:lang w:val="zh_TW" w:bidi="zh_TW"/>
+          </w:rPr>
+          <w:rPr>
+            <w:color w:val="0000EE"/>
+            <w:u w:val="single"/>
+          </w:rPr>
+          <w:t>13:1</w:t>
+        </w:r>
+      </w:hyperlink>
+      <w:r>
+        <w:rPr>
+          <w:lang w:val="zh_TW" w:bidi="zh_TW"/>
+        </w:rPr>
+        <w:t>；</w:t>
+      </w:r>
+      <w:hyperlink r:id="rId54">
+        <w:r>
+          <w:rPr>
+            <w:lang w:val="zh_TW" w:bidi="zh_TW"/>
+          </w:rPr>
+          <w:rPr>
+            <w:color w:val="0000EE"/>
+            <w:u w:val="single"/>
+          </w:rPr>
+          <w:t>彼得前書3:20</w:t>
+        </w:r>
+      </w:hyperlink>
+      <w:r>
+        <w:rPr>
+          <w:lang w:val="zh_TW" w:bidi="zh_TW"/>
+        </w:rPr>
+        <w:t>）。「活物」這個表達（有時在</w:t>
+      </w:r>
+      <w:hyperlink r:id="rId55">
+        <w:r>
+          <w:rPr>
+            <w:lang w:val="zh_TW" w:bidi="zh_TW"/>
+          </w:rPr>
+          <w:rPr>
+            <w:color w:val="0000EE"/>
+            <w:u w:val="single"/>
+          </w:rPr>
+          <w:t>啟示錄16:3</w:t>
+        </w:r>
+      </w:hyperlink>
+      <w:r>
+        <w:rPr>
+          <w:lang w:val="zh_TW" w:bidi="zh_TW"/>
+        </w:rPr>
+        <w:t>中使用）反映了活物有生命的一面。就像在舊約聖經中一樣，靈魂可以指一個人的情感能量。它代表著人的內在存在。當耶穌為祂的死亡憂傷時，祂談到了祂的靈魂被壓碎（</w:t>
+      </w:r>
+      <w:hyperlink r:id="rId56">
+        <w:r>
+          <w:rPr>
+            <w:lang w:val="zh_TW" w:bidi="zh_TW"/>
+          </w:rPr>
+          <w:rPr>
+            <w:color w:val="0000EE"/>
+            <w:u w:val="single"/>
+          </w:rPr>
+          <w:t>馬太福音26:38</w:t>
+        </w:r>
+      </w:hyperlink>
+      <w:r>
+        <w:rPr>
+          <w:lang w:val="zh_TW" w:bidi="zh_TW"/>
+        </w:rPr>
+        <w:t>；</w:t>
+      </w:r>
+      <w:hyperlink r:id="rId57">
+        <w:r>
+          <w:rPr>
+            <w:lang w:val="zh_TW" w:bidi="zh_TW"/>
+          </w:rPr>
+          <w:rPr>
+            <w:color w:val="0000EE"/>
+            <w:u w:val="single"/>
+          </w:rPr>
+          <w:t>馬可福音14:34</w:t>
+        </w:r>
+      </w:hyperlink>
+      <w:r>
+        <w:rPr>
+          <w:lang w:val="zh_TW" w:bidi="zh_TW"/>
+        </w:rPr>
+        <w:t>；比較</w:t>
+      </w:r>
+      <w:hyperlink r:id="rId58">
+        <w:r>
+          <w:rPr>
+            <w:lang w:val="zh_TW" w:bidi="zh_TW"/>
+          </w:rPr>
+          <w:rPr>
+            <w:color w:val="0000EE"/>
+            <w:u w:val="single"/>
+          </w:rPr>
+          <w:t>詩篇42:6</w:t>
+        </w:r>
+      </w:hyperlink>
+      <w:r>
+        <w:rPr>
+          <w:lang w:val="zh_TW" w:bidi="zh_TW"/>
+        </w:rPr>
+        <w:t>）。在另一處經文中，耶穌應許那些來到祂面前的人靈魂得安息（</w:t>
+      </w:r>
+      <w:hyperlink r:id="rId59">
+        <w:r>
+          <w:rPr>
+            <w:lang w:val="zh_TW" w:bidi="zh_TW"/>
+          </w:rPr>
+          <w:rPr>
+            <w:color w:val="0000EE"/>
+            <w:u w:val="single"/>
+          </w:rPr>
+          <w:t>馬太福音11:29</w:t>
+        </w:r>
+      </w:hyperlink>
+      <w:r>
+        <w:rPr>
+          <w:lang w:val="zh_TW" w:bidi="zh_TW"/>
+        </w:rPr>
+        <w:t>）。在這裡，「靈魂」意味著人的本質（比較</w:t>
+      </w:r>
+      <w:hyperlink r:id="rId60">
+        <w:r>
+          <w:rPr>
+            <w:lang w:val="zh_TW" w:bidi="zh_TW"/>
+          </w:rPr>
+          <w:rPr>
+            <w:color w:val="0000EE"/>
+            <w:u w:val="single"/>
+          </w:rPr>
+          <w:t>路加福音2:35</w:t>
+        </w:r>
+      </w:hyperlink>
+      <w:r>
+        <w:rPr>
+          <w:lang w:val="zh_TW" w:bidi="zh_TW"/>
+        </w:rPr>
+        <w:t>；</w:t>
+      </w:r>
+      <w:hyperlink r:id="rId61">
+        <w:r>
+          <w:rPr>
+            <w:lang w:val="zh_TW" w:bidi="zh_TW"/>
+          </w:rPr>
+          <w:rPr>
+            <w:color w:val="0000EE"/>
+            <w:u w:val="single"/>
+          </w:rPr>
+          <w:t>哥林多後書1:23</w:t>
+        </w:r>
+      </w:hyperlink>
+      <w:r>
+        <w:rPr>
+          <w:lang w:val="zh_TW" w:bidi="zh_TW"/>
+        </w:rPr>
+        <w:t>；</w:t>
+      </w:r>
+      <w:hyperlink r:id="rId62">
+        <w:r>
+          <w:rPr>
+            <w:lang w:val="zh_TW" w:bidi="zh_TW"/>
+          </w:rPr>
+          <w:rPr>
+            <w:color w:val="0000EE"/>
+            <w:u w:val="single"/>
+          </w:rPr>
+          <w:t>帖撒羅尼迦後書2:8</w:t>
+        </w:r>
+      </w:hyperlink>
+      <w:r>
+        <w:rPr>
+          <w:lang w:val="zh_TW" w:bidi="zh_TW"/>
+        </w:rPr>
+        <w:t>；</w:t>
+      </w:r>
+      <w:hyperlink r:id="rId63">
+        <w:r>
+          <w:rPr>
+            <w:lang w:val="zh_TW" w:bidi="zh_TW"/>
+          </w:rPr>
+          <w:rPr>
+            <w:color w:val="0000EE"/>
+            <w:u w:val="single"/>
+          </w:rPr>
+          <w:t>約翰三書1:2</w:t>
+        </w:r>
+      </w:hyperlink>
+      <w:r>
+        <w:rPr>
+          <w:lang w:val="zh_TW" w:bidi="zh_TW"/>
+        </w:rPr>
+        <w:t>）。</w:t>
+      </w:r>
+    </w:p>
+    <w:p>
+      <w:pPr>
+        <w:pStyle w:val="Heading3"/>
+      </w:pPr>
+      <w:r>
+        <w:rPr>
+          <w:lang w:val="zh_TW" w:bidi="zh_TW"/>
+        </w:rPr>
+        <w:t>靈魂與靈</w:t>
+      </w:r>
+    </w:p>
+    <w:p>
+      <w:pPr/>
+      <w:r>
+        <w:rPr>
+          <w:lang w:val="zh_TW" w:bidi="zh_TW"/>
+        </w:rPr>
+      </w:r>
+      <w:r>
+        <w:rPr>
+          <w:lang w:val="zh_TW" w:bidi="zh_TW"/>
+        </w:rPr>
+        <w:t>幾段經文同時提到靈魂與靈。</w:t>
+      </w:r>
+      <w:hyperlink r:id="rId64">
+        <w:r>
+          <w:rPr>
+            <w:lang w:val="zh_TW" w:bidi="zh_TW"/>
+          </w:rPr>
+          <w:rPr>
+            <w:color w:val="0000EE"/>
+            <w:u w:val="single"/>
+          </w:rPr>
+          <w:t>路加福音一章46節</w:t>
+        </w:r>
+      </w:hyperlink>
+      <w:r>
+        <w:rPr>
+          <w:lang w:val="zh_TW" w:bidi="zh_TW"/>
+        </w:rPr>
+        <w:t>可能是「詩意平行」，即用兩種不同方式表達一個想法。這兩個詞都指馬利亞最裡面的人。</w:t>
+      </w:r>
+      <w:hyperlink r:id="rId65">
+        <w:r>
+          <w:rPr>
+            <w:lang w:val="zh_TW" w:bidi="zh_TW"/>
+          </w:rPr>
+          <w:rPr>
+            <w:color w:val="0000EE"/>
+            <w:u w:val="single"/>
+          </w:rPr>
+          <w:t>希伯來書四章12節</w:t>
+        </w:r>
+      </w:hyperlink>
+      <w:r>
+        <w:rPr>
+          <w:lang w:val="zh_TW" w:bidi="zh_TW"/>
+        </w:rPr>
+        <w:t>，「</w:t>
+      </w:r>
+      <w:r>
+        <w:rPr>
+          <w:lang w:val="zh_TW" w:bidi="zh_TW"/>
+        </w:rPr>
+        <w:t>剖開</w:t>
+      </w:r>
+      <w:r>
+        <w:rPr>
+          <w:lang w:val="zh_TW" w:bidi="zh_TW"/>
+        </w:rPr>
+        <w:t>魂與靈」，是形象地展示神的話語如何探測我們的內心。</w:t>
+      </w:r>
+      <w:hyperlink r:id="rId66">
+        <w:r>
+          <w:rPr>
+            <w:lang w:val="zh_TW" w:bidi="zh_TW"/>
+          </w:rPr>
+          <w:rPr>
+            <w:color w:val="0000EE"/>
+            <w:u w:val="single"/>
+          </w:rPr>
+          <w:t>帖撒羅尼迦前書五章23節</w:t>
+        </w:r>
+      </w:hyperlink>
+      <w:r>
+        <w:rPr>
+          <w:lang w:val="zh_TW" w:bidi="zh_TW"/>
+        </w:rPr>
+        <w:t>，為讀者禱告</w:t>
+      </w:r>
+      <w:r>
+        <w:rPr>
+          <w:lang w:val="zh_TW" w:bidi="zh_TW"/>
+        </w:rPr>
+        <w:t>靈與魂與身子得蒙保守，無可指摘，</w:t>
+      </w:r>
+      <w:r>
+        <w:rPr>
+          <w:lang w:val="zh_TW" w:bidi="zh_TW"/>
+        </w:rPr>
+        <w:t>意味著整個人。在這裡，靈魂可能暗示著物質存在，而靈則可能意味著更高或「屬靈的」生命。</w:t>
+      </w:r>
+    </w:p>
+    <w:p>
+      <w:pPr/>
+      <w:r>
+        <w:rPr>
+          <w:lang w:val="zh_TW" w:bidi="zh_TW"/>
+        </w:rPr>
+      </w:r>
+      <w:r>
+        <w:rPr>
+          <w:lang w:val="zh_TW" w:bidi="zh_TW"/>
+        </w:rPr>
+        <w:t>在其它經文中，靈魂與情感、意志和心智相關，總是暗示著一個人的內在存在。人們應當</w:t>
+      </w:r>
+      <w:r>
+        <w:rPr>
+          <w:lang w:val="zh_TW" w:bidi="zh_TW"/>
+        </w:rPr>
+        <w:t>盡心盡意</w:t>
+      </w:r>
+      <w:r>
+        <w:rPr>
+          <w:lang w:val="zh_TW" w:bidi="zh_TW"/>
+        </w:rPr>
+        <w:t>愛神（</w:t>
+      </w:r>
+      <w:hyperlink r:id="rId67">
+        <w:r>
+          <w:rPr>
+            <w:lang w:val="zh_TW" w:bidi="zh_TW"/>
+          </w:rPr>
+          <w:rPr>
+            <w:color w:val="0000EE"/>
+            <w:u w:val="single"/>
+          </w:rPr>
+          <w:t>馬太福音22:37</w:t>
+        </w:r>
+      </w:hyperlink>
+      <w:r>
+        <w:rPr>
+          <w:lang w:val="zh_TW" w:bidi="zh_TW"/>
+        </w:rPr>
+        <w:t>；</w:t>
+      </w:r>
+      <w:hyperlink r:id="rId68">
+        <w:r>
+          <w:rPr>
+            <w:lang w:val="zh_TW" w:bidi="zh_TW"/>
+          </w:rPr>
+          <w:rPr>
+            <w:color w:val="0000EE"/>
+            <w:u w:val="single"/>
+          </w:rPr>
+          <w:t>馬可福音12:30</w:t>
+        </w:r>
+      </w:hyperlink>
+      <w:r>
+        <w:rPr>
+          <w:lang w:val="zh_TW" w:bidi="zh_TW"/>
+        </w:rPr>
+        <w:t>；比較</w:t>
+      </w:r>
+      <w:hyperlink r:id="rId69">
+        <w:r>
+          <w:rPr>
+            <w:lang w:val="zh_TW" w:bidi="zh_TW"/>
+          </w:rPr>
+          <w:rPr>
+            <w:color w:val="0000EE"/>
+            <w:u w:val="single"/>
+          </w:rPr>
+          <w:t>申命記6:5</w:t>
+        </w:r>
+      </w:hyperlink>
+      <w:r>
+        <w:rPr>
+          <w:lang w:val="zh_TW" w:bidi="zh_TW"/>
+        </w:rPr>
+        <w:t>）。片語「從靈裡」（</w:t>
+      </w:r>
+      <w:hyperlink r:id="rId70">
+        <w:r>
+          <w:rPr>
+            <w:lang w:val="zh_TW" w:bidi="zh_TW"/>
+          </w:rPr>
+          <w:rPr>
+            <w:color w:val="0000EE"/>
+            <w:u w:val="single"/>
+          </w:rPr>
+          <w:t>以弗所書6:6</w:t>
+        </w:r>
+      </w:hyperlink>
+      <w:r>
+        <w:rPr>
+          <w:lang w:val="zh_TW" w:bidi="zh_TW"/>
+        </w:rPr>
+        <w:t>；</w:t>
+      </w:r>
+      <w:hyperlink r:id="rId71">
+        <w:r>
+          <w:rPr>
+            <w:lang w:val="zh_TW" w:bidi="zh_TW"/>
+          </w:rPr>
+          <w:rPr>
+            <w:color w:val="0000EE"/>
+            <w:u w:val="single"/>
+          </w:rPr>
+          <w:t>歌羅西書3:23</w:t>
+        </w:r>
+      </w:hyperlink>
+      <w:r>
+        <w:rPr>
+          <w:lang w:val="zh_TW" w:bidi="zh_TW"/>
+        </w:rPr>
+        <w:t>有些時候的翻譯）意指「從心裡」，以全心。在</w:t>
+      </w:r>
+      <w:hyperlink r:id="rId72">
+        <w:r>
+          <w:rPr>
+            <w:lang w:val="zh_TW" w:bidi="zh_TW"/>
+          </w:rPr>
+          <w:rPr>
+            <w:color w:val="0000EE"/>
+            <w:u w:val="single"/>
+          </w:rPr>
+          <w:t>腓利比書一章27節</w:t>
+        </w:r>
+      </w:hyperlink>
+      <w:r>
+        <w:rPr>
+          <w:lang w:val="zh_TW" w:bidi="zh_TW"/>
+        </w:rPr>
+        <w:t>中，信徒被呼召要同心合意（比較</w:t>
+      </w:r>
+      <w:hyperlink r:id="rId73">
+        <w:r>
+          <w:rPr>
+            <w:lang w:val="zh_TW" w:bidi="zh_TW"/>
+          </w:rPr>
+          <w:rPr>
+            <w:color w:val="0000EE"/>
+            <w:u w:val="single"/>
+          </w:rPr>
+          <w:t>使徒行傳4:32</w:t>
+        </w:r>
+      </w:hyperlink>
+      <w:r>
+        <w:rPr>
+          <w:lang w:val="zh_TW" w:bidi="zh_TW"/>
+        </w:rPr>
+        <w:t>，</w:t>
+      </w:r>
+      <w:hyperlink r:id="rId74">
+        <w:r>
+          <w:rPr>
+            <w:lang w:val="zh_TW" w:bidi="zh_TW"/>
+          </w:rPr>
+          <w:rPr>
+            <w:color w:val="0000EE"/>
+            <w:u w:val="single"/>
+          </w:rPr>
+          <w:t>14:2</w:t>
+        </w:r>
+      </w:hyperlink>
+      <w:r>
+        <w:rPr>
+          <w:lang w:val="zh_TW" w:bidi="zh_TW"/>
+        </w:rPr>
+        <w:t>）。</w:t>
+      </w:r>
+    </w:p>
+    <w:p>
+      <w:pPr>
+        <w:pStyle w:val="Heading3"/>
+      </w:pPr>
+      <w:r>
+        <w:rPr>
+          <w:lang w:val="zh_TW" w:bidi="zh_TW"/>
+        </w:rPr>
+        <w:t>靈魂與救恩</w:t>
+      </w:r>
+    </w:p>
+    <w:p>
+      <w:pPr/>
+      <w:r>
+        <w:rPr>
+          <w:lang w:val="zh_TW" w:bidi="zh_TW"/>
+        </w:rPr>
+      </w:r>
+      <w:r>
+        <w:rPr>
+          <w:lang w:val="zh_TW" w:bidi="zh_TW"/>
+        </w:rPr>
+        <w:t>有關靈魂和救恩的經文包括：</w:t>
+      </w:r>
+    </w:p>
+    <w:p>
+      <w:pPr>
+        <w:pStyle w:val="ListBullet"/>
+        <w:spacing w:line="240" w:lineRule="auto"/>
+        <w:ind w:left="720"/>
+      </w:pPr>
+      <w:r>
+        <w:rPr>
+          <w:lang w:val="zh_TW" w:bidi="zh_TW"/>
+        </w:rPr>
+      </w:r>
+      <w:hyperlink r:id="rId75">
+        <w:r>
+          <w:rPr>
+            <w:lang w:val="zh_TW" w:bidi="zh_TW"/>
+          </w:rPr>
+          <w:rPr>
+            <w:color w:val="0000EE"/>
+            <w:u w:val="single"/>
+          </w:rPr>
+          <w:t>馬太福音十章28節</w:t>
+        </w:r>
+      </w:hyperlink>
+    </w:p>
+    <w:p>
+      <w:pPr>
+        <w:pStyle w:val="ListBullet"/>
+        <w:spacing w:line="240" w:lineRule="auto"/>
+        <w:ind w:left="720"/>
+      </w:pPr>
+      <w:r>
+        <w:rPr>
+          <w:lang w:val="zh_TW" w:bidi="zh_TW"/>
+        </w:rPr>
+      </w:r>
+      <w:hyperlink r:id="rId76">
+        <w:r>
+          <w:rPr>
+            <w:lang w:val="zh_TW" w:bidi="zh_TW"/>
+          </w:rPr>
+          <w:rPr>
+            <w:color w:val="0000EE"/>
+            <w:u w:val="single"/>
+          </w:rPr>
+          <w:t>路加福音十二章5節</w:t>
+        </w:r>
+      </w:hyperlink>
+    </w:p>
+    <w:p>
+      <w:pPr>
+        <w:pStyle w:val="ListBullet"/>
+        <w:spacing w:line="240" w:lineRule="auto"/>
+        <w:ind w:left="720"/>
+      </w:pPr>
+      <w:r>
+        <w:rPr>
+          <w:lang w:val="zh_TW" w:bidi="zh_TW"/>
+        </w:rPr>
+      </w:r>
+      <w:hyperlink r:id="rId77">
+        <w:r>
+          <w:rPr>
+            <w:lang w:val="zh_TW" w:bidi="zh_TW"/>
+          </w:rPr>
+          <w:rPr>
+            <w:color w:val="0000EE"/>
+            <w:u w:val="single"/>
+          </w:rPr>
+          <w:t>希伯來書六章19節</w:t>
+        </w:r>
+      </w:hyperlink>
+    </w:p>
+    <w:p>
+      <w:pPr>
+        <w:pStyle w:val="ListBullet"/>
+        <w:spacing w:line="240" w:lineRule="auto"/>
+        <w:ind w:left="720"/>
+      </w:pPr>
+      <w:r>
+        <w:rPr>
+          <w:lang w:val="zh_TW" w:bidi="zh_TW"/>
+        </w:rPr>
+      </w:r>
+      <w:hyperlink r:id="rId78">
+        <w:r>
+          <w:rPr>
+            <w:lang w:val="zh_TW" w:bidi="zh_TW"/>
+          </w:rPr>
+          <w:rPr>
+            <w:color w:val="0000EE"/>
+            <w:u w:val="single"/>
+          </w:rPr>
+          <w:t>希伯來書十章39節</w:t>
+        </w:r>
+      </w:hyperlink>
+    </w:p>
+    <w:p>
+      <w:pPr>
+        <w:pStyle w:val="ListBullet"/>
+        <w:spacing w:line="240" w:lineRule="auto"/>
+        <w:ind w:left="720"/>
+      </w:pPr>
+      <w:r>
+        <w:rPr>
+          <w:lang w:val="zh_TW" w:bidi="zh_TW"/>
+        </w:rPr>
+      </w:r>
+      <w:hyperlink r:id="rId79">
+        <w:r>
+          <w:rPr>
+            <w:lang w:val="zh_TW" w:bidi="zh_TW"/>
+          </w:rPr>
+          <w:rPr>
+            <w:color w:val="0000EE"/>
+            <w:u w:val="single"/>
+          </w:rPr>
+          <w:t>希伯來書十二章3節</w:t>
+        </w:r>
+      </w:hyperlink>
+    </w:p>
+    <w:p>
+      <w:pPr>
+        <w:pStyle w:val="ListBullet"/>
+        <w:spacing w:line="240" w:lineRule="auto"/>
+        <w:ind w:left="720"/>
+      </w:pPr>
+      <w:r>
+        <w:rPr>
+          <w:lang w:val="zh_TW" w:bidi="zh_TW"/>
+        </w:rPr>
+      </w:r>
+      <w:hyperlink r:id="rId80">
+        <w:r>
+          <w:rPr>
+            <w:lang w:val="zh_TW" w:bidi="zh_TW"/>
+          </w:rPr>
+          <w:rPr>
+            <w:color w:val="0000EE"/>
+            <w:u w:val="single"/>
+          </w:rPr>
+          <w:t>希伯來書十三章7節</w:t>
+        </w:r>
+      </w:hyperlink>
+    </w:p>
+    <w:p>
+      <w:pPr>
+        <w:pStyle w:val="ListBullet"/>
+        <w:spacing w:line="240" w:lineRule="auto"/>
+        <w:ind w:left="720"/>
+      </w:pPr>
+      <w:r>
+        <w:rPr>
+          <w:lang w:val="zh_TW" w:bidi="zh_TW"/>
+        </w:rPr>
+      </w:r>
+      <w:hyperlink r:id="rId81">
+        <w:r>
+          <w:rPr>
+            <w:lang w:val="zh_TW" w:bidi="zh_TW"/>
+          </w:rPr>
+          <w:rPr>
+            <w:color w:val="0000EE"/>
+            <w:u w:val="single"/>
+          </w:rPr>
+          <w:t>雅各書一章21節</w:t>
+        </w:r>
+      </w:hyperlink>
+    </w:p>
+    <w:p>
+      <w:pPr>
+        <w:pStyle w:val="ListBullet"/>
+        <w:spacing w:line="240" w:lineRule="auto"/>
+        <w:ind w:left="720"/>
+      </w:pPr>
+      <w:r>
+        <w:rPr>
+          <w:lang w:val="zh_TW" w:bidi="zh_TW"/>
+        </w:rPr>
+      </w:r>
+      <w:hyperlink r:id="rId82">
+        <w:r>
+          <w:rPr>
+            <w:lang w:val="zh_TW" w:bidi="zh_TW"/>
+          </w:rPr>
+          <w:rPr>
+            <w:color w:val="0000EE"/>
+            <w:u w:val="single"/>
+          </w:rPr>
+          <w:t>雅各書五章20節</w:t>
+        </w:r>
+      </w:hyperlink>
+    </w:p>
+    <w:p>
+      <w:pPr>
+        <w:pStyle w:val="ListBullet"/>
+        <w:spacing w:line="240" w:lineRule="auto"/>
+        <w:ind w:left="720"/>
+      </w:pPr>
+      <w:r>
+        <w:rPr>
+          <w:lang w:val="zh_TW" w:bidi="zh_TW"/>
+        </w:rPr>
+      </w:r>
+      <w:hyperlink r:id="rId83">
+        <w:r>
+          <w:rPr>
+            <w:lang w:val="zh_TW" w:bidi="zh_TW"/>
+          </w:rPr>
+          <w:rPr>
+            <w:color w:val="0000EE"/>
+            <w:u w:val="single"/>
+          </w:rPr>
+          <w:t>彼得前書一章9節、22</w:t>
+        </w:r>
+      </w:hyperlink>
+      <w:hyperlink r:id="rId84">
+        <w:r>
+          <w:rPr>
+            <w:lang w:val="zh_TW" w:bidi="zh_TW"/>
+          </w:rPr>
+          <w:rPr>
+            <w:color w:val="0000EE"/>
+            <w:u w:val="single"/>
+          </w:rPr>
+          <w:t>至</w:t>
+        </w:r>
+      </w:hyperlink>
+      <w:hyperlink r:id="rId83">
+        <w:r>
+          <w:rPr>
+            <w:lang w:val="zh_TW" w:bidi="zh_TW"/>
+          </w:rPr>
+          <w:rPr>
+            <w:color w:val="0000EE"/>
+            <w:u w:val="single"/>
+          </w:rPr>
+          <w:t>23節</w:t>
+        </w:r>
+      </w:hyperlink>
+    </w:p>
+    <w:p>
+      <w:pPr>
+        <w:pStyle w:val="ListBullet"/>
+        <w:spacing w:line="240" w:lineRule="auto"/>
+        <w:ind w:left="720"/>
+      </w:pPr>
+      <w:r>
+        <w:rPr>
+          <w:lang w:val="zh_TW" w:bidi="zh_TW"/>
+        </w:rPr>
+      </w:r>
+      <w:hyperlink r:id="rId85">
+        <w:r>
+          <w:rPr>
+            <w:lang w:val="zh_TW" w:bidi="zh_TW"/>
+          </w:rPr>
+          <w:rPr>
+            <w:color w:val="0000EE"/>
+            <w:u w:val="single"/>
+          </w:rPr>
+          <w:t>彼得前書二章25節</w:t>
+        </w:r>
+      </w:hyperlink>
+    </w:p>
+    <w:p>
+      <w:pPr>
+        <w:pStyle w:val="ListBullet"/>
+        <w:spacing w:line="240" w:lineRule="auto"/>
+        <w:ind w:left="720"/>
+      </w:pPr>
+      <w:r>
+        <w:rPr>
+          <w:lang w:val="zh_TW" w:bidi="zh_TW"/>
+        </w:rPr>
+      </w:r>
+      <w:hyperlink r:id="rId86">
+        <w:r>
+          <w:rPr>
+            <w:lang w:val="zh_TW" w:bidi="zh_TW"/>
+          </w:rPr>
+          <w:rPr>
+            <w:color w:val="0000EE"/>
+            <w:u w:val="single"/>
+          </w:rPr>
+          <w:t>彼得前書四章19節</w:t>
+        </w:r>
+      </w:hyperlink>
+    </w:p>
+    <w:p>
+      <w:pPr>
+        <w:pStyle w:val="ListBullet"/>
+        <w:spacing w:line="240" w:lineRule="auto"/>
+        <w:ind w:left="720"/>
+      </w:pPr>
+      <w:r>
+        <w:rPr>
+          <w:lang w:val="zh_TW" w:bidi="zh_TW"/>
+        </w:rPr>
+      </w:r>
+      <w:hyperlink r:id="rId87">
+        <w:r>
+          <w:rPr>
+            <w:lang w:val="zh_TW" w:bidi="zh_TW"/>
+          </w:rPr>
+          <w:rPr>
+            <w:color w:val="0000EE"/>
+            <w:u w:val="single"/>
+          </w:rPr>
+          <w:t>啟示錄六章9節</w:t>
+        </w:r>
+      </w:hyperlink>
+    </w:p>
+    <w:p>
+      <w:pPr>
+        <w:pStyle w:val="ListBullet"/>
+        <w:spacing w:line="240" w:lineRule="auto"/>
+        <w:ind w:left="720"/>
+      </w:pPr>
+      <w:r>
+        <w:rPr>
+          <w:lang w:val="zh_TW" w:bidi="zh_TW"/>
+        </w:rPr>
+      </w:r>
+      <w:hyperlink r:id="rId88">
+        <w:r>
+          <w:rPr>
+            <w:lang w:val="zh_TW" w:bidi="zh_TW"/>
+          </w:rPr>
+          <w:rPr>
+            <w:color w:val="0000EE"/>
+            <w:u w:val="single"/>
+          </w:rPr>
+          <w:t>啟示錄二十章4節</w:t>
+        </w:r>
+      </w:hyperlink>
+    </w:p>
+    <w:p>
+      <w:pPr/>
+      <w:r>
+        <w:rPr>
+          <w:lang w:val="zh_TW" w:bidi="zh_TW"/>
+        </w:rPr>
+      </w:r>
+      <w:r>
+        <w:rPr>
+          <w:lang w:val="zh_TW" w:bidi="zh_TW"/>
+        </w:rPr>
+        <w:t>這些段落要或強調肉體之外的人，又或強調人在復活前，在神面前持續的存在。</w:t>
+      </w:r>
+    </w:p>
+    <w:p>
+      <w:pPr/>
+      <w:r>
+        <w:rPr>
+          <w:lang w:val="zh_TW" w:bidi="zh_TW"/>
+        </w:rPr>
+      </w:r>
+      <w:r>
+        <w:rPr>
+          <w:i/>
+          <w:lang w:val="zh_TW" w:bidi="zh_TW"/>
+        </w:rPr>
         <w:t>另見</w:t>
       </w:r>
       <w:r>
@@ -444,7 +2125,19 @@
         <w:rPr>
           <w:lang w:val="zh_TW" w:bidi="zh_TW"/>
         </w:rPr>
-        <w:t>藥物與醫療實踐</w:t>
+        <w:t>人</w:t>
+      </w:r>
+      <w:r>
+        <w:rPr>
+          <w:lang w:val="zh_TW" w:bidi="zh_TW"/>
+        </w:rPr>
+        <w:t>；</w:t>
+      </w:r>
+      <w:r>
+        <w:rPr>
+          <w:lang w:val="zh_TW" w:bidi="zh_TW"/>
+        </w:rPr>
+        <w:t>人的靈</w:t>
       </w:r>
       <w:r>
         <w:rPr>

--- a/zht/docx/094.content.docx
+++ b/zht/docx/094.content.docx
@@ -149,7 +149,7 @@
         <w:rPr>
           <w:lang w:val="zh_TW" w:bidi="zh_TW"/>
         </w:rPr>
-        <w:t>ling</w:t>
+        <w:t>lie</w:t>
       </w:r>
       <w:r>
         <w:rPr>
@@ -212,7 +212,7 @@
         <w:rPr>
           <w:lang w:val="zh_TW" w:bidi="zh_TW"/>
         </w:rPr>
-        <w:t>靈魂</w:t>
+        <w:t>列國</w:t>
       </w:r>
       <w:r>
         <w:rPr>
@@ -231,33 +231,18 @@
         <w:rPr>
           <w:lang w:val="zh_TW" w:bidi="zh_TW"/>
         </w:rPr>
-        <w:t>用來翻譯希臘文「</w:t>
-      </w:r>
-      <w:r>
-        <w:rPr>
-          <w:i/>
-          <w:lang w:val="zh_TW" w:bidi="zh_TW"/>
-        </w:rPr>
-        <w:t>psuche</w:t>
-      </w:r>
-      <w:r>
-        <w:rPr>
-          <w:lang w:val="zh_TW" w:bidi="zh_TW"/>
-        </w:rPr>
-        <w:t>」和希伯來文「</w:t>
-      </w:r>
-      <w:r>
-        <w:rPr>
-          <w:i/>
-          <w:lang w:val="zh_TW" w:bidi="zh_TW"/>
-        </w:rPr>
-        <w:t>nephesh</w:t>
-      </w:r>
-      <w:r>
-        <w:rPr>
-          <w:lang w:val="zh_TW" w:bidi="zh_TW"/>
-        </w:rPr>
-        <w:t>」的詞。</w:t>
+        <w:t>基於政治或社會利益，或血緣關係而形成的群體。一般而言，「列國」一詞指的是希伯來人以外的世界各民族，儘管有時也包括猶太人。</w:t>
+      </w:r>
+    </w:p>
+    <w:p>
+      <w:pPr>
+        <w:pStyle w:val="Heading3"/>
+      </w:pPr>
+      <w:r>
+        <w:rPr>
+          <w:lang w:val="zh_TW" w:bidi="zh_TW"/>
+        </w:rPr>
+        <w:t>起源</w:t>
       </w:r>
     </w:p>
     <w:p>
@@ -271,18 +256,73 @@
         <w:rPr>
           <w:lang w:val="zh_TW" w:bidi="zh_TW"/>
         </w:rPr>
-        <w:t>希臘哲學家柏拉圖（生活在公元前四世紀）相信靈魂是人類永恆的一部分。雖然身體會死，但靈魂不會。當一個人死去時，他們的靈魂會進入另一個身體。如果他們是壞人，他們的靈魂可能會進入較低等的人、動物或鳥類。隨著時間的推移，通過從一個身體移動到另一個身體，靈魂會從邪惡中被淨化。在基督教早期的幾個世紀中，諾斯底主義也教導身體就像是靈魂的監牢。救贖，或被拯救，發生在人們學習了諾斯底的秘密時，這會使他們的靈魂從身體中解放出來。</w:t>
-      </w:r>
-    </w:p>
-    <w:p>
-      <w:pPr>
-        <w:pStyle w:val="Heading3"/>
-      </w:pPr>
-      <w:r>
-        <w:rPr>
-          <w:lang w:val="zh_TW" w:bidi="zh_TW"/>
-        </w:rPr>
-        <w:t>聖經對靈魂的看法</w:t>
+        <w:t>創世記記載挪亞的三個兒子為眾多「家族」或民族（約70個）的祖先，這些家族分布於地中海東部地區（</w:t>
+      </w:r>
+      <w:hyperlink r:id="rId13">
+        <w:r>
+          <w:rPr>
+            <w:lang w:val="zh_TW" w:bidi="zh_TW"/>
+          </w:rPr>
+          <w:rPr>
+            <w:color w:val="0000EE"/>
+            <w:u w:val="single"/>
+          </w:rPr>
+          <w:t>創10章</w:t>
+        </w:r>
+      </w:hyperlink>
+      <w:r>
+        <w:rPr>
+          <w:lang w:val="zh_TW" w:bidi="zh_TW"/>
+        </w:rPr>
+        <w:t>）。經文假設每個民族都有自己的地理位置和語言（</w:t>
+      </w:r>
+      <w:hyperlink r:id="rId14">
+        <w:r>
+          <w:rPr>
+            <w:lang w:val="zh_TW" w:bidi="zh_TW"/>
+          </w:rPr>
+          <w:rPr>
+            <w:color w:val="0000EE"/>
+            <w:u w:val="single"/>
+          </w:rPr>
+          <w:t>5、20、31節</w:t>
+        </w:r>
+      </w:hyperlink>
+      <w:r>
+        <w:rPr>
+          <w:lang w:val="zh_TW" w:bidi="zh_TW"/>
+        </w:rPr>
+        <w:t>）。巴別塔（</w:t>
+      </w:r>
+      <w:r>
+        <w:rPr>
+          <w:lang w:val="zh_TW" w:bidi="zh_TW"/>
+        </w:rPr>
+        <w:t>金字塔型廟宇</w:t>
+      </w:r>
+      <w:r>
+        <w:rPr>
+          <w:lang w:val="zh_TW" w:bidi="zh_TW"/>
+        </w:rPr>
+        <w:t>）的故事，其頂要達到天上（</w:t>
+      </w:r>
+      <w:hyperlink r:id="rId15">
+        <w:r>
+          <w:rPr>
+            <w:lang w:val="zh_TW" w:bidi="zh_TW"/>
+          </w:rPr>
+          <w:rPr>
+            <w:color w:val="0000EE"/>
+            <w:u w:val="single"/>
+          </w:rPr>
+          <w:t>11</w:t>
+        </w:r>
+      </w:hyperlink>
+      <w:r>
+        <w:rPr>
+          <w:lang w:val="zh_TW" w:bidi="zh_TW"/>
+        </w:rPr>
+        <w:t>章），解釋了民族因語言障礙而分離並散居，以致無法在自傲的企圖中合作。</w:t>
       </w:r>
     </w:p>
     <w:p>
@@ -296,18 +336,61 @@
         <w:rPr>
           <w:lang w:val="zh_TW" w:bidi="zh_TW"/>
         </w:rPr>
-        <w:t>聖經對靈魂有不同的看法。</w:t>
-      </w:r>
-    </w:p>
-    <w:p>
-      <w:pPr>
-        <w:pStyle w:val="Heading4"/>
-      </w:pPr>
-      <w:r>
-        <w:rPr>
-          <w:lang w:val="zh_TW" w:bidi="zh_TW"/>
-        </w:rPr>
-        <w:t>舊約聖經中的靈魂</w:t>
+        <w:t>保羅在雅典的講道中也假設列國有共同的起源，這與創世記的作者一致，並接受了列國由地理界線區分乃是神的旨意（</w:t>
+      </w:r>
+      <w:hyperlink r:id="rId16">
+        <w:r>
+          <w:rPr>
+            <w:lang w:val="zh_TW" w:bidi="zh_TW"/>
+          </w:rPr>
+          <w:rPr>
+            <w:color w:val="0000EE"/>
+            <w:u w:val="single"/>
+          </w:rPr>
+          <w:t>徒17:26</w:t>
+        </w:r>
+      </w:hyperlink>
+      <w:r>
+        <w:rPr>
+          <w:lang w:val="zh_TW" w:bidi="zh_TW"/>
+        </w:rPr>
+        <w:t>）。先知西番雅期待有一天，神將逆轉這種狀況，使列國同說一種語言（</w:t>
+      </w:r>
+      <w:hyperlink r:id="rId17">
+        <w:r>
+          <w:rPr>
+            <w:lang w:val="zh_TW" w:bidi="zh_TW"/>
+          </w:rPr>
+          <w:rPr>
+            <w:color w:val="0000EE"/>
+            <w:u w:val="single"/>
+          </w:rPr>
+          <w:t>番3:9</w:t>
+        </w:r>
+      </w:hyperlink>
+      <w:r>
+        <w:rPr>
+          <w:lang w:val="zh_TW" w:bidi="zh_TW"/>
+        </w:rPr>
+        <w:t>）。啟示錄的作者在新天新地的異象中看見這些天然界限被廢除，列國在新耶路撒冷中自由往來（</w:t>
+      </w:r>
+      <w:hyperlink r:id="rId18">
+        <w:r>
+          <w:rPr>
+            <w:lang w:val="zh_TW" w:bidi="zh_TW"/>
+          </w:rPr>
+          <w:rPr>
+            <w:color w:val="0000EE"/>
+            <w:u w:val="single"/>
+          </w:rPr>
+          <w:t>啟21:22–26</w:t>
+        </w:r>
+      </w:hyperlink>
+      <w:r>
+        <w:rPr>
+          <w:lang w:val="zh_TW" w:bidi="zh_TW"/>
+        </w:rPr>
+        <w:t>）。</w:t>
       </w:r>
     </w:p>
     <w:p>
@@ -321,9 +404,9 @@
         <w:rPr>
           <w:lang w:val="zh_TW" w:bidi="zh_TW"/>
         </w:rPr>
-        <w:t>在舊約聖經中，靈魂對人類生命至關重要。希伯來文和希臘文中的靈魂一詞通常意味著「生命」，有時也可以指動物的生命（</w:t>
-      </w:r>
-      <w:hyperlink r:id="rId13">
+        <w:t>「以色列」與「列國」之間的區分並非絕對清晰。「以色列」是由不同民族演變而來的，而許多「列國」的起源也與以色列社群中的著名人物有關。猶太民族的祖先亞伯拉罕，原住在底格里斯—幼發拉底河流域的迦勒底的吾珥。與父親一同北遷至哈蘭，最終向西南進入迦南地（</w:t>
+      </w:r>
+      <w:hyperlink r:id="rId19">
         <w:r>
           <w:rPr>
             <w:lang w:val="zh_TW" w:bidi="zh_TW"/>
@@ -332,16 +415,16 @@
             <w:color w:val="0000EE"/>
             <w:u w:val="single"/>
           </w:rPr>
-          <w:t>創世記1:20</w:t>
+          <w:t>創11:31–12:9</w:t>
         </w:r>
       </w:hyperlink>
       <w:r>
         <w:rPr>
           <w:lang w:val="zh_TW" w:bidi="zh_TW"/>
         </w:rPr>
-        <w:t>；</w:t>
-      </w:r>
-      <w:hyperlink r:id="rId14">
+        <w:t>）。</w:t>
+      </w:r>
+      <w:hyperlink r:id="rId20">
         <w:r>
           <w:rPr>
             <w:lang w:val="zh_TW" w:bidi="zh_TW"/>
@@ -350,28 +433,28 @@
             <w:color w:val="0000EE"/>
             <w:u w:val="single"/>
           </w:rPr>
-          <w:t>利未記11:10</w:t>
+          <w:t>申命記二十六章5節</w:t>
         </w:r>
       </w:hyperlink>
       <w:r>
         <w:rPr>
           <w:lang w:val="zh_TW" w:bidi="zh_TW"/>
         </w:rPr>
-        <w:t>）。「</w:t>
-      </w:r>
-      <w:r>
-        <w:rPr>
-          <w:lang w:val="zh_TW" w:bidi="zh_TW"/>
-        </w:rPr>
-        <w:t>以命償命</w:t>
-      </w:r>
-      <w:r>
-        <w:rPr>
-          <w:lang w:val="zh_TW" w:bidi="zh_TW"/>
-        </w:rPr>
-        <w:t>」意味著「生命換生命」（</w:t>
-      </w:r>
-      <w:hyperlink r:id="rId15">
+        <w:t>（「我祖原是一個將亡的亞蘭人」）表明亞伯拉罕曾居於美索不達米亞地區的</w:t>
+      </w:r>
+      <w:r>
+        <w:rPr>
+          <w:lang w:val="zh_TW" w:bidi="zh_TW"/>
+        </w:rPr>
+        <w:t>亞蘭一納哈拉音（Aram-naharaim）</w:t>
+      </w:r>
+      <w:r>
+        <w:rPr>
+          <w:lang w:val="zh_TW" w:bidi="zh_TW"/>
+        </w:rPr>
+        <w:t>。當亞伯拉罕與神立約時，神給予他割禮作為約的記號。外邦人若被買為奴隸也須行割禮，從而納入約的群體中。當摩西帶領以色列人出埃及進入曠野時，也有許多閒雜人上去（</w:t>
+      </w:r>
+      <w:hyperlink r:id="rId21">
         <w:r>
           <w:rPr>
             <w:lang w:val="zh_TW" w:bidi="zh_TW"/>
@@ -380,68 +463,14 @@
             <w:color w:val="0000EE"/>
             <w:u w:val="single"/>
           </w:rPr>
-          <w:t>出埃及記21:23</w:t>
+          <w:t>出12:38</w:t>
         </w:r>
       </w:hyperlink>
       <w:r>
         <w:rPr>
           <w:lang w:val="zh_TW" w:bidi="zh_TW"/>
         </w:rPr>
-        <w:t>）。在法律文本中，靈魂指的是與法律相關的人（比如，「若有靈魂犯罪……（其它譯本翻譯）」，</w:t>
-      </w:r>
-      <w:hyperlink r:id="rId16">
-        <w:r>
-          <w:rPr>
-            <w:lang w:val="zh_TW" w:bidi="zh_TW"/>
-          </w:rPr>
-          <w:rPr>
-            <w:color w:val="0000EE"/>
-            <w:u w:val="single"/>
-          </w:rPr>
-          <w:t xml:space="preserve">利未記4:2 </w:t>
-        </w:r>
-      </w:hyperlink>
-      <w:r>
-        <w:rPr>
-          <w:lang w:val="zh_TW" w:bidi="zh_TW"/>
-        </w:rPr>
-        <w:t>）。當計算人數時，是以靈魂計算，意味著人（</w:t>
-      </w:r>
-      <w:hyperlink r:id="rId17">
-        <w:r>
-          <w:rPr>
-            <w:lang w:val="zh_TW" w:bidi="zh_TW"/>
-          </w:rPr>
-          <w:rPr>
-            <w:color w:val="0000EE"/>
-            <w:u w:val="single"/>
-          </w:rPr>
-          <w:t>出埃及記1:5</w:t>
-        </w:r>
-      </w:hyperlink>
-      <w:r>
-        <w:rPr>
-          <w:lang w:val="zh_TW" w:bidi="zh_TW"/>
-        </w:rPr>
-        <w:t>；</w:t>
-      </w:r>
-      <w:hyperlink r:id="rId18">
-        <w:r>
-          <w:rPr>
-            <w:lang w:val="zh_TW" w:bidi="zh_TW"/>
-          </w:rPr>
-          <w:rPr>
-            <w:color w:val="0000EE"/>
-            <w:u w:val="single"/>
-          </w:rPr>
-          <w:t>申命記10:22</w:t>
-        </w:r>
-      </w:hyperlink>
-      <w:r>
-        <w:rPr>
-          <w:lang w:val="zh_TW" w:bidi="zh_TW"/>
-        </w:rPr>
-        <w:t>）。</w:t>
+        <w:t>），這再次表明某些與以色列人沒有血緣關係的群體，仍自我認同為以色列人。</w:t>
       </w:r>
     </w:p>
     <w:p>
@@ -455,9 +484,9 @@
         <w:rPr>
           <w:lang w:val="zh_TW" w:bidi="zh_TW"/>
         </w:rPr>
-        <w:t>更狹義地說，靈魂指的是人的情感和內在力量。人們被呼召要盡心盡性來愛神（</w:t>
-      </w:r>
-      <w:hyperlink r:id="rId19">
+        <w:t>以色列民族並不包括所有亞伯拉罕的後裔。亞伯拉罕的長子以實瑪利的母親是埃及人，他是游牧於南部曠野的以實瑪利人的祖先（</w:t>
+      </w:r>
+      <w:hyperlink r:id="rId22">
         <w:r>
           <w:rPr>
             <w:lang w:val="zh_TW" w:bidi="zh_TW"/>
@@ -466,14 +495,61 @@
             <w:color w:val="0000EE"/>
             <w:u w:val="single"/>
           </w:rPr>
-          <w:t>申命記13:3</w:t>
+          <w:t>創16</w:t>
         </w:r>
       </w:hyperlink>
       <w:r>
         <w:rPr>
           <w:lang w:val="zh_TW" w:bidi="zh_TW"/>
         </w:rPr>
+        <w:t>）。以撒與利百加所生的雙胞胎中，長子以掃是住在東南方的以東人的祖先，是以色列傳統上的敵人（</w:t>
+      </w:r>
+      <w:hyperlink r:id="rId23">
+        <w:r>
+          <w:rPr>
+            <w:lang w:val="zh_TW" w:bidi="zh_TW"/>
+          </w:rPr>
+          <w:rPr>
+            <w:color w:val="0000EE"/>
+            <w:u w:val="single"/>
+          </w:rPr>
+          <w:t>創25:23</w:t>
+        </w:r>
+      </w:hyperlink>
+      <w:r>
+        <w:rPr>
+          <w:lang w:val="zh_TW" w:bidi="zh_TW"/>
+        </w:rPr>
+        <w:t>；</w:t>
+      </w:r>
+      <w:hyperlink r:id="rId24">
+        <w:r>
+          <w:rPr>
+            <w:lang w:val="zh_TW" w:bidi="zh_TW"/>
+          </w:rPr>
+          <w:rPr>
+            <w:color w:val="0000EE"/>
+            <w:u w:val="single"/>
+          </w:rPr>
+          <w:t>民20:21</w:t>
+        </w:r>
+      </w:hyperlink>
+      <w:r>
+        <w:rPr>
+          <w:lang w:val="zh_TW" w:bidi="zh_TW"/>
+        </w:rPr>
         <w:t>）。</w:t>
+      </w:r>
+    </w:p>
+    <w:p>
+      <w:pPr>
+        <w:pStyle w:val="Heading3"/>
+      </w:pPr>
+      <w:r>
+        <w:rPr>
+          <w:lang w:val="zh_TW" w:bidi="zh_TW"/>
+        </w:rPr>
+        <w:t>神與列國</w:t>
       </w:r>
     </w:p>
     <w:p>
@@ -487,27 +563,9 @@
         <w:rPr>
           <w:lang w:val="zh_TW" w:bidi="zh_TW"/>
         </w:rPr>
-        <w:t>生命中的某些部分來自靈魂：</w:t>
-      </w:r>
-    </w:p>
-    <w:p>
-      <w:pPr>
-        <w:pStyle w:val="ListBullet"/>
-        <w:spacing w:line="240" w:lineRule="auto"/>
-        <w:ind w:left="720"/>
-      </w:pPr>
-      <w:r>
-        <w:rPr>
-          <w:lang w:val="zh_TW" w:bidi="zh_TW"/>
-        </w:rPr>
-      </w:r>
-      <w:r>
-        <w:rPr>
-          <w:lang w:val="zh_TW" w:bidi="zh_TW"/>
-        </w:rPr>
-        <w:t>知識和理解（</w:t>
-      </w:r>
-      <w:hyperlink r:id="rId20">
+        <w:t>聖經對列國的態度有正面和負面的兩面。居於底格里斯—幼發拉底河谷和尼羅河之間的列國被認為是邪惡的，因此神奪取了他們的土地，將之賜給亞伯拉罕的後裔（</w:t>
+      </w:r>
+      <w:hyperlink r:id="rId25">
         <w:r>
           <w:rPr>
             <w:lang w:val="zh_TW" w:bidi="zh_TW"/>
@@ -516,34 +574,16 @@
             <w:color w:val="0000EE"/>
             <w:u w:val="single"/>
           </w:rPr>
-          <w:t>詩篇139:14</w:t>
+          <w:t>創15:16–20</w:t>
         </w:r>
       </w:hyperlink>
       <w:r>
         <w:rPr>
           <w:lang w:val="zh_TW" w:bidi="zh_TW"/>
         </w:rPr>
-        <w:t>）</w:t>
-      </w:r>
-    </w:p>
-    <w:p>
-      <w:pPr>
-        <w:pStyle w:val="ListBullet"/>
-        <w:spacing w:line="240" w:lineRule="auto"/>
-        <w:ind w:left="720"/>
-      </w:pPr>
-      <w:r>
-        <w:rPr>
-          <w:lang w:val="zh_TW" w:bidi="zh_TW"/>
-        </w:rPr>
-      </w:r>
-      <w:r>
-        <w:rPr>
-          <w:lang w:val="zh_TW" w:bidi="zh_TW"/>
-        </w:rPr>
-        <w:t>思想（</w:t>
-      </w:r>
-      <w:hyperlink r:id="rId21">
+        <w:t>）。列國中充斥著亂倫、姦淫、同性戀和人獸間的不潔行為，激怒了神（</w:t>
+      </w:r>
+      <w:hyperlink r:id="rId26">
         <w:r>
           <w:rPr>
             <w:lang w:val="zh_TW" w:bidi="zh_TW"/>
@@ -552,34 +592,16 @@
             <w:color w:val="0000EE"/>
             <w:u w:val="single"/>
           </w:rPr>
-          <w:t>撒母耳記上20:3</w:t>
+          <w:t>利18</w:t>
         </w:r>
       </w:hyperlink>
       <w:r>
         <w:rPr>
           <w:lang w:val="zh_TW" w:bidi="zh_TW"/>
         </w:rPr>
-        <w:t>）</w:t>
-      </w:r>
-    </w:p>
-    <w:p>
-      <w:pPr>
-        <w:pStyle w:val="ListBullet"/>
-        <w:spacing w:line="240" w:lineRule="auto"/>
-        <w:ind w:left="720"/>
-      </w:pPr>
-      <w:r>
-        <w:rPr>
-          <w:lang w:val="zh_TW" w:bidi="zh_TW"/>
-        </w:rPr>
-      </w:r>
-      <w:r>
-        <w:rPr>
-          <w:lang w:val="zh_TW" w:bidi="zh_TW"/>
-        </w:rPr>
-        <w:t>愛（</w:t>
-      </w:r>
-      <w:hyperlink r:id="rId22">
+        <w:t>）。他們沉迷於巫術、占卜、招魂等靈異活動，因此希伯來人被告誡避免這些行為（</w:t>
+      </w:r>
+      <w:hyperlink r:id="rId27">
         <w:r>
           <w:rPr>
             <w:lang w:val="zh_TW" w:bidi="zh_TW"/>
@@ -588,34 +610,10 @@
             <w:color w:val="0000EE"/>
             <w:u w:val="single"/>
           </w:rPr>
-          <w:t>撒母耳記上18:1</w:t>
+          <w:t>19:26，</w:t>
         </w:r>
       </w:hyperlink>
-      <w:r>
-        <w:rPr>
-          <w:lang w:val="zh_TW" w:bidi="zh_TW"/>
-        </w:rPr>
-        <w:t>）</w:t>
-      </w:r>
-    </w:p>
-    <w:p>
-      <w:pPr>
-        <w:pStyle w:val="ListBullet"/>
-        <w:spacing w:line="240" w:lineRule="auto"/>
-        <w:ind w:left="720"/>
-      </w:pPr>
-      <w:r>
-        <w:rPr>
-          <w:lang w:val="zh_TW" w:bidi="zh_TW"/>
-        </w:rPr>
-      </w:r>
-      <w:r>
-        <w:rPr>
-          <w:lang w:val="zh_TW" w:bidi="zh_TW"/>
-        </w:rPr>
-        <w:t>記憶（</w:t>
-      </w:r>
-      <w:hyperlink r:id="rId23">
+      <w:hyperlink r:id="rId28">
         <w:r>
           <w:rPr>
             <w:lang w:val="zh_TW" w:bidi="zh_TW"/>
@@ -624,14 +622,140 @@
             <w:color w:val="0000EE"/>
             <w:u w:val="single"/>
           </w:rPr>
-          <w:t>耶利米哀歌3:20</w:t>
+          <w:t>20:6</w:t>
         </w:r>
       </w:hyperlink>
       <w:r>
         <w:rPr>
           <w:lang w:val="zh_TW" w:bidi="zh_TW"/>
         </w:rPr>
-        <w:t>）</w:t>
+        <w:t>）。列國敬拜多神，並進行人祭，尤其是兒童的獻祭——這是神所厭惡的（</w:t>
+      </w:r>
+      <w:hyperlink r:id="rId29">
+        <w:r>
+          <w:rPr>
+            <w:lang w:val="zh_TW" w:bidi="zh_TW"/>
+          </w:rPr>
+          <w:rPr>
+            <w:color w:val="0000EE"/>
+            <w:u w:val="single"/>
+          </w:rPr>
+          <w:t>利20:1–5</w:t>
+        </w:r>
+      </w:hyperlink>
+      <w:r>
+        <w:rPr>
+          <w:lang w:val="zh_TW" w:bidi="zh_TW"/>
+        </w:rPr>
+        <w:t>；</w:t>
+      </w:r>
+      <w:hyperlink r:id="rId30">
+        <w:r>
+          <w:rPr>
+            <w:lang w:val="zh_TW" w:bidi="zh_TW"/>
+          </w:rPr>
+          <w:rPr>
+            <w:color w:val="0000EE"/>
+            <w:u w:val="single"/>
+          </w:rPr>
+          <w:t>王下17:29–34</w:t>
+        </w:r>
+      </w:hyperlink>
+      <w:r>
+        <w:rPr>
+          <w:lang w:val="zh_TW" w:bidi="zh_TW"/>
+        </w:rPr>
+        <w:t>）。先知以賽亞對工匠的行為予以嚴厲譴責，這些工匠取一段樹枝，一部分用來生火，另一部分則雕刻成雕像並敬拜它（</w:t>
+      </w:r>
+      <w:hyperlink r:id="rId31">
+        <w:r>
+          <w:rPr>
+            <w:lang w:val="zh_TW" w:bidi="zh_TW"/>
+          </w:rPr>
+          <w:rPr>
+            <w:color w:val="0000EE"/>
+            <w:u w:val="single"/>
+          </w:rPr>
+          <w:t>賽44:12–20</w:t>
+        </w:r>
+      </w:hyperlink>
+      <w:r>
+        <w:rPr>
+          <w:lang w:val="zh_TW" w:bidi="zh_TW"/>
+        </w:rPr>
+        <w:t>）。巴力和亞斯她錄是迦南人的生育之神，成為以色列人常見的試探源。聖經中不斷重複的信息是，因為這些原因，神會驅逐列國，將其土地賜給以色列（</w:t>
+      </w:r>
+      <w:hyperlink r:id="rId32">
+        <w:r>
+          <w:rPr>
+            <w:lang w:val="zh_TW" w:bidi="zh_TW"/>
+          </w:rPr>
+          <w:rPr>
+            <w:color w:val="0000EE"/>
+            <w:u w:val="single"/>
+          </w:rPr>
+          <w:t>出34:24</w:t>
+        </w:r>
+      </w:hyperlink>
+      <w:r>
+        <w:rPr>
+          <w:lang w:val="zh_TW" w:bidi="zh_TW"/>
+        </w:rPr>
+        <w:t>；</w:t>
+      </w:r>
+      <w:hyperlink r:id="rId33">
+        <w:r>
+          <w:rPr>
+            <w:lang w:val="zh_TW" w:bidi="zh_TW"/>
+          </w:rPr>
+          <w:rPr>
+            <w:color w:val="0000EE"/>
+            <w:u w:val="single"/>
+          </w:rPr>
+          <w:t>申12:29–31</w:t>
+        </w:r>
+      </w:hyperlink>
+      <w:r>
+        <w:rPr>
+          <w:lang w:val="zh_TW" w:bidi="zh_TW"/>
+        </w:rPr>
+        <w:t>）。先知書中對列國的預言鞏固了這一負面態度（</w:t>
+      </w:r>
+      <w:hyperlink r:id="rId34">
+        <w:r>
+          <w:rPr>
+            <w:lang w:val="zh_TW" w:bidi="zh_TW"/>
+          </w:rPr>
+          <w:rPr>
+            <w:color w:val="0000EE"/>
+            <w:u w:val="single"/>
+          </w:rPr>
+          <w:t>耶46–51</w:t>
+        </w:r>
+      </w:hyperlink>
+      <w:r>
+        <w:rPr>
+          <w:lang w:val="zh_TW" w:bidi="zh_TW"/>
+        </w:rPr>
+        <w:t>；</w:t>
+      </w:r>
+      <w:hyperlink r:id="rId35">
+        <w:r>
+          <w:rPr>
+            <w:lang w:val="zh_TW" w:bidi="zh_TW"/>
+          </w:rPr>
+          <w:rPr>
+            <w:color w:val="0000EE"/>
+            <w:u w:val="single"/>
+          </w:rPr>
+          <w:t>摩1:3–2:3</w:t>
+        </w:r>
+      </w:hyperlink>
+      <w:r>
+        <w:rPr>
+          <w:lang w:val="zh_TW" w:bidi="zh_TW"/>
+        </w:rPr>
+        <w:t>）。</w:t>
       </w:r>
     </w:p>
     <w:p>
@@ -645,7 +769,90 @@
         <w:rPr>
           <w:lang w:val="zh_TW" w:bidi="zh_TW"/>
         </w:rPr>
-        <w:t>在這裡，靈魂就像自我，即一個人的人性或自我。</w:t>
+        <w:t>然而，聖經也有對列國正面的觀點。詩篇揭示，神不僅關心以色列，祂的眼目也關注列國，全地都應當讚美和敬拜祂（</w:t>
+      </w:r>
+      <w:hyperlink r:id="rId36">
+        <w:r>
+          <w:rPr>
+            <w:lang w:val="zh_TW" w:bidi="zh_TW"/>
+          </w:rPr>
+          <w:rPr>
+            <w:color w:val="0000EE"/>
+            <w:u w:val="single"/>
+          </w:rPr>
+          <w:t>詩66:1–8</w:t>
+        </w:r>
+      </w:hyperlink>
+      <w:r>
+        <w:rPr>
+          <w:lang w:val="zh_TW" w:bidi="zh_TW"/>
+        </w:rPr>
+        <w:t>）。詩人禱告神的救恩能在列國中得知。他肯定神以公義審判萬民，引導列國，地極都應敬畏祂（</w:t>
+      </w:r>
+      <w:hyperlink r:id="rId37">
+        <w:r>
+          <w:rPr>
+            <w:lang w:val="zh_TW" w:bidi="zh_TW"/>
+          </w:rPr>
+          <w:rPr>
+            <w:color w:val="0000EE"/>
+            <w:u w:val="single"/>
+          </w:rPr>
+          <w:t>67:7</w:t>
+        </w:r>
+      </w:hyperlink>
+      <w:r>
+        <w:rPr>
+          <w:lang w:val="zh_TW" w:bidi="zh_TW"/>
+        </w:rPr>
+        <w:t>）。先知以賽亞宣告耶路撒冷的聖殿將成為萬民禱告的殿，神歡迎來獻祭並敬拜的外邦人（</w:t>
+      </w:r>
+      <w:hyperlink r:id="rId38">
+        <w:r>
+          <w:rPr>
+            <w:lang w:val="zh_TW" w:bidi="zh_TW"/>
+          </w:rPr>
+          <w:rPr>
+            <w:color w:val="0000EE"/>
+            <w:u w:val="single"/>
+          </w:rPr>
+          <w:t>賽56:6–8</w:t>
+        </w:r>
+      </w:hyperlink>
+      <w:r>
+        <w:rPr>
+          <w:lang w:val="zh_TW" w:bidi="zh_TW"/>
+        </w:rPr>
+        <w:t>）。以賽亞的末世異象描繪萬民湧入耶路撒冷敬拜神，並學習祂的道。在神的統治下，國與國不再相爭，而是和平相處（</w:t>
+      </w:r>
+      <w:hyperlink r:id="rId39">
+        <w:r>
+          <w:rPr>
+            <w:lang w:val="zh_TW" w:bidi="zh_TW"/>
+          </w:rPr>
+          <w:rPr>
+            <w:color w:val="0000EE"/>
+            <w:u w:val="single"/>
+          </w:rPr>
+          <w:t>2:2–4</w:t>
+        </w:r>
+      </w:hyperlink>
+      <w:r>
+        <w:rPr>
+          <w:lang w:val="zh_TW" w:bidi="zh_TW"/>
+        </w:rPr>
+        <w:t>）。</w:t>
+      </w:r>
+    </w:p>
+    <w:p>
+      <w:pPr>
+        <w:pStyle w:val="Heading3"/>
+      </w:pPr>
+      <w:r>
+        <w:rPr>
+          <w:lang w:val="zh_TW" w:bidi="zh_TW"/>
+        </w:rPr>
+        <w:t>新約中的列國</w:t>
       </w:r>
     </w:p>
     <w:p>
@@ -659,9 +866,9 @@
         <w:rPr>
           <w:lang w:val="zh_TW" w:bidi="zh_TW"/>
         </w:rPr>
-        <w:t>舊約聖經並不暗示靈魂在死後會轉移到另一個身體。人類被視為身體和靈魂的統一體，意味著是從不同角度看待同一個人。在</w:t>
-      </w:r>
-      <w:hyperlink r:id="rId24">
+        <w:t>根據四福音書，耶穌不僅服事猶太人，也按古代的預言服事外邦列國（</w:t>
+      </w:r>
+      <w:hyperlink r:id="rId40">
         <w:r>
           <w:rPr>
             <w:lang w:val="zh_TW" w:bidi="zh_TW"/>
@@ -670,29 +877,16 @@
             <w:color w:val="0000EE"/>
             <w:u w:val="single"/>
           </w:rPr>
-          <w:t>創世記二章7節</w:t>
+          <w:t>太4:15–16</w:t>
         </w:r>
       </w:hyperlink>
       <w:r>
         <w:rPr>
           <w:lang w:val="zh_TW" w:bidi="zh_TW"/>
         </w:rPr>
-        <w:t>中，片語「有靈的活人」有時被錯誤地翻譯為「活的靈魂」。這個想法並不是說男人和女人成為</w:t>
-      </w:r>
-      <w:r>
-        <w:rPr>
-          <w:i/>
-          <w:lang w:val="zh_TW" w:bidi="zh_TW"/>
-        </w:rPr>
-        <w:t>靈魂，</w:t>
-      </w:r>
-      <w:r>
-        <w:rPr>
-          <w:lang w:val="zh_TW" w:bidi="zh_TW"/>
-        </w:rPr>
-        <w:t>因為他們顯然有身體。原文中使用這個詞是為了強調人作為「活的生命」的層面。這並不意味著人成為靈，而是突出了作為「活的生命」的重要層面。希伯來思想對統一的人的觀念有助於解釋舊約聖經中對死後生命的陰影看法，因為很難想像沒有身體的存在（</w:t>
-      </w:r>
-      <w:hyperlink r:id="rId25">
+        <w:t>）。耶穌在外邦人聚居的加利利教導百姓，前往泰爾和西頓（</w:t>
+      </w:r>
+      <w:hyperlink r:id="rId41">
         <w:r>
           <w:rPr>
             <w:lang w:val="zh_TW" w:bidi="zh_TW"/>
@@ -701,16 +895,16 @@
             <w:color w:val="0000EE"/>
             <w:u w:val="single"/>
           </w:rPr>
-          <w:t>詩篇16:10</w:t>
+          <w:t>可7:24</w:t>
         </w:r>
       </w:hyperlink>
       <w:r>
         <w:rPr>
           <w:lang w:val="zh_TW" w:bidi="zh_TW"/>
         </w:rPr>
-        <w:t>，</w:t>
-      </w:r>
-      <w:hyperlink r:id="rId26">
+        <w:t>），並經過低加坡里（</w:t>
+      </w:r>
+      <w:hyperlink r:id="rId42">
         <w:r>
           <w:rPr>
             <w:lang w:val="zh_TW" w:bidi="zh_TW"/>
@@ -719,16 +913,16 @@
             <w:color w:val="0000EE"/>
             <w:u w:val="single"/>
           </w:rPr>
-          <w:t>49:15</w:t>
+          <w:t>31</w:t>
         </w:r>
       </w:hyperlink>
       <w:r>
         <w:rPr>
           <w:lang w:val="zh_TW" w:bidi="zh_TW"/>
         </w:rPr>
-        <w:t>，</w:t>
-      </w:r>
-      <w:hyperlink r:id="rId27">
+        <w:t>節）。祂曾醫治一位羅馬百夫長（</w:t>
+      </w:r>
+      <w:hyperlink r:id="rId43">
         <w:r>
           <w:rPr>
             <w:lang w:val="zh_TW" w:bidi="zh_TW"/>
@@ -737,16 +931,16 @@
             <w:color w:val="0000EE"/>
             <w:u w:val="single"/>
           </w:rPr>
-          <w:t>88:3–12</w:t>
+          <w:t>路7:1–10</w:t>
         </w:r>
       </w:hyperlink>
       <w:r>
         <w:rPr>
           <w:lang w:val="zh_TW" w:bidi="zh_TW"/>
         </w:rPr>
-        <w:t>）。存在死後生命的希望，是由於相信神對死亡的權能，相信與祂的交流在死後會繼續（</w:t>
-      </w:r>
-      <w:hyperlink r:id="rId28">
+        <w:t>）、拿因的寡婦（</w:t>
+      </w:r>
+      <w:hyperlink r:id="rId44">
         <w:r>
           <w:rPr>
             <w:lang w:val="zh_TW" w:bidi="zh_TW"/>
@@ -755,16 +949,16 @@
             <w:color w:val="0000EE"/>
             <w:u w:val="single"/>
           </w:rPr>
-          <w:t>出埃及記3:6</w:t>
+          <w:t>11–17</w:t>
         </w:r>
       </w:hyperlink>
       <w:r>
         <w:rPr>
           <w:lang w:val="zh_TW" w:bidi="zh_TW"/>
         </w:rPr>
-        <w:t>；</w:t>
-      </w:r>
-      <w:hyperlink r:id="rId29">
+        <w:t>節），以及一位敘利腓尼基婦人（</w:t>
+      </w:r>
+      <w:hyperlink r:id="rId45">
         <w:r>
           <w:rPr>
             <w:lang w:val="zh_TW" w:bidi="zh_TW"/>
@@ -773,16 +967,16 @@
             <w:color w:val="0000EE"/>
             <w:u w:val="single"/>
           </w:rPr>
-          <w:t>撒母耳記上2:6</w:t>
+          <w:t>可7:26</w:t>
         </w:r>
       </w:hyperlink>
       <w:r>
         <w:rPr>
           <w:lang w:val="zh_TW" w:bidi="zh_TW"/>
         </w:rPr>
-        <w:t>；</w:t>
-      </w:r>
-      <w:hyperlink r:id="rId30">
+        <w:t>）。以土買人也來觀看祂的神蹟（</w:t>
+      </w:r>
+      <w:hyperlink r:id="rId46">
         <w:r>
           <w:rPr>
             <w:lang w:val="zh_TW" w:bidi="zh_TW"/>
@@ -791,151 +985,14 @@
             <w:color w:val="0000EE"/>
             <w:u w:val="single"/>
           </w:rPr>
-          <w:t>約伯記19:25–26</w:t>
+          <w:t>3:8</w:t>
         </w:r>
       </w:hyperlink>
       <w:r>
         <w:rPr>
           <w:lang w:val="zh_TW" w:bidi="zh_TW"/>
         </w:rPr>
-        <w:t>；</w:t>
-      </w:r>
-      <w:hyperlink r:id="rId31">
-        <w:r>
-          <w:rPr>
-            <w:lang w:val="zh_TW" w:bidi="zh_TW"/>
-          </w:rPr>
-          <w:rPr>
-            <w:color w:val="0000EE"/>
-            <w:u w:val="single"/>
-          </w:rPr>
-          <w:t>詩篇16:10–11</w:t>
-        </w:r>
-      </w:hyperlink>
-      <w:r>
-        <w:rPr>
-          <w:lang w:val="zh_TW" w:bidi="zh_TW"/>
-        </w:rPr>
-        <w:t>，</w:t>
-      </w:r>
-      <w:hyperlink r:id="rId32">
-        <w:r>
-          <w:rPr>
-            <w:lang w:val="zh_TW" w:bidi="zh_TW"/>
-          </w:rPr>
-          <w:rPr>
-            <w:color w:val="0000EE"/>
-            <w:u w:val="single"/>
-          </w:rPr>
-          <w:t>73:24–25</w:t>
-        </w:r>
-      </w:hyperlink>
-      <w:r>
-        <w:rPr>
-          <w:lang w:val="zh_TW" w:bidi="zh_TW"/>
-        </w:rPr>
-        <w:t>；</w:t>
-      </w:r>
-      <w:hyperlink r:id="rId33">
-        <w:r>
-          <w:rPr>
-            <w:lang w:val="zh_TW" w:bidi="zh_TW"/>
-          </w:rPr>
-          <w:rPr>
-            <w:color w:val="0000EE"/>
-            <w:u w:val="single"/>
-          </w:rPr>
-          <w:t>以賽亞書25:8</w:t>
-        </w:r>
-      </w:hyperlink>
-      <w:r>
-        <w:rPr>
-          <w:lang w:val="zh_TW" w:bidi="zh_TW"/>
-        </w:rPr>
-        <w:t>，</w:t>
-      </w:r>
-      <w:hyperlink r:id="rId34">
-        <w:r>
-          <w:rPr>
-            <w:lang w:val="zh_TW" w:bidi="zh_TW"/>
-          </w:rPr>
-          <w:rPr>
-            <w:color w:val="0000EE"/>
-            <w:u w:val="single"/>
-          </w:rPr>
-          <w:t>26:19</w:t>
-        </w:r>
-      </w:hyperlink>
-      <w:r>
-        <w:rPr>
-          <w:lang w:val="zh_TW" w:bidi="zh_TW"/>
-        </w:rPr>
-        <w:t>；</w:t>
-      </w:r>
-      <w:hyperlink r:id="rId35">
-        <w:r>
-          <w:rPr>
-            <w:lang w:val="zh_TW" w:bidi="zh_TW"/>
-          </w:rPr>
-          <w:rPr>
-            <w:color w:val="0000EE"/>
-            <w:u w:val="single"/>
-          </w:rPr>
-          <w:t>但以理書12:2</w:t>
-        </w:r>
-      </w:hyperlink>
-      <w:r>
-        <w:rPr>
-          <w:lang w:val="zh_TW" w:bidi="zh_TW"/>
-        </w:rPr>
-        <w:t>；</w:t>
-      </w:r>
-      <w:hyperlink r:id="rId36">
-        <w:r>
-          <w:rPr>
-            <w:lang w:val="zh_TW" w:bidi="zh_TW"/>
-          </w:rPr>
-          <w:rPr>
-            <w:color w:val="0000EE"/>
-            <w:u w:val="single"/>
-          </w:rPr>
-          <w:t>何西阿6:1–3</w:t>
-        </w:r>
-      </w:hyperlink>
-      <w:r>
-        <w:rPr>
-          <w:lang w:val="zh_TW" w:bidi="zh_TW"/>
-        </w:rPr>
-        <w:t>，</w:t>
-      </w:r>
-      <w:hyperlink r:id="rId37">
-        <w:r>
-          <w:rPr>
-            <w:lang w:val="zh_TW" w:bidi="zh_TW"/>
-          </w:rPr>
-          <w:rPr>
-            <w:color w:val="0000EE"/>
-            <w:u w:val="single"/>
-          </w:rPr>
-          <w:t>13:14</w:t>
-        </w:r>
-      </w:hyperlink>
-      <w:r>
-        <w:rPr>
-          <w:lang w:val="zh_TW" w:bidi="zh_TW"/>
-        </w:rPr>
         <w:t>）。</w:t>
-      </w:r>
-    </w:p>
-    <w:p>
-      <w:pPr>
-        <w:pStyle w:val="Heading4"/>
-      </w:pPr>
-      <w:r>
-        <w:rPr>
-          <w:lang w:val="zh_TW" w:bidi="zh_TW"/>
-        </w:rPr>
-        <w:t>新約聖經中的靈魂</w:t>
       </w:r>
     </w:p>
     <w:p>
@@ -949,22 +1006,9 @@
         <w:rPr>
           <w:lang w:val="zh_TW" w:bidi="zh_TW"/>
         </w:rPr>
-        <w:t>在新約聖經中，靈魂（</w:t>
-      </w:r>
-      <w:r>
-        <w:rPr>
-          <w:i/>
-          <w:lang w:val="zh_TW" w:bidi="zh_TW"/>
-        </w:rPr>
-        <w:t>psuche</w:t>
-      </w:r>
-      <w:r>
-        <w:rPr>
-          <w:lang w:val="zh_TW" w:bidi="zh_TW"/>
-        </w:rPr>
-        <w:t>）的意義與舊約聖經中相似。通常，它意味著生命本身。耶穌的跟從者為了祂的緣故冒著生命（靈魂）的危險（</w:t>
-      </w:r>
-      <w:hyperlink r:id="rId38">
+        <w:t>耶穌的教導範疇也非常廣泛。關於大審判的敘述（</w:t>
+      </w:r>
+      <w:hyperlink r:id="rId47">
         <w:r>
           <w:rPr>
             <w:lang w:val="zh_TW" w:bidi="zh_TW"/>
@@ -973,16 +1017,16 @@
             <w:color w:val="0000EE"/>
             <w:u w:val="single"/>
           </w:rPr>
-          <w:t>使徒行傳15:26</w:t>
+          <w:t>太25:31–46</w:t>
         </w:r>
       </w:hyperlink>
       <w:r>
         <w:rPr>
           <w:lang w:val="zh_TW" w:bidi="zh_TW"/>
         </w:rPr>
-        <w:t>；比較</w:t>
-      </w:r>
-      <w:hyperlink r:id="rId39">
+        <w:t>）顯示萬國聚集在人子面前，耶穌命令使徒「使萬民作我的門徒」（</w:t>
+      </w:r>
+      <w:hyperlink r:id="rId48">
         <w:r>
           <w:rPr>
             <w:lang w:val="zh_TW" w:bidi="zh_TW"/>
@@ -991,175 +1035,7 @@
             <w:color w:val="0000EE"/>
             <w:u w:val="single"/>
           </w:rPr>
-          <w:t>約翰福音13:37</w:t>
-        </w:r>
-      </w:hyperlink>
-      <w:r>
-        <w:rPr>
-          <w:lang w:val="zh_TW" w:bidi="zh_TW"/>
-        </w:rPr>
-        <w:t>；</w:t>
-      </w:r>
-      <w:hyperlink r:id="rId40">
-        <w:r>
-          <w:rPr>
-            <w:lang w:val="zh_TW" w:bidi="zh_TW"/>
-          </w:rPr>
-          <w:rPr>
-            <w:color w:val="0000EE"/>
-            <w:u w:val="single"/>
-          </w:rPr>
-          <w:t>羅馬書16:4</w:t>
-        </w:r>
-      </w:hyperlink>
-      <w:r>
-        <w:rPr>
-          <w:lang w:val="zh_TW" w:bidi="zh_TW"/>
-        </w:rPr>
-        <w:t>；</w:t>
-      </w:r>
-      <w:hyperlink r:id="rId41">
-        <w:r>
-          <w:rPr>
-            <w:lang w:val="zh_TW" w:bidi="zh_TW"/>
-          </w:rPr>
-          <w:rPr>
-            <w:color w:val="0000EE"/>
-            <w:u w:val="single"/>
-          </w:rPr>
-          <w:t>腓利比書2:30</w:t>
-        </w:r>
-      </w:hyperlink>
-      <w:r>
-        <w:rPr>
-          <w:lang w:val="zh_TW" w:bidi="zh_TW"/>
-        </w:rPr>
-        <w:t>）。耶穌是人子，祂來是要服事人並捨命（靈魂）作多人的贖價（</w:t>
-      </w:r>
-      <w:hyperlink r:id="rId42">
-        <w:r>
-          <w:rPr>
-            <w:lang w:val="zh_TW" w:bidi="zh_TW"/>
-          </w:rPr>
-          <w:rPr>
-            <w:color w:val="0000EE"/>
-            <w:u w:val="single"/>
-          </w:rPr>
-          <w:t>馬太福音20:28</w:t>
-        </w:r>
-      </w:hyperlink>
-      <w:r>
-        <w:rPr>
-          <w:lang w:val="zh_TW" w:bidi="zh_TW"/>
-        </w:rPr>
-        <w:t>；</w:t>
-      </w:r>
-      <w:hyperlink r:id="rId43">
-        <w:r>
-          <w:rPr>
-            <w:lang w:val="zh_TW" w:bidi="zh_TW"/>
-          </w:rPr>
-          <w:rPr>
-            <w:color w:val="0000EE"/>
-            <w:u w:val="single"/>
-          </w:rPr>
-          <w:t>馬可福音10:45</w:t>
-        </w:r>
-      </w:hyperlink>
-      <w:r>
-        <w:rPr>
-          <w:lang w:val="zh_TW" w:bidi="zh_TW"/>
-        </w:rPr>
-        <w:t>）。耶穌是好牧羊人，為羊捨命（靈魂）（</w:t>
-      </w:r>
-      <w:hyperlink r:id="rId44">
-        <w:r>
-          <w:rPr>
-            <w:lang w:val="zh_TW" w:bidi="zh_TW"/>
-          </w:rPr>
-          <w:rPr>
-            <w:color w:val="0000EE"/>
-            <w:u w:val="single"/>
-          </w:rPr>
-          <w:t>約翰福音10:14、17</w:t>
-        </w:r>
-      </w:hyperlink>
-      <w:hyperlink r:id="rId45">
-        <w:r>
-          <w:rPr>
-            <w:lang w:val="zh_TW" w:bidi="zh_TW"/>
-          </w:rPr>
-          <w:rPr>
-            <w:color w:val="0000EE"/>
-            <w:u w:val="single"/>
-          </w:rPr>
-          <w:t>–</w:t>
-        </w:r>
-      </w:hyperlink>
-      <w:hyperlink r:id="rId44">
-        <w:r>
-          <w:rPr>
-            <w:lang w:val="zh_TW" w:bidi="zh_TW"/>
-          </w:rPr>
-          <w:rPr>
-            <w:color w:val="0000EE"/>
-            <w:u w:val="single"/>
-          </w:rPr>
-          <w:t>18</w:t>
-        </w:r>
-      </w:hyperlink>
-      <w:r>
-        <w:rPr>
-          <w:lang w:val="zh_TW" w:bidi="zh_TW"/>
-        </w:rPr>
-        <w:t>）。在</w:t>
-      </w:r>
-      <w:hyperlink r:id="rId46">
-        <w:r>
-          <w:rPr>
-            <w:lang w:val="zh_TW" w:bidi="zh_TW"/>
-          </w:rPr>
-          <w:rPr>
-            <w:color w:val="0000EE"/>
-            <w:u w:val="single"/>
-          </w:rPr>
-          <w:t>路加福音十四章26節</w:t>
-        </w:r>
-      </w:hyperlink>
-      <w:r>
-        <w:rPr>
-          <w:lang w:val="zh_TW" w:bidi="zh_TW"/>
-        </w:rPr>
-        <w:t>，作門徒意味著願意捨己，甚至為基督的緣故捨去自己的生命（比較</w:t>
-      </w:r>
-      <w:hyperlink r:id="rId47">
-        <w:r>
-          <w:rPr>
-            <w:lang w:val="zh_TW" w:bidi="zh_TW"/>
-          </w:rPr>
-          <w:rPr>
-            <w:color w:val="0000EE"/>
-            <w:u w:val="single"/>
-          </w:rPr>
-          <w:t>路加福音9:23</w:t>
-        </w:r>
-      </w:hyperlink>
-      <w:r>
-        <w:rPr>
-          <w:lang w:val="zh_TW" w:bidi="zh_TW"/>
-        </w:rPr>
-        <w:t>、</w:t>
-      </w:r>
-      <w:hyperlink r:id="rId48">
-        <w:r>
-          <w:rPr>
-            <w:lang w:val="zh_TW" w:bidi="zh_TW"/>
-          </w:rPr>
-          <w:rPr>
-            <w:color w:val="0000EE"/>
-            <w:u w:val="single"/>
-          </w:rPr>
-          <w:t>啟示錄12:11</w:t>
+          <w:t>太28:19</w:t>
         </w:r>
       </w:hyperlink>
       <w:r>
@@ -1180,7 +1056,7 @@
         <w:rPr>
           <w:lang w:val="zh_TW" w:bidi="zh_TW"/>
         </w:rPr>
-        <w:t>「靈魂」經常可以指「人」（</w:t>
+        <w:t>儘管使徒行傳提到列國在耶穌的死亡（</w:t>
       </w:r>
       <w:hyperlink r:id="rId49">
         <w:r>
@@ -1191,14 +1067,14 @@
             <w:color w:val="0000EE"/>
             <w:u w:val="single"/>
           </w:rPr>
-          <w:t>使徒行傳2:43</w:t>
+          <w:t>徒4:27</w:t>
         </w:r>
       </w:hyperlink>
       <w:r>
         <w:rPr>
           <w:lang w:val="zh_TW" w:bidi="zh_TW"/>
         </w:rPr>
-        <w:t>，</w:t>
+        <w:t>），以及反對保羅事工中的角色（</w:t>
       </w:r>
       <w:hyperlink r:id="rId50">
         <w:r>
@@ -1209,14 +1085,14 @@
             <w:color w:val="0000EE"/>
             <w:u w:val="single"/>
           </w:rPr>
-          <w:t>3:23</w:t>
+          <w:t>26:17</w:t>
         </w:r>
       </w:hyperlink>
       <w:r>
         <w:rPr>
           <w:lang w:val="zh_TW" w:bidi="zh_TW"/>
         </w:rPr>
-        <w:t>，</w:t>
+        <w:t>），但它清楚表明教會完成了向非猶太民族傳福音的使命。彼得向意大利營的一位羅馬軍官哥尼流家人宣講耶穌的信息（</w:t>
       </w:r>
       <w:hyperlink r:id="rId51">
         <w:r>
@@ -1227,14 +1103,14 @@
             <w:color w:val="0000EE"/>
             <w:u w:val="single"/>
           </w:rPr>
-          <w:t>7:14</w:t>
+          <w:t>10</w:t>
         </w:r>
       </w:hyperlink>
       <w:r>
         <w:rPr>
           <w:lang w:val="zh_TW" w:bidi="zh_TW"/>
         </w:rPr>
-        <w:t>；</w:t>
+        <w:t>章）。雖然早期教會曾抗拒外邦人可以自由接受聖靈的事實，但最終他們接受了這結論（</w:t>
       </w:r>
       <w:hyperlink r:id="rId52">
         <w:r>
@@ -1245,15 +1121,9 @@
             <w:color w:val="0000EE"/>
             <w:u w:val="single"/>
           </w:rPr>
-          <w:t>羅馬書2:9</w:t>
+          <w:t>11:1–8，</w:t>
         </w:r>
       </w:hyperlink>
-      <w:r>
-        <w:rPr>
-          <w:lang w:val="zh_TW" w:bidi="zh_TW"/>
-        </w:rPr>
-        <w:t>，</w:t>
-      </w:r>
       <w:hyperlink r:id="rId53">
         <w:r>
           <w:rPr>
@@ -1263,887 +1133,14 @@
             <w:color w:val="0000EE"/>
             <w:u w:val="single"/>
           </w:rPr>
-          <w:t>13:1</w:t>
+          <w:t>15:1–29</w:t>
         </w:r>
       </w:hyperlink>
       <w:r>
         <w:rPr>
           <w:lang w:val="zh_TW" w:bidi="zh_TW"/>
         </w:rPr>
-        <w:t>；</w:t>
-      </w:r>
-      <w:hyperlink r:id="rId54">
-        <w:r>
-          <w:rPr>
-            <w:lang w:val="zh_TW" w:bidi="zh_TW"/>
-          </w:rPr>
-          <w:rPr>
-            <w:color w:val="0000EE"/>
-            <w:u w:val="single"/>
-          </w:rPr>
-          <w:t>彼得前書3:20</w:t>
-        </w:r>
-      </w:hyperlink>
-      <w:r>
-        <w:rPr>
-          <w:lang w:val="zh_TW" w:bidi="zh_TW"/>
-        </w:rPr>
-        <w:t>）。「活物」這個表達（有時在</w:t>
-      </w:r>
-      <w:hyperlink r:id="rId55">
-        <w:r>
-          <w:rPr>
-            <w:lang w:val="zh_TW" w:bidi="zh_TW"/>
-          </w:rPr>
-          <w:rPr>
-            <w:color w:val="0000EE"/>
-            <w:u w:val="single"/>
-          </w:rPr>
-          <w:t>啟示錄16:3</w:t>
-        </w:r>
-      </w:hyperlink>
-      <w:r>
-        <w:rPr>
-          <w:lang w:val="zh_TW" w:bidi="zh_TW"/>
-        </w:rPr>
-        <w:t>中使用）反映了活物有生命的一面。就像在舊約聖經中一樣，靈魂可以指一個人的情感能量。它代表著人的內在存在。當耶穌為祂的死亡憂傷時，祂談到了祂的靈魂被壓碎（</w:t>
-      </w:r>
-      <w:hyperlink r:id="rId56">
-        <w:r>
-          <w:rPr>
-            <w:lang w:val="zh_TW" w:bidi="zh_TW"/>
-          </w:rPr>
-          <w:rPr>
-            <w:color w:val="0000EE"/>
-            <w:u w:val="single"/>
-          </w:rPr>
-          <w:t>馬太福音26:38</w:t>
-        </w:r>
-      </w:hyperlink>
-      <w:r>
-        <w:rPr>
-          <w:lang w:val="zh_TW" w:bidi="zh_TW"/>
-        </w:rPr>
-        <w:t>；</w:t>
-      </w:r>
-      <w:hyperlink r:id="rId57">
-        <w:r>
-          <w:rPr>
-            <w:lang w:val="zh_TW" w:bidi="zh_TW"/>
-          </w:rPr>
-          <w:rPr>
-            <w:color w:val="0000EE"/>
-            <w:u w:val="single"/>
-          </w:rPr>
-          <w:t>馬可福音14:34</w:t>
-        </w:r>
-      </w:hyperlink>
-      <w:r>
-        <w:rPr>
-          <w:lang w:val="zh_TW" w:bidi="zh_TW"/>
-        </w:rPr>
-        <w:t>；比較</w:t>
-      </w:r>
-      <w:hyperlink r:id="rId58">
-        <w:r>
-          <w:rPr>
-            <w:lang w:val="zh_TW" w:bidi="zh_TW"/>
-          </w:rPr>
-          <w:rPr>
-            <w:color w:val="0000EE"/>
-            <w:u w:val="single"/>
-          </w:rPr>
-          <w:t>詩篇42:6</w:t>
-        </w:r>
-      </w:hyperlink>
-      <w:r>
-        <w:rPr>
-          <w:lang w:val="zh_TW" w:bidi="zh_TW"/>
-        </w:rPr>
-        <w:t>）。在另一處經文中，耶穌應許那些來到祂面前的人靈魂得安息（</w:t>
-      </w:r>
-      <w:hyperlink r:id="rId59">
-        <w:r>
-          <w:rPr>
-            <w:lang w:val="zh_TW" w:bidi="zh_TW"/>
-          </w:rPr>
-          <w:rPr>
-            <w:color w:val="0000EE"/>
-            <w:u w:val="single"/>
-          </w:rPr>
-          <w:t>馬太福音11:29</w:t>
-        </w:r>
-      </w:hyperlink>
-      <w:r>
-        <w:rPr>
-          <w:lang w:val="zh_TW" w:bidi="zh_TW"/>
-        </w:rPr>
-        <w:t>）。在這裡，「靈魂」意味著人的本質（比較</w:t>
-      </w:r>
-      <w:hyperlink r:id="rId60">
-        <w:r>
-          <w:rPr>
-            <w:lang w:val="zh_TW" w:bidi="zh_TW"/>
-          </w:rPr>
-          <w:rPr>
-            <w:color w:val="0000EE"/>
-            <w:u w:val="single"/>
-          </w:rPr>
-          <w:t>路加福音2:35</w:t>
-        </w:r>
-      </w:hyperlink>
-      <w:r>
-        <w:rPr>
-          <w:lang w:val="zh_TW" w:bidi="zh_TW"/>
-        </w:rPr>
-        <w:t>；</w:t>
-      </w:r>
-      <w:hyperlink r:id="rId61">
-        <w:r>
-          <w:rPr>
-            <w:lang w:val="zh_TW" w:bidi="zh_TW"/>
-          </w:rPr>
-          <w:rPr>
-            <w:color w:val="0000EE"/>
-            <w:u w:val="single"/>
-          </w:rPr>
-          <w:t>哥林多後書1:23</w:t>
-        </w:r>
-      </w:hyperlink>
-      <w:r>
-        <w:rPr>
-          <w:lang w:val="zh_TW" w:bidi="zh_TW"/>
-        </w:rPr>
-        <w:t>；</w:t>
-      </w:r>
-      <w:hyperlink r:id="rId62">
-        <w:r>
-          <w:rPr>
-            <w:lang w:val="zh_TW" w:bidi="zh_TW"/>
-          </w:rPr>
-          <w:rPr>
-            <w:color w:val="0000EE"/>
-            <w:u w:val="single"/>
-          </w:rPr>
-          <w:t>帖撒羅尼迦後書2:8</w:t>
-        </w:r>
-      </w:hyperlink>
-      <w:r>
-        <w:rPr>
-          <w:lang w:val="zh_TW" w:bidi="zh_TW"/>
-        </w:rPr>
-        <w:t>；</w:t>
-      </w:r>
-      <w:hyperlink r:id="rId63">
-        <w:r>
-          <w:rPr>
-            <w:lang w:val="zh_TW" w:bidi="zh_TW"/>
-          </w:rPr>
-          <w:rPr>
-            <w:color w:val="0000EE"/>
-            <w:u w:val="single"/>
-          </w:rPr>
-          <w:t>約翰三書1:2</w:t>
-        </w:r>
-      </w:hyperlink>
-      <w:r>
-        <w:rPr>
-          <w:lang w:val="zh_TW" w:bidi="zh_TW"/>
-        </w:rPr>
-        <w:t>）。</w:t>
-      </w:r>
-    </w:p>
-    <w:p>
-      <w:pPr>
-        <w:pStyle w:val="Heading3"/>
-      </w:pPr>
-      <w:r>
-        <w:rPr>
-          <w:lang w:val="zh_TW" w:bidi="zh_TW"/>
-        </w:rPr>
-        <w:t>靈魂與靈</w:t>
-      </w:r>
-    </w:p>
-    <w:p>
-      <w:pPr/>
-      <w:r>
-        <w:rPr>
-          <w:lang w:val="zh_TW" w:bidi="zh_TW"/>
-        </w:rPr>
-      </w:r>
-      <w:r>
-        <w:rPr>
-          <w:lang w:val="zh_TW" w:bidi="zh_TW"/>
-        </w:rPr>
-        <w:t>幾段經文同時提到靈魂與靈。</w:t>
-      </w:r>
-      <w:hyperlink r:id="rId64">
-        <w:r>
-          <w:rPr>
-            <w:lang w:val="zh_TW" w:bidi="zh_TW"/>
-          </w:rPr>
-          <w:rPr>
-            <w:color w:val="0000EE"/>
-            <w:u w:val="single"/>
-          </w:rPr>
-          <w:t>路加福音一章46節</w:t>
-        </w:r>
-      </w:hyperlink>
-      <w:r>
-        <w:rPr>
-          <w:lang w:val="zh_TW" w:bidi="zh_TW"/>
-        </w:rPr>
-        <w:t>可能是「詩意平行」，即用兩種不同方式表達一個想法。這兩個詞都指馬利亞最裡面的人。</w:t>
-      </w:r>
-      <w:hyperlink r:id="rId65">
-        <w:r>
-          <w:rPr>
-            <w:lang w:val="zh_TW" w:bidi="zh_TW"/>
-          </w:rPr>
-          <w:rPr>
-            <w:color w:val="0000EE"/>
-            <w:u w:val="single"/>
-          </w:rPr>
-          <w:t>希伯來書四章12節</w:t>
-        </w:r>
-      </w:hyperlink>
-      <w:r>
-        <w:rPr>
-          <w:lang w:val="zh_TW" w:bidi="zh_TW"/>
-        </w:rPr>
-        <w:t>，「</w:t>
-      </w:r>
-      <w:r>
-        <w:rPr>
-          <w:lang w:val="zh_TW" w:bidi="zh_TW"/>
-        </w:rPr>
-        <w:t>剖開</w:t>
-      </w:r>
-      <w:r>
-        <w:rPr>
-          <w:lang w:val="zh_TW" w:bidi="zh_TW"/>
-        </w:rPr>
-        <w:t>魂與靈」，是形象地展示神的話語如何探測我們的內心。</w:t>
-      </w:r>
-      <w:hyperlink r:id="rId66">
-        <w:r>
-          <w:rPr>
-            <w:lang w:val="zh_TW" w:bidi="zh_TW"/>
-          </w:rPr>
-          <w:rPr>
-            <w:color w:val="0000EE"/>
-            <w:u w:val="single"/>
-          </w:rPr>
-          <w:t>帖撒羅尼迦前書五章23節</w:t>
-        </w:r>
-      </w:hyperlink>
-      <w:r>
-        <w:rPr>
-          <w:lang w:val="zh_TW" w:bidi="zh_TW"/>
-        </w:rPr>
-        <w:t>，為讀者禱告</w:t>
-      </w:r>
-      <w:r>
-        <w:rPr>
-          <w:lang w:val="zh_TW" w:bidi="zh_TW"/>
-        </w:rPr>
-        <w:t>靈與魂與身子得蒙保守，無可指摘，</w:t>
-      </w:r>
-      <w:r>
-        <w:rPr>
-          <w:lang w:val="zh_TW" w:bidi="zh_TW"/>
-        </w:rPr>
-        <w:t>意味著整個人。在這裡，靈魂可能暗示著物質存在，而靈則可能意味著更高或「屬靈的」生命。</w:t>
-      </w:r>
-    </w:p>
-    <w:p>
-      <w:pPr/>
-      <w:r>
-        <w:rPr>
-          <w:lang w:val="zh_TW" w:bidi="zh_TW"/>
-        </w:rPr>
-      </w:r>
-      <w:r>
-        <w:rPr>
-          <w:lang w:val="zh_TW" w:bidi="zh_TW"/>
-        </w:rPr>
-        <w:t>在其它經文中，靈魂與情感、意志和心智相關，總是暗示著一個人的內在存在。人們應當</w:t>
-      </w:r>
-      <w:r>
-        <w:rPr>
-          <w:lang w:val="zh_TW" w:bidi="zh_TW"/>
-        </w:rPr>
-        <w:t>盡心盡意</w:t>
-      </w:r>
-      <w:r>
-        <w:rPr>
-          <w:lang w:val="zh_TW" w:bidi="zh_TW"/>
-        </w:rPr>
-        <w:t>愛神（</w:t>
-      </w:r>
-      <w:hyperlink r:id="rId67">
-        <w:r>
-          <w:rPr>
-            <w:lang w:val="zh_TW" w:bidi="zh_TW"/>
-          </w:rPr>
-          <w:rPr>
-            <w:color w:val="0000EE"/>
-            <w:u w:val="single"/>
-          </w:rPr>
-          <w:t>馬太福音22:37</w:t>
-        </w:r>
-      </w:hyperlink>
-      <w:r>
-        <w:rPr>
-          <w:lang w:val="zh_TW" w:bidi="zh_TW"/>
-        </w:rPr>
-        <w:t>；</w:t>
-      </w:r>
-      <w:hyperlink r:id="rId68">
-        <w:r>
-          <w:rPr>
-            <w:lang w:val="zh_TW" w:bidi="zh_TW"/>
-          </w:rPr>
-          <w:rPr>
-            <w:color w:val="0000EE"/>
-            <w:u w:val="single"/>
-          </w:rPr>
-          <w:t>馬可福音12:30</w:t>
-        </w:r>
-      </w:hyperlink>
-      <w:r>
-        <w:rPr>
-          <w:lang w:val="zh_TW" w:bidi="zh_TW"/>
-        </w:rPr>
-        <w:t>；比較</w:t>
-      </w:r>
-      <w:hyperlink r:id="rId69">
-        <w:r>
-          <w:rPr>
-            <w:lang w:val="zh_TW" w:bidi="zh_TW"/>
-          </w:rPr>
-          <w:rPr>
-            <w:color w:val="0000EE"/>
-            <w:u w:val="single"/>
-          </w:rPr>
-          <w:t>申命記6:5</w:t>
-        </w:r>
-      </w:hyperlink>
-      <w:r>
-        <w:rPr>
-          <w:lang w:val="zh_TW" w:bidi="zh_TW"/>
-        </w:rPr>
-        <w:t>）。片語「從靈裡」（</w:t>
-      </w:r>
-      <w:hyperlink r:id="rId70">
-        <w:r>
-          <w:rPr>
-            <w:lang w:val="zh_TW" w:bidi="zh_TW"/>
-          </w:rPr>
-          <w:rPr>
-            <w:color w:val="0000EE"/>
-            <w:u w:val="single"/>
-          </w:rPr>
-          <w:t>以弗所書6:6</w:t>
-        </w:r>
-      </w:hyperlink>
-      <w:r>
-        <w:rPr>
-          <w:lang w:val="zh_TW" w:bidi="zh_TW"/>
-        </w:rPr>
-        <w:t>；</w:t>
-      </w:r>
-      <w:hyperlink r:id="rId71">
-        <w:r>
-          <w:rPr>
-            <w:lang w:val="zh_TW" w:bidi="zh_TW"/>
-          </w:rPr>
-          <w:rPr>
-            <w:color w:val="0000EE"/>
-            <w:u w:val="single"/>
-          </w:rPr>
-          <w:t>歌羅西書3:23</w:t>
-        </w:r>
-      </w:hyperlink>
-      <w:r>
-        <w:rPr>
-          <w:lang w:val="zh_TW" w:bidi="zh_TW"/>
-        </w:rPr>
-        <w:t>有些時候的翻譯）意指「從心裡」，以全心。在</w:t>
-      </w:r>
-      <w:hyperlink r:id="rId72">
-        <w:r>
-          <w:rPr>
-            <w:lang w:val="zh_TW" w:bidi="zh_TW"/>
-          </w:rPr>
-          <w:rPr>
-            <w:color w:val="0000EE"/>
-            <w:u w:val="single"/>
-          </w:rPr>
-          <w:t>腓利比書一章27節</w:t>
-        </w:r>
-      </w:hyperlink>
-      <w:r>
-        <w:rPr>
-          <w:lang w:val="zh_TW" w:bidi="zh_TW"/>
-        </w:rPr>
-        <w:t>中，信徒被呼召要同心合意（比較</w:t>
-      </w:r>
-      <w:hyperlink r:id="rId73">
-        <w:r>
-          <w:rPr>
-            <w:lang w:val="zh_TW" w:bidi="zh_TW"/>
-          </w:rPr>
-          <w:rPr>
-            <w:color w:val="0000EE"/>
-            <w:u w:val="single"/>
-          </w:rPr>
-          <w:t>使徒行傳4:32</w:t>
-        </w:r>
-      </w:hyperlink>
-      <w:r>
-        <w:rPr>
-          <w:lang w:val="zh_TW" w:bidi="zh_TW"/>
-        </w:rPr>
-        <w:t>，</w:t>
-      </w:r>
-      <w:hyperlink r:id="rId74">
-        <w:r>
-          <w:rPr>
-            <w:lang w:val="zh_TW" w:bidi="zh_TW"/>
-          </w:rPr>
-          <w:rPr>
-            <w:color w:val="0000EE"/>
-            <w:u w:val="single"/>
-          </w:rPr>
-          <w:t>14:2</w:t>
-        </w:r>
-      </w:hyperlink>
-      <w:r>
-        <w:rPr>
-          <w:lang w:val="zh_TW" w:bidi="zh_TW"/>
-        </w:rPr>
-        <w:t>）。</w:t>
-      </w:r>
-    </w:p>
-    <w:p>
-      <w:pPr>
-        <w:pStyle w:val="Heading3"/>
-      </w:pPr>
-      <w:r>
-        <w:rPr>
-          <w:lang w:val="zh_TW" w:bidi="zh_TW"/>
-        </w:rPr>
-        <w:t>靈魂與救恩</w:t>
-      </w:r>
-    </w:p>
-    <w:p>
-      <w:pPr/>
-      <w:r>
-        <w:rPr>
-          <w:lang w:val="zh_TW" w:bidi="zh_TW"/>
-        </w:rPr>
-      </w:r>
-      <w:r>
-        <w:rPr>
-          <w:lang w:val="zh_TW" w:bidi="zh_TW"/>
-        </w:rPr>
-        <w:t>有關靈魂和救恩的經文包括：</w:t>
-      </w:r>
-    </w:p>
-    <w:p>
-      <w:pPr>
-        <w:pStyle w:val="ListBullet"/>
-        <w:spacing w:line="240" w:lineRule="auto"/>
-        <w:ind w:left="720"/>
-      </w:pPr>
-      <w:r>
-        <w:rPr>
-          <w:lang w:val="zh_TW" w:bidi="zh_TW"/>
-        </w:rPr>
-      </w:r>
-      <w:hyperlink r:id="rId75">
-        <w:r>
-          <w:rPr>
-            <w:lang w:val="zh_TW" w:bidi="zh_TW"/>
-          </w:rPr>
-          <w:rPr>
-            <w:color w:val="0000EE"/>
-            <w:u w:val="single"/>
-          </w:rPr>
-          <w:t>馬太福音十章28節</w:t>
-        </w:r>
-      </w:hyperlink>
-    </w:p>
-    <w:p>
-      <w:pPr>
-        <w:pStyle w:val="ListBullet"/>
-        <w:spacing w:line="240" w:lineRule="auto"/>
-        <w:ind w:left="720"/>
-      </w:pPr>
-      <w:r>
-        <w:rPr>
-          <w:lang w:val="zh_TW" w:bidi="zh_TW"/>
-        </w:rPr>
-      </w:r>
-      <w:hyperlink r:id="rId76">
-        <w:r>
-          <w:rPr>
-            <w:lang w:val="zh_TW" w:bidi="zh_TW"/>
-          </w:rPr>
-          <w:rPr>
-            <w:color w:val="0000EE"/>
-            <w:u w:val="single"/>
-          </w:rPr>
-          <w:t>路加福音十二章5節</w:t>
-        </w:r>
-      </w:hyperlink>
-    </w:p>
-    <w:p>
-      <w:pPr>
-        <w:pStyle w:val="ListBullet"/>
-        <w:spacing w:line="240" w:lineRule="auto"/>
-        <w:ind w:left="720"/>
-      </w:pPr>
-      <w:r>
-        <w:rPr>
-          <w:lang w:val="zh_TW" w:bidi="zh_TW"/>
-        </w:rPr>
-      </w:r>
-      <w:hyperlink r:id="rId77">
-        <w:r>
-          <w:rPr>
-            <w:lang w:val="zh_TW" w:bidi="zh_TW"/>
-          </w:rPr>
-          <w:rPr>
-            <w:color w:val="0000EE"/>
-            <w:u w:val="single"/>
-          </w:rPr>
-          <w:t>希伯來書六章19節</w:t>
-        </w:r>
-      </w:hyperlink>
-    </w:p>
-    <w:p>
-      <w:pPr>
-        <w:pStyle w:val="ListBullet"/>
-        <w:spacing w:line="240" w:lineRule="auto"/>
-        <w:ind w:left="720"/>
-      </w:pPr>
-      <w:r>
-        <w:rPr>
-          <w:lang w:val="zh_TW" w:bidi="zh_TW"/>
-        </w:rPr>
-      </w:r>
-      <w:hyperlink r:id="rId78">
-        <w:r>
-          <w:rPr>
-            <w:lang w:val="zh_TW" w:bidi="zh_TW"/>
-          </w:rPr>
-          <w:rPr>
-            <w:color w:val="0000EE"/>
-            <w:u w:val="single"/>
-          </w:rPr>
-          <w:t>希伯來書十章39節</w:t>
-        </w:r>
-      </w:hyperlink>
-    </w:p>
-    <w:p>
-      <w:pPr>
-        <w:pStyle w:val="ListBullet"/>
-        <w:spacing w:line="240" w:lineRule="auto"/>
-        <w:ind w:left="720"/>
-      </w:pPr>
-      <w:r>
-        <w:rPr>
-          <w:lang w:val="zh_TW" w:bidi="zh_TW"/>
-        </w:rPr>
-      </w:r>
-      <w:hyperlink r:id="rId79">
-        <w:r>
-          <w:rPr>
-            <w:lang w:val="zh_TW" w:bidi="zh_TW"/>
-          </w:rPr>
-          <w:rPr>
-            <w:color w:val="0000EE"/>
-            <w:u w:val="single"/>
-          </w:rPr>
-          <w:t>希伯來書十二章3節</w:t>
-        </w:r>
-      </w:hyperlink>
-    </w:p>
-    <w:p>
-      <w:pPr>
-        <w:pStyle w:val="ListBullet"/>
-        <w:spacing w:line="240" w:lineRule="auto"/>
-        <w:ind w:left="720"/>
-      </w:pPr>
-      <w:r>
-        <w:rPr>
-          <w:lang w:val="zh_TW" w:bidi="zh_TW"/>
-        </w:rPr>
-      </w:r>
-      <w:hyperlink r:id="rId80">
-        <w:r>
-          <w:rPr>
-            <w:lang w:val="zh_TW" w:bidi="zh_TW"/>
-          </w:rPr>
-          <w:rPr>
-            <w:color w:val="0000EE"/>
-            <w:u w:val="single"/>
-          </w:rPr>
-          <w:t>希伯來書十三章7節</w:t>
-        </w:r>
-      </w:hyperlink>
-    </w:p>
-    <w:p>
-      <w:pPr>
-        <w:pStyle w:val="ListBullet"/>
-        <w:spacing w:line="240" w:lineRule="auto"/>
-        <w:ind w:left="720"/>
-      </w:pPr>
-      <w:r>
-        <w:rPr>
-          <w:lang w:val="zh_TW" w:bidi="zh_TW"/>
-        </w:rPr>
-      </w:r>
-      <w:hyperlink r:id="rId81">
-        <w:r>
-          <w:rPr>
-            <w:lang w:val="zh_TW" w:bidi="zh_TW"/>
-          </w:rPr>
-          <w:rPr>
-            <w:color w:val="0000EE"/>
-            <w:u w:val="single"/>
-          </w:rPr>
-          <w:t>雅各書一章21節</w:t>
-        </w:r>
-      </w:hyperlink>
-    </w:p>
-    <w:p>
-      <w:pPr>
-        <w:pStyle w:val="ListBullet"/>
-        <w:spacing w:line="240" w:lineRule="auto"/>
-        <w:ind w:left="720"/>
-      </w:pPr>
-      <w:r>
-        <w:rPr>
-          <w:lang w:val="zh_TW" w:bidi="zh_TW"/>
-        </w:rPr>
-      </w:r>
-      <w:hyperlink r:id="rId82">
-        <w:r>
-          <w:rPr>
-            <w:lang w:val="zh_TW" w:bidi="zh_TW"/>
-          </w:rPr>
-          <w:rPr>
-            <w:color w:val="0000EE"/>
-            <w:u w:val="single"/>
-          </w:rPr>
-          <w:t>雅各書五章20節</w:t>
-        </w:r>
-      </w:hyperlink>
-    </w:p>
-    <w:p>
-      <w:pPr>
-        <w:pStyle w:val="ListBullet"/>
-        <w:spacing w:line="240" w:lineRule="auto"/>
-        <w:ind w:left="720"/>
-      </w:pPr>
-      <w:r>
-        <w:rPr>
-          <w:lang w:val="zh_TW" w:bidi="zh_TW"/>
-        </w:rPr>
-      </w:r>
-      <w:hyperlink r:id="rId83">
-        <w:r>
-          <w:rPr>
-            <w:lang w:val="zh_TW" w:bidi="zh_TW"/>
-          </w:rPr>
-          <w:rPr>
-            <w:color w:val="0000EE"/>
-            <w:u w:val="single"/>
-          </w:rPr>
-          <w:t>彼得前書一章9節、22</w:t>
-        </w:r>
-      </w:hyperlink>
-      <w:hyperlink r:id="rId84">
-        <w:r>
-          <w:rPr>
-            <w:lang w:val="zh_TW" w:bidi="zh_TW"/>
-          </w:rPr>
-          <w:rPr>
-            <w:color w:val="0000EE"/>
-            <w:u w:val="single"/>
-          </w:rPr>
-          <w:t>至</w:t>
-        </w:r>
-      </w:hyperlink>
-      <w:hyperlink r:id="rId83">
-        <w:r>
-          <w:rPr>
-            <w:lang w:val="zh_TW" w:bidi="zh_TW"/>
-          </w:rPr>
-          <w:rPr>
-            <w:color w:val="0000EE"/>
-            <w:u w:val="single"/>
-          </w:rPr>
-          <w:t>23節</w:t>
-        </w:r>
-      </w:hyperlink>
-    </w:p>
-    <w:p>
-      <w:pPr>
-        <w:pStyle w:val="ListBullet"/>
-        <w:spacing w:line="240" w:lineRule="auto"/>
-        <w:ind w:left="720"/>
-      </w:pPr>
-      <w:r>
-        <w:rPr>
-          <w:lang w:val="zh_TW" w:bidi="zh_TW"/>
-        </w:rPr>
-      </w:r>
-      <w:hyperlink r:id="rId85">
-        <w:r>
-          <w:rPr>
-            <w:lang w:val="zh_TW" w:bidi="zh_TW"/>
-          </w:rPr>
-          <w:rPr>
-            <w:color w:val="0000EE"/>
-            <w:u w:val="single"/>
-          </w:rPr>
-          <w:t>彼得前書二章25節</w:t>
-        </w:r>
-      </w:hyperlink>
-    </w:p>
-    <w:p>
-      <w:pPr>
-        <w:pStyle w:val="ListBullet"/>
-        <w:spacing w:line="240" w:lineRule="auto"/>
-        <w:ind w:left="720"/>
-      </w:pPr>
-      <w:r>
-        <w:rPr>
-          <w:lang w:val="zh_TW" w:bidi="zh_TW"/>
-        </w:rPr>
-      </w:r>
-      <w:hyperlink r:id="rId86">
-        <w:r>
-          <w:rPr>
-            <w:lang w:val="zh_TW" w:bidi="zh_TW"/>
-          </w:rPr>
-          <w:rPr>
-            <w:color w:val="0000EE"/>
-            <w:u w:val="single"/>
-          </w:rPr>
-          <w:t>彼得前書四章19節</w:t>
-        </w:r>
-      </w:hyperlink>
-    </w:p>
-    <w:p>
-      <w:pPr>
-        <w:pStyle w:val="ListBullet"/>
-        <w:spacing w:line="240" w:lineRule="auto"/>
-        <w:ind w:left="720"/>
-      </w:pPr>
-      <w:r>
-        <w:rPr>
-          <w:lang w:val="zh_TW" w:bidi="zh_TW"/>
-        </w:rPr>
-      </w:r>
-      <w:hyperlink r:id="rId87">
-        <w:r>
-          <w:rPr>
-            <w:lang w:val="zh_TW" w:bidi="zh_TW"/>
-          </w:rPr>
-          <w:rPr>
-            <w:color w:val="0000EE"/>
-            <w:u w:val="single"/>
-          </w:rPr>
-          <w:t>啟示錄六章9節</w:t>
-        </w:r>
-      </w:hyperlink>
-    </w:p>
-    <w:p>
-      <w:pPr>
-        <w:pStyle w:val="ListBullet"/>
-        <w:spacing w:line="240" w:lineRule="auto"/>
-        <w:ind w:left="720"/>
-      </w:pPr>
-      <w:r>
-        <w:rPr>
-          <w:lang w:val="zh_TW" w:bidi="zh_TW"/>
-        </w:rPr>
-      </w:r>
-      <w:hyperlink r:id="rId88">
-        <w:r>
-          <w:rPr>
-            <w:lang w:val="zh_TW" w:bidi="zh_TW"/>
-          </w:rPr>
-          <w:rPr>
-            <w:color w:val="0000EE"/>
-            <w:u w:val="single"/>
-          </w:rPr>
-          <w:t>啟示錄二十章4節</w:t>
-        </w:r>
-      </w:hyperlink>
-    </w:p>
-    <w:p>
-      <w:pPr/>
-      <w:r>
-        <w:rPr>
-          <w:lang w:val="zh_TW" w:bidi="zh_TW"/>
-        </w:rPr>
-      </w:r>
-      <w:r>
-        <w:rPr>
-          <w:lang w:val="zh_TW" w:bidi="zh_TW"/>
-        </w:rPr>
-        <w:t>這些段落要或強調肉體之外的人，又或強調人在復活前，在神面前持續的存在。</w:t>
-      </w:r>
-    </w:p>
-    <w:p>
-      <w:pPr/>
-      <w:r>
-        <w:rPr>
-          <w:lang w:val="zh_TW" w:bidi="zh_TW"/>
-        </w:rPr>
-      </w:r>
-      <w:r>
-        <w:rPr>
-          <w:i/>
-          <w:lang w:val="zh_TW" w:bidi="zh_TW"/>
-        </w:rPr>
-        <w:t>另見</w:t>
-      </w:r>
-      <w:r>
-        <w:rPr>
-          <w:lang w:val="zh_TW" w:bidi="zh_TW"/>
-        </w:rPr>
-        <w:t xml:space="preserve"> </w:t>
-      </w:r>
-      <w:r>
-        <w:rPr>
-          <w:lang w:val="zh_TW" w:bidi="zh_TW"/>
-        </w:rPr>
-        <w:t>人</w:t>
-      </w:r>
-      <w:r>
-        <w:rPr>
-          <w:lang w:val="zh_TW" w:bidi="zh_TW"/>
-        </w:rPr>
-        <w:t>；</w:t>
-      </w:r>
-      <w:r>
-        <w:rPr>
-          <w:lang w:val="zh_TW" w:bidi="zh_TW"/>
-        </w:rPr>
-        <w:t>人的靈</w:t>
-      </w:r>
-      <w:r>
-        <w:rPr>
-          <w:lang w:val="zh_TW" w:bidi="zh_TW"/>
-        </w:rPr>
-        <w:t>。</w:t>
+        <w:t>）。保羅旅行至塞浦路斯、小亞細亞、希臘和意大利，在外邦人為主的教會中建立或探訪。使徒行傳戲劇性地結尾於保羅在羅馬城——羅馬帝國的核心地區宣講福音。</w:t>
       </w:r>
       <w:r>
         <w:rPr>

--- a/zht/docx/094.content.docx
+++ b/zht/docx/094.content.docx
@@ -258,36 +258,24 @@
         </w:rPr>
         <w:t>創世記記載挪亞的三個兒子為眾多「家族」或民族（約70個）的祖先，這些家族分布於地中海東部地區（</w:t>
       </w:r>
-      <w:hyperlink r:id="rId13">
-        <w:r>
-          <w:rPr>
-            <w:lang w:val="zh_TW" w:bidi="zh_TW"/>
-          </w:rPr>
-          <w:rPr>
-            <w:color w:val="0000EE"/>
-            <w:u w:val="single"/>
-          </w:rPr>
-          <w:t>創10章</w:t>
-        </w:r>
-      </w:hyperlink>
+      <w:r>
+        <w:rPr>
+          <w:lang w:val="zh_TW" w:bidi="zh_TW"/>
+        </w:rPr>
+        <w:t>創10章</w:t>
+      </w:r>
       <w:r>
         <w:rPr>
           <w:lang w:val="zh_TW" w:bidi="zh_TW"/>
         </w:rPr>
         <w:t>）。經文假設每個民族都有自己的地理位置和語言（</w:t>
       </w:r>
-      <w:hyperlink r:id="rId14">
-        <w:r>
-          <w:rPr>
-            <w:lang w:val="zh_TW" w:bidi="zh_TW"/>
-          </w:rPr>
-          <w:rPr>
-            <w:color w:val="0000EE"/>
-            <w:u w:val="single"/>
-          </w:rPr>
-          <w:t>5、20、31節</w:t>
-        </w:r>
-      </w:hyperlink>
+      <w:r>
+        <w:rPr>
+          <w:lang w:val="zh_TW" w:bidi="zh_TW"/>
+        </w:rPr>
+        <w:t>5、20、31節</w:t>
+      </w:r>
       <w:r>
         <w:rPr>
           <w:lang w:val="zh_TW" w:bidi="zh_TW"/>
@@ -306,18 +294,12 @@
         </w:rPr>
         <w:t>）的故事，其頂要達到天上（</w:t>
       </w:r>
-      <w:hyperlink r:id="rId15">
-        <w:r>
-          <w:rPr>
-            <w:lang w:val="zh_TW" w:bidi="zh_TW"/>
-          </w:rPr>
-          <w:rPr>
-            <w:color w:val="0000EE"/>
-            <w:u w:val="single"/>
-          </w:rPr>
-          <w:t>11</w:t>
-        </w:r>
-      </w:hyperlink>
+      <w:r>
+        <w:rPr>
+          <w:lang w:val="zh_TW" w:bidi="zh_TW"/>
+        </w:rPr>
+        <w:t>11</w:t>
+      </w:r>
       <w:r>
         <w:rPr>
           <w:lang w:val="zh_TW" w:bidi="zh_TW"/>
@@ -338,54 +320,36 @@
         </w:rPr>
         <w:t>保羅在雅典的講道中也假設列國有共同的起源，這與創世記的作者一致，並接受了列國由地理界線區分乃是神的旨意（</w:t>
       </w:r>
-      <w:hyperlink r:id="rId16">
-        <w:r>
-          <w:rPr>
-            <w:lang w:val="zh_TW" w:bidi="zh_TW"/>
-          </w:rPr>
-          <w:rPr>
-            <w:color w:val="0000EE"/>
-            <w:u w:val="single"/>
-          </w:rPr>
-          <w:t>徒17:26</w:t>
-        </w:r>
-      </w:hyperlink>
+      <w:r>
+        <w:rPr>
+          <w:lang w:val="zh_TW" w:bidi="zh_TW"/>
+        </w:rPr>
+        <w:t>徒17:26</w:t>
+      </w:r>
       <w:r>
         <w:rPr>
           <w:lang w:val="zh_TW" w:bidi="zh_TW"/>
         </w:rPr>
         <w:t>）。先知西番雅期待有一天，神將逆轉這種狀況，使列國同說一種語言（</w:t>
       </w:r>
-      <w:hyperlink r:id="rId17">
-        <w:r>
-          <w:rPr>
-            <w:lang w:val="zh_TW" w:bidi="zh_TW"/>
-          </w:rPr>
-          <w:rPr>
-            <w:color w:val="0000EE"/>
-            <w:u w:val="single"/>
-          </w:rPr>
-          <w:t>番3:9</w:t>
-        </w:r>
-      </w:hyperlink>
+      <w:r>
+        <w:rPr>
+          <w:lang w:val="zh_TW" w:bidi="zh_TW"/>
+        </w:rPr>
+        <w:t>番3:9</w:t>
+      </w:r>
       <w:r>
         <w:rPr>
           <w:lang w:val="zh_TW" w:bidi="zh_TW"/>
         </w:rPr>
         <w:t>）。啟示錄的作者在新天新地的異象中看見這些天然界限被廢除，列國在新耶路撒冷中自由往來（</w:t>
       </w:r>
-      <w:hyperlink r:id="rId18">
-        <w:r>
-          <w:rPr>
-            <w:lang w:val="zh_TW" w:bidi="zh_TW"/>
-          </w:rPr>
-          <w:rPr>
-            <w:color w:val="0000EE"/>
-            <w:u w:val="single"/>
-          </w:rPr>
-          <w:t>啟21:22–26</w:t>
-        </w:r>
-      </w:hyperlink>
+      <w:r>
+        <w:rPr>
+          <w:lang w:val="zh_TW" w:bidi="zh_TW"/>
+        </w:rPr>
+        <w:t>啟21:22–26</w:t>
+      </w:r>
       <w:r>
         <w:rPr>
           <w:lang w:val="zh_TW" w:bidi="zh_TW"/>
@@ -406,36 +370,24 @@
         </w:rPr>
         <w:t>「以色列」與「列國」之間的區分並非絕對清晰。「以色列」是由不同民族演變而來的，而許多「列國」的起源也與以色列社群中的著名人物有關。猶太民族的祖先亞伯拉罕，原住在底格里斯—幼發拉底河流域的迦勒底的吾珥。與父親一同北遷至哈蘭，最終向西南進入迦南地（</w:t>
       </w:r>
-      <w:hyperlink r:id="rId19">
-        <w:r>
-          <w:rPr>
-            <w:lang w:val="zh_TW" w:bidi="zh_TW"/>
-          </w:rPr>
-          <w:rPr>
-            <w:color w:val="0000EE"/>
-            <w:u w:val="single"/>
-          </w:rPr>
-          <w:t>創11:31–12:9</w:t>
-        </w:r>
-      </w:hyperlink>
+      <w:r>
+        <w:rPr>
+          <w:lang w:val="zh_TW" w:bidi="zh_TW"/>
+        </w:rPr>
+        <w:t>創11:31–12:9</w:t>
+      </w:r>
       <w:r>
         <w:rPr>
           <w:lang w:val="zh_TW" w:bidi="zh_TW"/>
         </w:rPr>
         <w:t>）。</w:t>
       </w:r>
-      <w:hyperlink r:id="rId20">
-        <w:r>
-          <w:rPr>
-            <w:lang w:val="zh_TW" w:bidi="zh_TW"/>
-          </w:rPr>
-          <w:rPr>
-            <w:color w:val="0000EE"/>
-            <w:u w:val="single"/>
-          </w:rPr>
-          <w:t>申命記二十六章5節</w:t>
-        </w:r>
-      </w:hyperlink>
+      <w:r>
+        <w:rPr>
+          <w:lang w:val="zh_TW" w:bidi="zh_TW"/>
+        </w:rPr>
+        <w:t>申命記二十六章5節</w:t>
+      </w:r>
       <w:r>
         <w:rPr>
           <w:lang w:val="zh_TW" w:bidi="zh_TW"/>
@@ -454,18 +406,12 @@
         </w:rPr>
         <w:t>。當亞伯拉罕與神立約時，神給予他割禮作為約的記號。外邦人若被買為奴隸也須行割禮，從而納入約的群體中。當摩西帶領以色列人出埃及進入曠野時，也有許多閒雜人上去（</w:t>
       </w:r>
-      <w:hyperlink r:id="rId21">
-        <w:r>
-          <w:rPr>
-            <w:lang w:val="zh_TW" w:bidi="zh_TW"/>
-          </w:rPr>
-          <w:rPr>
-            <w:color w:val="0000EE"/>
-            <w:u w:val="single"/>
-          </w:rPr>
-          <w:t>出12:38</w:t>
-        </w:r>
-      </w:hyperlink>
+      <w:r>
+        <w:rPr>
+          <w:lang w:val="zh_TW" w:bidi="zh_TW"/>
+        </w:rPr>
+        <w:t>出12:38</w:t>
+      </w:r>
       <w:r>
         <w:rPr>
           <w:lang w:val="zh_TW" w:bidi="zh_TW"/>
@@ -486,54 +432,36 @@
         </w:rPr>
         <w:t>以色列民族並不包括所有亞伯拉罕的後裔。亞伯拉罕的長子以實瑪利的母親是埃及人，他是游牧於南部曠野的以實瑪利人的祖先（</w:t>
       </w:r>
-      <w:hyperlink r:id="rId22">
-        <w:r>
-          <w:rPr>
-            <w:lang w:val="zh_TW" w:bidi="zh_TW"/>
-          </w:rPr>
-          <w:rPr>
-            <w:color w:val="0000EE"/>
-            <w:u w:val="single"/>
-          </w:rPr>
-          <w:t>創16</w:t>
-        </w:r>
-      </w:hyperlink>
+      <w:r>
+        <w:rPr>
+          <w:lang w:val="zh_TW" w:bidi="zh_TW"/>
+        </w:rPr>
+        <w:t>創16</w:t>
+      </w:r>
       <w:r>
         <w:rPr>
           <w:lang w:val="zh_TW" w:bidi="zh_TW"/>
         </w:rPr>
         <w:t>）。以撒與利百加所生的雙胞胎中，長子以掃是住在東南方的以東人的祖先，是以色列傳統上的敵人（</w:t>
       </w:r>
-      <w:hyperlink r:id="rId23">
-        <w:r>
-          <w:rPr>
-            <w:lang w:val="zh_TW" w:bidi="zh_TW"/>
-          </w:rPr>
-          <w:rPr>
-            <w:color w:val="0000EE"/>
-            <w:u w:val="single"/>
-          </w:rPr>
-          <w:t>創25:23</w:t>
-        </w:r>
-      </w:hyperlink>
+      <w:r>
+        <w:rPr>
+          <w:lang w:val="zh_TW" w:bidi="zh_TW"/>
+        </w:rPr>
+        <w:t>創25:23</w:t>
+      </w:r>
       <w:r>
         <w:rPr>
           <w:lang w:val="zh_TW" w:bidi="zh_TW"/>
         </w:rPr>
         <w:t>；</w:t>
       </w:r>
-      <w:hyperlink r:id="rId24">
-        <w:r>
-          <w:rPr>
-            <w:lang w:val="zh_TW" w:bidi="zh_TW"/>
-          </w:rPr>
-          <w:rPr>
-            <w:color w:val="0000EE"/>
-            <w:u w:val="single"/>
-          </w:rPr>
-          <w:t>民20:21</w:t>
-        </w:r>
-      </w:hyperlink>
+      <w:r>
+        <w:rPr>
+          <w:lang w:val="zh_TW" w:bidi="zh_TW"/>
+        </w:rPr>
+        <w:t>民20:21</w:t>
+      </w:r>
       <w:r>
         <w:rPr>
           <w:lang w:val="zh_TW" w:bidi="zh_TW"/>
@@ -565,192 +493,126 @@
         </w:rPr>
         <w:t>聖經對列國的態度有正面和負面的兩面。居於底格里斯—幼發拉底河谷和尼羅河之間的列國被認為是邪惡的，因此神奪取了他們的土地，將之賜給亞伯拉罕的後裔（</w:t>
       </w:r>
-      <w:hyperlink r:id="rId25">
-        <w:r>
-          <w:rPr>
-            <w:lang w:val="zh_TW" w:bidi="zh_TW"/>
-          </w:rPr>
-          <w:rPr>
-            <w:color w:val="0000EE"/>
-            <w:u w:val="single"/>
-          </w:rPr>
-          <w:t>創15:16–20</w:t>
-        </w:r>
-      </w:hyperlink>
+      <w:r>
+        <w:rPr>
+          <w:lang w:val="zh_TW" w:bidi="zh_TW"/>
+        </w:rPr>
+        <w:t>創15:16–20</w:t>
+      </w:r>
       <w:r>
         <w:rPr>
           <w:lang w:val="zh_TW" w:bidi="zh_TW"/>
         </w:rPr>
         <w:t>）。列國中充斥著亂倫、姦淫、同性戀和人獸間的不潔行為，激怒了神（</w:t>
       </w:r>
-      <w:hyperlink r:id="rId26">
-        <w:r>
-          <w:rPr>
-            <w:lang w:val="zh_TW" w:bidi="zh_TW"/>
-          </w:rPr>
-          <w:rPr>
-            <w:color w:val="0000EE"/>
-            <w:u w:val="single"/>
-          </w:rPr>
-          <w:t>利18</w:t>
-        </w:r>
-      </w:hyperlink>
+      <w:r>
+        <w:rPr>
+          <w:lang w:val="zh_TW" w:bidi="zh_TW"/>
+        </w:rPr>
+        <w:t>利18</w:t>
+      </w:r>
       <w:r>
         <w:rPr>
           <w:lang w:val="zh_TW" w:bidi="zh_TW"/>
         </w:rPr>
         <w:t>）。他們沉迷於巫術、占卜、招魂等靈異活動，因此希伯來人被告誡避免這些行為（</w:t>
       </w:r>
-      <w:hyperlink r:id="rId27">
-        <w:r>
-          <w:rPr>
-            <w:lang w:val="zh_TW" w:bidi="zh_TW"/>
-          </w:rPr>
-          <w:rPr>
-            <w:color w:val="0000EE"/>
-            <w:u w:val="single"/>
-          </w:rPr>
-          <w:t>19:26，</w:t>
-        </w:r>
-      </w:hyperlink>
-      <w:hyperlink r:id="rId28">
-        <w:r>
-          <w:rPr>
-            <w:lang w:val="zh_TW" w:bidi="zh_TW"/>
-          </w:rPr>
-          <w:rPr>
-            <w:color w:val="0000EE"/>
-            <w:u w:val="single"/>
-          </w:rPr>
-          <w:t>20:6</w:t>
-        </w:r>
-      </w:hyperlink>
+      <w:r>
+        <w:rPr>
+          <w:lang w:val="zh_TW" w:bidi="zh_TW"/>
+        </w:rPr>
+        <w:t>19:26，</w:t>
+      </w:r>
+      <w:r>
+        <w:rPr>
+          <w:lang w:val="zh_TW" w:bidi="zh_TW"/>
+        </w:rPr>
+        <w:t>20:6</w:t>
+      </w:r>
       <w:r>
         <w:rPr>
           <w:lang w:val="zh_TW" w:bidi="zh_TW"/>
         </w:rPr>
         <w:t>）。列國敬拜多神，並進行人祭，尤其是兒童的獻祭——這是神所厭惡的（</w:t>
       </w:r>
-      <w:hyperlink r:id="rId29">
-        <w:r>
-          <w:rPr>
-            <w:lang w:val="zh_TW" w:bidi="zh_TW"/>
-          </w:rPr>
-          <w:rPr>
-            <w:color w:val="0000EE"/>
-            <w:u w:val="single"/>
-          </w:rPr>
-          <w:t>利20:1–5</w:t>
-        </w:r>
-      </w:hyperlink>
+      <w:r>
+        <w:rPr>
+          <w:lang w:val="zh_TW" w:bidi="zh_TW"/>
+        </w:rPr>
+        <w:t>利20:1–5</w:t>
+      </w:r>
       <w:r>
         <w:rPr>
           <w:lang w:val="zh_TW" w:bidi="zh_TW"/>
         </w:rPr>
         <w:t>；</w:t>
       </w:r>
-      <w:hyperlink r:id="rId30">
-        <w:r>
-          <w:rPr>
-            <w:lang w:val="zh_TW" w:bidi="zh_TW"/>
-          </w:rPr>
-          <w:rPr>
-            <w:color w:val="0000EE"/>
-            <w:u w:val="single"/>
-          </w:rPr>
-          <w:t>王下17:29–34</w:t>
-        </w:r>
-      </w:hyperlink>
+      <w:r>
+        <w:rPr>
+          <w:lang w:val="zh_TW" w:bidi="zh_TW"/>
+        </w:rPr>
+        <w:t>王下17:29–34</w:t>
+      </w:r>
       <w:r>
         <w:rPr>
           <w:lang w:val="zh_TW" w:bidi="zh_TW"/>
         </w:rPr>
         <w:t>）。先知以賽亞對工匠的行為予以嚴厲譴責，這些工匠取一段樹枝，一部分用來生火，另一部分則雕刻成雕像並敬拜它（</w:t>
       </w:r>
-      <w:hyperlink r:id="rId31">
-        <w:r>
-          <w:rPr>
-            <w:lang w:val="zh_TW" w:bidi="zh_TW"/>
-          </w:rPr>
-          <w:rPr>
-            <w:color w:val="0000EE"/>
-            <w:u w:val="single"/>
-          </w:rPr>
-          <w:t>賽44:12–20</w:t>
-        </w:r>
-      </w:hyperlink>
+      <w:r>
+        <w:rPr>
+          <w:lang w:val="zh_TW" w:bidi="zh_TW"/>
+        </w:rPr>
+        <w:t>賽44:12–20</w:t>
+      </w:r>
       <w:r>
         <w:rPr>
           <w:lang w:val="zh_TW" w:bidi="zh_TW"/>
         </w:rPr>
         <w:t>）。巴力和亞斯她錄是迦南人的生育之神，成為以色列人常見的試探源。聖經中不斷重複的信息是，因為這些原因，神會驅逐列國，將其土地賜給以色列（</w:t>
       </w:r>
-      <w:hyperlink r:id="rId32">
-        <w:r>
-          <w:rPr>
-            <w:lang w:val="zh_TW" w:bidi="zh_TW"/>
-          </w:rPr>
-          <w:rPr>
-            <w:color w:val="0000EE"/>
-            <w:u w:val="single"/>
-          </w:rPr>
-          <w:t>出34:24</w:t>
-        </w:r>
-      </w:hyperlink>
+      <w:r>
+        <w:rPr>
+          <w:lang w:val="zh_TW" w:bidi="zh_TW"/>
+        </w:rPr>
+        <w:t>出34:24</w:t>
+      </w:r>
       <w:r>
         <w:rPr>
           <w:lang w:val="zh_TW" w:bidi="zh_TW"/>
         </w:rPr>
         <w:t>；</w:t>
       </w:r>
-      <w:hyperlink r:id="rId33">
-        <w:r>
-          <w:rPr>
-            <w:lang w:val="zh_TW" w:bidi="zh_TW"/>
-          </w:rPr>
-          <w:rPr>
-            <w:color w:val="0000EE"/>
-            <w:u w:val="single"/>
-          </w:rPr>
-          <w:t>申12:29–31</w:t>
-        </w:r>
-      </w:hyperlink>
+      <w:r>
+        <w:rPr>
+          <w:lang w:val="zh_TW" w:bidi="zh_TW"/>
+        </w:rPr>
+        <w:t>申12:29–31</w:t>
+      </w:r>
       <w:r>
         <w:rPr>
           <w:lang w:val="zh_TW" w:bidi="zh_TW"/>
         </w:rPr>
         <w:t>）。先知書中對列國的預言鞏固了這一負面態度（</w:t>
       </w:r>
-      <w:hyperlink r:id="rId34">
-        <w:r>
-          <w:rPr>
-            <w:lang w:val="zh_TW" w:bidi="zh_TW"/>
-          </w:rPr>
-          <w:rPr>
-            <w:color w:val="0000EE"/>
-            <w:u w:val="single"/>
-          </w:rPr>
-          <w:t>耶46–51</w:t>
-        </w:r>
-      </w:hyperlink>
+      <w:r>
+        <w:rPr>
+          <w:lang w:val="zh_TW" w:bidi="zh_TW"/>
+        </w:rPr>
+        <w:t>耶46–51</w:t>
+      </w:r>
       <w:r>
         <w:rPr>
           <w:lang w:val="zh_TW" w:bidi="zh_TW"/>
         </w:rPr>
         <w:t>；</w:t>
       </w:r>
-      <w:hyperlink r:id="rId35">
-        <w:r>
-          <w:rPr>
-            <w:lang w:val="zh_TW" w:bidi="zh_TW"/>
-          </w:rPr>
-          <w:rPr>
-            <w:color w:val="0000EE"/>
-            <w:u w:val="single"/>
-          </w:rPr>
-          <w:t>摩1:3–2:3</w:t>
-        </w:r>
-      </w:hyperlink>
+      <w:r>
+        <w:rPr>
+          <w:lang w:val="zh_TW" w:bidi="zh_TW"/>
+        </w:rPr>
+        <w:t>摩1:3–2:3</w:t>
+      </w:r>
       <w:r>
         <w:rPr>
           <w:lang w:val="zh_TW" w:bidi="zh_TW"/>
@@ -771,72 +633,48 @@
         </w:rPr>
         <w:t>然而，聖經也有對列國正面的觀點。詩篇揭示，神不僅關心以色列，祂的眼目也關注列國，全地都應當讚美和敬拜祂（</w:t>
       </w:r>
-      <w:hyperlink r:id="rId36">
-        <w:r>
-          <w:rPr>
-            <w:lang w:val="zh_TW" w:bidi="zh_TW"/>
-          </w:rPr>
-          <w:rPr>
-            <w:color w:val="0000EE"/>
-            <w:u w:val="single"/>
-          </w:rPr>
-          <w:t>詩66:1–8</w:t>
-        </w:r>
-      </w:hyperlink>
+      <w:r>
+        <w:rPr>
+          <w:lang w:val="zh_TW" w:bidi="zh_TW"/>
+        </w:rPr>
+        <w:t>詩66:1–8</w:t>
+      </w:r>
       <w:r>
         <w:rPr>
           <w:lang w:val="zh_TW" w:bidi="zh_TW"/>
         </w:rPr>
         <w:t>）。詩人禱告神的救恩能在列國中得知。他肯定神以公義審判萬民，引導列國，地極都應敬畏祂（</w:t>
       </w:r>
-      <w:hyperlink r:id="rId37">
-        <w:r>
-          <w:rPr>
-            <w:lang w:val="zh_TW" w:bidi="zh_TW"/>
-          </w:rPr>
-          <w:rPr>
-            <w:color w:val="0000EE"/>
-            <w:u w:val="single"/>
-          </w:rPr>
-          <w:t>67:7</w:t>
-        </w:r>
-      </w:hyperlink>
+      <w:r>
+        <w:rPr>
+          <w:lang w:val="zh_TW" w:bidi="zh_TW"/>
+        </w:rPr>
+        <w:t>67:7</w:t>
+      </w:r>
       <w:r>
         <w:rPr>
           <w:lang w:val="zh_TW" w:bidi="zh_TW"/>
         </w:rPr>
         <w:t>）。先知以賽亞宣告耶路撒冷的聖殿將成為萬民禱告的殿，神歡迎來獻祭並敬拜的外邦人（</w:t>
       </w:r>
-      <w:hyperlink r:id="rId38">
-        <w:r>
-          <w:rPr>
-            <w:lang w:val="zh_TW" w:bidi="zh_TW"/>
-          </w:rPr>
-          <w:rPr>
-            <w:color w:val="0000EE"/>
-            <w:u w:val="single"/>
-          </w:rPr>
-          <w:t>賽56:6–8</w:t>
-        </w:r>
-      </w:hyperlink>
+      <w:r>
+        <w:rPr>
+          <w:lang w:val="zh_TW" w:bidi="zh_TW"/>
+        </w:rPr>
+        <w:t>賽56:6–8</w:t>
+      </w:r>
       <w:r>
         <w:rPr>
           <w:lang w:val="zh_TW" w:bidi="zh_TW"/>
         </w:rPr>
         <w:t>）。以賽亞的末世異象描繪萬民湧入耶路撒冷敬拜神，並學習祂的道。在神的統治下，國與國不再相爭，而是和平相處（</w:t>
       </w:r>
-      <w:hyperlink r:id="rId39">
-        <w:r>
-          <w:rPr>
-            <w:lang w:val="zh_TW" w:bidi="zh_TW"/>
-          </w:rPr>
-          <w:rPr>
-            <w:color w:val="0000EE"/>
-            <w:u w:val="single"/>
-          </w:rPr>
-          <w:t>2:2–4</w:t>
-        </w:r>
-      </w:hyperlink>
+      <w:r>
+        <w:rPr>
+          <w:lang w:val="zh_TW" w:bidi="zh_TW"/>
+        </w:rPr>
+        <w:t>2:2–4</w:t>
+      </w:r>
       <w:r>
         <w:rPr>
           <w:lang w:val="zh_TW" w:bidi="zh_TW"/>
@@ -868,126 +706,84 @@
         </w:rPr>
         <w:t>根據四福音書，耶穌不僅服事猶太人，也按古代的預言服事外邦列國（</w:t>
       </w:r>
-      <w:hyperlink r:id="rId40">
-        <w:r>
-          <w:rPr>
-            <w:lang w:val="zh_TW" w:bidi="zh_TW"/>
-          </w:rPr>
-          <w:rPr>
-            <w:color w:val="0000EE"/>
-            <w:u w:val="single"/>
-          </w:rPr>
-          <w:t>太4:15–16</w:t>
-        </w:r>
-      </w:hyperlink>
+      <w:r>
+        <w:rPr>
+          <w:lang w:val="zh_TW" w:bidi="zh_TW"/>
+        </w:rPr>
+        <w:t>太4:15–16</w:t>
+      </w:r>
       <w:r>
         <w:rPr>
           <w:lang w:val="zh_TW" w:bidi="zh_TW"/>
         </w:rPr>
         <w:t>）。耶穌在外邦人聚居的加利利教導百姓，前往泰爾和西頓（</w:t>
       </w:r>
-      <w:hyperlink r:id="rId41">
-        <w:r>
-          <w:rPr>
-            <w:lang w:val="zh_TW" w:bidi="zh_TW"/>
-          </w:rPr>
-          <w:rPr>
-            <w:color w:val="0000EE"/>
-            <w:u w:val="single"/>
-          </w:rPr>
-          <w:t>可7:24</w:t>
-        </w:r>
-      </w:hyperlink>
+      <w:r>
+        <w:rPr>
+          <w:lang w:val="zh_TW" w:bidi="zh_TW"/>
+        </w:rPr>
+        <w:t>可7:24</w:t>
+      </w:r>
       <w:r>
         <w:rPr>
           <w:lang w:val="zh_TW" w:bidi="zh_TW"/>
         </w:rPr>
         <w:t>），並經過低加坡里（</w:t>
       </w:r>
-      <w:hyperlink r:id="rId42">
-        <w:r>
-          <w:rPr>
-            <w:lang w:val="zh_TW" w:bidi="zh_TW"/>
-          </w:rPr>
-          <w:rPr>
-            <w:color w:val="0000EE"/>
-            <w:u w:val="single"/>
-          </w:rPr>
-          <w:t>31</w:t>
-        </w:r>
-      </w:hyperlink>
+      <w:r>
+        <w:rPr>
+          <w:lang w:val="zh_TW" w:bidi="zh_TW"/>
+        </w:rPr>
+        <w:t>31</w:t>
+      </w:r>
       <w:r>
         <w:rPr>
           <w:lang w:val="zh_TW" w:bidi="zh_TW"/>
         </w:rPr>
         <w:t>節）。祂曾醫治一位羅馬百夫長（</w:t>
       </w:r>
-      <w:hyperlink r:id="rId43">
-        <w:r>
-          <w:rPr>
-            <w:lang w:val="zh_TW" w:bidi="zh_TW"/>
-          </w:rPr>
-          <w:rPr>
-            <w:color w:val="0000EE"/>
-            <w:u w:val="single"/>
-          </w:rPr>
-          <w:t>路7:1–10</w:t>
-        </w:r>
-      </w:hyperlink>
+      <w:r>
+        <w:rPr>
+          <w:lang w:val="zh_TW" w:bidi="zh_TW"/>
+        </w:rPr>
+        <w:t>路7:1–10</w:t>
+      </w:r>
       <w:r>
         <w:rPr>
           <w:lang w:val="zh_TW" w:bidi="zh_TW"/>
         </w:rPr>
         <w:t>）、拿因的寡婦（</w:t>
       </w:r>
-      <w:hyperlink r:id="rId44">
-        <w:r>
-          <w:rPr>
-            <w:lang w:val="zh_TW" w:bidi="zh_TW"/>
-          </w:rPr>
-          <w:rPr>
-            <w:color w:val="0000EE"/>
-            <w:u w:val="single"/>
-          </w:rPr>
-          <w:t>11–17</w:t>
-        </w:r>
-      </w:hyperlink>
+      <w:r>
+        <w:rPr>
+          <w:lang w:val="zh_TW" w:bidi="zh_TW"/>
+        </w:rPr>
+        <w:t>11–17</w:t>
+      </w:r>
       <w:r>
         <w:rPr>
           <w:lang w:val="zh_TW" w:bidi="zh_TW"/>
         </w:rPr>
         <w:t>節），以及一位敘利腓尼基婦人（</w:t>
       </w:r>
-      <w:hyperlink r:id="rId45">
-        <w:r>
-          <w:rPr>
-            <w:lang w:val="zh_TW" w:bidi="zh_TW"/>
-          </w:rPr>
-          <w:rPr>
-            <w:color w:val="0000EE"/>
-            <w:u w:val="single"/>
-          </w:rPr>
-          <w:t>可7:26</w:t>
-        </w:r>
-      </w:hyperlink>
+      <w:r>
+        <w:rPr>
+          <w:lang w:val="zh_TW" w:bidi="zh_TW"/>
+        </w:rPr>
+        <w:t>可7:26</w:t>
+      </w:r>
       <w:r>
         <w:rPr>
           <w:lang w:val="zh_TW" w:bidi="zh_TW"/>
         </w:rPr>
         <w:t>）。以土買人也來觀看祂的神蹟（</w:t>
       </w:r>
-      <w:hyperlink r:id="rId46">
-        <w:r>
-          <w:rPr>
-            <w:lang w:val="zh_TW" w:bidi="zh_TW"/>
-          </w:rPr>
-          <w:rPr>
-            <w:color w:val="0000EE"/>
-            <w:u w:val="single"/>
-          </w:rPr>
-          <w:t>3:8</w:t>
-        </w:r>
-      </w:hyperlink>
+      <w:r>
+        <w:rPr>
+          <w:lang w:val="zh_TW" w:bidi="zh_TW"/>
+        </w:rPr>
+        <w:t>3:8</w:t>
+      </w:r>
       <w:r>
         <w:rPr>
           <w:lang w:val="zh_TW" w:bidi="zh_TW"/>
@@ -1008,36 +804,24 @@
         </w:rPr>
         <w:t>耶穌的教導範疇也非常廣泛。關於大審判的敘述（</w:t>
       </w:r>
-      <w:hyperlink r:id="rId47">
-        <w:r>
-          <w:rPr>
-            <w:lang w:val="zh_TW" w:bidi="zh_TW"/>
-          </w:rPr>
-          <w:rPr>
-            <w:color w:val="0000EE"/>
-            <w:u w:val="single"/>
-          </w:rPr>
-          <w:t>太25:31–46</w:t>
-        </w:r>
-      </w:hyperlink>
+      <w:r>
+        <w:rPr>
+          <w:lang w:val="zh_TW" w:bidi="zh_TW"/>
+        </w:rPr>
+        <w:t>太25:31–46</w:t>
+      </w:r>
       <w:r>
         <w:rPr>
           <w:lang w:val="zh_TW" w:bidi="zh_TW"/>
         </w:rPr>
         <w:t>）顯示萬國聚集在人子面前，耶穌命令使徒「使萬民作我的門徒」（</w:t>
       </w:r>
-      <w:hyperlink r:id="rId48">
-        <w:r>
-          <w:rPr>
-            <w:lang w:val="zh_TW" w:bidi="zh_TW"/>
-          </w:rPr>
-          <w:rPr>
-            <w:color w:val="0000EE"/>
-            <w:u w:val="single"/>
-          </w:rPr>
-          <w:t>太28:19</w:t>
-        </w:r>
-      </w:hyperlink>
+      <w:r>
+        <w:rPr>
+          <w:lang w:val="zh_TW" w:bidi="zh_TW"/>
+        </w:rPr>
+        <w:t>太28:19</w:t>
+      </w:r>
       <w:r>
         <w:rPr>
           <w:lang w:val="zh_TW" w:bidi="zh_TW"/>
@@ -1058,84 +842,54 @@
         </w:rPr>
         <w:t>儘管使徒行傳提到列國在耶穌的死亡（</w:t>
       </w:r>
-      <w:hyperlink r:id="rId49">
-        <w:r>
-          <w:rPr>
-            <w:lang w:val="zh_TW" w:bidi="zh_TW"/>
-          </w:rPr>
-          <w:rPr>
-            <w:color w:val="0000EE"/>
-            <w:u w:val="single"/>
-          </w:rPr>
-          <w:t>徒4:27</w:t>
-        </w:r>
-      </w:hyperlink>
+      <w:r>
+        <w:rPr>
+          <w:lang w:val="zh_TW" w:bidi="zh_TW"/>
+        </w:rPr>
+        <w:t>徒4:27</w:t>
+      </w:r>
       <w:r>
         <w:rPr>
           <w:lang w:val="zh_TW" w:bidi="zh_TW"/>
         </w:rPr>
         <w:t>），以及反對保羅事工中的角色（</w:t>
       </w:r>
-      <w:hyperlink r:id="rId50">
-        <w:r>
-          <w:rPr>
-            <w:lang w:val="zh_TW" w:bidi="zh_TW"/>
-          </w:rPr>
-          <w:rPr>
-            <w:color w:val="0000EE"/>
-            <w:u w:val="single"/>
-          </w:rPr>
-          <w:t>26:17</w:t>
-        </w:r>
-      </w:hyperlink>
+      <w:r>
+        <w:rPr>
+          <w:lang w:val="zh_TW" w:bidi="zh_TW"/>
+        </w:rPr>
+        <w:t>26:17</w:t>
+      </w:r>
       <w:r>
         <w:rPr>
           <w:lang w:val="zh_TW" w:bidi="zh_TW"/>
         </w:rPr>
         <w:t>），但它清楚表明教會完成了向非猶太民族傳福音的使命。彼得向意大利營的一位羅馬軍官哥尼流家人宣講耶穌的信息（</w:t>
       </w:r>
-      <w:hyperlink r:id="rId51">
-        <w:r>
-          <w:rPr>
-            <w:lang w:val="zh_TW" w:bidi="zh_TW"/>
-          </w:rPr>
-          <w:rPr>
-            <w:color w:val="0000EE"/>
-            <w:u w:val="single"/>
-          </w:rPr>
-          <w:t>10</w:t>
-        </w:r>
-      </w:hyperlink>
+      <w:r>
+        <w:rPr>
+          <w:lang w:val="zh_TW" w:bidi="zh_TW"/>
+        </w:rPr>
+        <w:t>10</w:t>
+      </w:r>
       <w:r>
         <w:rPr>
           <w:lang w:val="zh_TW" w:bidi="zh_TW"/>
         </w:rPr>
         <w:t>章）。雖然早期教會曾抗拒外邦人可以自由接受聖靈的事實，但最終他們接受了這結論（</w:t>
       </w:r>
-      <w:hyperlink r:id="rId52">
-        <w:r>
-          <w:rPr>
-            <w:lang w:val="zh_TW" w:bidi="zh_TW"/>
-          </w:rPr>
-          <w:rPr>
-            <w:color w:val="0000EE"/>
-            <w:u w:val="single"/>
-          </w:rPr>
-          <w:t>11:1–8，</w:t>
-        </w:r>
-      </w:hyperlink>
-      <w:hyperlink r:id="rId53">
-        <w:r>
-          <w:rPr>
-            <w:lang w:val="zh_TW" w:bidi="zh_TW"/>
-          </w:rPr>
-          <w:rPr>
-            <w:color w:val="0000EE"/>
-            <w:u w:val="single"/>
-          </w:rPr>
-          <w:t>15:1–29</w:t>
-        </w:r>
-      </w:hyperlink>
+      <w:r>
+        <w:rPr>
+          <w:lang w:val="zh_TW" w:bidi="zh_TW"/>
+        </w:rPr>
+        <w:t>11:1–8，</w:t>
+      </w:r>
+      <w:r>
+        <w:rPr>
+          <w:lang w:val="zh_TW" w:bidi="zh_TW"/>
+        </w:rPr>
+        <w:t>15:1–29</w:t>
+      </w:r>
       <w:r>
         <w:rPr>
           <w:lang w:val="zh_TW" w:bidi="zh_TW"/>
